--- a/UAV_documentation.docx
+++ b/UAV_documentation.docx
@@ -14,6 +14,14 @@
     </w:p>
     <w:sdt>
       <w:sdtPr>
+        <w:rPr>
+          <w:rFonts w:asciiTheme="minorHAnsi" w:eastAsiaTheme="minorHAnsi" w:hAnsiTheme="minorHAnsi" w:cstheme="minorBidi"/>
+          <w:color w:val="auto"/>
+          <w:kern w:val="2"/>
+          <w:sz w:val="22"/>
+          <w:szCs w:val="22"/>
+          <w14:ligatures w14:val="standardContextual"/>
+        </w:rPr>
         <w:id w:val="1253624932"/>
         <w:docPartObj>
           <w:docPartGallery w:val="Table of Contents"/>
@@ -22,15 +30,9 @@
       </w:sdtPr>
       <w:sdtEndPr>
         <w:rPr>
-          <w:rFonts w:asciiTheme="minorHAnsi" w:eastAsiaTheme="minorHAnsi" w:hAnsiTheme="minorHAnsi" w:cstheme="minorBidi"/>
           <w:b/>
           <w:bCs/>
           <w:noProof/>
-          <w:color w:val="auto"/>
-          <w:kern w:val="2"/>
-          <w:sz w:val="22"/>
-          <w:szCs w:val="22"/>
-          <w14:ligatures w14:val="standardContextual"/>
         </w:rPr>
       </w:sdtEndPr>
       <w:sdtContent>
@@ -574,7 +576,78 @@
         </w:p>
       </w:sdtContent>
     </w:sdt>
-    <w:p/>
+    <w:p>
+      <w:pPr>
+        <w:pStyle w:val="Heading1"/>
+      </w:pPr>
+      <w:r>
+        <w:t xml:space="preserve">Important </w:t>
+      </w:r>
+      <w:proofErr w:type="gramStart"/>
+      <w:r>
+        <w:t>links :</w:t>
+      </w:r>
+      <w:proofErr w:type="gramEnd"/>
+    </w:p>
+    <w:p>
+      <w:hyperlink r:id="rId8" w:history="1">
+        <w:r>
+          <w:rPr>
+            <w:rStyle w:val="Hyperlink"/>
+          </w:rPr>
+          <w:t xml:space="preserve"> Custom firmwar</w:t>
+        </w:r>
+        <w:r>
+          <w:rPr>
+            <w:rStyle w:val="Hyperlink"/>
+          </w:rPr>
+          <w:t>e</w:t>
+        </w:r>
+        <w:r>
+          <w:rPr>
+            <w:rStyle w:val="Hyperlink"/>
+          </w:rPr>
+          <w:t xml:space="preserve"> server</w:t>
+        </w:r>
+      </w:hyperlink>
+    </w:p>
+    <w:p>
+      <w:hyperlink r:id="rId9" w:history="1">
+        <w:r>
+          <w:rPr>
+            <w:rStyle w:val="Hyperlink"/>
+          </w:rPr>
+          <w:t>Orange cube firmware</w:t>
+        </w:r>
+        <w:r>
+          <w:rPr>
+            <w:rStyle w:val="Hyperlink"/>
+          </w:rPr>
+          <w:tab/>
+        </w:r>
+      </w:hyperlink>
+    </w:p>
+    <w:p>
+      <w:hyperlink r:id="rId10" w:history="1">
+        <w:proofErr w:type="spellStart"/>
+        <w:r>
+          <w:rPr>
+            <w:rStyle w:val="Hyperlink"/>
+          </w:rPr>
+          <w:t>MAVlink</w:t>
+        </w:r>
+        <w:proofErr w:type="spellEnd"/>
+        <w:r>
+          <w:rPr>
+            <w:rStyle w:val="Hyperlink"/>
+          </w:rPr>
+          <w:t xml:space="preserve"> explained</w:t>
+        </w:r>
+      </w:hyperlink>
+      <w:r>
+        <w:t xml:space="preserve"> </w:t>
+      </w:r>
+    </w:p>
     <w:p/>
     <w:p>
       <w:pPr>
@@ -1315,7 +1388,7 @@
                     </pic:cNvPicPr>
                   </pic:nvPicPr>
                   <pic:blipFill>
-                    <a:blip r:embed="rId8" cstate="print">
+                    <a:blip r:embed="rId11" cstate="print">
                       <a:extLst>
                         <a:ext uri="{28A0092B-C50C-407E-A947-70E740481C1C}">
                           <a14:useLocalDpi xmlns:a14="http://schemas.microsoft.com/office/drawing/2010/main" val="0"/>
@@ -1524,7 +1597,15 @@
       <w:bookmarkStart w:id="4" w:name="_Toc176259987"/>
       <w:r>
         <w:lastRenderedPageBreak/>
-        <w:t xml:space="preserve">Which Pixhawk we </w:t>
+        <w:t xml:space="preserve">Which Pixhawk </w:t>
+      </w:r>
+      <w:proofErr w:type="gramStart"/>
+      <w:r>
+        <w:t>we</w:t>
+      </w:r>
+      <w:proofErr w:type="gramEnd"/>
+      <w:r>
+        <w:t xml:space="preserve"> </w:t>
       </w:r>
       <w:proofErr w:type="gramStart"/>
       <w:r>
@@ -1537,7 +1618,7 @@
       <w:r>
         <w:t>In our setup, we use two Pixhawk flight controllers: the Pixhawk 2.4.8, which is commonly used, and the Orange Cube. When you purchase a Pixhawk, it initially comes without firmware. You need to choose the firmware based on the type of aircraft you are building. For instructions on how to install firmware, refer to the document</w:t>
       </w:r>
-      <w:hyperlink r:id="rId9" w:history="1">
+      <w:hyperlink r:id="rId12" w:history="1">
         <w:r>
           <w:rPr>
             <w:rStyle w:val="Hyperlink"/>
@@ -1561,8 +1642,8778 @@
       <w:pPr>
         <w:pStyle w:val="Heading2"/>
       </w:pPr>
+      <w:r>
+        <w:t>F</w:t>
+      </w:r>
+      <w:r>
+        <w:t>irmware</w:t>
+      </w:r>
+    </w:p>
+    <w:p>
+      <w:r>
+        <w:t xml:space="preserve">There is </w:t>
+      </w:r>
+      <w:r>
+        <w:t xml:space="preserve">a lot of firmware in the industry of UAS </w:t>
+      </w:r>
+      <w:r>
+        <w:t xml:space="preserve">the most common are </w:t>
+      </w:r>
+      <w:proofErr w:type="spellStart"/>
+      <w:r>
+        <w:t>px4</w:t>
+      </w:r>
+      <w:proofErr w:type="spellEnd"/>
+      <w:r>
+        <w:t xml:space="preserve"> and </w:t>
+      </w:r>
+      <w:proofErr w:type="spellStart"/>
+      <w:r>
+        <w:t>ardupilot</w:t>
+      </w:r>
+      <w:proofErr w:type="spellEnd"/>
+      <w:r>
+        <w:t xml:space="preserve"> </w:t>
+      </w:r>
+    </w:p>
+    <w:p>
+      <w:r>
+        <w:t xml:space="preserve">So what specifically is </w:t>
+      </w:r>
+      <w:proofErr w:type="gramStart"/>
+      <w:r>
+        <w:t>firmware .</w:t>
+      </w:r>
+      <w:proofErr w:type="gramEnd"/>
+    </w:p>
+    <w:p>
+      <w:r>
+        <w:t>Firmware is a specialized type of software that is embedded directly into hardware devices to control their operations. It acts as the intermediary between the hardware and higher-level software, providing low-level control over the device's functions. Firmware is typically stored in non-volatile memory, such as ROM (Read-Only Memory), EPROM (Erasable Programmable Read-Only Memory), or flash memory, so it persists even when the device is powered off.</w:t>
+      </w:r>
+    </w:p>
+    <w:p>
+      <w:r>
+        <w:t>Here are some key characteristics of firmware:</w:t>
+      </w:r>
+    </w:p>
+    <w:p>
+      <w:pPr>
+        <w:numPr>
+          <w:ilvl w:val="0"/>
+          <w:numId w:val="29"/>
+        </w:numPr>
+      </w:pPr>
+      <w:r>
+        <w:rPr>
+          <w:b/>
+          <w:bCs/>
+        </w:rPr>
+        <w:t>Low-Level Control</w:t>
+      </w:r>
+      <w:r>
+        <w:t>: Firmware provides the essential instructions needed for a device to function. For example, it might control how a microcontroller in a drone processes signals from sensors, operates motors, or manages communication.</w:t>
+      </w:r>
+    </w:p>
+    <w:p>
+      <w:pPr>
+        <w:numPr>
+          <w:ilvl w:val="0"/>
+          <w:numId w:val="29"/>
+        </w:numPr>
+      </w:pPr>
+      <w:r>
+        <w:rPr>
+          <w:b/>
+          <w:bCs/>
+        </w:rPr>
+        <w:t>Device-Specific</w:t>
+      </w:r>
+      <w:r>
+        <w:t xml:space="preserve">: Unlike general software that can run on multiple platforms (like apps on a computer), firmware is usually written for specific hardware and designed to optimize the performance of that </w:t>
+      </w:r>
+      <w:proofErr w:type="gramStart"/>
+      <w:r>
+        <w:t>particular device</w:t>
+      </w:r>
+      <w:proofErr w:type="gramEnd"/>
+      <w:r>
+        <w:t>.</w:t>
+      </w:r>
+    </w:p>
+    <w:p>
+      <w:pPr>
+        <w:numPr>
+          <w:ilvl w:val="0"/>
+          <w:numId w:val="29"/>
+        </w:numPr>
+      </w:pPr>
+      <w:r>
+        <w:rPr>
+          <w:b/>
+          <w:bCs/>
+        </w:rPr>
+        <w:t>Examples of Devices with Firmware</w:t>
+      </w:r>
+      <w:r>
+        <w:t>:</w:t>
+      </w:r>
+    </w:p>
+    <w:p>
+      <w:pPr>
+        <w:numPr>
+          <w:ilvl w:val="1"/>
+          <w:numId w:val="29"/>
+        </w:numPr>
+      </w:pPr>
+      <w:r>
+        <w:rPr>
+          <w:b/>
+          <w:bCs/>
+        </w:rPr>
+        <w:t>Drones</w:t>
+      </w:r>
+      <w:r>
+        <w:t>: The firmware controls flight dynamics, sensor integration, and communications.</w:t>
+      </w:r>
+    </w:p>
+    <w:p>
+      <w:pPr>
+        <w:numPr>
+          <w:ilvl w:val="1"/>
+          <w:numId w:val="29"/>
+        </w:numPr>
+      </w:pPr>
+      <w:r>
+        <w:rPr>
+          <w:b/>
+          <w:bCs/>
+        </w:rPr>
+        <w:t>Routers</w:t>
+      </w:r>
+      <w:r>
+        <w:t>: Firmware governs data transmission and network management.</w:t>
+      </w:r>
+    </w:p>
+    <w:p>
+      <w:pPr>
+        <w:numPr>
+          <w:ilvl w:val="1"/>
+          <w:numId w:val="29"/>
+        </w:numPr>
+      </w:pPr>
+      <w:r>
+        <w:rPr>
+          <w:b/>
+          <w:bCs/>
+        </w:rPr>
+        <w:t>Smartphones</w:t>
+      </w:r>
+      <w:r>
+        <w:t>: Firmware handles booting processes, connectivity features, and hardware integration (like cameras and sensors).</w:t>
+      </w:r>
+    </w:p>
+    <w:p>
+      <w:pPr>
+        <w:numPr>
+          <w:ilvl w:val="1"/>
+          <w:numId w:val="29"/>
+        </w:numPr>
+      </w:pPr>
+      <w:r>
+        <w:rPr>
+          <w:b/>
+          <w:bCs/>
+        </w:rPr>
+        <w:t>Embedded Systems</w:t>
+      </w:r>
+      <w:r>
+        <w:t>: Devices like washing machines, printers, and microwaves all rely on firmware to execute their functions.</w:t>
+      </w:r>
+    </w:p>
+    <w:p>
+      <w:pPr>
+        <w:numPr>
+          <w:ilvl w:val="0"/>
+          <w:numId w:val="29"/>
+        </w:numPr>
+      </w:pPr>
+      <w:r>
+        <w:rPr>
+          <w:b/>
+          <w:bCs/>
+        </w:rPr>
+        <w:t>Updates</w:t>
+      </w:r>
+      <w:r>
+        <w:t>: Firmware can sometimes be updated by the user to add new features, fix bugs, or improve performance. However, updating firmware usually requires caution, as improper updates can render a device inoperable ("bricked").</w:t>
+      </w:r>
+    </w:p>
+    <w:p>
+      <w:pPr>
+        <w:numPr>
+          <w:ilvl w:val="0"/>
+          <w:numId w:val="29"/>
+        </w:numPr>
+      </w:pPr>
+      <w:r>
+        <w:rPr>
+          <w:b/>
+          <w:bCs/>
+        </w:rPr>
+        <w:t>Interaction with Other Software</w:t>
+      </w:r>
+      <w:r>
+        <w:t>: Firmware works alongside higher-level software such as operating systems and applications, providing the fundamental commands for the device to operate correctly.</w:t>
+      </w:r>
+    </w:p>
+    <w:p>
+      <w:r>
+        <w:t xml:space="preserve">In the context of drones like those using </w:t>
+      </w:r>
+      <w:proofErr w:type="spellStart"/>
+      <w:r>
+        <w:rPr>
+          <w:b/>
+          <w:bCs/>
+        </w:rPr>
+        <w:t>ArduPilot</w:t>
+      </w:r>
+      <w:proofErr w:type="spellEnd"/>
+      <w:r>
+        <w:t>, the firmware handles core functions like flight stabilization, sensor data processing, and mission execution.</w:t>
+      </w:r>
+    </w:p>
+    <w:p>
+      <w:proofErr w:type="spellStart"/>
+      <w:r>
+        <w:rPr>
+          <w:b/>
+          <w:bCs/>
+        </w:rPr>
+        <w:t>ArduPilot</w:t>
+      </w:r>
+      <w:proofErr w:type="spellEnd"/>
+      <w:r>
+        <w:rPr>
+          <w:b/>
+          <w:bCs/>
+        </w:rPr>
+        <w:t xml:space="preserve"> firmware</w:t>
+      </w:r>
+      <w:r>
+        <w:t xml:space="preserve"> is the core software that runs on supported flight controllers (like Pixhawk, Cube, etc.) and is responsible for managing the autonomous control and behavior of drones, rovers, boats, planes, and other unmanned vehicles. It is part of the larger </w:t>
+      </w:r>
+      <w:proofErr w:type="spellStart"/>
+      <w:r>
+        <w:rPr>
+          <w:b/>
+          <w:bCs/>
+        </w:rPr>
+        <w:t>ArduPilot</w:t>
+      </w:r>
+      <w:proofErr w:type="spellEnd"/>
+      <w:r>
+        <w:t xml:space="preserve"> project, which is an open-source autopilot system used widely across various types of autonomous vehicles.</w:t>
+      </w:r>
+    </w:p>
+    <w:p>
+      <w:pPr>
+        <w:rPr>
+          <w:b/>
+          <w:bCs/>
+        </w:rPr>
+      </w:pPr>
+      <w:r>
+        <w:rPr>
+          <w:b/>
+          <w:bCs/>
+        </w:rPr>
+        <w:t xml:space="preserve">Key Aspects of </w:t>
+      </w:r>
+      <w:proofErr w:type="spellStart"/>
+      <w:r>
+        <w:rPr>
+          <w:b/>
+          <w:bCs/>
+        </w:rPr>
+        <w:t>ArduPilot</w:t>
+      </w:r>
+      <w:proofErr w:type="spellEnd"/>
+      <w:r>
+        <w:rPr>
+          <w:b/>
+          <w:bCs/>
+        </w:rPr>
+        <w:t xml:space="preserve"> Firmware:</w:t>
+      </w:r>
+    </w:p>
+    <w:p>
+      <w:pPr>
+        <w:numPr>
+          <w:ilvl w:val="0"/>
+          <w:numId w:val="30"/>
+        </w:numPr>
+      </w:pPr>
+      <w:r>
+        <w:rPr>
+          <w:b/>
+          <w:bCs/>
+        </w:rPr>
+        <w:t>Types of Firmware</w:t>
+      </w:r>
+      <w:r>
+        <w:t>:</w:t>
+      </w:r>
+    </w:p>
+    <w:p>
+      <w:pPr>
+        <w:numPr>
+          <w:ilvl w:val="1"/>
+          <w:numId w:val="30"/>
+        </w:numPr>
+      </w:pPr>
+      <w:proofErr w:type="spellStart"/>
+      <w:r>
+        <w:rPr>
+          <w:b/>
+          <w:bCs/>
+        </w:rPr>
+        <w:t>ArduCopter</w:t>
+      </w:r>
+      <w:proofErr w:type="spellEnd"/>
+      <w:r>
+        <w:t>: Firmware for multirotor vehicles (quadcopters, hexacopters, etc.).</w:t>
+      </w:r>
+    </w:p>
+    <w:p>
+      <w:pPr>
+        <w:numPr>
+          <w:ilvl w:val="1"/>
+          <w:numId w:val="30"/>
+        </w:numPr>
+      </w:pPr>
+      <w:proofErr w:type="spellStart"/>
+      <w:r>
+        <w:rPr>
+          <w:b/>
+          <w:bCs/>
+        </w:rPr>
+        <w:t>ArduPlane</w:t>
+      </w:r>
+      <w:proofErr w:type="spellEnd"/>
+      <w:r>
+        <w:t>: Firmware for fixed-wing aircraft.</w:t>
+      </w:r>
+    </w:p>
+    <w:p>
+      <w:pPr>
+        <w:numPr>
+          <w:ilvl w:val="1"/>
+          <w:numId w:val="30"/>
+        </w:numPr>
+      </w:pPr>
+      <w:proofErr w:type="spellStart"/>
+      <w:r>
+        <w:rPr>
+          <w:b/>
+          <w:bCs/>
+        </w:rPr>
+        <w:t>ArduRover</w:t>
+      </w:r>
+      <w:proofErr w:type="spellEnd"/>
+      <w:r>
+        <w:t>: Firmware for ground-based vehicles (cars, rovers, etc.).</w:t>
+      </w:r>
+    </w:p>
+    <w:p>
+      <w:pPr>
+        <w:numPr>
+          <w:ilvl w:val="1"/>
+          <w:numId w:val="30"/>
+        </w:numPr>
+      </w:pPr>
+      <w:proofErr w:type="spellStart"/>
+      <w:r>
+        <w:rPr>
+          <w:b/>
+          <w:bCs/>
+        </w:rPr>
+        <w:t>ArduSub</w:t>
+      </w:r>
+      <w:proofErr w:type="spellEnd"/>
+      <w:r>
+        <w:t>: Firmware for underwater vehicles (submarines, underwater drones).</w:t>
+      </w:r>
+    </w:p>
+    <w:p>
+      <w:pPr>
+        <w:numPr>
+          <w:ilvl w:val="1"/>
+          <w:numId w:val="30"/>
+        </w:numPr>
+      </w:pPr>
+      <w:proofErr w:type="spellStart"/>
+      <w:r>
+        <w:rPr>
+          <w:b/>
+          <w:bCs/>
+        </w:rPr>
+        <w:t>ArduBoat</w:t>
+      </w:r>
+      <w:proofErr w:type="spellEnd"/>
+      <w:r>
+        <w:t>: Firmware for watercraft, such as autonomous boats.</w:t>
+      </w:r>
+    </w:p>
+    <w:p>
+      <w:pPr>
+        <w:numPr>
+          <w:ilvl w:val="0"/>
+          <w:numId w:val="30"/>
+        </w:numPr>
+      </w:pPr>
+      <w:r>
+        <w:rPr>
+          <w:b/>
+          <w:bCs/>
+        </w:rPr>
+        <w:t>Features</w:t>
+      </w:r>
+      <w:r>
+        <w:t>:</w:t>
+      </w:r>
+    </w:p>
+    <w:p>
+      <w:pPr>
+        <w:numPr>
+          <w:ilvl w:val="1"/>
+          <w:numId w:val="30"/>
+        </w:numPr>
+      </w:pPr>
+      <w:r>
+        <w:rPr>
+          <w:b/>
+          <w:bCs/>
+        </w:rPr>
+        <w:t>Autonomous Navigation</w:t>
+      </w:r>
+      <w:r>
+        <w:t>: Provides waypoint navigation and mission execution capabilities, allowing the vehicle to autonomously follow pre-defined routes using GPS waypoints.</w:t>
+      </w:r>
+    </w:p>
+    <w:p>
+      <w:pPr>
+        <w:numPr>
+          <w:ilvl w:val="1"/>
+          <w:numId w:val="30"/>
+        </w:numPr>
+      </w:pPr>
+      <w:r>
+        <w:rPr>
+          <w:b/>
+          <w:bCs/>
+        </w:rPr>
+        <w:t>Flight Stabilization</w:t>
+      </w:r>
+      <w:r>
+        <w:t>: Ensures stable flight or movement by processing data from IMUs (Inertial Measurement Units), gyroscopes, and accelerometers.</w:t>
+      </w:r>
+    </w:p>
+    <w:p>
+      <w:pPr>
+        <w:numPr>
+          <w:ilvl w:val="1"/>
+          <w:numId w:val="30"/>
+        </w:numPr>
+      </w:pPr>
+      <w:r>
+        <w:rPr>
+          <w:b/>
+          <w:bCs/>
+        </w:rPr>
+        <w:t>Fail-Safe Mechanisms</w:t>
+      </w:r>
+      <w:r>
+        <w:t>: Includes critical safety features like Return to Launch (RTL), low-battery detection, and signal loss handling.</w:t>
+      </w:r>
+    </w:p>
+    <w:p>
+      <w:pPr>
+        <w:numPr>
+          <w:ilvl w:val="1"/>
+          <w:numId w:val="30"/>
+        </w:numPr>
+      </w:pPr>
+      <w:r>
+        <w:rPr>
+          <w:b/>
+          <w:bCs/>
+        </w:rPr>
+        <w:t>Sensor Integration</w:t>
+      </w:r>
+      <w:r>
+        <w:t>: Supports a wide range of sensors (GPS, LiDAR, cameras, barometers, etc.) for tasks like obstacle avoidance, altitude hold, and precise landing.</w:t>
+      </w:r>
+    </w:p>
+    <w:p>
+      <w:pPr>
+        <w:numPr>
+          <w:ilvl w:val="1"/>
+          <w:numId w:val="30"/>
+        </w:numPr>
+      </w:pPr>
+      <w:r>
+        <w:rPr>
+          <w:b/>
+          <w:bCs/>
+        </w:rPr>
+        <w:t>Telemetry</w:t>
+      </w:r>
+      <w:r>
+        <w:t xml:space="preserve">: Enables real-time monitoring and control of the vehicle’s status through ground control software like Mission Planner or </w:t>
+      </w:r>
+      <w:proofErr w:type="spellStart"/>
+      <w:r>
+        <w:t>QGroundControl</w:t>
+      </w:r>
+      <w:proofErr w:type="spellEnd"/>
+      <w:r>
+        <w:t>.</w:t>
+      </w:r>
+    </w:p>
+    <w:p>
+      <w:pPr>
+        <w:numPr>
+          <w:ilvl w:val="1"/>
+          <w:numId w:val="30"/>
+        </w:numPr>
+      </w:pPr>
+      <w:r>
+        <w:rPr>
+          <w:b/>
+          <w:bCs/>
+        </w:rPr>
+        <w:t>Customizable Parameters</w:t>
+      </w:r>
+      <w:r>
+        <w:t>: Users can modify various flight parameters to adjust behavior for different types of missions (e.g., changing flight modes, tuning control loops, setting sensor thresholds).</w:t>
+      </w:r>
+    </w:p>
+    <w:p>
+      <w:pPr>
+        <w:numPr>
+          <w:ilvl w:val="0"/>
+          <w:numId w:val="30"/>
+        </w:numPr>
+      </w:pPr>
+      <w:r>
+        <w:rPr>
+          <w:b/>
+          <w:bCs/>
+        </w:rPr>
+        <w:t>Hardware Compatibility</w:t>
+      </w:r>
+      <w:r>
+        <w:t xml:space="preserve">: </w:t>
+      </w:r>
+      <w:proofErr w:type="spellStart"/>
+      <w:r>
+        <w:t>ArduPilot</w:t>
+      </w:r>
+      <w:proofErr w:type="spellEnd"/>
+      <w:r>
+        <w:t xml:space="preserve"> firmware is compatible with a variety of flight controllers, including:</w:t>
+      </w:r>
+    </w:p>
+    <w:p>
+      <w:pPr>
+        <w:numPr>
+          <w:ilvl w:val="1"/>
+          <w:numId w:val="30"/>
+        </w:numPr>
+      </w:pPr>
+      <w:r>
+        <w:rPr>
+          <w:b/>
+          <w:bCs/>
+        </w:rPr>
+        <w:t>Pixhawk series</w:t>
+      </w:r>
+    </w:p>
+    <w:p>
+      <w:pPr>
+        <w:numPr>
+          <w:ilvl w:val="1"/>
+          <w:numId w:val="30"/>
+        </w:numPr>
+      </w:pPr>
+      <w:r>
+        <w:rPr>
+          <w:b/>
+          <w:bCs/>
+        </w:rPr>
+        <w:t>Orange Cube</w:t>
+      </w:r>
+    </w:p>
+    <w:p>
+      <w:pPr>
+        <w:numPr>
+          <w:ilvl w:val="1"/>
+          <w:numId w:val="30"/>
+        </w:numPr>
+      </w:pPr>
+      <w:r>
+        <w:rPr>
+          <w:b/>
+          <w:bCs/>
+        </w:rPr>
+        <w:t>Pixhawk 2.4.8</w:t>
+      </w:r>
+    </w:p>
+    <w:p>
+      <w:pPr>
+        <w:numPr>
+          <w:ilvl w:val="1"/>
+          <w:numId w:val="30"/>
+        </w:numPr>
+      </w:pPr>
+      <w:proofErr w:type="spellStart"/>
+      <w:r>
+        <w:rPr>
+          <w:b/>
+          <w:bCs/>
+        </w:rPr>
+        <w:t>BeagleBone</w:t>
+      </w:r>
+      <w:proofErr w:type="spellEnd"/>
+    </w:p>
+    <w:p>
+      <w:pPr>
+        <w:numPr>
+          <w:ilvl w:val="1"/>
+          <w:numId w:val="30"/>
+        </w:numPr>
+      </w:pPr>
+      <w:r>
+        <w:rPr>
+          <w:b/>
+          <w:bCs/>
+        </w:rPr>
+        <w:t xml:space="preserve">Various </w:t>
+      </w:r>
+      <w:proofErr w:type="spellStart"/>
+      <w:r>
+        <w:rPr>
+          <w:b/>
+          <w:bCs/>
+        </w:rPr>
+        <w:t>STM32</w:t>
+      </w:r>
+      <w:proofErr w:type="spellEnd"/>
+      <w:r>
+        <w:rPr>
+          <w:b/>
+          <w:bCs/>
+        </w:rPr>
+        <w:t>-based controllers</w:t>
+      </w:r>
+    </w:p>
+    <w:p>
+      <w:pPr>
+        <w:numPr>
+          <w:ilvl w:val="1"/>
+          <w:numId w:val="30"/>
+        </w:numPr>
+      </w:pPr>
+      <w:proofErr w:type="spellStart"/>
+      <w:r>
+        <w:t>ArduPilot</w:t>
+      </w:r>
+      <w:proofErr w:type="spellEnd"/>
+      <w:r>
+        <w:t xml:space="preserve"> firmware abstracts the hardware, so </w:t>
+      </w:r>
+      <w:proofErr w:type="gramStart"/>
+      <w:r>
+        <w:t>as long as</w:t>
+      </w:r>
+      <w:proofErr w:type="gramEnd"/>
+      <w:r>
+        <w:t xml:space="preserve"> the controller meets the basic requirements, it can run the firmware.</w:t>
+      </w:r>
+    </w:p>
+    <w:p>
+      <w:pPr>
+        <w:numPr>
+          <w:ilvl w:val="0"/>
+          <w:numId w:val="30"/>
+        </w:numPr>
+      </w:pPr>
+      <w:r>
+        <w:rPr>
+          <w:b/>
+          <w:bCs/>
+        </w:rPr>
+        <w:t>Real-Time Operation</w:t>
+      </w:r>
+      <w:r>
+        <w:t>: The firmware runs in real-time, meaning it processes sensor data and controls the vehicle’s motors and other actuators in real-time to ensure smooth and responsive operation.</w:t>
+      </w:r>
+    </w:p>
+    <w:p>
+      <w:pPr>
+        <w:numPr>
+          <w:ilvl w:val="0"/>
+          <w:numId w:val="30"/>
+        </w:numPr>
+      </w:pPr>
+      <w:r>
+        <w:rPr>
+          <w:b/>
+          <w:bCs/>
+        </w:rPr>
+        <w:t>Open-Source and Customization</w:t>
+      </w:r>
+      <w:r>
+        <w:t xml:space="preserve">: As open-source firmware, </w:t>
+      </w:r>
+      <w:proofErr w:type="spellStart"/>
+      <w:r>
+        <w:t>ArduPilot</w:t>
+      </w:r>
+      <w:proofErr w:type="spellEnd"/>
+      <w:r>
+        <w:t xml:space="preserve"> can be customized for specific needs. Developers can modify the source code to implement new features, adapt the firmware for custom vehicles, or integrate it with new sensors or systems.</w:t>
+      </w:r>
+    </w:p>
+    <w:p>
+      <w:pPr>
+        <w:numPr>
+          <w:ilvl w:val="0"/>
+          <w:numId w:val="30"/>
+        </w:numPr>
+      </w:pPr>
+      <w:r>
+        <w:rPr>
+          <w:b/>
+          <w:bCs/>
+        </w:rPr>
+        <w:t>Modes of Operation</w:t>
+      </w:r>
+      <w:r>
+        <w:t>:</w:t>
+      </w:r>
+    </w:p>
+    <w:p>
+      <w:pPr>
+        <w:numPr>
+          <w:ilvl w:val="1"/>
+          <w:numId w:val="30"/>
+        </w:numPr>
+      </w:pPr>
+      <w:proofErr w:type="spellStart"/>
+      <w:r>
+        <w:t>ArduPilot</w:t>
+      </w:r>
+      <w:proofErr w:type="spellEnd"/>
+      <w:r>
+        <w:t xml:space="preserve"> firmware supports various </w:t>
+      </w:r>
+      <w:r>
+        <w:rPr>
+          <w:b/>
+          <w:bCs/>
+        </w:rPr>
+        <w:t>modes</w:t>
+      </w:r>
+      <w:r>
+        <w:t xml:space="preserve"> that change how the vehicle behaves:</w:t>
+      </w:r>
+    </w:p>
+    <w:p>
+      <w:pPr>
+        <w:numPr>
+          <w:ilvl w:val="2"/>
+          <w:numId w:val="30"/>
+        </w:numPr>
+      </w:pPr>
+      <w:r>
+        <w:rPr>
+          <w:b/>
+          <w:bCs/>
+        </w:rPr>
+        <w:t>Manual Mode</w:t>
+      </w:r>
+      <w:r>
+        <w:t>: The user has full control over the vehicle.</w:t>
+      </w:r>
+    </w:p>
+    <w:p>
+      <w:pPr>
+        <w:numPr>
+          <w:ilvl w:val="2"/>
+          <w:numId w:val="30"/>
+        </w:numPr>
+      </w:pPr>
+      <w:r>
+        <w:rPr>
+          <w:b/>
+          <w:bCs/>
+        </w:rPr>
+        <w:t>Auto Mode</w:t>
+      </w:r>
+      <w:r>
+        <w:t>: The vehicle follows pre-programmed missions autonomously.</w:t>
+      </w:r>
+    </w:p>
+    <w:p>
+      <w:pPr>
+        <w:numPr>
+          <w:ilvl w:val="2"/>
+          <w:numId w:val="30"/>
+        </w:numPr>
+      </w:pPr>
+      <w:r>
+        <w:rPr>
+          <w:b/>
+          <w:bCs/>
+        </w:rPr>
+        <w:t>Stabilize Mode</w:t>
+      </w:r>
+      <w:r>
+        <w:t>: Provides manual control with automatic stabilization.</w:t>
+      </w:r>
+    </w:p>
+    <w:p>
+      <w:pPr>
+        <w:numPr>
+          <w:ilvl w:val="2"/>
+          <w:numId w:val="30"/>
+        </w:numPr>
+      </w:pPr>
+      <w:r>
+        <w:rPr>
+          <w:b/>
+          <w:bCs/>
+        </w:rPr>
+        <w:t>Loiter Mode</w:t>
+      </w:r>
+      <w:r>
+        <w:t>: Keeps the vehicle in a fixed position.</w:t>
+      </w:r>
+    </w:p>
+    <w:p>
+      <w:pPr>
+        <w:numPr>
+          <w:ilvl w:val="2"/>
+          <w:numId w:val="30"/>
+        </w:numPr>
+      </w:pPr>
+      <w:r>
+        <w:rPr>
+          <w:b/>
+          <w:bCs/>
+        </w:rPr>
+        <w:t>RTL (Return to Launch)</w:t>
+      </w:r>
+      <w:r>
+        <w:t>: Automatically returns the vehicle to the takeoff point.</w:t>
+      </w:r>
+    </w:p>
+    <w:p>
+      <w:pPr>
+        <w:rPr>
+          <w:rtl/>
+        </w:rPr>
+      </w:pPr>
+    </w:p>
+    <w:p>
+      <w:pPr>
+        <w:rPr>
+          <w:b/>
+          <w:bCs/>
+        </w:rPr>
+      </w:pPr>
+      <w:r>
+        <w:rPr>
+          <w:b/>
+          <w:bCs/>
+        </w:rPr>
+        <w:t>File Types</w:t>
+      </w:r>
+    </w:p>
+    <w:p>
+      <w:r>
+        <w:t>Within the build directories you will find files of the following types:</w:t>
+      </w:r>
+    </w:p>
+    <w:p>
+      <w:pPr>
+        <w:numPr>
+          <w:ilvl w:val="0"/>
+          <w:numId w:val="28"/>
+        </w:numPr>
+      </w:pPr>
+      <w:r>
+        <w:t>*.</w:t>
+      </w:r>
+      <w:proofErr w:type="spellStart"/>
+      <w:r>
+        <w:t>apj</w:t>
+      </w:r>
+      <w:proofErr w:type="spellEnd"/>
+      <w:r>
+        <w:t xml:space="preserve"> files: these are “</w:t>
+      </w:r>
+      <w:proofErr w:type="spellStart"/>
+      <w:r>
+        <w:t>ArduPilot</w:t>
+      </w:r>
+      <w:proofErr w:type="spellEnd"/>
+      <w:r>
+        <w:t xml:space="preserve"> JSON” </w:t>
+      </w:r>
+      <w:proofErr w:type="spellStart"/>
+      <w:r>
+        <w:t>firmwares</w:t>
+      </w:r>
+      <w:proofErr w:type="spellEnd"/>
+      <w:r>
+        <w:t xml:space="preserve">, which contain a firmware that can be loaded by </w:t>
+      </w:r>
+      <w:proofErr w:type="spellStart"/>
+      <w:r>
+        <w:t>ArduPilot</w:t>
+      </w:r>
+      <w:proofErr w:type="spellEnd"/>
+      <w:r>
+        <w:t xml:space="preserve"> compatible ground station software</w:t>
+      </w:r>
+    </w:p>
+    <w:p>
+      <w:pPr>
+        <w:numPr>
+          <w:ilvl w:val="0"/>
+          <w:numId w:val="28"/>
+        </w:numPr>
+      </w:pPr>
+      <w:r>
+        <w:t>*.</w:t>
+      </w:r>
+      <w:proofErr w:type="spellStart"/>
+      <w:r>
+        <w:t>px4</w:t>
+      </w:r>
+      <w:proofErr w:type="spellEnd"/>
+      <w:r>
+        <w:t xml:space="preserve"> files: these are an older name for an </w:t>
+      </w:r>
+      <w:proofErr w:type="spellStart"/>
+      <w:r>
+        <w:t>apj</w:t>
+      </w:r>
+      <w:proofErr w:type="spellEnd"/>
+      <w:r>
+        <w:t xml:space="preserve"> file, and use the same format</w:t>
+      </w:r>
+    </w:p>
+    <w:p>
+      <w:pPr>
+        <w:numPr>
+          <w:ilvl w:val="0"/>
+          <w:numId w:val="28"/>
+        </w:numPr>
+      </w:pPr>
+      <w:r>
+        <w:t xml:space="preserve">*.hex files: these are </w:t>
+      </w:r>
+      <w:proofErr w:type="spellStart"/>
+      <w:r>
+        <w:t>firmwares</w:t>
+      </w:r>
+      <w:proofErr w:type="spellEnd"/>
+      <w:r>
+        <w:t xml:space="preserve"> in Intel hex format, for loading with </w:t>
+      </w:r>
+      <w:proofErr w:type="spellStart"/>
+      <w:r>
+        <w:t>DFU</w:t>
+      </w:r>
+      <w:proofErr w:type="spellEnd"/>
+      <w:r>
+        <w:t xml:space="preserve"> loading tools. These are used for boards which don’t come with an </w:t>
+      </w:r>
+      <w:proofErr w:type="spellStart"/>
+      <w:r>
+        <w:t>ArduPilot</w:t>
+      </w:r>
+      <w:proofErr w:type="spellEnd"/>
+      <w:r>
+        <w:t xml:space="preserve"> compatible bootloader</w:t>
+      </w:r>
+    </w:p>
+    <w:p>
+      <w:pPr>
+        <w:numPr>
+          <w:ilvl w:val="0"/>
+          <w:numId w:val="28"/>
+        </w:numPr>
+      </w:pPr>
+      <w:r>
+        <w:t>*_</w:t>
+      </w:r>
+      <w:proofErr w:type="spellStart"/>
+      <w:r>
+        <w:t>with_bl.hex</w:t>
+      </w:r>
+      <w:proofErr w:type="spellEnd"/>
+      <w:r>
+        <w:t xml:space="preserve"> files: these are variants of the hex files with the bootloader </w:t>
+      </w:r>
+      <w:proofErr w:type="gramStart"/>
+      <w:r>
+        <w:t>built-in.</w:t>
+      </w:r>
+      <w:proofErr w:type="gramEnd"/>
+      <w:r>
+        <w:t xml:space="preserve"> They can be used to install both the bootloader and </w:t>
+      </w:r>
+      <w:proofErr w:type="spellStart"/>
+      <w:r>
+        <w:t>ArduPilot</w:t>
+      </w:r>
+      <w:proofErr w:type="spellEnd"/>
+      <w:r>
+        <w:t xml:space="preserve"> vehicle firmware in one step using a </w:t>
+      </w:r>
+      <w:proofErr w:type="spellStart"/>
+      <w:r>
+        <w:t>DFU</w:t>
+      </w:r>
+      <w:proofErr w:type="spellEnd"/>
+      <w:r>
+        <w:t xml:space="preserve"> loading tool</w:t>
+      </w:r>
+    </w:p>
+    <w:p/>
+    <w:p/>
+    <w:p>
+      <w:pPr>
+        <w:pStyle w:val="Heading2"/>
+      </w:pPr>
+      <w:r>
+        <w:t xml:space="preserve">Orange cube characteristics </w:t>
+      </w:r>
+    </w:p>
+    <w:p>
+      <w:r>
+        <w:t>Servo rail high-power (7 V) and high-current ready</w:t>
+      </w:r>
+    </w:p>
+    <w:p>
+      <w:pPr>
+        <w:spacing w:before="100" w:beforeAutospacing="1" w:after="100" w:afterAutospacing="1" w:line="240" w:lineRule="auto"/>
+        <w:outlineLvl w:val="1"/>
+        <w:rPr>
+          <w:rFonts w:ascii="Times New Roman" w:eastAsia="Times New Roman" w:hAnsi="Times New Roman" w:cs="Times New Roman"/>
+          <w:b/>
+          <w:bCs/>
+          <w:kern w:val="0"/>
+          <w:sz w:val="36"/>
+          <w:szCs w:val="36"/>
+          <w14:ligatures w14:val="none"/>
+        </w:rPr>
+      </w:pPr>
+      <w:r>
+        <w:rPr>
+          <w:rFonts w:ascii="Times New Roman" w:eastAsia="Times New Roman" w:hAnsi="Times New Roman" w:cs="Times New Roman"/>
+          <w:b/>
+          <w:bCs/>
+          <w:kern w:val="0"/>
+          <w:sz w:val="36"/>
+          <w:szCs w:val="36"/>
+          <w14:ligatures w14:val="none"/>
+        </w:rPr>
+        <w:t>The Cube connector pin assignments</w:t>
+      </w:r>
+    </w:p>
+    <w:p>
+      <w:pPr>
+        <w:spacing w:before="100" w:beforeAutospacing="1" w:after="100" w:afterAutospacing="1" w:line="240" w:lineRule="auto"/>
+        <w:rPr>
+          <w:rFonts w:ascii="Times New Roman" w:eastAsia="Times New Roman" w:hAnsi="Times New Roman" w:cs="Times New Roman"/>
+          <w:kern w:val="0"/>
+          <w:sz w:val="24"/>
+          <w:szCs w:val="24"/>
+          <w14:ligatures w14:val="none"/>
+        </w:rPr>
+      </w:pPr>
+      <w:proofErr w:type="spellStart"/>
+      <w:r>
+        <w:rPr>
+          <w:rFonts w:ascii="Times New Roman" w:eastAsia="Times New Roman" w:hAnsi="Times New Roman" w:cs="Times New Roman"/>
+          <w:b/>
+          <w:bCs/>
+          <w:kern w:val="0"/>
+          <w:sz w:val="24"/>
+          <w:szCs w:val="24"/>
+          <w14:ligatures w14:val="none"/>
+        </w:rPr>
+        <w:t>TELEM1</w:t>
+      </w:r>
+      <w:proofErr w:type="spellEnd"/>
+      <w:r>
+        <w:rPr>
+          <w:rFonts w:ascii="Times New Roman" w:eastAsia="Times New Roman" w:hAnsi="Times New Roman" w:cs="Times New Roman"/>
+          <w:b/>
+          <w:bCs/>
+          <w:kern w:val="0"/>
+          <w:sz w:val="24"/>
+          <w:szCs w:val="24"/>
+          <w14:ligatures w14:val="none"/>
+        </w:rPr>
+        <w:t xml:space="preserve">, </w:t>
+      </w:r>
+      <w:proofErr w:type="spellStart"/>
+      <w:r>
+        <w:rPr>
+          <w:rFonts w:ascii="Times New Roman" w:eastAsia="Times New Roman" w:hAnsi="Times New Roman" w:cs="Times New Roman"/>
+          <w:b/>
+          <w:bCs/>
+          <w:kern w:val="0"/>
+          <w:sz w:val="24"/>
+          <w:szCs w:val="24"/>
+          <w14:ligatures w14:val="none"/>
+        </w:rPr>
+        <w:t>TELEM2</w:t>
+      </w:r>
+      <w:proofErr w:type="spellEnd"/>
+      <w:r>
+        <w:rPr>
+          <w:rFonts w:ascii="Times New Roman" w:eastAsia="Times New Roman" w:hAnsi="Times New Roman" w:cs="Times New Roman"/>
+          <w:b/>
+          <w:bCs/>
+          <w:kern w:val="0"/>
+          <w:sz w:val="24"/>
+          <w:szCs w:val="24"/>
+          <w14:ligatures w14:val="none"/>
+        </w:rPr>
+        <w:t xml:space="preserve"> ports</w:t>
+      </w:r>
+    </w:p>
+    <w:tbl>
+      <w:tblPr>
+        <w:tblW w:w="0" w:type="auto"/>
+        <w:tblCellSpacing w:w="15" w:type="dxa"/>
+        <w:tblBorders>
+          <w:top w:val="outset" w:sz="6" w:space="0" w:color="auto"/>
+          <w:left w:val="outset" w:sz="6" w:space="0" w:color="auto"/>
+          <w:bottom w:val="outset" w:sz="6" w:space="0" w:color="auto"/>
+          <w:right w:val="outset" w:sz="6" w:space="0" w:color="auto"/>
+        </w:tblBorders>
+        <w:tblCellMar>
+          <w:top w:w="15" w:type="dxa"/>
+          <w:left w:w="15" w:type="dxa"/>
+          <w:bottom w:w="15" w:type="dxa"/>
+          <w:right w:w="15" w:type="dxa"/>
+        </w:tblCellMar>
+        <w:tblLook w:val="04A0" w:firstRow="1" w:lastRow="0" w:firstColumn="1" w:lastColumn="0" w:noHBand="0" w:noVBand="1"/>
+      </w:tblPr>
+      <w:tblGrid>
+        <w:gridCol w:w="752"/>
+        <w:gridCol w:w="1124"/>
+        <w:gridCol w:w="714"/>
+      </w:tblGrid>
+      <w:tr>
+        <w:trPr>
+          <w:tblCellSpacing w:w="15" w:type="dxa"/>
+        </w:trPr>
+        <w:tc>
+          <w:tcPr>
+            <w:tcW w:w="0" w:type="auto"/>
+            <w:tcBorders>
+              <w:top w:val="outset" w:sz="6" w:space="0" w:color="auto"/>
+              <w:left w:val="outset" w:sz="6" w:space="0" w:color="auto"/>
+              <w:bottom w:val="outset" w:sz="6" w:space="0" w:color="auto"/>
+              <w:right w:val="outset" w:sz="6" w:space="0" w:color="auto"/>
+            </w:tcBorders>
+            <w:vAlign w:val="center"/>
+            <w:hideMark/>
+          </w:tcPr>
+          <w:p>
+            <w:pPr>
+              <w:spacing w:after="0" w:line="240" w:lineRule="auto"/>
+              <w:jc w:val="center"/>
+              <w:rPr>
+                <w:rFonts w:ascii="Times New Roman" w:eastAsia="Times New Roman" w:hAnsi="Times New Roman" w:cs="Times New Roman"/>
+                <w:b/>
+                <w:bCs/>
+                <w:kern w:val="0"/>
+                <w:sz w:val="24"/>
+                <w:szCs w:val="24"/>
+                <w14:ligatures w14:val="none"/>
+              </w:rPr>
+            </w:pPr>
+            <w:r>
+              <w:rPr>
+                <w:rFonts w:ascii="Times New Roman" w:eastAsia="Times New Roman" w:hAnsi="Times New Roman" w:cs="Times New Roman"/>
+                <w:b/>
+                <w:bCs/>
+                <w:kern w:val="0"/>
+                <w:sz w:val="24"/>
+                <w:szCs w:val="24"/>
+                <w14:ligatures w14:val="none"/>
+              </w:rPr>
+              <w:t xml:space="preserve">Pin </w:t>
+            </w:r>
+          </w:p>
+        </w:tc>
+        <w:tc>
+          <w:tcPr>
+            <w:tcW w:w="0" w:type="auto"/>
+            <w:tcBorders>
+              <w:top w:val="outset" w:sz="6" w:space="0" w:color="auto"/>
+              <w:left w:val="outset" w:sz="6" w:space="0" w:color="auto"/>
+              <w:bottom w:val="outset" w:sz="6" w:space="0" w:color="auto"/>
+              <w:right w:val="outset" w:sz="6" w:space="0" w:color="auto"/>
+            </w:tcBorders>
+            <w:vAlign w:val="center"/>
+            <w:hideMark/>
+          </w:tcPr>
+          <w:p>
+            <w:pPr>
+              <w:spacing w:after="0" w:line="240" w:lineRule="auto"/>
+              <w:jc w:val="center"/>
+              <w:rPr>
+                <w:rFonts w:ascii="Times New Roman" w:eastAsia="Times New Roman" w:hAnsi="Times New Roman" w:cs="Times New Roman"/>
+                <w:b/>
+                <w:bCs/>
+                <w:kern w:val="0"/>
+                <w:sz w:val="24"/>
+                <w:szCs w:val="24"/>
+                <w14:ligatures w14:val="none"/>
+              </w:rPr>
+            </w:pPr>
+            <w:r>
+              <w:rPr>
+                <w:rFonts w:ascii="Times New Roman" w:eastAsia="Times New Roman" w:hAnsi="Times New Roman" w:cs="Times New Roman"/>
+                <w:b/>
+                <w:bCs/>
+                <w:kern w:val="0"/>
+                <w:sz w:val="24"/>
+                <w:szCs w:val="24"/>
+                <w14:ligatures w14:val="none"/>
+              </w:rPr>
+              <w:t xml:space="preserve">Signal </w:t>
+            </w:r>
+          </w:p>
+        </w:tc>
+        <w:tc>
+          <w:tcPr>
+            <w:tcW w:w="0" w:type="auto"/>
+            <w:tcBorders>
+              <w:top w:val="outset" w:sz="6" w:space="0" w:color="auto"/>
+              <w:left w:val="outset" w:sz="6" w:space="0" w:color="auto"/>
+              <w:bottom w:val="outset" w:sz="6" w:space="0" w:color="auto"/>
+              <w:right w:val="outset" w:sz="6" w:space="0" w:color="auto"/>
+            </w:tcBorders>
+            <w:vAlign w:val="center"/>
+            <w:hideMark/>
+          </w:tcPr>
+          <w:p>
+            <w:pPr>
+              <w:spacing w:after="0" w:line="240" w:lineRule="auto"/>
+              <w:jc w:val="center"/>
+              <w:rPr>
+                <w:rFonts w:ascii="Times New Roman" w:eastAsia="Times New Roman" w:hAnsi="Times New Roman" w:cs="Times New Roman"/>
+                <w:b/>
+                <w:bCs/>
+                <w:kern w:val="0"/>
+                <w:sz w:val="24"/>
+                <w:szCs w:val="24"/>
+                <w14:ligatures w14:val="none"/>
+              </w:rPr>
+            </w:pPr>
+            <w:r>
+              <w:rPr>
+                <w:rFonts w:ascii="Times New Roman" w:eastAsia="Times New Roman" w:hAnsi="Times New Roman" w:cs="Times New Roman"/>
+                <w:b/>
+                <w:bCs/>
+                <w:kern w:val="0"/>
+                <w:sz w:val="24"/>
+                <w:szCs w:val="24"/>
+                <w14:ligatures w14:val="none"/>
+              </w:rPr>
+              <w:t xml:space="preserve">Volt </w:t>
+            </w:r>
+          </w:p>
+        </w:tc>
+      </w:tr>
+      <w:tr>
+        <w:trPr>
+          <w:tblCellSpacing w:w="15" w:type="dxa"/>
+        </w:trPr>
+        <w:tc>
+          <w:tcPr>
+            <w:tcW w:w="0" w:type="auto"/>
+            <w:tcBorders>
+              <w:top w:val="outset" w:sz="6" w:space="0" w:color="auto"/>
+              <w:left w:val="outset" w:sz="6" w:space="0" w:color="auto"/>
+              <w:bottom w:val="outset" w:sz="6" w:space="0" w:color="auto"/>
+              <w:right w:val="outset" w:sz="6" w:space="0" w:color="auto"/>
+            </w:tcBorders>
+            <w:vAlign w:val="center"/>
+            <w:hideMark/>
+          </w:tcPr>
+          <w:p>
+            <w:pPr>
+              <w:spacing w:after="0" w:line="240" w:lineRule="auto"/>
+              <w:rPr>
+                <w:rFonts w:ascii="Times New Roman" w:eastAsia="Times New Roman" w:hAnsi="Times New Roman" w:cs="Times New Roman"/>
+                <w:kern w:val="0"/>
+                <w:sz w:val="24"/>
+                <w:szCs w:val="24"/>
+                <w14:ligatures w14:val="none"/>
+              </w:rPr>
+            </w:pPr>
+            <w:r>
+              <w:rPr>
+                <w:rFonts w:ascii="Times New Roman" w:eastAsia="Times New Roman" w:hAnsi="Times New Roman" w:cs="Times New Roman"/>
+                <w:kern w:val="0"/>
+                <w:sz w:val="24"/>
+                <w:szCs w:val="24"/>
+                <w14:ligatures w14:val="none"/>
+              </w:rPr>
+              <w:t>1 (red)</w:t>
+            </w:r>
+          </w:p>
+        </w:tc>
+        <w:tc>
+          <w:tcPr>
+            <w:tcW w:w="0" w:type="auto"/>
+            <w:tcBorders>
+              <w:top w:val="outset" w:sz="6" w:space="0" w:color="auto"/>
+              <w:left w:val="outset" w:sz="6" w:space="0" w:color="auto"/>
+              <w:bottom w:val="outset" w:sz="6" w:space="0" w:color="auto"/>
+              <w:right w:val="outset" w:sz="6" w:space="0" w:color="auto"/>
+            </w:tcBorders>
+            <w:vAlign w:val="center"/>
+            <w:hideMark/>
+          </w:tcPr>
+          <w:p>
+            <w:pPr>
+              <w:spacing w:after="0" w:line="240" w:lineRule="auto"/>
+              <w:rPr>
+                <w:rFonts w:ascii="Times New Roman" w:eastAsia="Times New Roman" w:hAnsi="Times New Roman" w:cs="Times New Roman"/>
+                <w:kern w:val="0"/>
+                <w:sz w:val="24"/>
+                <w:szCs w:val="24"/>
+                <w14:ligatures w14:val="none"/>
+              </w:rPr>
+            </w:pPr>
+            <w:proofErr w:type="spellStart"/>
+            <w:r>
+              <w:rPr>
+                <w:rFonts w:ascii="Times New Roman" w:eastAsia="Times New Roman" w:hAnsi="Times New Roman" w:cs="Times New Roman"/>
+                <w:kern w:val="0"/>
+                <w:sz w:val="24"/>
+                <w:szCs w:val="24"/>
+                <w14:ligatures w14:val="none"/>
+              </w:rPr>
+              <w:t>VCC</w:t>
+            </w:r>
+            <w:proofErr w:type="spellEnd"/>
+          </w:p>
+        </w:tc>
+        <w:tc>
+          <w:tcPr>
+            <w:tcW w:w="0" w:type="auto"/>
+            <w:tcBorders>
+              <w:top w:val="outset" w:sz="6" w:space="0" w:color="auto"/>
+              <w:left w:val="outset" w:sz="6" w:space="0" w:color="auto"/>
+              <w:bottom w:val="outset" w:sz="6" w:space="0" w:color="auto"/>
+              <w:right w:val="outset" w:sz="6" w:space="0" w:color="auto"/>
+            </w:tcBorders>
+            <w:vAlign w:val="center"/>
+            <w:hideMark/>
+          </w:tcPr>
+          <w:p>
+            <w:pPr>
+              <w:spacing w:after="0" w:line="240" w:lineRule="auto"/>
+              <w:rPr>
+                <w:rFonts w:ascii="Times New Roman" w:eastAsia="Times New Roman" w:hAnsi="Times New Roman" w:cs="Times New Roman"/>
+                <w:kern w:val="0"/>
+                <w:sz w:val="24"/>
+                <w:szCs w:val="24"/>
+                <w14:ligatures w14:val="none"/>
+              </w:rPr>
+            </w:pPr>
+            <w:r>
+              <w:rPr>
+                <w:rFonts w:ascii="Times New Roman" w:eastAsia="Times New Roman" w:hAnsi="Times New Roman" w:cs="Times New Roman"/>
+                <w:kern w:val="0"/>
+                <w:sz w:val="24"/>
+                <w:szCs w:val="24"/>
+                <w14:ligatures w14:val="none"/>
+              </w:rPr>
+              <w:t>+</w:t>
+            </w:r>
+            <w:proofErr w:type="spellStart"/>
+            <w:r>
+              <w:rPr>
+                <w:rFonts w:ascii="Times New Roman" w:eastAsia="Times New Roman" w:hAnsi="Times New Roman" w:cs="Times New Roman"/>
+                <w:kern w:val="0"/>
+                <w:sz w:val="24"/>
+                <w:szCs w:val="24"/>
+                <w14:ligatures w14:val="none"/>
+              </w:rPr>
+              <w:t>5V</w:t>
+            </w:r>
+            <w:proofErr w:type="spellEnd"/>
+          </w:p>
+        </w:tc>
+      </w:tr>
+      <w:tr>
+        <w:trPr>
+          <w:tblCellSpacing w:w="15" w:type="dxa"/>
+        </w:trPr>
+        <w:tc>
+          <w:tcPr>
+            <w:tcW w:w="0" w:type="auto"/>
+            <w:tcBorders>
+              <w:top w:val="outset" w:sz="6" w:space="0" w:color="auto"/>
+              <w:left w:val="outset" w:sz="6" w:space="0" w:color="auto"/>
+              <w:bottom w:val="outset" w:sz="6" w:space="0" w:color="auto"/>
+              <w:right w:val="outset" w:sz="6" w:space="0" w:color="auto"/>
+            </w:tcBorders>
+            <w:vAlign w:val="center"/>
+            <w:hideMark/>
+          </w:tcPr>
+          <w:p>
+            <w:pPr>
+              <w:spacing w:after="0" w:line="240" w:lineRule="auto"/>
+              <w:rPr>
+                <w:rFonts w:ascii="Times New Roman" w:eastAsia="Times New Roman" w:hAnsi="Times New Roman" w:cs="Times New Roman"/>
+                <w:kern w:val="0"/>
+                <w:sz w:val="24"/>
+                <w:szCs w:val="24"/>
+                <w14:ligatures w14:val="none"/>
+              </w:rPr>
+            </w:pPr>
+            <w:r>
+              <w:rPr>
+                <w:rFonts w:ascii="Times New Roman" w:eastAsia="Times New Roman" w:hAnsi="Times New Roman" w:cs="Times New Roman"/>
+                <w:kern w:val="0"/>
+                <w:sz w:val="24"/>
+                <w:szCs w:val="24"/>
+                <w14:ligatures w14:val="none"/>
+              </w:rPr>
+              <w:t>2 (blk)</w:t>
+            </w:r>
+          </w:p>
+        </w:tc>
+        <w:tc>
+          <w:tcPr>
+            <w:tcW w:w="0" w:type="auto"/>
+            <w:tcBorders>
+              <w:top w:val="outset" w:sz="6" w:space="0" w:color="auto"/>
+              <w:left w:val="outset" w:sz="6" w:space="0" w:color="auto"/>
+              <w:bottom w:val="outset" w:sz="6" w:space="0" w:color="auto"/>
+              <w:right w:val="outset" w:sz="6" w:space="0" w:color="auto"/>
+            </w:tcBorders>
+            <w:vAlign w:val="center"/>
+            <w:hideMark/>
+          </w:tcPr>
+          <w:p>
+            <w:pPr>
+              <w:spacing w:after="0" w:line="240" w:lineRule="auto"/>
+              <w:rPr>
+                <w:rFonts w:ascii="Times New Roman" w:eastAsia="Times New Roman" w:hAnsi="Times New Roman" w:cs="Times New Roman"/>
+                <w:kern w:val="0"/>
+                <w:sz w:val="24"/>
+                <w:szCs w:val="24"/>
+                <w14:ligatures w14:val="none"/>
+              </w:rPr>
+            </w:pPr>
+            <w:r>
+              <w:rPr>
+                <w:rFonts w:ascii="Times New Roman" w:eastAsia="Times New Roman" w:hAnsi="Times New Roman" w:cs="Times New Roman"/>
+                <w:kern w:val="0"/>
+                <w:sz w:val="24"/>
+                <w:szCs w:val="24"/>
+                <w14:ligatures w14:val="none"/>
+              </w:rPr>
+              <w:t>TX (OUT)</w:t>
+            </w:r>
+          </w:p>
+        </w:tc>
+        <w:tc>
+          <w:tcPr>
+            <w:tcW w:w="0" w:type="auto"/>
+            <w:tcBorders>
+              <w:top w:val="outset" w:sz="6" w:space="0" w:color="auto"/>
+              <w:left w:val="outset" w:sz="6" w:space="0" w:color="auto"/>
+              <w:bottom w:val="outset" w:sz="6" w:space="0" w:color="auto"/>
+              <w:right w:val="outset" w:sz="6" w:space="0" w:color="auto"/>
+            </w:tcBorders>
+            <w:vAlign w:val="center"/>
+            <w:hideMark/>
+          </w:tcPr>
+          <w:p>
+            <w:pPr>
+              <w:spacing w:after="0" w:line="240" w:lineRule="auto"/>
+              <w:rPr>
+                <w:rFonts w:ascii="Times New Roman" w:eastAsia="Times New Roman" w:hAnsi="Times New Roman" w:cs="Times New Roman"/>
+                <w:kern w:val="0"/>
+                <w:sz w:val="24"/>
+                <w:szCs w:val="24"/>
+                <w14:ligatures w14:val="none"/>
+              </w:rPr>
+            </w:pPr>
+            <w:r>
+              <w:rPr>
+                <w:rFonts w:ascii="Times New Roman" w:eastAsia="Times New Roman" w:hAnsi="Times New Roman" w:cs="Times New Roman"/>
+                <w:kern w:val="0"/>
+                <w:sz w:val="24"/>
+                <w:szCs w:val="24"/>
+                <w14:ligatures w14:val="none"/>
+              </w:rPr>
+              <w:t>+</w:t>
+            </w:r>
+            <w:proofErr w:type="spellStart"/>
+            <w:r>
+              <w:rPr>
+                <w:rFonts w:ascii="Times New Roman" w:eastAsia="Times New Roman" w:hAnsi="Times New Roman" w:cs="Times New Roman"/>
+                <w:kern w:val="0"/>
+                <w:sz w:val="24"/>
+                <w:szCs w:val="24"/>
+                <w14:ligatures w14:val="none"/>
+              </w:rPr>
+              <w:t>3.3V</w:t>
+            </w:r>
+            <w:proofErr w:type="spellEnd"/>
+          </w:p>
+        </w:tc>
+      </w:tr>
+      <w:tr>
+        <w:trPr>
+          <w:tblCellSpacing w:w="15" w:type="dxa"/>
+        </w:trPr>
+        <w:tc>
+          <w:tcPr>
+            <w:tcW w:w="0" w:type="auto"/>
+            <w:tcBorders>
+              <w:top w:val="outset" w:sz="6" w:space="0" w:color="auto"/>
+              <w:left w:val="outset" w:sz="6" w:space="0" w:color="auto"/>
+              <w:bottom w:val="outset" w:sz="6" w:space="0" w:color="auto"/>
+              <w:right w:val="outset" w:sz="6" w:space="0" w:color="auto"/>
+            </w:tcBorders>
+            <w:vAlign w:val="center"/>
+            <w:hideMark/>
+          </w:tcPr>
+          <w:p>
+            <w:pPr>
+              <w:spacing w:after="0" w:line="240" w:lineRule="auto"/>
+              <w:rPr>
+                <w:rFonts w:ascii="Times New Roman" w:eastAsia="Times New Roman" w:hAnsi="Times New Roman" w:cs="Times New Roman"/>
+                <w:kern w:val="0"/>
+                <w:sz w:val="24"/>
+                <w:szCs w:val="24"/>
+                <w14:ligatures w14:val="none"/>
+              </w:rPr>
+            </w:pPr>
+            <w:r>
+              <w:rPr>
+                <w:rFonts w:ascii="Times New Roman" w:eastAsia="Times New Roman" w:hAnsi="Times New Roman" w:cs="Times New Roman"/>
+                <w:kern w:val="0"/>
+                <w:sz w:val="24"/>
+                <w:szCs w:val="24"/>
+                <w14:ligatures w14:val="none"/>
+              </w:rPr>
+              <w:t>3 (blk)</w:t>
+            </w:r>
+          </w:p>
+        </w:tc>
+        <w:tc>
+          <w:tcPr>
+            <w:tcW w:w="0" w:type="auto"/>
+            <w:tcBorders>
+              <w:top w:val="outset" w:sz="6" w:space="0" w:color="auto"/>
+              <w:left w:val="outset" w:sz="6" w:space="0" w:color="auto"/>
+              <w:bottom w:val="outset" w:sz="6" w:space="0" w:color="auto"/>
+              <w:right w:val="outset" w:sz="6" w:space="0" w:color="auto"/>
+            </w:tcBorders>
+            <w:vAlign w:val="center"/>
+            <w:hideMark/>
+          </w:tcPr>
+          <w:p>
+            <w:pPr>
+              <w:spacing w:after="0" w:line="240" w:lineRule="auto"/>
+              <w:rPr>
+                <w:rFonts w:ascii="Times New Roman" w:eastAsia="Times New Roman" w:hAnsi="Times New Roman" w:cs="Times New Roman"/>
+                <w:kern w:val="0"/>
+                <w:sz w:val="24"/>
+                <w:szCs w:val="24"/>
+                <w14:ligatures w14:val="none"/>
+              </w:rPr>
+            </w:pPr>
+            <w:r>
+              <w:rPr>
+                <w:rFonts w:ascii="Times New Roman" w:eastAsia="Times New Roman" w:hAnsi="Times New Roman" w:cs="Times New Roman"/>
+                <w:kern w:val="0"/>
+                <w:sz w:val="24"/>
+                <w:szCs w:val="24"/>
+                <w14:ligatures w14:val="none"/>
+              </w:rPr>
+              <w:t>RX (IN)</w:t>
+            </w:r>
+          </w:p>
+        </w:tc>
+        <w:tc>
+          <w:tcPr>
+            <w:tcW w:w="0" w:type="auto"/>
+            <w:tcBorders>
+              <w:top w:val="outset" w:sz="6" w:space="0" w:color="auto"/>
+              <w:left w:val="outset" w:sz="6" w:space="0" w:color="auto"/>
+              <w:bottom w:val="outset" w:sz="6" w:space="0" w:color="auto"/>
+              <w:right w:val="outset" w:sz="6" w:space="0" w:color="auto"/>
+            </w:tcBorders>
+            <w:vAlign w:val="center"/>
+            <w:hideMark/>
+          </w:tcPr>
+          <w:p>
+            <w:pPr>
+              <w:spacing w:after="0" w:line="240" w:lineRule="auto"/>
+              <w:rPr>
+                <w:rFonts w:ascii="Times New Roman" w:eastAsia="Times New Roman" w:hAnsi="Times New Roman" w:cs="Times New Roman"/>
+                <w:kern w:val="0"/>
+                <w:sz w:val="24"/>
+                <w:szCs w:val="24"/>
+                <w14:ligatures w14:val="none"/>
+              </w:rPr>
+            </w:pPr>
+            <w:r>
+              <w:rPr>
+                <w:rFonts w:ascii="Times New Roman" w:eastAsia="Times New Roman" w:hAnsi="Times New Roman" w:cs="Times New Roman"/>
+                <w:kern w:val="0"/>
+                <w:sz w:val="24"/>
+                <w:szCs w:val="24"/>
+                <w14:ligatures w14:val="none"/>
+              </w:rPr>
+              <w:t>+</w:t>
+            </w:r>
+            <w:proofErr w:type="spellStart"/>
+            <w:r>
+              <w:rPr>
+                <w:rFonts w:ascii="Times New Roman" w:eastAsia="Times New Roman" w:hAnsi="Times New Roman" w:cs="Times New Roman"/>
+                <w:kern w:val="0"/>
+                <w:sz w:val="24"/>
+                <w:szCs w:val="24"/>
+                <w14:ligatures w14:val="none"/>
+              </w:rPr>
+              <w:t>3.3V</w:t>
+            </w:r>
+            <w:proofErr w:type="spellEnd"/>
+          </w:p>
+        </w:tc>
+      </w:tr>
+      <w:tr>
+        <w:trPr>
+          <w:tblCellSpacing w:w="15" w:type="dxa"/>
+        </w:trPr>
+        <w:tc>
+          <w:tcPr>
+            <w:tcW w:w="0" w:type="auto"/>
+            <w:tcBorders>
+              <w:top w:val="outset" w:sz="6" w:space="0" w:color="auto"/>
+              <w:left w:val="outset" w:sz="6" w:space="0" w:color="auto"/>
+              <w:bottom w:val="outset" w:sz="6" w:space="0" w:color="auto"/>
+              <w:right w:val="outset" w:sz="6" w:space="0" w:color="auto"/>
+            </w:tcBorders>
+            <w:vAlign w:val="center"/>
+            <w:hideMark/>
+          </w:tcPr>
+          <w:p>
+            <w:pPr>
+              <w:spacing w:after="0" w:line="240" w:lineRule="auto"/>
+              <w:rPr>
+                <w:rFonts w:ascii="Times New Roman" w:eastAsia="Times New Roman" w:hAnsi="Times New Roman" w:cs="Times New Roman"/>
+                <w:kern w:val="0"/>
+                <w:sz w:val="24"/>
+                <w:szCs w:val="24"/>
+                <w14:ligatures w14:val="none"/>
+              </w:rPr>
+            </w:pPr>
+            <w:r>
+              <w:rPr>
+                <w:rFonts w:ascii="Times New Roman" w:eastAsia="Times New Roman" w:hAnsi="Times New Roman" w:cs="Times New Roman"/>
+                <w:kern w:val="0"/>
+                <w:sz w:val="24"/>
+                <w:szCs w:val="24"/>
+                <w14:ligatures w14:val="none"/>
+              </w:rPr>
+              <w:t>4 (blk)</w:t>
+            </w:r>
+          </w:p>
+        </w:tc>
+        <w:tc>
+          <w:tcPr>
+            <w:tcW w:w="0" w:type="auto"/>
+            <w:tcBorders>
+              <w:top w:val="outset" w:sz="6" w:space="0" w:color="auto"/>
+              <w:left w:val="outset" w:sz="6" w:space="0" w:color="auto"/>
+              <w:bottom w:val="outset" w:sz="6" w:space="0" w:color="auto"/>
+              <w:right w:val="outset" w:sz="6" w:space="0" w:color="auto"/>
+            </w:tcBorders>
+            <w:vAlign w:val="center"/>
+            <w:hideMark/>
+          </w:tcPr>
+          <w:p>
+            <w:pPr>
+              <w:spacing w:after="0" w:line="240" w:lineRule="auto"/>
+              <w:rPr>
+                <w:rFonts w:ascii="Times New Roman" w:eastAsia="Times New Roman" w:hAnsi="Times New Roman" w:cs="Times New Roman"/>
+                <w:kern w:val="0"/>
+                <w:sz w:val="24"/>
+                <w:szCs w:val="24"/>
+                <w14:ligatures w14:val="none"/>
+              </w:rPr>
+            </w:pPr>
+            <w:r>
+              <w:rPr>
+                <w:rFonts w:ascii="Times New Roman" w:eastAsia="Times New Roman" w:hAnsi="Times New Roman" w:cs="Times New Roman"/>
+                <w:kern w:val="0"/>
+                <w:sz w:val="24"/>
+                <w:szCs w:val="24"/>
+                <w14:ligatures w14:val="none"/>
+              </w:rPr>
+              <w:t>CTS</w:t>
+            </w:r>
+          </w:p>
+        </w:tc>
+        <w:tc>
+          <w:tcPr>
+            <w:tcW w:w="0" w:type="auto"/>
+            <w:tcBorders>
+              <w:top w:val="outset" w:sz="6" w:space="0" w:color="auto"/>
+              <w:left w:val="outset" w:sz="6" w:space="0" w:color="auto"/>
+              <w:bottom w:val="outset" w:sz="6" w:space="0" w:color="auto"/>
+              <w:right w:val="outset" w:sz="6" w:space="0" w:color="auto"/>
+            </w:tcBorders>
+            <w:vAlign w:val="center"/>
+            <w:hideMark/>
+          </w:tcPr>
+          <w:p>
+            <w:pPr>
+              <w:spacing w:after="0" w:line="240" w:lineRule="auto"/>
+              <w:rPr>
+                <w:rFonts w:ascii="Times New Roman" w:eastAsia="Times New Roman" w:hAnsi="Times New Roman" w:cs="Times New Roman"/>
+                <w:kern w:val="0"/>
+                <w:sz w:val="24"/>
+                <w:szCs w:val="24"/>
+                <w14:ligatures w14:val="none"/>
+              </w:rPr>
+            </w:pPr>
+            <w:r>
+              <w:rPr>
+                <w:rFonts w:ascii="Times New Roman" w:eastAsia="Times New Roman" w:hAnsi="Times New Roman" w:cs="Times New Roman"/>
+                <w:kern w:val="0"/>
+                <w:sz w:val="24"/>
+                <w:szCs w:val="24"/>
+                <w14:ligatures w14:val="none"/>
+              </w:rPr>
+              <w:t>+</w:t>
+            </w:r>
+            <w:proofErr w:type="spellStart"/>
+            <w:r>
+              <w:rPr>
+                <w:rFonts w:ascii="Times New Roman" w:eastAsia="Times New Roman" w:hAnsi="Times New Roman" w:cs="Times New Roman"/>
+                <w:kern w:val="0"/>
+                <w:sz w:val="24"/>
+                <w:szCs w:val="24"/>
+                <w14:ligatures w14:val="none"/>
+              </w:rPr>
+              <w:t>3.3V</w:t>
+            </w:r>
+            <w:proofErr w:type="spellEnd"/>
+          </w:p>
+        </w:tc>
+      </w:tr>
+      <w:tr>
+        <w:trPr>
+          <w:tblCellSpacing w:w="15" w:type="dxa"/>
+        </w:trPr>
+        <w:tc>
+          <w:tcPr>
+            <w:tcW w:w="0" w:type="auto"/>
+            <w:tcBorders>
+              <w:top w:val="outset" w:sz="6" w:space="0" w:color="auto"/>
+              <w:left w:val="outset" w:sz="6" w:space="0" w:color="auto"/>
+              <w:bottom w:val="outset" w:sz="6" w:space="0" w:color="auto"/>
+              <w:right w:val="outset" w:sz="6" w:space="0" w:color="auto"/>
+            </w:tcBorders>
+            <w:vAlign w:val="center"/>
+            <w:hideMark/>
+          </w:tcPr>
+          <w:p>
+            <w:pPr>
+              <w:spacing w:after="0" w:line="240" w:lineRule="auto"/>
+              <w:rPr>
+                <w:rFonts w:ascii="Times New Roman" w:eastAsia="Times New Roman" w:hAnsi="Times New Roman" w:cs="Times New Roman"/>
+                <w:kern w:val="0"/>
+                <w:sz w:val="24"/>
+                <w:szCs w:val="24"/>
+                <w14:ligatures w14:val="none"/>
+              </w:rPr>
+            </w:pPr>
+            <w:r>
+              <w:rPr>
+                <w:rFonts w:ascii="Times New Roman" w:eastAsia="Times New Roman" w:hAnsi="Times New Roman" w:cs="Times New Roman"/>
+                <w:kern w:val="0"/>
+                <w:sz w:val="24"/>
+                <w:szCs w:val="24"/>
+                <w14:ligatures w14:val="none"/>
+              </w:rPr>
+              <w:t>5 (blk)</w:t>
+            </w:r>
+          </w:p>
+        </w:tc>
+        <w:tc>
+          <w:tcPr>
+            <w:tcW w:w="0" w:type="auto"/>
+            <w:tcBorders>
+              <w:top w:val="outset" w:sz="6" w:space="0" w:color="auto"/>
+              <w:left w:val="outset" w:sz="6" w:space="0" w:color="auto"/>
+              <w:bottom w:val="outset" w:sz="6" w:space="0" w:color="auto"/>
+              <w:right w:val="outset" w:sz="6" w:space="0" w:color="auto"/>
+            </w:tcBorders>
+            <w:vAlign w:val="center"/>
+            <w:hideMark/>
+          </w:tcPr>
+          <w:p>
+            <w:pPr>
+              <w:spacing w:after="0" w:line="240" w:lineRule="auto"/>
+              <w:rPr>
+                <w:rFonts w:ascii="Times New Roman" w:eastAsia="Times New Roman" w:hAnsi="Times New Roman" w:cs="Times New Roman"/>
+                <w:kern w:val="0"/>
+                <w:sz w:val="24"/>
+                <w:szCs w:val="24"/>
+                <w14:ligatures w14:val="none"/>
+              </w:rPr>
+            </w:pPr>
+            <w:r>
+              <w:rPr>
+                <w:rFonts w:ascii="Times New Roman" w:eastAsia="Times New Roman" w:hAnsi="Times New Roman" w:cs="Times New Roman"/>
+                <w:kern w:val="0"/>
+                <w:sz w:val="24"/>
+                <w:szCs w:val="24"/>
+                <w14:ligatures w14:val="none"/>
+              </w:rPr>
+              <w:t>RTS</w:t>
+            </w:r>
+          </w:p>
+        </w:tc>
+        <w:tc>
+          <w:tcPr>
+            <w:tcW w:w="0" w:type="auto"/>
+            <w:tcBorders>
+              <w:top w:val="outset" w:sz="6" w:space="0" w:color="auto"/>
+              <w:left w:val="outset" w:sz="6" w:space="0" w:color="auto"/>
+              <w:bottom w:val="outset" w:sz="6" w:space="0" w:color="auto"/>
+              <w:right w:val="outset" w:sz="6" w:space="0" w:color="auto"/>
+            </w:tcBorders>
+            <w:vAlign w:val="center"/>
+            <w:hideMark/>
+          </w:tcPr>
+          <w:p>
+            <w:pPr>
+              <w:spacing w:after="0" w:line="240" w:lineRule="auto"/>
+              <w:rPr>
+                <w:rFonts w:ascii="Times New Roman" w:eastAsia="Times New Roman" w:hAnsi="Times New Roman" w:cs="Times New Roman"/>
+                <w:kern w:val="0"/>
+                <w:sz w:val="24"/>
+                <w:szCs w:val="24"/>
+                <w14:ligatures w14:val="none"/>
+              </w:rPr>
+            </w:pPr>
+            <w:r>
+              <w:rPr>
+                <w:rFonts w:ascii="Times New Roman" w:eastAsia="Times New Roman" w:hAnsi="Times New Roman" w:cs="Times New Roman"/>
+                <w:kern w:val="0"/>
+                <w:sz w:val="24"/>
+                <w:szCs w:val="24"/>
+                <w14:ligatures w14:val="none"/>
+              </w:rPr>
+              <w:t>+</w:t>
+            </w:r>
+            <w:proofErr w:type="spellStart"/>
+            <w:r>
+              <w:rPr>
+                <w:rFonts w:ascii="Times New Roman" w:eastAsia="Times New Roman" w:hAnsi="Times New Roman" w:cs="Times New Roman"/>
+                <w:kern w:val="0"/>
+                <w:sz w:val="24"/>
+                <w:szCs w:val="24"/>
+                <w14:ligatures w14:val="none"/>
+              </w:rPr>
+              <w:t>3.3V</w:t>
+            </w:r>
+            <w:proofErr w:type="spellEnd"/>
+          </w:p>
+        </w:tc>
+      </w:tr>
+      <w:tr>
+        <w:trPr>
+          <w:tblCellSpacing w:w="15" w:type="dxa"/>
+        </w:trPr>
+        <w:tc>
+          <w:tcPr>
+            <w:tcW w:w="0" w:type="auto"/>
+            <w:tcBorders>
+              <w:top w:val="outset" w:sz="6" w:space="0" w:color="auto"/>
+              <w:left w:val="outset" w:sz="6" w:space="0" w:color="auto"/>
+              <w:bottom w:val="outset" w:sz="6" w:space="0" w:color="auto"/>
+              <w:right w:val="outset" w:sz="6" w:space="0" w:color="auto"/>
+            </w:tcBorders>
+            <w:vAlign w:val="center"/>
+            <w:hideMark/>
+          </w:tcPr>
+          <w:p>
+            <w:pPr>
+              <w:spacing w:after="0" w:line="240" w:lineRule="auto"/>
+              <w:rPr>
+                <w:rFonts w:ascii="Times New Roman" w:eastAsia="Times New Roman" w:hAnsi="Times New Roman" w:cs="Times New Roman"/>
+                <w:kern w:val="0"/>
+                <w:sz w:val="24"/>
+                <w:szCs w:val="24"/>
+                <w14:ligatures w14:val="none"/>
+              </w:rPr>
+            </w:pPr>
+            <w:r>
+              <w:rPr>
+                <w:rFonts w:ascii="Times New Roman" w:eastAsia="Times New Roman" w:hAnsi="Times New Roman" w:cs="Times New Roman"/>
+                <w:kern w:val="0"/>
+                <w:sz w:val="24"/>
+                <w:szCs w:val="24"/>
+                <w14:ligatures w14:val="none"/>
+              </w:rPr>
+              <w:t>6 (blk)</w:t>
+            </w:r>
+          </w:p>
+        </w:tc>
+        <w:tc>
+          <w:tcPr>
+            <w:tcW w:w="0" w:type="auto"/>
+            <w:tcBorders>
+              <w:top w:val="outset" w:sz="6" w:space="0" w:color="auto"/>
+              <w:left w:val="outset" w:sz="6" w:space="0" w:color="auto"/>
+              <w:bottom w:val="outset" w:sz="6" w:space="0" w:color="auto"/>
+              <w:right w:val="outset" w:sz="6" w:space="0" w:color="auto"/>
+            </w:tcBorders>
+            <w:vAlign w:val="center"/>
+            <w:hideMark/>
+          </w:tcPr>
+          <w:p>
+            <w:pPr>
+              <w:spacing w:after="0" w:line="240" w:lineRule="auto"/>
+              <w:rPr>
+                <w:rFonts w:ascii="Times New Roman" w:eastAsia="Times New Roman" w:hAnsi="Times New Roman" w:cs="Times New Roman"/>
+                <w:kern w:val="0"/>
+                <w:sz w:val="24"/>
+                <w:szCs w:val="24"/>
+                <w14:ligatures w14:val="none"/>
+              </w:rPr>
+            </w:pPr>
+            <w:proofErr w:type="spellStart"/>
+            <w:r>
+              <w:rPr>
+                <w:rFonts w:ascii="Times New Roman" w:eastAsia="Times New Roman" w:hAnsi="Times New Roman" w:cs="Times New Roman"/>
+                <w:kern w:val="0"/>
+                <w:sz w:val="24"/>
+                <w:szCs w:val="24"/>
+                <w14:ligatures w14:val="none"/>
+              </w:rPr>
+              <w:t>GND</w:t>
+            </w:r>
+            <w:proofErr w:type="spellEnd"/>
+          </w:p>
+        </w:tc>
+        <w:tc>
+          <w:tcPr>
+            <w:tcW w:w="0" w:type="auto"/>
+            <w:tcBorders>
+              <w:top w:val="outset" w:sz="6" w:space="0" w:color="auto"/>
+              <w:left w:val="outset" w:sz="6" w:space="0" w:color="auto"/>
+              <w:bottom w:val="outset" w:sz="6" w:space="0" w:color="auto"/>
+              <w:right w:val="outset" w:sz="6" w:space="0" w:color="auto"/>
+            </w:tcBorders>
+            <w:vAlign w:val="center"/>
+            <w:hideMark/>
+          </w:tcPr>
+          <w:p>
+            <w:pPr>
+              <w:spacing w:after="0" w:line="240" w:lineRule="auto"/>
+              <w:rPr>
+                <w:rFonts w:ascii="Times New Roman" w:eastAsia="Times New Roman" w:hAnsi="Times New Roman" w:cs="Times New Roman"/>
+                <w:kern w:val="0"/>
+                <w:sz w:val="24"/>
+                <w:szCs w:val="24"/>
+                <w14:ligatures w14:val="none"/>
+              </w:rPr>
+            </w:pPr>
+            <w:proofErr w:type="spellStart"/>
+            <w:r>
+              <w:rPr>
+                <w:rFonts w:ascii="Times New Roman" w:eastAsia="Times New Roman" w:hAnsi="Times New Roman" w:cs="Times New Roman"/>
+                <w:kern w:val="0"/>
+                <w:sz w:val="24"/>
+                <w:szCs w:val="24"/>
+                <w14:ligatures w14:val="none"/>
+              </w:rPr>
+              <w:t>GND</w:t>
+            </w:r>
+            <w:proofErr w:type="spellEnd"/>
+          </w:p>
+        </w:tc>
+      </w:tr>
+    </w:tbl>
+    <w:p>
+      <w:pPr>
+        <w:spacing w:before="100" w:beforeAutospacing="1" w:after="100" w:afterAutospacing="1" w:line="240" w:lineRule="auto"/>
+        <w:rPr>
+          <w:rFonts w:ascii="Times New Roman" w:eastAsia="Times New Roman" w:hAnsi="Times New Roman" w:cs="Times New Roman"/>
+          <w:kern w:val="0"/>
+          <w:sz w:val="24"/>
+          <w:szCs w:val="24"/>
+          <w14:ligatures w14:val="none"/>
+        </w:rPr>
+      </w:pPr>
+      <w:proofErr w:type="spellStart"/>
+      <w:r>
+        <w:rPr>
+          <w:rFonts w:ascii="Times New Roman" w:eastAsia="Times New Roman" w:hAnsi="Times New Roman" w:cs="Times New Roman"/>
+          <w:b/>
+          <w:bCs/>
+          <w:kern w:val="0"/>
+          <w:sz w:val="24"/>
+          <w:szCs w:val="24"/>
+          <w14:ligatures w14:val="none"/>
+        </w:rPr>
+        <w:t>GPS1</w:t>
+      </w:r>
+      <w:proofErr w:type="spellEnd"/>
+      <w:r>
+        <w:rPr>
+          <w:rFonts w:ascii="Times New Roman" w:eastAsia="Times New Roman" w:hAnsi="Times New Roman" w:cs="Times New Roman"/>
+          <w:b/>
+          <w:bCs/>
+          <w:kern w:val="0"/>
+          <w:sz w:val="24"/>
+          <w:szCs w:val="24"/>
+          <w14:ligatures w14:val="none"/>
+        </w:rPr>
+        <w:t xml:space="preserve"> port</w:t>
+      </w:r>
+    </w:p>
+    <w:tbl>
+      <w:tblPr>
+        <w:tblW w:w="0" w:type="auto"/>
+        <w:tblCellSpacing w:w="15" w:type="dxa"/>
+        <w:tblBorders>
+          <w:top w:val="outset" w:sz="6" w:space="0" w:color="auto"/>
+          <w:left w:val="outset" w:sz="6" w:space="0" w:color="auto"/>
+          <w:bottom w:val="outset" w:sz="6" w:space="0" w:color="auto"/>
+          <w:right w:val="outset" w:sz="6" w:space="0" w:color="auto"/>
+        </w:tblBorders>
+        <w:tblCellMar>
+          <w:top w:w="15" w:type="dxa"/>
+          <w:left w:w="15" w:type="dxa"/>
+          <w:bottom w:w="15" w:type="dxa"/>
+          <w:right w:w="15" w:type="dxa"/>
+        </w:tblCellMar>
+        <w:tblLook w:val="04A0" w:firstRow="1" w:lastRow="0" w:firstColumn="1" w:lastColumn="0" w:noHBand="0" w:noVBand="1"/>
+      </w:tblPr>
+      <w:tblGrid>
+        <w:gridCol w:w="752"/>
+        <w:gridCol w:w="1230"/>
+        <w:gridCol w:w="714"/>
+      </w:tblGrid>
+      <w:tr>
+        <w:trPr>
+          <w:tblCellSpacing w:w="15" w:type="dxa"/>
+        </w:trPr>
+        <w:tc>
+          <w:tcPr>
+            <w:tcW w:w="0" w:type="auto"/>
+            <w:tcBorders>
+              <w:top w:val="outset" w:sz="6" w:space="0" w:color="auto"/>
+              <w:left w:val="outset" w:sz="6" w:space="0" w:color="auto"/>
+              <w:bottom w:val="outset" w:sz="6" w:space="0" w:color="auto"/>
+              <w:right w:val="outset" w:sz="6" w:space="0" w:color="auto"/>
+            </w:tcBorders>
+            <w:vAlign w:val="center"/>
+            <w:hideMark/>
+          </w:tcPr>
+          <w:p>
+            <w:pPr>
+              <w:spacing w:after="0" w:line="240" w:lineRule="auto"/>
+              <w:jc w:val="center"/>
+              <w:rPr>
+                <w:rFonts w:ascii="Times New Roman" w:eastAsia="Times New Roman" w:hAnsi="Times New Roman" w:cs="Times New Roman"/>
+                <w:b/>
+                <w:bCs/>
+                <w:kern w:val="0"/>
+                <w:sz w:val="24"/>
+                <w:szCs w:val="24"/>
+                <w14:ligatures w14:val="none"/>
+              </w:rPr>
+            </w:pPr>
+            <w:r>
+              <w:rPr>
+                <w:rFonts w:ascii="Times New Roman" w:eastAsia="Times New Roman" w:hAnsi="Times New Roman" w:cs="Times New Roman"/>
+                <w:b/>
+                <w:bCs/>
+                <w:kern w:val="0"/>
+                <w:sz w:val="24"/>
+                <w:szCs w:val="24"/>
+                <w14:ligatures w14:val="none"/>
+              </w:rPr>
+              <w:t>Pin</w:t>
+            </w:r>
+          </w:p>
+        </w:tc>
+        <w:tc>
+          <w:tcPr>
+            <w:tcW w:w="0" w:type="auto"/>
+            <w:tcBorders>
+              <w:top w:val="outset" w:sz="6" w:space="0" w:color="auto"/>
+              <w:left w:val="outset" w:sz="6" w:space="0" w:color="auto"/>
+              <w:bottom w:val="outset" w:sz="6" w:space="0" w:color="auto"/>
+              <w:right w:val="outset" w:sz="6" w:space="0" w:color="auto"/>
+            </w:tcBorders>
+            <w:vAlign w:val="center"/>
+            <w:hideMark/>
+          </w:tcPr>
+          <w:p>
+            <w:pPr>
+              <w:spacing w:after="0" w:line="240" w:lineRule="auto"/>
+              <w:jc w:val="center"/>
+              <w:rPr>
+                <w:rFonts w:ascii="Times New Roman" w:eastAsia="Times New Roman" w:hAnsi="Times New Roman" w:cs="Times New Roman"/>
+                <w:b/>
+                <w:bCs/>
+                <w:kern w:val="0"/>
+                <w:sz w:val="24"/>
+                <w:szCs w:val="24"/>
+                <w14:ligatures w14:val="none"/>
+              </w:rPr>
+            </w:pPr>
+            <w:r>
+              <w:rPr>
+                <w:rFonts w:ascii="Times New Roman" w:eastAsia="Times New Roman" w:hAnsi="Times New Roman" w:cs="Times New Roman"/>
+                <w:b/>
+                <w:bCs/>
+                <w:kern w:val="0"/>
+                <w:sz w:val="24"/>
+                <w:szCs w:val="24"/>
+                <w14:ligatures w14:val="none"/>
+              </w:rPr>
+              <w:t>Signal</w:t>
+            </w:r>
+          </w:p>
+        </w:tc>
+        <w:tc>
+          <w:tcPr>
+            <w:tcW w:w="0" w:type="auto"/>
+            <w:tcBorders>
+              <w:top w:val="outset" w:sz="6" w:space="0" w:color="auto"/>
+              <w:left w:val="outset" w:sz="6" w:space="0" w:color="auto"/>
+              <w:bottom w:val="outset" w:sz="6" w:space="0" w:color="auto"/>
+              <w:right w:val="outset" w:sz="6" w:space="0" w:color="auto"/>
+            </w:tcBorders>
+            <w:vAlign w:val="center"/>
+            <w:hideMark/>
+          </w:tcPr>
+          <w:p>
+            <w:pPr>
+              <w:spacing w:after="0" w:line="240" w:lineRule="auto"/>
+              <w:jc w:val="center"/>
+              <w:rPr>
+                <w:rFonts w:ascii="Times New Roman" w:eastAsia="Times New Roman" w:hAnsi="Times New Roman" w:cs="Times New Roman"/>
+                <w:b/>
+                <w:bCs/>
+                <w:kern w:val="0"/>
+                <w:sz w:val="24"/>
+                <w:szCs w:val="24"/>
+                <w14:ligatures w14:val="none"/>
+              </w:rPr>
+            </w:pPr>
+            <w:r>
+              <w:rPr>
+                <w:rFonts w:ascii="Times New Roman" w:eastAsia="Times New Roman" w:hAnsi="Times New Roman" w:cs="Times New Roman"/>
+                <w:b/>
+                <w:bCs/>
+                <w:kern w:val="0"/>
+                <w:sz w:val="24"/>
+                <w:szCs w:val="24"/>
+                <w14:ligatures w14:val="none"/>
+              </w:rPr>
+              <w:t>Volt</w:t>
+            </w:r>
+          </w:p>
+        </w:tc>
+      </w:tr>
+      <w:tr>
+        <w:trPr>
+          <w:tblCellSpacing w:w="15" w:type="dxa"/>
+        </w:trPr>
+        <w:tc>
+          <w:tcPr>
+            <w:tcW w:w="0" w:type="auto"/>
+            <w:tcBorders>
+              <w:top w:val="outset" w:sz="6" w:space="0" w:color="auto"/>
+              <w:left w:val="outset" w:sz="6" w:space="0" w:color="auto"/>
+              <w:bottom w:val="outset" w:sz="6" w:space="0" w:color="auto"/>
+              <w:right w:val="outset" w:sz="6" w:space="0" w:color="auto"/>
+            </w:tcBorders>
+            <w:vAlign w:val="center"/>
+            <w:hideMark/>
+          </w:tcPr>
+          <w:p>
+            <w:pPr>
+              <w:spacing w:after="0" w:line="240" w:lineRule="auto"/>
+              <w:rPr>
+                <w:rFonts w:ascii="Times New Roman" w:eastAsia="Times New Roman" w:hAnsi="Times New Roman" w:cs="Times New Roman"/>
+                <w:kern w:val="0"/>
+                <w:sz w:val="24"/>
+                <w:szCs w:val="24"/>
+                <w14:ligatures w14:val="none"/>
+              </w:rPr>
+            </w:pPr>
+            <w:r>
+              <w:rPr>
+                <w:rFonts w:ascii="Times New Roman" w:eastAsia="Times New Roman" w:hAnsi="Times New Roman" w:cs="Times New Roman"/>
+                <w:kern w:val="0"/>
+                <w:sz w:val="24"/>
+                <w:szCs w:val="24"/>
+                <w14:ligatures w14:val="none"/>
+              </w:rPr>
+              <w:t>1 (red)</w:t>
+            </w:r>
+          </w:p>
+        </w:tc>
+        <w:tc>
+          <w:tcPr>
+            <w:tcW w:w="0" w:type="auto"/>
+            <w:tcBorders>
+              <w:top w:val="outset" w:sz="6" w:space="0" w:color="auto"/>
+              <w:left w:val="outset" w:sz="6" w:space="0" w:color="auto"/>
+              <w:bottom w:val="outset" w:sz="6" w:space="0" w:color="auto"/>
+              <w:right w:val="outset" w:sz="6" w:space="0" w:color="auto"/>
+            </w:tcBorders>
+            <w:vAlign w:val="center"/>
+            <w:hideMark/>
+          </w:tcPr>
+          <w:p>
+            <w:pPr>
+              <w:spacing w:after="0" w:line="240" w:lineRule="auto"/>
+              <w:rPr>
+                <w:rFonts w:ascii="Times New Roman" w:eastAsia="Times New Roman" w:hAnsi="Times New Roman" w:cs="Times New Roman"/>
+                <w:kern w:val="0"/>
+                <w:sz w:val="24"/>
+                <w:szCs w:val="24"/>
+                <w14:ligatures w14:val="none"/>
+              </w:rPr>
+            </w:pPr>
+            <w:proofErr w:type="spellStart"/>
+            <w:r>
+              <w:rPr>
+                <w:rFonts w:ascii="Times New Roman" w:eastAsia="Times New Roman" w:hAnsi="Times New Roman" w:cs="Times New Roman"/>
+                <w:kern w:val="0"/>
+                <w:sz w:val="24"/>
+                <w:szCs w:val="24"/>
+                <w14:ligatures w14:val="none"/>
+              </w:rPr>
+              <w:t>VCC</w:t>
+            </w:r>
+            <w:proofErr w:type="spellEnd"/>
+          </w:p>
+        </w:tc>
+        <w:tc>
+          <w:tcPr>
+            <w:tcW w:w="0" w:type="auto"/>
+            <w:tcBorders>
+              <w:top w:val="outset" w:sz="6" w:space="0" w:color="auto"/>
+              <w:left w:val="outset" w:sz="6" w:space="0" w:color="auto"/>
+              <w:bottom w:val="outset" w:sz="6" w:space="0" w:color="auto"/>
+              <w:right w:val="outset" w:sz="6" w:space="0" w:color="auto"/>
+            </w:tcBorders>
+            <w:vAlign w:val="center"/>
+            <w:hideMark/>
+          </w:tcPr>
+          <w:p>
+            <w:pPr>
+              <w:spacing w:after="0" w:line="240" w:lineRule="auto"/>
+              <w:rPr>
+                <w:rFonts w:ascii="Times New Roman" w:eastAsia="Times New Roman" w:hAnsi="Times New Roman" w:cs="Times New Roman"/>
+                <w:kern w:val="0"/>
+                <w:sz w:val="24"/>
+                <w:szCs w:val="24"/>
+                <w14:ligatures w14:val="none"/>
+              </w:rPr>
+            </w:pPr>
+            <w:r>
+              <w:rPr>
+                <w:rFonts w:ascii="Times New Roman" w:eastAsia="Times New Roman" w:hAnsi="Times New Roman" w:cs="Times New Roman"/>
+                <w:kern w:val="0"/>
+                <w:sz w:val="24"/>
+                <w:szCs w:val="24"/>
+                <w14:ligatures w14:val="none"/>
+              </w:rPr>
+              <w:t>+</w:t>
+            </w:r>
+            <w:proofErr w:type="spellStart"/>
+            <w:r>
+              <w:rPr>
+                <w:rFonts w:ascii="Times New Roman" w:eastAsia="Times New Roman" w:hAnsi="Times New Roman" w:cs="Times New Roman"/>
+                <w:kern w:val="0"/>
+                <w:sz w:val="24"/>
+                <w:szCs w:val="24"/>
+                <w14:ligatures w14:val="none"/>
+              </w:rPr>
+              <w:t>5V</w:t>
+            </w:r>
+            <w:proofErr w:type="spellEnd"/>
+          </w:p>
+        </w:tc>
+      </w:tr>
+      <w:tr>
+        <w:trPr>
+          <w:tblCellSpacing w:w="15" w:type="dxa"/>
+        </w:trPr>
+        <w:tc>
+          <w:tcPr>
+            <w:tcW w:w="0" w:type="auto"/>
+            <w:tcBorders>
+              <w:top w:val="outset" w:sz="6" w:space="0" w:color="auto"/>
+              <w:left w:val="outset" w:sz="6" w:space="0" w:color="auto"/>
+              <w:bottom w:val="outset" w:sz="6" w:space="0" w:color="auto"/>
+              <w:right w:val="outset" w:sz="6" w:space="0" w:color="auto"/>
+            </w:tcBorders>
+            <w:vAlign w:val="center"/>
+            <w:hideMark/>
+          </w:tcPr>
+          <w:p>
+            <w:pPr>
+              <w:spacing w:after="0" w:line="240" w:lineRule="auto"/>
+              <w:rPr>
+                <w:rFonts w:ascii="Times New Roman" w:eastAsia="Times New Roman" w:hAnsi="Times New Roman" w:cs="Times New Roman"/>
+                <w:kern w:val="0"/>
+                <w:sz w:val="24"/>
+                <w:szCs w:val="24"/>
+                <w14:ligatures w14:val="none"/>
+              </w:rPr>
+            </w:pPr>
+            <w:r>
+              <w:rPr>
+                <w:rFonts w:ascii="Times New Roman" w:eastAsia="Times New Roman" w:hAnsi="Times New Roman" w:cs="Times New Roman"/>
+                <w:kern w:val="0"/>
+                <w:sz w:val="24"/>
+                <w:szCs w:val="24"/>
+                <w14:ligatures w14:val="none"/>
+              </w:rPr>
+              <w:t>2 (blk)</w:t>
+            </w:r>
+          </w:p>
+        </w:tc>
+        <w:tc>
+          <w:tcPr>
+            <w:tcW w:w="0" w:type="auto"/>
+            <w:tcBorders>
+              <w:top w:val="outset" w:sz="6" w:space="0" w:color="auto"/>
+              <w:left w:val="outset" w:sz="6" w:space="0" w:color="auto"/>
+              <w:bottom w:val="outset" w:sz="6" w:space="0" w:color="auto"/>
+              <w:right w:val="outset" w:sz="6" w:space="0" w:color="auto"/>
+            </w:tcBorders>
+            <w:vAlign w:val="center"/>
+            <w:hideMark/>
+          </w:tcPr>
+          <w:p>
+            <w:pPr>
+              <w:spacing w:after="0" w:line="240" w:lineRule="auto"/>
+              <w:rPr>
+                <w:rFonts w:ascii="Times New Roman" w:eastAsia="Times New Roman" w:hAnsi="Times New Roman" w:cs="Times New Roman"/>
+                <w:kern w:val="0"/>
+                <w:sz w:val="24"/>
+                <w:szCs w:val="24"/>
+                <w14:ligatures w14:val="none"/>
+              </w:rPr>
+            </w:pPr>
+            <w:r>
+              <w:rPr>
+                <w:rFonts w:ascii="Times New Roman" w:eastAsia="Times New Roman" w:hAnsi="Times New Roman" w:cs="Times New Roman"/>
+                <w:kern w:val="0"/>
+                <w:sz w:val="24"/>
+                <w:szCs w:val="24"/>
+                <w14:ligatures w14:val="none"/>
+              </w:rPr>
+              <w:t>TX (OUT)</w:t>
+            </w:r>
+          </w:p>
+        </w:tc>
+        <w:tc>
+          <w:tcPr>
+            <w:tcW w:w="0" w:type="auto"/>
+            <w:tcBorders>
+              <w:top w:val="outset" w:sz="6" w:space="0" w:color="auto"/>
+              <w:left w:val="outset" w:sz="6" w:space="0" w:color="auto"/>
+              <w:bottom w:val="outset" w:sz="6" w:space="0" w:color="auto"/>
+              <w:right w:val="outset" w:sz="6" w:space="0" w:color="auto"/>
+            </w:tcBorders>
+            <w:vAlign w:val="center"/>
+            <w:hideMark/>
+          </w:tcPr>
+          <w:p>
+            <w:pPr>
+              <w:spacing w:after="0" w:line="240" w:lineRule="auto"/>
+              <w:rPr>
+                <w:rFonts w:ascii="Times New Roman" w:eastAsia="Times New Roman" w:hAnsi="Times New Roman" w:cs="Times New Roman"/>
+                <w:kern w:val="0"/>
+                <w:sz w:val="24"/>
+                <w:szCs w:val="24"/>
+                <w14:ligatures w14:val="none"/>
+              </w:rPr>
+            </w:pPr>
+            <w:r>
+              <w:rPr>
+                <w:rFonts w:ascii="Times New Roman" w:eastAsia="Times New Roman" w:hAnsi="Times New Roman" w:cs="Times New Roman"/>
+                <w:kern w:val="0"/>
+                <w:sz w:val="24"/>
+                <w:szCs w:val="24"/>
+                <w14:ligatures w14:val="none"/>
+              </w:rPr>
+              <w:t>+</w:t>
+            </w:r>
+            <w:proofErr w:type="spellStart"/>
+            <w:r>
+              <w:rPr>
+                <w:rFonts w:ascii="Times New Roman" w:eastAsia="Times New Roman" w:hAnsi="Times New Roman" w:cs="Times New Roman"/>
+                <w:kern w:val="0"/>
+                <w:sz w:val="24"/>
+                <w:szCs w:val="24"/>
+                <w14:ligatures w14:val="none"/>
+              </w:rPr>
+              <w:t>3.3V</w:t>
+            </w:r>
+            <w:proofErr w:type="spellEnd"/>
+          </w:p>
+        </w:tc>
+      </w:tr>
+      <w:tr>
+        <w:trPr>
+          <w:tblCellSpacing w:w="15" w:type="dxa"/>
+        </w:trPr>
+        <w:tc>
+          <w:tcPr>
+            <w:tcW w:w="0" w:type="auto"/>
+            <w:tcBorders>
+              <w:top w:val="outset" w:sz="6" w:space="0" w:color="auto"/>
+              <w:left w:val="outset" w:sz="6" w:space="0" w:color="auto"/>
+              <w:bottom w:val="outset" w:sz="6" w:space="0" w:color="auto"/>
+              <w:right w:val="outset" w:sz="6" w:space="0" w:color="auto"/>
+            </w:tcBorders>
+            <w:vAlign w:val="center"/>
+            <w:hideMark/>
+          </w:tcPr>
+          <w:p>
+            <w:pPr>
+              <w:spacing w:after="0" w:line="240" w:lineRule="auto"/>
+              <w:rPr>
+                <w:rFonts w:ascii="Times New Roman" w:eastAsia="Times New Roman" w:hAnsi="Times New Roman" w:cs="Times New Roman"/>
+                <w:kern w:val="0"/>
+                <w:sz w:val="24"/>
+                <w:szCs w:val="24"/>
+                <w14:ligatures w14:val="none"/>
+              </w:rPr>
+            </w:pPr>
+            <w:r>
+              <w:rPr>
+                <w:rFonts w:ascii="Times New Roman" w:eastAsia="Times New Roman" w:hAnsi="Times New Roman" w:cs="Times New Roman"/>
+                <w:kern w:val="0"/>
+                <w:sz w:val="24"/>
+                <w:szCs w:val="24"/>
+                <w14:ligatures w14:val="none"/>
+              </w:rPr>
+              <w:t>3 (blk)</w:t>
+            </w:r>
+          </w:p>
+        </w:tc>
+        <w:tc>
+          <w:tcPr>
+            <w:tcW w:w="0" w:type="auto"/>
+            <w:tcBorders>
+              <w:top w:val="outset" w:sz="6" w:space="0" w:color="auto"/>
+              <w:left w:val="outset" w:sz="6" w:space="0" w:color="auto"/>
+              <w:bottom w:val="outset" w:sz="6" w:space="0" w:color="auto"/>
+              <w:right w:val="outset" w:sz="6" w:space="0" w:color="auto"/>
+            </w:tcBorders>
+            <w:vAlign w:val="center"/>
+            <w:hideMark/>
+          </w:tcPr>
+          <w:p>
+            <w:pPr>
+              <w:spacing w:after="0" w:line="240" w:lineRule="auto"/>
+              <w:rPr>
+                <w:rFonts w:ascii="Times New Roman" w:eastAsia="Times New Roman" w:hAnsi="Times New Roman" w:cs="Times New Roman"/>
+                <w:kern w:val="0"/>
+                <w:sz w:val="24"/>
+                <w:szCs w:val="24"/>
+                <w14:ligatures w14:val="none"/>
+              </w:rPr>
+            </w:pPr>
+            <w:r>
+              <w:rPr>
+                <w:rFonts w:ascii="Times New Roman" w:eastAsia="Times New Roman" w:hAnsi="Times New Roman" w:cs="Times New Roman"/>
+                <w:kern w:val="0"/>
+                <w:sz w:val="24"/>
+                <w:szCs w:val="24"/>
+                <w14:ligatures w14:val="none"/>
+              </w:rPr>
+              <w:t>RX (IN)</w:t>
+            </w:r>
+          </w:p>
+        </w:tc>
+        <w:tc>
+          <w:tcPr>
+            <w:tcW w:w="0" w:type="auto"/>
+            <w:tcBorders>
+              <w:top w:val="outset" w:sz="6" w:space="0" w:color="auto"/>
+              <w:left w:val="outset" w:sz="6" w:space="0" w:color="auto"/>
+              <w:bottom w:val="outset" w:sz="6" w:space="0" w:color="auto"/>
+              <w:right w:val="outset" w:sz="6" w:space="0" w:color="auto"/>
+            </w:tcBorders>
+            <w:vAlign w:val="center"/>
+            <w:hideMark/>
+          </w:tcPr>
+          <w:p>
+            <w:pPr>
+              <w:spacing w:after="0" w:line="240" w:lineRule="auto"/>
+              <w:rPr>
+                <w:rFonts w:ascii="Times New Roman" w:eastAsia="Times New Roman" w:hAnsi="Times New Roman" w:cs="Times New Roman"/>
+                <w:kern w:val="0"/>
+                <w:sz w:val="24"/>
+                <w:szCs w:val="24"/>
+                <w14:ligatures w14:val="none"/>
+              </w:rPr>
+            </w:pPr>
+            <w:r>
+              <w:rPr>
+                <w:rFonts w:ascii="Times New Roman" w:eastAsia="Times New Roman" w:hAnsi="Times New Roman" w:cs="Times New Roman"/>
+                <w:kern w:val="0"/>
+                <w:sz w:val="24"/>
+                <w:szCs w:val="24"/>
+                <w14:ligatures w14:val="none"/>
+              </w:rPr>
+              <w:t>+</w:t>
+            </w:r>
+            <w:proofErr w:type="spellStart"/>
+            <w:r>
+              <w:rPr>
+                <w:rFonts w:ascii="Times New Roman" w:eastAsia="Times New Roman" w:hAnsi="Times New Roman" w:cs="Times New Roman"/>
+                <w:kern w:val="0"/>
+                <w:sz w:val="24"/>
+                <w:szCs w:val="24"/>
+                <w14:ligatures w14:val="none"/>
+              </w:rPr>
+              <w:t>3.3V</w:t>
+            </w:r>
+            <w:proofErr w:type="spellEnd"/>
+          </w:p>
+        </w:tc>
+      </w:tr>
+      <w:tr>
+        <w:trPr>
+          <w:tblCellSpacing w:w="15" w:type="dxa"/>
+        </w:trPr>
+        <w:tc>
+          <w:tcPr>
+            <w:tcW w:w="0" w:type="auto"/>
+            <w:tcBorders>
+              <w:top w:val="outset" w:sz="6" w:space="0" w:color="auto"/>
+              <w:left w:val="outset" w:sz="6" w:space="0" w:color="auto"/>
+              <w:bottom w:val="outset" w:sz="6" w:space="0" w:color="auto"/>
+              <w:right w:val="outset" w:sz="6" w:space="0" w:color="auto"/>
+            </w:tcBorders>
+            <w:vAlign w:val="center"/>
+            <w:hideMark/>
+          </w:tcPr>
+          <w:p>
+            <w:pPr>
+              <w:spacing w:after="0" w:line="240" w:lineRule="auto"/>
+              <w:rPr>
+                <w:rFonts w:ascii="Times New Roman" w:eastAsia="Times New Roman" w:hAnsi="Times New Roman" w:cs="Times New Roman"/>
+                <w:kern w:val="0"/>
+                <w:sz w:val="24"/>
+                <w:szCs w:val="24"/>
+                <w14:ligatures w14:val="none"/>
+              </w:rPr>
+            </w:pPr>
+            <w:r>
+              <w:rPr>
+                <w:rFonts w:ascii="Times New Roman" w:eastAsia="Times New Roman" w:hAnsi="Times New Roman" w:cs="Times New Roman"/>
+                <w:kern w:val="0"/>
+                <w:sz w:val="24"/>
+                <w:szCs w:val="24"/>
+                <w14:ligatures w14:val="none"/>
+              </w:rPr>
+              <w:t>4 (blk)</w:t>
+            </w:r>
+          </w:p>
+        </w:tc>
+        <w:tc>
+          <w:tcPr>
+            <w:tcW w:w="0" w:type="auto"/>
+            <w:tcBorders>
+              <w:top w:val="outset" w:sz="6" w:space="0" w:color="auto"/>
+              <w:left w:val="outset" w:sz="6" w:space="0" w:color="auto"/>
+              <w:bottom w:val="outset" w:sz="6" w:space="0" w:color="auto"/>
+              <w:right w:val="outset" w:sz="6" w:space="0" w:color="auto"/>
+            </w:tcBorders>
+            <w:vAlign w:val="center"/>
+            <w:hideMark/>
+          </w:tcPr>
+          <w:p>
+            <w:pPr>
+              <w:spacing w:after="0" w:line="240" w:lineRule="auto"/>
+              <w:rPr>
+                <w:rFonts w:ascii="Times New Roman" w:eastAsia="Times New Roman" w:hAnsi="Times New Roman" w:cs="Times New Roman"/>
+                <w:kern w:val="0"/>
+                <w:sz w:val="24"/>
+                <w:szCs w:val="24"/>
+                <w14:ligatures w14:val="none"/>
+              </w:rPr>
+            </w:pPr>
+            <w:proofErr w:type="spellStart"/>
+            <w:r>
+              <w:rPr>
+                <w:rFonts w:ascii="Times New Roman" w:eastAsia="Times New Roman" w:hAnsi="Times New Roman" w:cs="Times New Roman"/>
+                <w:kern w:val="0"/>
+                <w:sz w:val="24"/>
+                <w:szCs w:val="24"/>
+                <w14:ligatures w14:val="none"/>
+              </w:rPr>
+              <w:t>SCL</w:t>
+            </w:r>
+            <w:proofErr w:type="spellEnd"/>
+            <w:r>
+              <w:rPr>
+                <w:rFonts w:ascii="Times New Roman" w:eastAsia="Times New Roman" w:hAnsi="Times New Roman" w:cs="Times New Roman"/>
+                <w:kern w:val="0"/>
+                <w:sz w:val="24"/>
+                <w:szCs w:val="24"/>
+                <w14:ligatures w14:val="none"/>
+              </w:rPr>
+              <w:t xml:space="preserve"> </w:t>
+            </w:r>
+            <w:proofErr w:type="spellStart"/>
+            <w:r>
+              <w:rPr>
+                <w:rFonts w:ascii="Times New Roman" w:eastAsia="Times New Roman" w:hAnsi="Times New Roman" w:cs="Times New Roman"/>
+                <w:kern w:val="0"/>
+                <w:sz w:val="24"/>
+                <w:szCs w:val="24"/>
+                <w14:ligatures w14:val="none"/>
+              </w:rPr>
+              <w:t>I2C2</w:t>
+            </w:r>
+            <w:proofErr w:type="spellEnd"/>
+          </w:p>
+        </w:tc>
+        <w:tc>
+          <w:tcPr>
+            <w:tcW w:w="0" w:type="auto"/>
+            <w:tcBorders>
+              <w:top w:val="outset" w:sz="6" w:space="0" w:color="auto"/>
+              <w:left w:val="outset" w:sz="6" w:space="0" w:color="auto"/>
+              <w:bottom w:val="outset" w:sz="6" w:space="0" w:color="auto"/>
+              <w:right w:val="outset" w:sz="6" w:space="0" w:color="auto"/>
+            </w:tcBorders>
+            <w:vAlign w:val="center"/>
+            <w:hideMark/>
+          </w:tcPr>
+          <w:p>
+            <w:pPr>
+              <w:spacing w:after="0" w:line="240" w:lineRule="auto"/>
+              <w:rPr>
+                <w:rFonts w:ascii="Times New Roman" w:eastAsia="Times New Roman" w:hAnsi="Times New Roman" w:cs="Times New Roman"/>
+                <w:kern w:val="0"/>
+                <w:sz w:val="24"/>
+                <w:szCs w:val="24"/>
+                <w14:ligatures w14:val="none"/>
+              </w:rPr>
+            </w:pPr>
+            <w:r>
+              <w:rPr>
+                <w:rFonts w:ascii="Times New Roman" w:eastAsia="Times New Roman" w:hAnsi="Times New Roman" w:cs="Times New Roman"/>
+                <w:kern w:val="0"/>
+                <w:sz w:val="24"/>
+                <w:szCs w:val="24"/>
+                <w14:ligatures w14:val="none"/>
+              </w:rPr>
+              <w:t>+</w:t>
+            </w:r>
+            <w:proofErr w:type="spellStart"/>
+            <w:r>
+              <w:rPr>
+                <w:rFonts w:ascii="Times New Roman" w:eastAsia="Times New Roman" w:hAnsi="Times New Roman" w:cs="Times New Roman"/>
+                <w:kern w:val="0"/>
+                <w:sz w:val="24"/>
+                <w:szCs w:val="24"/>
+                <w14:ligatures w14:val="none"/>
+              </w:rPr>
+              <w:t>3.3V</w:t>
+            </w:r>
+            <w:proofErr w:type="spellEnd"/>
+          </w:p>
+        </w:tc>
+      </w:tr>
+      <w:tr>
+        <w:trPr>
+          <w:tblCellSpacing w:w="15" w:type="dxa"/>
+        </w:trPr>
+        <w:tc>
+          <w:tcPr>
+            <w:tcW w:w="0" w:type="auto"/>
+            <w:tcBorders>
+              <w:top w:val="outset" w:sz="6" w:space="0" w:color="auto"/>
+              <w:left w:val="outset" w:sz="6" w:space="0" w:color="auto"/>
+              <w:bottom w:val="outset" w:sz="6" w:space="0" w:color="auto"/>
+              <w:right w:val="outset" w:sz="6" w:space="0" w:color="auto"/>
+            </w:tcBorders>
+            <w:vAlign w:val="center"/>
+            <w:hideMark/>
+          </w:tcPr>
+          <w:p>
+            <w:pPr>
+              <w:spacing w:after="0" w:line="240" w:lineRule="auto"/>
+              <w:rPr>
+                <w:rFonts w:ascii="Times New Roman" w:eastAsia="Times New Roman" w:hAnsi="Times New Roman" w:cs="Times New Roman"/>
+                <w:kern w:val="0"/>
+                <w:sz w:val="24"/>
+                <w:szCs w:val="24"/>
+                <w14:ligatures w14:val="none"/>
+              </w:rPr>
+            </w:pPr>
+            <w:r>
+              <w:rPr>
+                <w:rFonts w:ascii="Times New Roman" w:eastAsia="Times New Roman" w:hAnsi="Times New Roman" w:cs="Times New Roman"/>
+                <w:kern w:val="0"/>
+                <w:sz w:val="24"/>
+                <w:szCs w:val="24"/>
+                <w14:ligatures w14:val="none"/>
+              </w:rPr>
+              <w:t>5 (blk)</w:t>
+            </w:r>
+          </w:p>
+        </w:tc>
+        <w:tc>
+          <w:tcPr>
+            <w:tcW w:w="0" w:type="auto"/>
+            <w:tcBorders>
+              <w:top w:val="outset" w:sz="6" w:space="0" w:color="auto"/>
+              <w:left w:val="outset" w:sz="6" w:space="0" w:color="auto"/>
+              <w:bottom w:val="outset" w:sz="6" w:space="0" w:color="auto"/>
+              <w:right w:val="outset" w:sz="6" w:space="0" w:color="auto"/>
+            </w:tcBorders>
+            <w:vAlign w:val="center"/>
+            <w:hideMark/>
+          </w:tcPr>
+          <w:p>
+            <w:pPr>
+              <w:spacing w:after="0" w:line="240" w:lineRule="auto"/>
+              <w:rPr>
+                <w:rFonts w:ascii="Times New Roman" w:eastAsia="Times New Roman" w:hAnsi="Times New Roman" w:cs="Times New Roman"/>
+                <w:kern w:val="0"/>
+                <w:sz w:val="24"/>
+                <w:szCs w:val="24"/>
+                <w14:ligatures w14:val="none"/>
+              </w:rPr>
+            </w:pPr>
+            <w:r>
+              <w:rPr>
+                <w:rFonts w:ascii="Times New Roman" w:eastAsia="Times New Roman" w:hAnsi="Times New Roman" w:cs="Times New Roman"/>
+                <w:kern w:val="0"/>
+                <w:sz w:val="24"/>
+                <w:szCs w:val="24"/>
+                <w14:ligatures w14:val="none"/>
+              </w:rPr>
+              <w:t xml:space="preserve">SDA </w:t>
+            </w:r>
+            <w:proofErr w:type="spellStart"/>
+            <w:r>
+              <w:rPr>
+                <w:rFonts w:ascii="Times New Roman" w:eastAsia="Times New Roman" w:hAnsi="Times New Roman" w:cs="Times New Roman"/>
+                <w:kern w:val="0"/>
+                <w:sz w:val="24"/>
+                <w:szCs w:val="24"/>
+                <w14:ligatures w14:val="none"/>
+              </w:rPr>
+              <w:t>I2C2</w:t>
+            </w:r>
+            <w:proofErr w:type="spellEnd"/>
+          </w:p>
+        </w:tc>
+        <w:tc>
+          <w:tcPr>
+            <w:tcW w:w="0" w:type="auto"/>
+            <w:tcBorders>
+              <w:top w:val="outset" w:sz="6" w:space="0" w:color="auto"/>
+              <w:left w:val="outset" w:sz="6" w:space="0" w:color="auto"/>
+              <w:bottom w:val="outset" w:sz="6" w:space="0" w:color="auto"/>
+              <w:right w:val="outset" w:sz="6" w:space="0" w:color="auto"/>
+            </w:tcBorders>
+            <w:vAlign w:val="center"/>
+            <w:hideMark/>
+          </w:tcPr>
+          <w:p>
+            <w:pPr>
+              <w:spacing w:after="0" w:line="240" w:lineRule="auto"/>
+              <w:rPr>
+                <w:rFonts w:ascii="Times New Roman" w:eastAsia="Times New Roman" w:hAnsi="Times New Roman" w:cs="Times New Roman"/>
+                <w:kern w:val="0"/>
+                <w:sz w:val="24"/>
+                <w:szCs w:val="24"/>
+                <w14:ligatures w14:val="none"/>
+              </w:rPr>
+            </w:pPr>
+            <w:r>
+              <w:rPr>
+                <w:rFonts w:ascii="Times New Roman" w:eastAsia="Times New Roman" w:hAnsi="Times New Roman" w:cs="Times New Roman"/>
+                <w:kern w:val="0"/>
+                <w:sz w:val="24"/>
+                <w:szCs w:val="24"/>
+                <w14:ligatures w14:val="none"/>
+              </w:rPr>
+              <w:t>+</w:t>
+            </w:r>
+            <w:proofErr w:type="spellStart"/>
+            <w:r>
+              <w:rPr>
+                <w:rFonts w:ascii="Times New Roman" w:eastAsia="Times New Roman" w:hAnsi="Times New Roman" w:cs="Times New Roman"/>
+                <w:kern w:val="0"/>
+                <w:sz w:val="24"/>
+                <w:szCs w:val="24"/>
+                <w14:ligatures w14:val="none"/>
+              </w:rPr>
+              <w:t>3.3V</w:t>
+            </w:r>
+            <w:proofErr w:type="spellEnd"/>
+          </w:p>
+        </w:tc>
+      </w:tr>
+      <w:tr>
+        <w:trPr>
+          <w:tblCellSpacing w:w="15" w:type="dxa"/>
+        </w:trPr>
+        <w:tc>
+          <w:tcPr>
+            <w:tcW w:w="0" w:type="auto"/>
+            <w:tcBorders>
+              <w:top w:val="outset" w:sz="6" w:space="0" w:color="auto"/>
+              <w:left w:val="outset" w:sz="6" w:space="0" w:color="auto"/>
+              <w:bottom w:val="outset" w:sz="6" w:space="0" w:color="auto"/>
+              <w:right w:val="outset" w:sz="6" w:space="0" w:color="auto"/>
+            </w:tcBorders>
+            <w:vAlign w:val="center"/>
+            <w:hideMark/>
+          </w:tcPr>
+          <w:p>
+            <w:pPr>
+              <w:spacing w:after="0" w:line="240" w:lineRule="auto"/>
+              <w:rPr>
+                <w:rFonts w:ascii="Times New Roman" w:eastAsia="Times New Roman" w:hAnsi="Times New Roman" w:cs="Times New Roman"/>
+                <w:kern w:val="0"/>
+                <w:sz w:val="24"/>
+                <w:szCs w:val="24"/>
+                <w14:ligatures w14:val="none"/>
+              </w:rPr>
+            </w:pPr>
+            <w:r>
+              <w:rPr>
+                <w:rFonts w:ascii="Times New Roman" w:eastAsia="Times New Roman" w:hAnsi="Times New Roman" w:cs="Times New Roman"/>
+                <w:kern w:val="0"/>
+                <w:sz w:val="24"/>
+                <w:szCs w:val="24"/>
+                <w14:ligatures w14:val="none"/>
+              </w:rPr>
+              <w:t>6 (blk)</w:t>
+            </w:r>
+          </w:p>
+        </w:tc>
+        <w:tc>
+          <w:tcPr>
+            <w:tcW w:w="0" w:type="auto"/>
+            <w:tcBorders>
+              <w:top w:val="outset" w:sz="6" w:space="0" w:color="auto"/>
+              <w:left w:val="outset" w:sz="6" w:space="0" w:color="auto"/>
+              <w:bottom w:val="outset" w:sz="6" w:space="0" w:color="auto"/>
+              <w:right w:val="outset" w:sz="6" w:space="0" w:color="auto"/>
+            </w:tcBorders>
+            <w:vAlign w:val="center"/>
+            <w:hideMark/>
+          </w:tcPr>
+          <w:p>
+            <w:pPr>
+              <w:spacing w:after="0" w:line="240" w:lineRule="auto"/>
+              <w:rPr>
+                <w:rFonts w:ascii="Times New Roman" w:eastAsia="Times New Roman" w:hAnsi="Times New Roman" w:cs="Times New Roman"/>
+                <w:kern w:val="0"/>
+                <w:sz w:val="24"/>
+                <w:szCs w:val="24"/>
+                <w14:ligatures w14:val="none"/>
+              </w:rPr>
+            </w:pPr>
+            <w:r>
+              <w:rPr>
+                <w:rFonts w:ascii="Times New Roman" w:eastAsia="Times New Roman" w:hAnsi="Times New Roman" w:cs="Times New Roman"/>
+                <w:kern w:val="0"/>
+                <w:sz w:val="24"/>
+                <w:szCs w:val="24"/>
+                <w14:ligatures w14:val="none"/>
+              </w:rPr>
+              <w:t>Button</w:t>
+            </w:r>
+          </w:p>
+        </w:tc>
+        <w:tc>
+          <w:tcPr>
+            <w:tcW w:w="0" w:type="auto"/>
+            <w:tcBorders>
+              <w:top w:val="outset" w:sz="6" w:space="0" w:color="auto"/>
+              <w:left w:val="outset" w:sz="6" w:space="0" w:color="auto"/>
+              <w:bottom w:val="outset" w:sz="6" w:space="0" w:color="auto"/>
+              <w:right w:val="outset" w:sz="6" w:space="0" w:color="auto"/>
+            </w:tcBorders>
+            <w:vAlign w:val="center"/>
+            <w:hideMark/>
+          </w:tcPr>
+          <w:p>
+            <w:pPr>
+              <w:spacing w:after="0" w:line="240" w:lineRule="auto"/>
+              <w:rPr>
+                <w:rFonts w:ascii="Times New Roman" w:eastAsia="Times New Roman" w:hAnsi="Times New Roman" w:cs="Times New Roman"/>
+                <w:kern w:val="0"/>
+                <w:sz w:val="24"/>
+                <w:szCs w:val="24"/>
+                <w14:ligatures w14:val="none"/>
+              </w:rPr>
+            </w:pPr>
+            <w:proofErr w:type="spellStart"/>
+            <w:r>
+              <w:rPr>
+                <w:rFonts w:ascii="Times New Roman" w:eastAsia="Times New Roman" w:hAnsi="Times New Roman" w:cs="Times New Roman"/>
+                <w:kern w:val="0"/>
+                <w:sz w:val="24"/>
+                <w:szCs w:val="24"/>
+                <w14:ligatures w14:val="none"/>
+              </w:rPr>
+              <w:t>GND</w:t>
+            </w:r>
+            <w:proofErr w:type="spellEnd"/>
+          </w:p>
+        </w:tc>
+      </w:tr>
+      <w:tr>
+        <w:trPr>
+          <w:tblCellSpacing w:w="15" w:type="dxa"/>
+        </w:trPr>
+        <w:tc>
+          <w:tcPr>
+            <w:tcW w:w="0" w:type="auto"/>
+            <w:tcBorders>
+              <w:top w:val="outset" w:sz="6" w:space="0" w:color="auto"/>
+              <w:left w:val="outset" w:sz="6" w:space="0" w:color="auto"/>
+              <w:bottom w:val="outset" w:sz="6" w:space="0" w:color="auto"/>
+              <w:right w:val="outset" w:sz="6" w:space="0" w:color="auto"/>
+            </w:tcBorders>
+            <w:vAlign w:val="center"/>
+            <w:hideMark/>
+          </w:tcPr>
+          <w:p>
+            <w:pPr>
+              <w:spacing w:after="0" w:line="240" w:lineRule="auto"/>
+              <w:rPr>
+                <w:rFonts w:ascii="Times New Roman" w:eastAsia="Times New Roman" w:hAnsi="Times New Roman" w:cs="Times New Roman"/>
+                <w:kern w:val="0"/>
+                <w:sz w:val="24"/>
+                <w:szCs w:val="24"/>
+                <w14:ligatures w14:val="none"/>
+              </w:rPr>
+            </w:pPr>
+            <w:r>
+              <w:rPr>
+                <w:rFonts w:ascii="Times New Roman" w:eastAsia="Times New Roman" w:hAnsi="Times New Roman" w:cs="Times New Roman"/>
+                <w:kern w:val="0"/>
+                <w:sz w:val="24"/>
+                <w:szCs w:val="24"/>
+                <w14:ligatures w14:val="none"/>
+              </w:rPr>
+              <w:t>7 (blk)</w:t>
+            </w:r>
+          </w:p>
+        </w:tc>
+        <w:tc>
+          <w:tcPr>
+            <w:tcW w:w="0" w:type="auto"/>
+            <w:tcBorders>
+              <w:top w:val="outset" w:sz="6" w:space="0" w:color="auto"/>
+              <w:left w:val="outset" w:sz="6" w:space="0" w:color="auto"/>
+              <w:bottom w:val="outset" w:sz="6" w:space="0" w:color="auto"/>
+              <w:right w:val="outset" w:sz="6" w:space="0" w:color="auto"/>
+            </w:tcBorders>
+            <w:vAlign w:val="center"/>
+            <w:hideMark/>
+          </w:tcPr>
+          <w:p>
+            <w:pPr>
+              <w:spacing w:after="0" w:line="240" w:lineRule="auto"/>
+              <w:rPr>
+                <w:rFonts w:ascii="Times New Roman" w:eastAsia="Times New Roman" w:hAnsi="Times New Roman" w:cs="Times New Roman"/>
+                <w:kern w:val="0"/>
+                <w:sz w:val="24"/>
+                <w:szCs w:val="24"/>
+                <w14:ligatures w14:val="none"/>
+              </w:rPr>
+            </w:pPr>
+            <w:r>
+              <w:rPr>
+                <w:rFonts w:ascii="Times New Roman" w:eastAsia="Times New Roman" w:hAnsi="Times New Roman" w:cs="Times New Roman"/>
+                <w:kern w:val="0"/>
+                <w:sz w:val="24"/>
+                <w:szCs w:val="24"/>
+                <w14:ligatures w14:val="none"/>
+              </w:rPr>
+              <w:t>button LED</w:t>
+            </w:r>
+          </w:p>
+        </w:tc>
+        <w:tc>
+          <w:tcPr>
+            <w:tcW w:w="0" w:type="auto"/>
+            <w:tcBorders>
+              <w:top w:val="outset" w:sz="6" w:space="0" w:color="auto"/>
+              <w:left w:val="outset" w:sz="6" w:space="0" w:color="auto"/>
+              <w:bottom w:val="outset" w:sz="6" w:space="0" w:color="auto"/>
+              <w:right w:val="outset" w:sz="6" w:space="0" w:color="auto"/>
+            </w:tcBorders>
+            <w:vAlign w:val="center"/>
+            <w:hideMark/>
+          </w:tcPr>
+          <w:p>
+            <w:pPr>
+              <w:spacing w:after="0" w:line="240" w:lineRule="auto"/>
+              <w:rPr>
+                <w:rFonts w:ascii="Times New Roman" w:eastAsia="Times New Roman" w:hAnsi="Times New Roman" w:cs="Times New Roman"/>
+                <w:kern w:val="0"/>
+                <w:sz w:val="24"/>
+                <w:szCs w:val="24"/>
+                <w14:ligatures w14:val="none"/>
+              </w:rPr>
+            </w:pPr>
+            <w:proofErr w:type="spellStart"/>
+            <w:r>
+              <w:rPr>
+                <w:rFonts w:ascii="Times New Roman" w:eastAsia="Times New Roman" w:hAnsi="Times New Roman" w:cs="Times New Roman"/>
+                <w:kern w:val="0"/>
+                <w:sz w:val="24"/>
+                <w:szCs w:val="24"/>
+                <w14:ligatures w14:val="none"/>
+              </w:rPr>
+              <w:t>GND</w:t>
+            </w:r>
+            <w:proofErr w:type="spellEnd"/>
+          </w:p>
+        </w:tc>
+      </w:tr>
+      <w:tr>
+        <w:trPr>
+          <w:tblCellSpacing w:w="15" w:type="dxa"/>
+        </w:trPr>
+        <w:tc>
+          <w:tcPr>
+            <w:tcW w:w="0" w:type="auto"/>
+            <w:tcBorders>
+              <w:top w:val="outset" w:sz="6" w:space="0" w:color="auto"/>
+              <w:left w:val="outset" w:sz="6" w:space="0" w:color="auto"/>
+              <w:bottom w:val="outset" w:sz="6" w:space="0" w:color="auto"/>
+              <w:right w:val="outset" w:sz="6" w:space="0" w:color="auto"/>
+            </w:tcBorders>
+            <w:vAlign w:val="center"/>
+            <w:hideMark/>
+          </w:tcPr>
+          <w:p>
+            <w:pPr>
+              <w:spacing w:after="0" w:line="240" w:lineRule="auto"/>
+              <w:rPr>
+                <w:rFonts w:ascii="Times New Roman" w:eastAsia="Times New Roman" w:hAnsi="Times New Roman" w:cs="Times New Roman"/>
+                <w:kern w:val="0"/>
+                <w:sz w:val="24"/>
+                <w:szCs w:val="24"/>
+                <w14:ligatures w14:val="none"/>
+              </w:rPr>
+            </w:pPr>
+            <w:r>
+              <w:rPr>
+                <w:rFonts w:ascii="Times New Roman" w:eastAsia="Times New Roman" w:hAnsi="Times New Roman" w:cs="Times New Roman"/>
+                <w:kern w:val="0"/>
+                <w:sz w:val="24"/>
+                <w:szCs w:val="24"/>
+                <w14:ligatures w14:val="none"/>
+              </w:rPr>
+              <w:t>8 (blk)</w:t>
+            </w:r>
+          </w:p>
+        </w:tc>
+        <w:tc>
+          <w:tcPr>
+            <w:tcW w:w="0" w:type="auto"/>
+            <w:tcBorders>
+              <w:top w:val="outset" w:sz="6" w:space="0" w:color="auto"/>
+              <w:left w:val="outset" w:sz="6" w:space="0" w:color="auto"/>
+              <w:bottom w:val="outset" w:sz="6" w:space="0" w:color="auto"/>
+              <w:right w:val="outset" w:sz="6" w:space="0" w:color="auto"/>
+            </w:tcBorders>
+            <w:vAlign w:val="center"/>
+            <w:hideMark/>
+          </w:tcPr>
+          <w:p>
+            <w:pPr>
+              <w:spacing w:after="0" w:line="240" w:lineRule="auto"/>
+              <w:rPr>
+                <w:rFonts w:ascii="Times New Roman" w:eastAsia="Times New Roman" w:hAnsi="Times New Roman" w:cs="Times New Roman"/>
+                <w:kern w:val="0"/>
+                <w:sz w:val="24"/>
+                <w:szCs w:val="24"/>
+                <w14:ligatures w14:val="none"/>
+              </w:rPr>
+            </w:pPr>
+            <w:proofErr w:type="spellStart"/>
+            <w:r>
+              <w:rPr>
+                <w:rFonts w:ascii="Times New Roman" w:eastAsia="Times New Roman" w:hAnsi="Times New Roman" w:cs="Times New Roman"/>
+                <w:kern w:val="0"/>
+                <w:sz w:val="24"/>
+                <w:szCs w:val="24"/>
+                <w14:ligatures w14:val="none"/>
+              </w:rPr>
+              <w:t>GND</w:t>
+            </w:r>
+            <w:proofErr w:type="spellEnd"/>
+          </w:p>
+        </w:tc>
+        <w:tc>
+          <w:tcPr>
+            <w:tcW w:w="0" w:type="auto"/>
+            <w:tcBorders>
+              <w:top w:val="outset" w:sz="6" w:space="0" w:color="auto"/>
+              <w:left w:val="outset" w:sz="6" w:space="0" w:color="auto"/>
+              <w:bottom w:val="outset" w:sz="6" w:space="0" w:color="auto"/>
+              <w:right w:val="outset" w:sz="6" w:space="0" w:color="auto"/>
+            </w:tcBorders>
+            <w:vAlign w:val="center"/>
+            <w:hideMark/>
+          </w:tcPr>
+          <w:p>
+            <w:pPr>
+              <w:spacing w:after="0" w:line="240" w:lineRule="auto"/>
+              <w:rPr>
+                <w:rFonts w:ascii="Times New Roman" w:eastAsia="Times New Roman" w:hAnsi="Times New Roman" w:cs="Times New Roman"/>
+                <w:kern w:val="0"/>
+                <w:sz w:val="24"/>
+                <w:szCs w:val="24"/>
+                <w14:ligatures w14:val="none"/>
+              </w:rPr>
+            </w:pPr>
+            <w:proofErr w:type="spellStart"/>
+            <w:r>
+              <w:rPr>
+                <w:rFonts w:ascii="Times New Roman" w:eastAsia="Times New Roman" w:hAnsi="Times New Roman" w:cs="Times New Roman"/>
+                <w:kern w:val="0"/>
+                <w:sz w:val="24"/>
+                <w:szCs w:val="24"/>
+                <w14:ligatures w14:val="none"/>
+              </w:rPr>
+              <w:t>GND</w:t>
+            </w:r>
+            <w:proofErr w:type="spellEnd"/>
+          </w:p>
+        </w:tc>
+      </w:tr>
+    </w:tbl>
+    <w:p>
+      <w:pPr>
+        <w:spacing w:before="100" w:beforeAutospacing="1" w:after="100" w:afterAutospacing="1" w:line="240" w:lineRule="auto"/>
+        <w:rPr>
+          <w:rFonts w:ascii="Times New Roman" w:eastAsia="Times New Roman" w:hAnsi="Times New Roman" w:cs="Times New Roman"/>
+          <w:b/>
+          <w:bCs/>
+          <w:kern w:val="0"/>
+          <w:sz w:val="24"/>
+          <w:szCs w:val="24"/>
+          <w14:ligatures w14:val="none"/>
+        </w:rPr>
+      </w:pPr>
+    </w:p>
+    <w:p>
+      <w:pPr>
+        <w:spacing w:before="100" w:beforeAutospacing="1" w:after="100" w:afterAutospacing="1" w:line="240" w:lineRule="auto"/>
+        <w:rPr>
+          <w:rFonts w:ascii="Times New Roman" w:eastAsia="Times New Roman" w:hAnsi="Times New Roman" w:cs="Times New Roman"/>
+          <w:kern w:val="0"/>
+          <w:sz w:val="24"/>
+          <w:szCs w:val="24"/>
+          <w14:ligatures w14:val="none"/>
+        </w:rPr>
+      </w:pPr>
+      <w:proofErr w:type="spellStart"/>
+      <w:r>
+        <w:rPr>
+          <w:rFonts w:ascii="Times New Roman" w:eastAsia="Times New Roman" w:hAnsi="Times New Roman" w:cs="Times New Roman"/>
+          <w:b/>
+          <w:bCs/>
+          <w:kern w:val="0"/>
+          <w:sz w:val="24"/>
+          <w:szCs w:val="24"/>
+          <w14:ligatures w14:val="none"/>
+        </w:rPr>
+        <w:lastRenderedPageBreak/>
+        <w:t>GPS2</w:t>
+      </w:r>
+      <w:proofErr w:type="spellEnd"/>
+      <w:r>
+        <w:rPr>
+          <w:rFonts w:ascii="Times New Roman" w:eastAsia="Times New Roman" w:hAnsi="Times New Roman" w:cs="Times New Roman"/>
+          <w:b/>
+          <w:bCs/>
+          <w:kern w:val="0"/>
+          <w:sz w:val="24"/>
+          <w:szCs w:val="24"/>
+          <w14:ligatures w14:val="none"/>
+        </w:rPr>
+        <w:t xml:space="preserve"> port</w:t>
+      </w:r>
+    </w:p>
+    <w:tbl>
+      <w:tblPr>
+        <w:tblW w:w="0" w:type="auto"/>
+        <w:tblCellSpacing w:w="15" w:type="dxa"/>
+        <w:tblBorders>
+          <w:top w:val="outset" w:sz="6" w:space="0" w:color="auto"/>
+          <w:left w:val="outset" w:sz="6" w:space="0" w:color="auto"/>
+          <w:bottom w:val="outset" w:sz="6" w:space="0" w:color="auto"/>
+          <w:right w:val="outset" w:sz="6" w:space="0" w:color="auto"/>
+        </w:tblBorders>
+        <w:tblCellMar>
+          <w:top w:w="15" w:type="dxa"/>
+          <w:left w:w="15" w:type="dxa"/>
+          <w:bottom w:w="15" w:type="dxa"/>
+          <w:right w:w="15" w:type="dxa"/>
+        </w:tblCellMar>
+        <w:tblLook w:val="04A0" w:firstRow="1" w:lastRow="0" w:firstColumn="1" w:lastColumn="0" w:noHBand="0" w:noVBand="1"/>
+      </w:tblPr>
+      <w:tblGrid>
+        <w:gridCol w:w="752"/>
+        <w:gridCol w:w="1124"/>
+        <w:gridCol w:w="714"/>
+      </w:tblGrid>
+      <w:tr>
+        <w:trPr>
+          <w:tblCellSpacing w:w="15" w:type="dxa"/>
+        </w:trPr>
+        <w:tc>
+          <w:tcPr>
+            <w:tcW w:w="0" w:type="auto"/>
+            <w:tcBorders>
+              <w:top w:val="outset" w:sz="6" w:space="0" w:color="auto"/>
+              <w:left w:val="outset" w:sz="6" w:space="0" w:color="auto"/>
+              <w:bottom w:val="outset" w:sz="6" w:space="0" w:color="auto"/>
+              <w:right w:val="outset" w:sz="6" w:space="0" w:color="auto"/>
+            </w:tcBorders>
+            <w:vAlign w:val="center"/>
+            <w:hideMark/>
+          </w:tcPr>
+          <w:p>
+            <w:pPr>
+              <w:spacing w:after="0" w:line="240" w:lineRule="auto"/>
+              <w:jc w:val="center"/>
+              <w:rPr>
+                <w:rFonts w:ascii="Times New Roman" w:eastAsia="Times New Roman" w:hAnsi="Times New Roman" w:cs="Times New Roman"/>
+                <w:b/>
+                <w:bCs/>
+                <w:kern w:val="0"/>
+                <w:sz w:val="24"/>
+                <w:szCs w:val="24"/>
+                <w14:ligatures w14:val="none"/>
+              </w:rPr>
+            </w:pPr>
+            <w:r>
+              <w:rPr>
+                <w:rFonts w:ascii="Times New Roman" w:eastAsia="Times New Roman" w:hAnsi="Times New Roman" w:cs="Times New Roman"/>
+                <w:b/>
+                <w:bCs/>
+                <w:kern w:val="0"/>
+                <w:sz w:val="24"/>
+                <w:szCs w:val="24"/>
+                <w14:ligatures w14:val="none"/>
+              </w:rPr>
+              <w:t>Pin</w:t>
+            </w:r>
+          </w:p>
+        </w:tc>
+        <w:tc>
+          <w:tcPr>
+            <w:tcW w:w="0" w:type="auto"/>
+            <w:tcBorders>
+              <w:top w:val="outset" w:sz="6" w:space="0" w:color="auto"/>
+              <w:left w:val="outset" w:sz="6" w:space="0" w:color="auto"/>
+              <w:bottom w:val="outset" w:sz="6" w:space="0" w:color="auto"/>
+              <w:right w:val="outset" w:sz="6" w:space="0" w:color="auto"/>
+            </w:tcBorders>
+            <w:vAlign w:val="center"/>
+            <w:hideMark/>
+          </w:tcPr>
+          <w:p>
+            <w:pPr>
+              <w:spacing w:after="0" w:line="240" w:lineRule="auto"/>
+              <w:jc w:val="center"/>
+              <w:rPr>
+                <w:rFonts w:ascii="Times New Roman" w:eastAsia="Times New Roman" w:hAnsi="Times New Roman" w:cs="Times New Roman"/>
+                <w:b/>
+                <w:bCs/>
+                <w:kern w:val="0"/>
+                <w:sz w:val="24"/>
+                <w:szCs w:val="24"/>
+                <w14:ligatures w14:val="none"/>
+              </w:rPr>
+            </w:pPr>
+            <w:r>
+              <w:rPr>
+                <w:rFonts w:ascii="Times New Roman" w:eastAsia="Times New Roman" w:hAnsi="Times New Roman" w:cs="Times New Roman"/>
+                <w:b/>
+                <w:bCs/>
+                <w:kern w:val="0"/>
+                <w:sz w:val="24"/>
+                <w:szCs w:val="24"/>
+                <w14:ligatures w14:val="none"/>
+              </w:rPr>
+              <w:t>Signal</w:t>
+            </w:r>
+          </w:p>
+        </w:tc>
+        <w:tc>
+          <w:tcPr>
+            <w:tcW w:w="0" w:type="auto"/>
+            <w:tcBorders>
+              <w:top w:val="outset" w:sz="6" w:space="0" w:color="auto"/>
+              <w:left w:val="outset" w:sz="6" w:space="0" w:color="auto"/>
+              <w:bottom w:val="outset" w:sz="6" w:space="0" w:color="auto"/>
+              <w:right w:val="outset" w:sz="6" w:space="0" w:color="auto"/>
+            </w:tcBorders>
+            <w:vAlign w:val="center"/>
+            <w:hideMark/>
+          </w:tcPr>
+          <w:p>
+            <w:pPr>
+              <w:spacing w:after="0" w:line="240" w:lineRule="auto"/>
+              <w:jc w:val="center"/>
+              <w:rPr>
+                <w:rFonts w:ascii="Times New Roman" w:eastAsia="Times New Roman" w:hAnsi="Times New Roman" w:cs="Times New Roman"/>
+                <w:b/>
+                <w:bCs/>
+                <w:kern w:val="0"/>
+                <w:sz w:val="24"/>
+                <w:szCs w:val="24"/>
+                <w14:ligatures w14:val="none"/>
+              </w:rPr>
+            </w:pPr>
+            <w:r>
+              <w:rPr>
+                <w:rFonts w:ascii="Times New Roman" w:eastAsia="Times New Roman" w:hAnsi="Times New Roman" w:cs="Times New Roman"/>
+                <w:b/>
+                <w:bCs/>
+                <w:kern w:val="0"/>
+                <w:sz w:val="24"/>
+                <w:szCs w:val="24"/>
+                <w14:ligatures w14:val="none"/>
+              </w:rPr>
+              <w:t>Volt</w:t>
+            </w:r>
+          </w:p>
+        </w:tc>
+      </w:tr>
+      <w:tr>
+        <w:trPr>
+          <w:tblCellSpacing w:w="15" w:type="dxa"/>
+        </w:trPr>
+        <w:tc>
+          <w:tcPr>
+            <w:tcW w:w="0" w:type="auto"/>
+            <w:tcBorders>
+              <w:top w:val="outset" w:sz="6" w:space="0" w:color="auto"/>
+              <w:left w:val="outset" w:sz="6" w:space="0" w:color="auto"/>
+              <w:bottom w:val="outset" w:sz="6" w:space="0" w:color="auto"/>
+              <w:right w:val="outset" w:sz="6" w:space="0" w:color="auto"/>
+            </w:tcBorders>
+            <w:vAlign w:val="center"/>
+            <w:hideMark/>
+          </w:tcPr>
+          <w:p>
+            <w:pPr>
+              <w:spacing w:after="0" w:line="240" w:lineRule="auto"/>
+              <w:rPr>
+                <w:rFonts w:ascii="Times New Roman" w:eastAsia="Times New Roman" w:hAnsi="Times New Roman" w:cs="Times New Roman"/>
+                <w:kern w:val="0"/>
+                <w:sz w:val="24"/>
+                <w:szCs w:val="24"/>
+                <w14:ligatures w14:val="none"/>
+              </w:rPr>
+            </w:pPr>
+            <w:r>
+              <w:rPr>
+                <w:rFonts w:ascii="Times New Roman" w:eastAsia="Times New Roman" w:hAnsi="Times New Roman" w:cs="Times New Roman"/>
+                <w:kern w:val="0"/>
+                <w:sz w:val="24"/>
+                <w:szCs w:val="24"/>
+                <w14:ligatures w14:val="none"/>
+              </w:rPr>
+              <w:t>1 (red)</w:t>
+            </w:r>
+          </w:p>
+        </w:tc>
+        <w:tc>
+          <w:tcPr>
+            <w:tcW w:w="0" w:type="auto"/>
+            <w:tcBorders>
+              <w:top w:val="outset" w:sz="6" w:space="0" w:color="auto"/>
+              <w:left w:val="outset" w:sz="6" w:space="0" w:color="auto"/>
+              <w:bottom w:val="outset" w:sz="6" w:space="0" w:color="auto"/>
+              <w:right w:val="outset" w:sz="6" w:space="0" w:color="auto"/>
+            </w:tcBorders>
+            <w:vAlign w:val="center"/>
+            <w:hideMark/>
+          </w:tcPr>
+          <w:p>
+            <w:pPr>
+              <w:spacing w:after="0" w:line="240" w:lineRule="auto"/>
+              <w:rPr>
+                <w:rFonts w:ascii="Times New Roman" w:eastAsia="Times New Roman" w:hAnsi="Times New Roman" w:cs="Times New Roman"/>
+                <w:kern w:val="0"/>
+                <w:sz w:val="24"/>
+                <w:szCs w:val="24"/>
+                <w14:ligatures w14:val="none"/>
+              </w:rPr>
+            </w:pPr>
+            <w:proofErr w:type="spellStart"/>
+            <w:r>
+              <w:rPr>
+                <w:rFonts w:ascii="Times New Roman" w:eastAsia="Times New Roman" w:hAnsi="Times New Roman" w:cs="Times New Roman"/>
+                <w:kern w:val="0"/>
+                <w:sz w:val="24"/>
+                <w:szCs w:val="24"/>
+                <w14:ligatures w14:val="none"/>
+              </w:rPr>
+              <w:t>VCC</w:t>
+            </w:r>
+            <w:proofErr w:type="spellEnd"/>
+          </w:p>
+        </w:tc>
+        <w:tc>
+          <w:tcPr>
+            <w:tcW w:w="0" w:type="auto"/>
+            <w:tcBorders>
+              <w:top w:val="outset" w:sz="6" w:space="0" w:color="auto"/>
+              <w:left w:val="outset" w:sz="6" w:space="0" w:color="auto"/>
+              <w:bottom w:val="outset" w:sz="6" w:space="0" w:color="auto"/>
+              <w:right w:val="outset" w:sz="6" w:space="0" w:color="auto"/>
+            </w:tcBorders>
+            <w:vAlign w:val="center"/>
+            <w:hideMark/>
+          </w:tcPr>
+          <w:p>
+            <w:pPr>
+              <w:spacing w:after="0" w:line="240" w:lineRule="auto"/>
+              <w:rPr>
+                <w:rFonts w:ascii="Times New Roman" w:eastAsia="Times New Roman" w:hAnsi="Times New Roman" w:cs="Times New Roman"/>
+                <w:kern w:val="0"/>
+                <w:sz w:val="24"/>
+                <w:szCs w:val="24"/>
+                <w14:ligatures w14:val="none"/>
+              </w:rPr>
+            </w:pPr>
+            <w:r>
+              <w:rPr>
+                <w:rFonts w:ascii="Times New Roman" w:eastAsia="Times New Roman" w:hAnsi="Times New Roman" w:cs="Times New Roman"/>
+                <w:kern w:val="0"/>
+                <w:sz w:val="24"/>
+                <w:szCs w:val="24"/>
+                <w14:ligatures w14:val="none"/>
+              </w:rPr>
+              <w:t>+</w:t>
+            </w:r>
+            <w:proofErr w:type="spellStart"/>
+            <w:r>
+              <w:rPr>
+                <w:rFonts w:ascii="Times New Roman" w:eastAsia="Times New Roman" w:hAnsi="Times New Roman" w:cs="Times New Roman"/>
+                <w:kern w:val="0"/>
+                <w:sz w:val="24"/>
+                <w:szCs w:val="24"/>
+                <w14:ligatures w14:val="none"/>
+              </w:rPr>
+              <w:t>5V</w:t>
+            </w:r>
+            <w:proofErr w:type="spellEnd"/>
+          </w:p>
+        </w:tc>
+      </w:tr>
+      <w:tr>
+        <w:trPr>
+          <w:tblCellSpacing w:w="15" w:type="dxa"/>
+        </w:trPr>
+        <w:tc>
+          <w:tcPr>
+            <w:tcW w:w="0" w:type="auto"/>
+            <w:tcBorders>
+              <w:top w:val="outset" w:sz="6" w:space="0" w:color="auto"/>
+              <w:left w:val="outset" w:sz="6" w:space="0" w:color="auto"/>
+              <w:bottom w:val="outset" w:sz="6" w:space="0" w:color="auto"/>
+              <w:right w:val="outset" w:sz="6" w:space="0" w:color="auto"/>
+            </w:tcBorders>
+            <w:vAlign w:val="center"/>
+            <w:hideMark/>
+          </w:tcPr>
+          <w:p>
+            <w:pPr>
+              <w:spacing w:after="0" w:line="240" w:lineRule="auto"/>
+              <w:rPr>
+                <w:rFonts w:ascii="Times New Roman" w:eastAsia="Times New Roman" w:hAnsi="Times New Roman" w:cs="Times New Roman"/>
+                <w:kern w:val="0"/>
+                <w:sz w:val="24"/>
+                <w:szCs w:val="24"/>
+                <w14:ligatures w14:val="none"/>
+              </w:rPr>
+            </w:pPr>
+            <w:r>
+              <w:rPr>
+                <w:rFonts w:ascii="Times New Roman" w:eastAsia="Times New Roman" w:hAnsi="Times New Roman" w:cs="Times New Roman"/>
+                <w:kern w:val="0"/>
+                <w:sz w:val="24"/>
+                <w:szCs w:val="24"/>
+                <w14:ligatures w14:val="none"/>
+              </w:rPr>
+              <w:t>2 (blk)</w:t>
+            </w:r>
+          </w:p>
+        </w:tc>
+        <w:tc>
+          <w:tcPr>
+            <w:tcW w:w="0" w:type="auto"/>
+            <w:tcBorders>
+              <w:top w:val="outset" w:sz="6" w:space="0" w:color="auto"/>
+              <w:left w:val="outset" w:sz="6" w:space="0" w:color="auto"/>
+              <w:bottom w:val="outset" w:sz="6" w:space="0" w:color="auto"/>
+              <w:right w:val="outset" w:sz="6" w:space="0" w:color="auto"/>
+            </w:tcBorders>
+            <w:vAlign w:val="center"/>
+            <w:hideMark/>
+          </w:tcPr>
+          <w:p>
+            <w:pPr>
+              <w:spacing w:after="0" w:line="240" w:lineRule="auto"/>
+              <w:rPr>
+                <w:rFonts w:ascii="Times New Roman" w:eastAsia="Times New Roman" w:hAnsi="Times New Roman" w:cs="Times New Roman"/>
+                <w:kern w:val="0"/>
+                <w:sz w:val="24"/>
+                <w:szCs w:val="24"/>
+                <w14:ligatures w14:val="none"/>
+              </w:rPr>
+            </w:pPr>
+            <w:r>
+              <w:rPr>
+                <w:rFonts w:ascii="Times New Roman" w:eastAsia="Times New Roman" w:hAnsi="Times New Roman" w:cs="Times New Roman"/>
+                <w:kern w:val="0"/>
+                <w:sz w:val="24"/>
+                <w:szCs w:val="24"/>
+                <w14:ligatures w14:val="none"/>
+              </w:rPr>
+              <w:t>TX (OUT)</w:t>
+            </w:r>
+          </w:p>
+        </w:tc>
+        <w:tc>
+          <w:tcPr>
+            <w:tcW w:w="0" w:type="auto"/>
+            <w:tcBorders>
+              <w:top w:val="outset" w:sz="6" w:space="0" w:color="auto"/>
+              <w:left w:val="outset" w:sz="6" w:space="0" w:color="auto"/>
+              <w:bottom w:val="outset" w:sz="6" w:space="0" w:color="auto"/>
+              <w:right w:val="outset" w:sz="6" w:space="0" w:color="auto"/>
+            </w:tcBorders>
+            <w:vAlign w:val="center"/>
+            <w:hideMark/>
+          </w:tcPr>
+          <w:p>
+            <w:pPr>
+              <w:spacing w:after="0" w:line="240" w:lineRule="auto"/>
+              <w:rPr>
+                <w:rFonts w:ascii="Times New Roman" w:eastAsia="Times New Roman" w:hAnsi="Times New Roman" w:cs="Times New Roman"/>
+                <w:kern w:val="0"/>
+                <w:sz w:val="24"/>
+                <w:szCs w:val="24"/>
+                <w14:ligatures w14:val="none"/>
+              </w:rPr>
+            </w:pPr>
+            <w:r>
+              <w:rPr>
+                <w:rFonts w:ascii="Times New Roman" w:eastAsia="Times New Roman" w:hAnsi="Times New Roman" w:cs="Times New Roman"/>
+                <w:kern w:val="0"/>
+                <w:sz w:val="24"/>
+                <w:szCs w:val="24"/>
+                <w14:ligatures w14:val="none"/>
+              </w:rPr>
+              <w:t>+</w:t>
+            </w:r>
+            <w:proofErr w:type="spellStart"/>
+            <w:r>
+              <w:rPr>
+                <w:rFonts w:ascii="Times New Roman" w:eastAsia="Times New Roman" w:hAnsi="Times New Roman" w:cs="Times New Roman"/>
+                <w:kern w:val="0"/>
+                <w:sz w:val="24"/>
+                <w:szCs w:val="24"/>
+                <w14:ligatures w14:val="none"/>
+              </w:rPr>
+              <w:t>3.3V</w:t>
+            </w:r>
+            <w:proofErr w:type="spellEnd"/>
+          </w:p>
+        </w:tc>
+      </w:tr>
+      <w:tr>
+        <w:trPr>
+          <w:tblCellSpacing w:w="15" w:type="dxa"/>
+        </w:trPr>
+        <w:tc>
+          <w:tcPr>
+            <w:tcW w:w="0" w:type="auto"/>
+            <w:tcBorders>
+              <w:top w:val="outset" w:sz="6" w:space="0" w:color="auto"/>
+              <w:left w:val="outset" w:sz="6" w:space="0" w:color="auto"/>
+              <w:bottom w:val="outset" w:sz="6" w:space="0" w:color="auto"/>
+              <w:right w:val="outset" w:sz="6" w:space="0" w:color="auto"/>
+            </w:tcBorders>
+            <w:vAlign w:val="center"/>
+            <w:hideMark/>
+          </w:tcPr>
+          <w:p>
+            <w:pPr>
+              <w:spacing w:after="0" w:line="240" w:lineRule="auto"/>
+              <w:rPr>
+                <w:rFonts w:ascii="Times New Roman" w:eastAsia="Times New Roman" w:hAnsi="Times New Roman" w:cs="Times New Roman"/>
+                <w:kern w:val="0"/>
+                <w:sz w:val="24"/>
+                <w:szCs w:val="24"/>
+                <w14:ligatures w14:val="none"/>
+              </w:rPr>
+            </w:pPr>
+            <w:r>
+              <w:rPr>
+                <w:rFonts w:ascii="Times New Roman" w:eastAsia="Times New Roman" w:hAnsi="Times New Roman" w:cs="Times New Roman"/>
+                <w:kern w:val="0"/>
+                <w:sz w:val="24"/>
+                <w:szCs w:val="24"/>
+                <w14:ligatures w14:val="none"/>
+              </w:rPr>
+              <w:t>3 (blk)</w:t>
+            </w:r>
+          </w:p>
+        </w:tc>
+        <w:tc>
+          <w:tcPr>
+            <w:tcW w:w="0" w:type="auto"/>
+            <w:tcBorders>
+              <w:top w:val="outset" w:sz="6" w:space="0" w:color="auto"/>
+              <w:left w:val="outset" w:sz="6" w:space="0" w:color="auto"/>
+              <w:bottom w:val="outset" w:sz="6" w:space="0" w:color="auto"/>
+              <w:right w:val="outset" w:sz="6" w:space="0" w:color="auto"/>
+            </w:tcBorders>
+            <w:vAlign w:val="center"/>
+            <w:hideMark/>
+          </w:tcPr>
+          <w:p>
+            <w:pPr>
+              <w:spacing w:after="0" w:line="240" w:lineRule="auto"/>
+              <w:rPr>
+                <w:rFonts w:ascii="Times New Roman" w:eastAsia="Times New Roman" w:hAnsi="Times New Roman" w:cs="Times New Roman"/>
+                <w:kern w:val="0"/>
+                <w:sz w:val="24"/>
+                <w:szCs w:val="24"/>
+                <w14:ligatures w14:val="none"/>
+              </w:rPr>
+            </w:pPr>
+            <w:r>
+              <w:rPr>
+                <w:rFonts w:ascii="Times New Roman" w:eastAsia="Times New Roman" w:hAnsi="Times New Roman" w:cs="Times New Roman"/>
+                <w:kern w:val="0"/>
+                <w:sz w:val="24"/>
+                <w:szCs w:val="24"/>
+                <w14:ligatures w14:val="none"/>
+              </w:rPr>
+              <w:t>RX (IN)</w:t>
+            </w:r>
+          </w:p>
+        </w:tc>
+        <w:tc>
+          <w:tcPr>
+            <w:tcW w:w="0" w:type="auto"/>
+            <w:tcBorders>
+              <w:top w:val="outset" w:sz="6" w:space="0" w:color="auto"/>
+              <w:left w:val="outset" w:sz="6" w:space="0" w:color="auto"/>
+              <w:bottom w:val="outset" w:sz="6" w:space="0" w:color="auto"/>
+              <w:right w:val="outset" w:sz="6" w:space="0" w:color="auto"/>
+            </w:tcBorders>
+            <w:vAlign w:val="center"/>
+            <w:hideMark/>
+          </w:tcPr>
+          <w:p>
+            <w:pPr>
+              <w:spacing w:after="0" w:line="240" w:lineRule="auto"/>
+              <w:rPr>
+                <w:rFonts w:ascii="Times New Roman" w:eastAsia="Times New Roman" w:hAnsi="Times New Roman" w:cs="Times New Roman"/>
+                <w:kern w:val="0"/>
+                <w:sz w:val="24"/>
+                <w:szCs w:val="24"/>
+                <w14:ligatures w14:val="none"/>
+              </w:rPr>
+            </w:pPr>
+            <w:r>
+              <w:rPr>
+                <w:rFonts w:ascii="Times New Roman" w:eastAsia="Times New Roman" w:hAnsi="Times New Roman" w:cs="Times New Roman"/>
+                <w:kern w:val="0"/>
+                <w:sz w:val="24"/>
+                <w:szCs w:val="24"/>
+                <w14:ligatures w14:val="none"/>
+              </w:rPr>
+              <w:t>+</w:t>
+            </w:r>
+            <w:proofErr w:type="spellStart"/>
+            <w:r>
+              <w:rPr>
+                <w:rFonts w:ascii="Times New Roman" w:eastAsia="Times New Roman" w:hAnsi="Times New Roman" w:cs="Times New Roman"/>
+                <w:kern w:val="0"/>
+                <w:sz w:val="24"/>
+                <w:szCs w:val="24"/>
+                <w14:ligatures w14:val="none"/>
+              </w:rPr>
+              <w:t>3.3V</w:t>
+            </w:r>
+            <w:proofErr w:type="spellEnd"/>
+          </w:p>
+        </w:tc>
+      </w:tr>
+      <w:tr>
+        <w:trPr>
+          <w:tblCellSpacing w:w="15" w:type="dxa"/>
+        </w:trPr>
+        <w:tc>
+          <w:tcPr>
+            <w:tcW w:w="0" w:type="auto"/>
+            <w:tcBorders>
+              <w:top w:val="outset" w:sz="6" w:space="0" w:color="auto"/>
+              <w:left w:val="outset" w:sz="6" w:space="0" w:color="auto"/>
+              <w:bottom w:val="outset" w:sz="6" w:space="0" w:color="auto"/>
+              <w:right w:val="outset" w:sz="6" w:space="0" w:color="auto"/>
+            </w:tcBorders>
+            <w:vAlign w:val="center"/>
+            <w:hideMark/>
+          </w:tcPr>
+          <w:p>
+            <w:pPr>
+              <w:spacing w:after="0" w:line="240" w:lineRule="auto"/>
+              <w:rPr>
+                <w:rFonts w:ascii="Times New Roman" w:eastAsia="Times New Roman" w:hAnsi="Times New Roman" w:cs="Times New Roman"/>
+                <w:kern w:val="0"/>
+                <w:sz w:val="24"/>
+                <w:szCs w:val="24"/>
+                <w14:ligatures w14:val="none"/>
+              </w:rPr>
+            </w:pPr>
+            <w:r>
+              <w:rPr>
+                <w:rFonts w:ascii="Times New Roman" w:eastAsia="Times New Roman" w:hAnsi="Times New Roman" w:cs="Times New Roman"/>
+                <w:kern w:val="0"/>
+                <w:sz w:val="24"/>
+                <w:szCs w:val="24"/>
+                <w14:ligatures w14:val="none"/>
+              </w:rPr>
+              <w:t>4 (blk)</w:t>
+            </w:r>
+          </w:p>
+        </w:tc>
+        <w:tc>
+          <w:tcPr>
+            <w:tcW w:w="0" w:type="auto"/>
+            <w:tcBorders>
+              <w:top w:val="outset" w:sz="6" w:space="0" w:color="auto"/>
+              <w:left w:val="outset" w:sz="6" w:space="0" w:color="auto"/>
+              <w:bottom w:val="outset" w:sz="6" w:space="0" w:color="auto"/>
+              <w:right w:val="outset" w:sz="6" w:space="0" w:color="auto"/>
+            </w:tcBorders>
+            <w:vAlign w:val="center"/>
+            <w:hideMark/>
+          </w:tcPr>
+          <w:p>
+            <w:pPr>
+              <w:spacing w:after="0" w:line="240" w:lineRule="auto"/>
+              <w:rPr>
+                <w:rFonts w:ascii="Times New Roman" w:eastAsia="Times New Roman" w:hAnsi="Times New Roman" w:cs="Times New Roman"/>
+                <w:kern w:val="0"/>
+                <w:sz w:val="24"/>
+                <w:szCs w:val="24"/>
+                <w14:ligatures w14:val="none"/>
+              </w:rPr>
+            </w:pPr>
+            <w:proofErr w:type="spellStart"/>
+            <w:r>
+              <w:rPr>
+                <w:rFonts w:ascii="Times New Roman" w:eastAsia="Times New Roman" w:hAnsi="Times New Roman" w:cs="Times New Roman"/>
+                <w:kern w:val="0"/>
+                <w:sz w:val="24"/>
+                <w:szCs w:val="24"/>
+                <w14:ligatures w14:val="none"/>
+              </w:rPr>
+              <w:t>SCL</w:t>
+            </w:r>
+            <w:proofErr w:type="spellEnd"/>
+            <w:r>
+              <w:rPr>
+                <w:rFonts w:ascii="Times New Roman" w:eastAsia="Times New Roman" w:hAnsi="Times New Roman" w:cs="Times New Roman"/>
+                <w:kern w:val="0"/>
+                <w:sz w:val="24"/>
+                <w:szCs w:val="24"/>
+                <w14:ligatures w14:val="none"/>
+              </w:rPr>
+              <w:t xml:space="preserve"> </w:t>
+            </w:r>
+            <w:proofErr w:type="spellStart"/>
+            <w:r>
+              <w:rPr>
+                <w:rFonts w:ascii="Times New Roman" w:eastAsia="Times New Roman" w:hAnsi="Times New Roman" w:cs="Times New Roman"/>
+                <w:kern w:val="0"/>
+                <w:sz w:val="24"/>
+                <w:szCs w:val="24"/>
+                <w14:ligatures w14:val="none"/>
+              </w:rPr>
+              <w:t>I2C1</w:t>
+            </w:r>
+            <w:proofErr w:type="spellEnd"/>
+          </w:p>
+        </w:tc>
+        <w:tc>
+          <w:tcPr>
+            <w:tcW w:w="0" w:type="auto"/>
+            <w:tcBorders>
+              <w:top w:val="outset" w:sz="6" w:space="0" w:color="auto"/>
+              <w:left w:val="outset" w:sz="6" w:space="0" w:color="auto"/>
+              <w:bottom w:val="outset" w:sz="6" w:space="0" w:color="auto"/>
+              <w:right w:val="outset" w:sz="6" w:space="0" w:color="auto"/>
+            </w:tcBorders>
+            <w:vAlign w:val="center"/>
+            <w:hideMark/>
+          </w:tcPr>
+          <w:p>
+            <w:pPr>
+              <w:spacing w:after="0" w:line="240" w:lineRule="auto"/>
+              <w:rPr>
+                <w:rFonts w:ascii="Times New Roman" w:eastAsia="Times New Roman" w:hAnsi="Times New Roman" w:cs="Times New Roman"/>
+                <w:kern w:val="0"/>
+                <w:sz w:val="24"/>
+                <w:szCs w:val="24"/>
+                <w14:ligatures w14:val="none"/>
+              </w:rPr>
+            </w:pPr>
+            <w:r>
+              <w:rPr>
+                <w:rFonts w:ascii="Times New Roman" w:eastAsia="Times New Roman" w:hAnsi="Times New Roman" w:cs="Times New Roman"/>
+                <w:kern w:val="0"/>
+                <w:sz w:val="24"/>
+                <w:szCs w:val="24"/>
+                <w14:ligatures w14:val="none"/>
+              </w:rPr>
+              <w:t>+</w:t>
+            </w:r>
+            <w:proofErr w:type="spellStart"/>
+            <w:r>
+              <w:rPr>
+                <w:rFonts w:ascii="Times New Roman" w:eastAsia="Times New Roman" w:hAnsi="Times New Roman" w:cs="Times New Roman"/>
+                <w:kern w:val="0"/>
+                <w:sz w:val="24"/>
+                <w:szCs w:val="24"/>
+                <w14:ligatures w14:val="none"/>
+              </w:rPr>
+              <w:t>3.3V</w:t>
+            </w:r>
+            <w:proofErr w:type="spellEnd"/>
+          </w:p>
+        </w:tc>
+      </w:tr>
+      <w:tr>
+        <w:trPr>
+          <w:tblCellSpacing w:w="15" w:type="dxa"/>
+        </w:trPr>
+        <w:tc>
+          <w:tcPr>
+            <w:tcW w:w="0" w:type="auto"/>
+            <w:tcBorders>
+              <w:top w:val="outset" w:sz="6" w:space="0" w:color="auto"/>
+              <w:left w:val="outset" w:sz="6" w:space="0" w:color="auto"/>
+              <w:bottom w:val="outset" w:sz="6" w:space="0" w:color="auto"/>
+              <w:right w:val="outset" w:sz="6" w:space="0" w:color="auto"/>
+            </w:tcBorders>
+            <w:vAlign w:val="center"/>
+            <w:hideMark/>
+          </w:tcPr>
+          <w:p>
+            <w:pPr>
+              <w:spacing w:after="0" w:line="240" w:lineRule="auto"/>
+              <w:rPr>
+                <w:rFonts w:ascii="Times New Roman" w:eastAsia="Times New Roman" w:hAnsi="Times New Roman" w:cs="Times New Roman"/>
+                <w:kern w:val="0"/>
+                <w:sz w:val="24"/>
+                <w:szCs w:val="24"/>
+                <w14:ligatures w14:val="none"/>
+              </w:rPr>
+            </w:pPr>
+            <w:r>
+              <w:rPr>
+                <w:rFonts w:ascii="Times New Roman" w:eastAsia="Times New Roman" w:hAnsi="Times New Roman" w:cs="Times New Roman"/>
+                <w:kern w:val="0"/>
+                <w:sz w:val="24"/>
+                <w:szCs w:val="24"/>
+                <w14:ligatures w14:val="none"/>
+              </w:rPr>
+              <w:t>5 (blk)</w:t>
+            </w:r>
+          </w:p>
+        </w:tc>
+        <w:tc>
+          <w:tcPr>
+            <w:tcW w:w="0" w:type="auto"/>
+            <w:tcBorders>
+              <w:top w:val="outset" w:sz="6" w:space="0" w:color="auto"/>
+              <w:left w:val="outset" w:sz="6" w:space="0" w:color="auto"/>
+              <w:bottom w:val="outset" w:sz="6" w:space="0" w:color="auto"/>
+              <w:right w:val="outset" w:sz="6" w:space="0" w:color="auto"/>
+            </w:tcBorders>
+            <w:vAlign w:val="center"/>
+            <w:hideMark/>
+          </w:tcPr>
+          <w:p>
+            <w:pPr>
+              <w:spacing w:after="0" w:line="240" w:lineRule="auto"/>
+              <w:rPr>
+                <w:rFonts w:ascii="Times New Roman" w:eastAsia="Times New Roman" w:hAnsi="Times New Roman" w:cs="Times New Roman"/>
+                <w:kern w:val="0"/>
+                <w:sz w:val="24"/>
+                <w:szCs w:val="24"/>
+                <w14:ligatures w14:val="none"/>
+              </w:rPr>
+            </w:pPr>
+            <w:r>
+              <w:rPr>
+                <w:rFonts w:ascii="Times New Roman" w:eastAsia="Times New Roman" w:hAnsi="Times New Roman" w:cs="Times New Roman"/>
+                <w:kern w:val="0"/>
+                <w:sz w:val="24"/>
+                <w:szCs w:val="24"/>
+                <w14:ligatures w14:val="none"/>
+              </w:rPr>
+              <w:t xml:space="preserve">SDA </w:t>
+            </w:r>
+            <w:proofErr w:type="spellStart"/>
+            <w:r>
+              <w:rPr>
+                <w:rFonts w:ascii="Times New Roman" w:eastAsia="Times New Roman" w:hAnsi="Times New Roman" w:cs="Times New Roman"/>
+                <w:kern w:val="0"/>
+                <w:sz w:val="24"/>
+                <w:szCs w:val="24"/>
+                <w14:ligatures w14:val="none"/>
+              </w:rPr>
+              <w:t>I2C1</w:t>
+            </w:r>
+            <w:proofErr w:type="spellEnd"/>
+          </w:p>
+        </w:tc>
+        <w:tc>
+          <w:tcPr>
+            <w:tcW w:w="0" w:type="auto"/>
+            <w:tcBorders>
+              <w:top w:val="outset" w:sz="6" w:space="0" w:color="auto"/>
+              <w:left w:val="outset" w:sz="6" w:space="0" w:color="auto"/>
+              <w:bottom w:val="outset" w:sz="6" w:space="0" w:color="auto"/>
+              <w:right w:val="outset" w:sz="6" w:space="0" w:color="auto"/>
+            </w:tcBorders>
+            <w:vAlign w:val="center"/>
+            <w:hideMark/>
+          </w:tcPr>
+          <w:p>
+            <w:pPr>
+              <w:spacing w:after="0" w:line="240" w:lineRule="auto"/>
+              <w:rPr>
+                <w:rFonts w:ascii="Times New Roman" w:eastAsia="Times New Roman" w:hAnsi="Times New Roman" w:cs="Times New Roman"/>
+                <w:kern w:val="0"/>
+                <w:sz w:val="24"/>
+                <w:szCs w:val="24"/>
+                <w14:ligatures w14:val="none"/>
+              </w:rPr>
+            </w:pPr>
+            <w:r>
+              <w:rPr>
+                <w:rFonts w:ascii="Times New Roman" w:eastAsia="Times New Roman" w:hAnsi="Times New Roman" w:cs="Times New Roman"/>
+                <w:kern w:val="0"/>
+                <w:sz w:val="24"/>
+                <w:szCs w:val="24"/>
+                <w14:ligatures w14:val="none"/>
+              </w:rPr>
+              <w:t>+</w:t>
+            </w:r>
+            <w:proofErr w:type="spellStart"/>
+            <w:r>
+              <w:rPr>
+                <w:rFonts w:ascii="Times New Roman" w:eastAsia="Times New Roman" w:hAnsi="Times New Roman" w:cs="Times New Roman"/>
+                <w:kern w:val="0"/>
+                <w:sz w:val="24"/>
+                <w:szCs w:val="24"/>
+                <w14:ligatures w14:val="none"/>
+              </w:rPr>
+              <w:t>3.3V</w:t>
+            </w:r>
+            <w:proofErr w:type="spellEnd"/>
+          </w:p>
+        </w:tc>
+      </w:tr>
+      <w:tr>
+        <w:trPr>
+          <w:tblCellSpacing w:w="15" w:type="dxa"/>
+        </w:trPr>
+        <w:tc>
+          <w:tcPr>
+            <w:tcW w:w="0" w:type="auto"/>
+            <w:tcBorders>
+              <w:top w:val="outset" w:sz="6" w:space="0" w:color="auto"/>
+              <w:left w:val="outset" w:sz="6" w:space="0" w:color="auto"/>
+              <w:bottom w:val="outset" w:sz="6" w:space="0" w:color="auto"/>
+              <w:right w:val="outset" w:sz="6" w:space="0" w:color="auto"/>
+            </w:tcBorders>
+            <w:vAlign w:val="center"/>
+            <w:hideMark/>
+          </w:tcPr>
+          <w:p>
+            <w:pPr>
+              <w:spacing w:after="0" w:line="240" w:lineRule="auto"/>
+              <w:rPr>
+                <w:rFonts w:ascii="Times New Roman" w:eastAsia="Times New Roman" w:hAnsi="Times New Roman" w:cs="Times New Roman"/>
+                <w:kern w:val="0"/>
+                <w:sz w:val="24"/>
+                <w:szCs w:val="24"/>
+                <w14:ligatures w14:val="none"/>
+              </w:rPr>
+            </w:pPr>
+            <w:r>
+              <w:rPr>
+                <w:rFonts w:ascii="Times New Roman" w:eastAsia="Times New Roman" w:hAnsi="Times New Roman" w:cs="Times New Roman"/>
+                <w:kern w:val="0"/>
+                <w:sz w:val="24"/>
+                <w:szCs w:val="24"/>
+                <w14:ligatures w14:val="none"/>
+              </w:rPr>
+              <w:t>6 (blk)</w:t>
+            </w:r>
+          </w:p>
+        </w:tc>
+        <w:tc>
+          <w:tcPr>
+            <w:tcW w:w="0" w:type="auto"/>
+            <w:tcBorders>
+              <w:top w:val="outset" w:sz="6" w:space="0" w:color="auto"/>
+              <w:left w:val="outset" w:sz="6" w:space="0" w:color="auto"/>
+              <w:bottom w:val="outset" w:sz="6" w:space="0" w:color="auto"/>
+              <w:right w:val="outset" w:sz="6" w:space="0" w:color="auto"/>
+            </w:tcBorders>
+            <w:vAlign w:val="center"/>
+            <w:hideMark/>
+          </w:tcPr>
+          <w:p>
+            <w:pPr>
+              <w:spacing w:after="0" w:line="240" w:lineRule="auto"/>
+              <w:rPr>
+                <w:rFonts w:ascii="Times New Roman" w:eastAsia="Times New Roman" w:hAnsi="Times New Roman" w:cs="Times New Roman"/>
+                <w:kern w:val="0"/>
+                <w:sz w:val="24"/>
+                <w:szCs w:val="24"/>
+                <w14:ligatures w14:val="none"/>
+              </w:rPr>
+            </w:pPr>
+            <w:proofErr w:type="spellStart"/>
+            <w:r>
+              <w:rPr>
+                <w:rFonts w:ascii="Times New Roman" w:eastAsia="Times New Roman" w:hAnsi="Times New Roman" w:cs="Times New Roman"/>
+                <w:kern w:val="0"/>
+                <w:sz w:val="24"/>
+                <w:szCs w:val="24"/>
+                <w14:ligatures w14:val="none"/>
+              </w:rPr>
+              <w:t>GND</w:t>
+            </w:r>
+            <w:proofErr w:type="spellEnd"/>
+          </w:p>
+        </w:tc>
+        <w:tc>
+          <w:tcPr>
+            <w:tcW w:w="0" w:type="auto"/>
+            <w:tcBorders>
+              <w:top w:val="outset" w:sz="6" w:space="0" w:color="auto"/>
+              <w:left w:val="outset" w:sz="6" w:space="0" w:color="auto"/>
+              <w:bottom w:val="outset" w:sz="6" w:space="0" w:color="auto"/>
+              <w:right w:val="outset" w:sz="6" w:space="0" w:color="auto"/>
+            </w:tcBorders>
+            <w:vAlign w:val="center"/>
+            <w:hideMark/>
+          </w:tcPr>
+          <w:p>
+            <w:pPr>
+              <w:spacing w:after="0" w:line="240" w:lineRule="auto"/>
+              <w:rPr>
+                <w:rFonts w:ascii="Times New Roman" w:eastAsia="Times New Roman" w:hAnsi="Times New Roman" w:cs="Times New Roman"/>
+                <w:kern w:val="0"/>
+                <w:sz w:val="24"/>
+                <w:szCs w:val="24"/>
+                <w14:ligatures w14:val="none"/>
+              </w:rPr>
+            </w:pPr>
+            <w:proofErr w:type="spellStart"/>
+            <w:r>
+              <w:rPr>
+                <w:rFonts w:ascii="Times New Roman" w:eastAsia="Times New Roman" w:hAnsi="Times New Roman" w:cs="Times New Roman"/>
+                <w:kern w:val="0"/>
+                <w:sz w:val="24"/>
+                <w:szCs w:val="24"/>
+                <w14:ligatures w14:val="none"/>
+              </w:rPr>
+              <w:t>GND</w:t>
+            </w:r>
+            <w:proofErr w:type="spellEnd"/>
+          </w:p>
+        </w:tc>
+      </w:tr>
+    </w:tbl>
+    <w:p>
+      <w:pPr>
+        <w:spacing w:before="100" w:beforeAutospacing="1" w:after="100" w:afterAutospacing="1" w:line="240" w:lineRule="auto"/>
+        <w:rPr>
+          <w:rFonts w:ascii="Times New Roman" w:eastAsia="Times New Roman" w:hAnsi="Times New Roman" w:cs="Times New Roman"/>
+          <w:kern w:val="0"/>
+          <w:sz w:val="24"/>
+          <w:szCs w:val="24"/>
+          <w14:ligatures w14:val="none"/>
+        </w:rPr>
+      </w:pPr>
+      <w:r>
+        <w:rPr>
+          <w:rFonts w:ascii="Times New Roman" w:eastAsia="Times New Roman" w:hAnsi="Times New Roman" w:cs="Times New Roman"/>
+          <w:b/>
+          <w:bCs/>
+          <w:kern w:val="0"/>
+          <w:sz w:val="24"/>
+          <w:szCs w:val="24"/>
+          <w14:ligatures w14:val="none"/>
+        </w:rPr>
+        <w:t>ADC</w:t>
+      </w:r>
+    </w:p>
+    <w:tbl>
+      <w:tblPr>
+        <w:tblW w:w="0" w:type="auto"/>
+        <w:tblCellSpacing w:w="15" w:type="dxa"/>
+        <w:tblBorders>
+          <w:top w:val="outset" w:sz="6" w:space="0" w:color="auto"/>
+          <w:left w:val="outset" w:sz="6" w:space="0" w:color="auto"/>
+          <w:bottom w:val="outset" w:sz="6" w:space="0" w:color="auto"/>
+          <w:right w:val="outset" w:sz="6" w:space="0" w:color="auto"/>
+        </w:tblBorders>
+        <w:tblCellMar>
+          <w:top w:w="15" w:type="dxa"/>
+          <w:left w:w="15" w:type="dxa"/>
+          <w:bottom w:w="15" w:type="dxa"/>
+          <w:right w:w="15" w:type="dxa"/>
+        </w:tblCellMar>
+        <w:tblLook w:val="04A0" w:firstRow="1" w:lastRow="0" w:firstColumn="1" w:lastColumn="0" w:noHBand="0" w:noVBand="1"/>
+      </w:tblPr>
+      <w:tblGrid>
+        <w:gridCol w:w="752"/>
+        <w:gridCol w:w="910"/>
+        <w:gridCol w:w="1539"/>
+      </w:tblGrid>
+      <w:tr>
+        <w:trPr>
+          <w:tblCellSpacing w:w="15" w:type="dxa"/>
+        </w:trPr>
+        <w:tc>
+          <w:tcPr>
+            <w:tcW w:w="0" w:type="auto"/>
+            <w:tcBorders>
+              <w:top w:val="outset" w:sz="6" w:space="0" w:color="auto"/>
+              <w:left w:val="outset" w:sz="6" w:space="0" w:color="auto"/>
+              <w:bottom w:val="outset" w:sz="6" w:space="0" w:color="auto"/>
+              <w:right w:val="outset" w:sz="6" w:space="0" w:color="auto"/>
+            </w:tcBorders>
+            <w:vAlign w:val="center"/>
+            <w:hideMark/>
+          </w:tcPr>
+          <w:p>
+            <w:pPr>
+              <w:spacing w:after="0" w:line="240" w:lineRule="auto"/>
+              <w:jc w:val="center"/>
+              <w:rPr>
+                <w:rFonts w:ascii="Times New Roman" w:eastAsia="Times New Roman" w:hAnsi="Times New Roman" w:cs="Times New Roman"/>
+                <w:b/>
+                <w:bCs/>
+                <w:kern w:val="0"/>
+                <w:sz w:val="24"/>
+                <w:szCs w:val="24"/>
+                <w14:ligatures w14:val="none"/>
+              </w:rPr>
+            </w:pPr>
+            <w:r>
+              <w:rPr>
+                <w:rFonts w:ascii="Times New Roman" w:eastAsia="Times New Roman" w:hAnsi="Times New Roman" w:cs="Times New Roman"/>
+                <w:b/>
+                <w:bCs/>
+                <w:kern w:val="0"/>
+                <w:sz w:val="24"/>
+                <w:szCs w:val="24"/>
+                <w14:ligatures w14:val="none"/>
+              </w:rPr>
+              <w:t>Pin</w:t>
+            </w:r>
+          </w:p>
+        </w:tc>
+        <w:tc>
+          <w:tcPr>
+            <w:tcW w:w="0" w:type="auto"/>
+            <w:tcBorders>
+              <w:top w:val="outset" w:sz="6" w:space="0" w:color="auto"/>
+              <w:left w:val="outset" w:sz="6" w:space="0" w:color="auto"/>
+              <w:bottom w:val="outset" w:sz="6" w:space="0" w:color="auto"/>
+              <w:right w:val="outset" w:sz="6" w:space="0" w:color="auto"/>
+            </w:tcBorders>
+            <w:vAlign w:val="center"/>
+            <w:hideMark/>
+          </w:tcPr>
+          <w:p>
+            <w:pPr>
+              <w:spacing w:after="0" w:line="240" w:lineRule="auto"/>
+              <w:jc w:val="center"/>
+              <w:rPr>
+                <w:rFonts w:ascii="Times New Roman" w:eastAsia="Times New Roman" w:hAnsi="Times New Roman" w:cs="Times New Roman"/>
+                <w:b/>
+                <w:bCs/>
+                <w:kern w:val="0"/>
+                <w:sz w:val="24"/>
+                <w:szCs w:val="24"/>
+                <w14:ligatures w14:val="none"/>
+              </w:rPr>
+            </w:pPr>
+            <w:r>
+              <w:rPr>
+                <w:rFonts w:ascii="Times New Roman" w:eastAsia="Times New Roman" w:hAnsi="Times New Roman" w:cs="Times New Roman"/>
+                <w:b/>
+                <w:bCs/>
+                <w:kern w:val="0"/>
+                <w:sz w:val="24"/>
+                <w:szCs w:val="24"/>
+                <w14:ligatures w14:val="none"/>
+              </w:rPr>
+              <w:t>Signal</w:t>
+            </w:r>
+          </w:p>
+        </w:tc>
+        <w:tc>
+          <w:tcPr>
+            <w:tcW w:w="0" w:type="auto"/>
+            <w:tcBorders>
+              <w:top w:val="outset" w:sz="6" w:space="0" w:color="auto"/>
+              <w:left w:val="outset" w:sz="6" w:space="0" w:color="auto"/>
+              <w:bottom w:val="outset" w:sz="6" w:space="0" w:color="auto"/>
+              <w:right w:val="outset" w:sz="6" w:space="0" w:color="auto"/>
+            </w:tcBorders>
+            <w:vAlign w:val="center"/>
+            <w:hideMark/>
+          </w:tcPr>
+          <w:p>
+            <w:pPr>
+              <w:spacing w:after="0" w:line="240" w:lineRule="auto"/>
+              <w:jc w:val="center"/>
+              <w:rPr>
+                <w:rFonts w:ascii="Times New Roman" w:eastAsia="Times New Roman" w:hAnsi="Times New Roman" w:cs="Times New Roman"/>
+                <w:b/>
+                <w:bCs/>
+                <w:kern w:val="0"/>
+                <w:sz w:val="24"/>
+                <w:szCs w:val="24"/>
+                <w14:ligatures w14:val="none"/>
+              </w:rPr>
+            </w:pPr>
+            <w:r>
+              <w:rPr>
+                <w:rFonts w:ascii="Times New Roman" w:eastAsia="Times New Roman" w:hAnsi="Times New Roman" w:cs="Times New Roman"/>
+                <w:b/>
+                <w:bCs/>
+                <w:kern w:val="0"/>
+                <w:sz w:val="24"/>
+                <w:szCs w:val="24"/>
+                <w14:ligatures w14:val="none"/>
+              </w:rPr>
+              <w:t>Volt</w:t>
+            </w:r>
+          </w:p>
+        </w:tc>
+      </w:tr>
+      <w:tr>
+        <w:trPr>
+          <w:tblCellSpacing w:w="15" w:type="dxa"/>
+        </w:trPr>
+        <w:tc>
+          <w:tcPr>
+            <w:tcW w:w="0" w:type="auto"/>
+            <w:tcBorders>
+              <w:top w:val="outset" w:sz="6" w:space="0" w:color="auto"/>
+              <w:left w:val="outset" w:sz="6" w:space="0" w:color="auto"/>
+              <w:bottom w:val="outset" w:sz="6" w:space="0" w:color="auto"/>
+              <w:right w:val="outset" w:sz="6" w:space="0" w:color="auto"/>
+            </w:tcBorders>
+            <w:vAlign w:val="center"/>
+            <w:hideMark/>
+          </w:tcPr>
+          <w:p>
+            <w:pPr>
+              <w:spacing w:after="0" w:line="240" w:lineRule="auto"/>
+              <w:rPr>
+                <w:rFonts w:ascii="Times New Roman" w:eastAsia="Times New Roman" w:hAnsi="Times New Roman" w:cs="Times New Roman"/>
+                <w:kern w:val="0"/>
+                <w:sz w:val="24"/>
+                <w:szCs w:val="24"/>
+                <w14:ligatures w14:val="none"/>
+              </w:rPr>
+            </w:pPr>
+            <w:r>
+              <w:rPr>
+                <w:rFonts w:ascii="Times New Roman" w:eastAsia="Times New Roman" w:hAnsi="Times New Roman" w:cs="Times New Roman"/>
+                <w:kern w:val="0"/>
+                <w:sz w:val="24"/>
+                <w:szCs w:val="24"/>
+                <w14:ligatures w14:val="none"/>
+              </w:rPr>
+              <w:t>1 (red)</w:t>
+            </w:r>
+          </w:p>
+        </w:tc>
+        <w:tc>
+          <w:tcPr>
+            <w:tcW w:w="0" w:type="auto"/>
+            <w:tcBorders>
+              <w:top w:val="outset" w:sz="6" w:space="0" w:color="auto"/>
+              <w:left w:val="outset" w:sz="6" w:space="0" w:color="auto"/>
+              <w:bottom w:val="outset" w:sz="6" w:space="0" w:color="auto"/>
+              <w:right w:val="outset" w:sz="6" w:space="0" w:color="auto"/>
+            </w:tcBorders>
+            <w:vAlign w:val="center"/>
+            <w:hideMark/>
+          </w:tcPr>
+          <w:p>
+            <w:pPr>
+              <w:spacing w:after="0" w:line="240" w:lineRule="auto"/>
+              <w:rPr>
+                <w:rFonts w:ascii="Times New Roman" w:eastAsia="Times New Roman" w:hAnsi="Times New Roman" w:cs="Times New Roman"/>
+                <w:kern w:val="0"/>
+                <w:sz w:val="24"/>
+                <w:szCs w:val="24"/>
+                <w14:ligatures w14:val="none"/>
+              </w:rPr>
+            </w:pPr>
+            <w:proofErr w:type="spellStart"/>
+            <w:r>
+              <w:rPr>
+                <w:rFonts w:ascii="Times New Roman" w:eastAsia="Times New Roman" w:hAnsi="Times New Roman" w:cs="Times New Roman"/>
+                <w:kern w:val="0"/>
+                <w:sz w:val="24"/>
+                <w:szCs w:val="24"/>
+                <w14:ligatures w14:val="none"/>
+              </w:rPr>
+              <w:t>VCC</w:t>
+            </w:r>
+            <w:proofErr w:type="spellEnd"/>
+          </w:p>
+        </w:tc>
+        <w:tc>
+          <w:tcPr>
+            <w:tcW w:w="0" w:type="auto"/>
+            <w:tcBorders>
+              <w:top w:val="outset" w:sz="6" w:space="0" w:color="auto"/>
+              <w:left w:val="outset" w:sz="6" w:space="0" w:color="auto"/>
+              <w:bottom w:val="outset" w:sz="6" w:space="0" w:color="auto"/>
+              <w:right w:val="outset" w:sz="6" w:space="0" w:color="auto"/>
+            </w:tcBorders>
+            <w:vAlign w:val="center"/>
+            <w:hideMark/>
+          </w:tcPr>
+          <w:p>
+            <w:pPr>
+              <w:spacing w:after="0" w:line="240" w:lineRule="auto"/>
+              <w:rPr>
+                <w:rFonts w:ascii="Times New Roman" w:eastAsia="Times New Roman" w:hAnsi="Times New Roman" w:cs="Times New Roman"/>
+                <w:kern w:val="0"/>
+                <w:sz w:val="24"/>
+                <w:szCs w:val="24"/>
+                <w14:ligatures w14:val="none"/>
+              </w:rPr>
+            </w:pPr>
+            <w:r>
+              <w:rPr>
+                <w:rFonts w:ascii="Times New Roman" w:eastAsia="Times New Roman" w:hAnsi="Times New Roman" w:cs="Times New Roman"/>
+                <w:kern w:val="0"/>
+                <w:sz w:val="24"/>
+                <w:szCs w:val="24"/>
+                <w14:ligatures w14:val="none"/>
+              </w:rPr>
+              <w:t>+</w:t>
+            </w:r>
+            <w:proofErr w:type="spellStart"/>
+            <w:r>
+              <w:rPr>
+                <w:rFonts w:ascii="Times New Roman" w:eastAsia="Times New Roman" w:hAnsi="Times New Roman" w:cs="Times New Roman"/>
+                <w:kern w:val="0"/>
+                <w:sz w:val="24"/>
+                <w:szCs w:val="24"/>
+                <w14:ligatures w14:val="none"/>
+              </w:rPr>
+              <w:t>5V</w:t>
+            </w:r>
+            <w:proofErr w:type="spellEnd"/>
+          </w:p>
+        </w:tc>
+      </w:tr>
+      <w:tr>
+        <w:trPr>
+          <w:tblCellSpacing w:w="15" w:type="dxa"/>
+        </w:trPr>
+        <w:tc>
+          <w:tcPr>
+            <w:tcW w:w="0" w:type="auto"/>
+            <w:tcBorders>
+              <w:top w:val="outset" w:sz="6" w:space="0" w:color="auto"/>
+              <w:left w:val="outset" w:sz="6" w:space="0" w:color="auto"/>
+              <w:bottom w:val="outset" w:sz="6" w:space="0" w:color="auto"/>
+              <w:right w:val="outset" w:sz="6" w:space="0" w:color="auto"/>
+            </w:tcBorders>
+            <w:vAlign w:val="center"/>
+            <w:hideMark/>
+          </w:tcPr>
+          <w:p>
+            <w:pPr>
+              <w:spacing w:after="0" w:line="240" w:lineRule="auto"/>
+              <w:rPr>
+                <w:rFonts w:ascii="Times New Roman" w:eastAsia="Times New Roman" w:hAnsi="Times New Roman" w:cs="Times New Roman"/>
+                <w:kern w:val="0"/>
+                <w:sz w:val="24"/>
+                <w:szCs w:val="24"/>
+                <w14:ligatures w14:val="none"/>
+              </w:rPr>
+            </w:pPr>
+            <w:r>
+              <w:rPr>
+                <w:rFonts w:ascii="Times New Roman" w:eastAsia="Times New Roman" w:hAnsi="Times New Roman" w:cs="Times New Roman"/>
+                <w:kern w:val="0"/>
+                <w:sz w:val="24"/>
+                <w:szCs w:val="24"/>
+                <w14:ligatures w14:val="none"/>
+              </w:rPr>
+              <w:t>2 (blk)</w:t>
+            </w:r>
+          </w:p>
+        </w:tc>
+        <w:tc>
+          <w:tcPr>
+            <w:tcW w:w="0" w:type="auto"/>
+            <w:tcBorders>
+              <w:top w:val="outset" w:sz="6" w:space="0" w:color="auto"/>
+              <w:left w:val="outset" w:sz="6" w:space="0" w:color="auto"/>
+              <w:bottom w:val="outset" w:sz="6" w:space="0" w:color="auto"/>
+              <w:right w:val="outset" w:sz="6" w:space="0" w:color="auto"/>
+            </w:tcBorders>
+            <w:vAlign w:val="center"/>
+            <w:hideMark/>
+          </w:tcPr>
+          <w:p>
+            <w:pPr>
+              <w:spacing w:after="0" w:line="240" w:lineRule="auto"/>
+              <w:rPr>
+                <w:rFonts w:ascii="Times New Roman" w:eastAsia="Times New Roman" w:hAnsi="Times New Roman" w:cs="Times New Roman"/>
+                <w:kern w:val="0"/>
+                <w:sz w:val="24"/>
+                <w:szCs w:val="24"/>
+                <w14:ligatures w14:val="none"/>
+              </w:rPr>
+            </w:pPr>
+            <w:r>
+              <w:rPr>
+                <w:rFonts w:ascii="Times New Roman" w:eastAsia="Times New Roman" w:hAnsi="Times New Roman" w:cs="Times New Roman"/>
+                <w:kern w:val="0"/>
+                <w:sz w:val="24"/>
+                <w:szCs w:val="24"/>
+                <w14:ligatures w14:val="none"/>
+              </w:rPr>
+              <w:t>ADC IN</w:t>
+            </w:r>
+          </w:p>
+        </w:tc>
+        <w:tc>
+          <w:tcPr>
+            <w:tcW w:w="0" w:type="auto"/>
+            <w:tcBorders>
+              <w:top w:val="outset" w:sz="6" w:space="0" w:color="auto"/>
+              <w:left w:val="outset" w:sz="6" w:space="0" w:color="auto"/>
+              <w:bottom w:val="outset" w:sz="6" w:space="0" w:color="auto"/>
+              <w:right w:val="outset" w:sz="6" w:space="0" w:color="auto"/>
+            </w:tcBorders>
+            <w:vAlign w:val="center"/>
+            <w:hideMark/>
+          </w:tcPr>
+          <w:p>
+            <w:pPr>
+              <w:spacing w:after="0" w:line="240" w:lineRule="auto"/>
+              <w:rPr>
+                <w:rFonts w:ascii="Times New Roman" w:eastAsia="Times New Roman" w:hAnsi="Times New Roman" w:cs="Times New Roman"/>
+                <w:kern w:val="0"/>
+                <w:sz w:val="24"/>
+                <w:szCs w:val="24"/>
+                <w14:ligatures w14:val="none"/>
+              </w:rPr>
+            </w:pPr>
+            <w:proofErr w:type="spellStart"/>
+            <w:r>
+              <w:rPr>
+                <w:rFonts w:ascii="Times New Roman" w:eastAsia="Times New Roman" w:hAnsi="Times New Roman" w:cs="Times New Roman"/>
+                <w:kern w:val="0"/>
+                <w:sz w:val="24"/>
+                <w:szCs w:val="24"/>
+                <w14:ligatures w14:val="none"/>
+              </w:rPr>
+              <w:t>6.6</w:t>
+            </w:r>
+            <w:proofErr w:type="gramStart"/>
+            <w:r>
+              <w:rPr>
+                <w:rFonts w:ascii="Times New Roman" w:eastAsia="Times New Roman" w:hAnsi="Times New Roman" w:cs="Times New Roman"/>
+                <w:kern w:val="0"/>
+                <w:sz w:val="24"/>
+                <w:szCs w:val="24"/>
+                <w14:ligatures w14:val="none"/>
+              </w:rPr>
+              <w:t>Vmax,pin</w:t>
+            </w:r>
+            <w:proofErr w:type="spellEnd"/>
+            <w:proofErr w:type="gramEnd"/>
+            <w:r>
+              <w:rPr>
+                <w:rFonts w:ascii="Times New Roman" w:eastAsia="Times New Roman" w:hAnsi="Times New Roman" w:cs="Times New Roman"/>
+                <w:kern w:val="0"/>
+                <w:sz w:val="24"/>
+                <w:szCs w:val="24"/>
+                <w14:ligatures w14:val="none"/>
+              </w:rPr>
+              <w:t xml:space="preserve"> 8</w:t>
+            </w:r>
+          </w:p>
+        </w:tc>
+      </w:tr>
+      <w:tr>
+        <w:trPr>
+          <w:tblCellSpacing w:w="15" w:type="dxa"/>
+        </w:trPr>
+        <w:tc>
+          <w:tcPr>
+            <w:tcW w:w="0" w:type="auto"/>
+            <w:tcBorders>
+              <w:top w:val="outset" w:sz="6" w:space="0" w:color="auto"/>
+              <w:left w:val="outset" w:sz="6" w:space="0" w:color="auto"/>
+              <w:bottom w:val="outset" w:sz="6" w:space="0" w:color="auto"/>
+              <w:right w:val="outset" w:sz="6" w:space="0" w:color="auto"/>
+            </w:tcBorders>
+            <w:vAlign w:val="center"/>
+            <w:hideMark/>
+          </w:tcPr>
+          <w:p>
+            <w:pPr>
+              <w:spacing w:after="0" w:line="240" w:lineRule="auto"/>
+              <w:rPr>
+                <w:rFonts w:ascii="Times New Roman" w:eastAsia="Times New Roman" w:hAnsi="Times New Roman" w:cs="Times New Roman"/>
+                <w:kern w:val="0"/>
+                <w:sz w:val="24"/>
+                <w:szCs w:val="24"/>
+                <w14:ligatures w14:val="none"/>
+              </w:rPr>
+            </w:pPr>
+            <w:r>
+              <w:rPr>
+                <w:rFonts w:ascii="Times New Roman" w:eastAsia="Times New Roman" w:hAnsi="Times New Roman" w:cs="Times New Roman"/>
+                <w:kern w:val="0"/>
+                <w:sz w:val="24"/>
+                <w:szCs w:val="24"/>
+                <w14:ligatures w14:val="none"/>
+              </w:rPr>
+              <w:t>3 (blk)</w:t>
+            </w:r>
+          </w:p>
+        </w:tc>
+        <w:tc>
+          <w:tcPr>
+            <w:tcW w:w="0" w:type="auto"/>
+            <w:tcBorders>
+              <w:top w:val="outset" w:sz="6" w:space="0" w:color="auto"/>
+              <w:left w:val="outset" w:sz="6" w:space="0" w:color="auto"/>
+              <w:bottom w:val="outset" w:sz="6" w:space="0" w:color="auto"/>
+              <w:right w:val="outset" w:sz="6" w:space="0" w:color="auto"/>
+            </w:tcBorders>
+            <w:vAlign w:val="center"/>
+            <w:hideMark/>
+          </w:tcPr>
+          <w:p>
+            <w:pPr>
+              <w:spacing w:after="0" w:line="240" w:lineRule="auto"/>
+              <w:rPr>
+                <w:rFonts w:ascii="Times New Roman" w:eastAsia="Times New Roman" w:hAnsi="Times New Roman" w:cs="Times New Roman"/>
+                <w:kern w:val="0"/>
+                <w:sz w:val="24"/>
+                <w:szCs w:val="24"/>
+                <w14:ligatures w14:val="none"/>
+              </w:rPr>
+            </w:pPr>
+            <w:proofErr w:type="spellStart"/>
+            <w:r>
+              <w:rPr>
+                <w:rFonts w:ascii="Times New Roman" w:eastAsia="Times New Roman" w:hAnsi="Times New Roman" w:cs="Times New Roman"/>
+                <w:kern w:val="0"/>
+                <w:sz w:val="24"/>
+                <w:szCs w:val="24"/>
+                <w14:ligatures w14:val="none"/>
+              </w:rPr>
+              <w:t>GND</w:t>
+            </w:r>
+            <w:proofErr w:type="spellEnd"/>
+          </w:p>
+        </w:tc>
+        <w:tc>
+          <w:tcPr>
+            <w:tcW w:w="0" w:type="auto"/>
+            <w:tcBorders>
+              <w:top w:val="outset" w:sz="6" w:space="0" w:color="auto"/>
+              <w:left w:val="outset" w:sz="6" w:space="0" w:color="auto"/>
+              <w:bottom w:val="outset" w:sz="6" w:space="0" w:color="auto"/>
+              <w:right w:val="outset" w:sz="6" w:space="0" w:color="auto"/>
+            </w:tcBorders>
+            <w:vAlign w:val="center"/>
+            <w:hideMark/>
+          </w:tcPr>
+          <w:p>
+            <w:pPr>
+              <w:spacing w:after="0" w:line="240" w:lineRule="auto"/>
+              <w:rPr>
+                <w:rFonts w:ascii="Times New Roman" w:eastAsia="Times New Roman" w:hAnsi="Times New Roman" w:cs="Times New Roman"/>
+                <w:kern w:val="0"/>
+                <w:sz w:val="24"/>
+                <w:szCs w:val="24"/>
+                <w14:ligatures w14:val="none"/>
+              </w:rPr>
+            </w:pPr>
+            <w:proofErr w:type="spellStart"/>
+            <w:r>
+              <w:rPr>
+                <w:rFonts w:ascii="Times New Roman" w:eastAsia="Times New Roman" w:hAnsi="Times New Roman" w:cs="Times New Roman"/>
+                <w:kern w:val="0"/>
+                <w:sz w:val="24"/>
+                <w:szCs w:val="24"/>
+                <w14:ligatures w14:val="none"/>
+              </w:rPr>
+              <w:t>GND</w:t>
+            </w:r>
+            <w:proofErr w:type="spellEnd"/>
+          </w:p>
+        </w:tc>
+      </w:tr>
+    </w:tbl>
+    <w:p>
+      <w:pPr>
+        <w:spacing w:before="100" w:beforeAutospacing="1" w:after="100" w:afterAutospacing="1" w:line="240" w:lineRule="auto"/>
+        <w:rPr>
+          <w:rFonts w:ascii="Times New Roman" w:eastAsia="Times New Roman" w:hAnsi="Times New Roman" w:cs="Times New Roman"/>
+          <w:kern w:val="0"/>
+          <w:sz w:val="24"/>
+          <w:szCs w:val="24"/>
+          <w14:ligatures w14:val="none"/>
+        </w:rPr>
+      </w:pPr>
+      <w:proofErr w:type="spellStart"/>
+      <w:r>
+        <w:rPr>
+          <w:rFonts w:ascii="Times New Roman" w:eastAsia="Times New Roman" w:hAnsi="Times New Roman" w:cs="Times New Roman"/>
+          <w:b/>
+          <w:bCs/>
+          <w:kern w:val="0"/>
+          <w:sz w:val="24"/>
+          <w:szCs w:val="24"/>
+          <w14:ligatures w14:val="none"/>
+        </w:rPr>
+        <w:t>I2C2</w:t>
+      </w:r>
+      <w:proofErr w:type="spellEnd"/>
+    </w:p>
+    <w:tbl>
+      <w:tblPr>
+        <w:tblW w:w="0" w:type="auto"/>
+        <w:tblCellSpacing w:w="15" w:type="dxa"/>
+        <w:tblBorders>
+          <w:top w:val="outset" w:sz="6" w:space="0" w:color="auto"/>
+          <w:left w:val="outset" w:sz="6" w:space="0" w:color="auto"/>
+          <w:bottom w:val="outset" w:sz="6" w:space="0" w:color="auto"/>
+          <w:right w:val="outset" w:sz="6" w:space="0" w:color="auto"/>
+        </w:tblBorders>
+        <w:tblCellMar>
+          <w:top w:w="15" w:type="dxa"/>
+          <w:left w:w="15" w:type="dxa"/>
+          <w:bottom w:w="15" w:type="dxa"/>
+          <w:right w:w="15" w:type="dxa"/>
+        </w:tblCellMar>
+        <w:tblLook w:val="04A0" w:firstRow="1" w:lastRow="0" w:firstColumn="1" w:lastColumn="0" w:noHBand="0" w:noVBand="1"/>
+      </w:tblPr>
+      <w:tblGrid>
+        <w:gridCol w:w="752"/>
+        <w:gridCol w:w="731"/>
+        <w:gridCol w:w="1467"/>
+      </w:tblGrid>
+      <w:tr>
+        <w:trPr>
+          <w:tblCellSpacing w:w="15" w:type="dxa"/>
+        </w:trPr>
+        <w:tc>
+          <w:tcPr>
+            <w:tcW w:w="0" w:type="auto"/>
+            <w:tcBorders>
+              <w:top w:val="outset" w:sz="6" w:space="0" w:color="auto"/>
+              <w:left w:val="outset" w:sz="6" w:space="0" w:color="auto"/>
+              <w:bottom w:val="outset" w:sz="6" w:space="0" w:color="auto"/>
+              <w:right w:val="outset" w:sz="6" w:space="0" w:color="auto"/>
+            </w:tcBorders>
+            <w:vAlign w:val="center"/>
+            <w:hideMark/>
+          </w:tcPr>
+          <w:p>
+            <w:pPr>
+              <w:spacing w:after="0" w:line="240" w:lineRule="auto"/>
+              <w:jc w:val="center"/>
+              <w:rPr>
+                <w:rFonts w:ascii="Times New Roman" w:eastAsia="Times New Roman" w:hAnsi="Times New Roman" w:cs="Times New Roman"/>
+                <w:b/>
+                <w:bCs/>
+                <w:kern w:val="0"/>
+                <w:sz w:val="24"/>
+                <w:szCs w:val="24"/>
+                <w14:ligatures w14:val="none"/>
+              </w:rPr>
+            </w:pPr>
+            <w:r>
+              <w:rPr>
+                <w:rFonts w:ascii="Times New Roman" w:eastAsia="Times New Roman" w:hAnsi="Times New Roman" w:cs="Times New Roman"/>
+                <w:b/>
+                <w:bCs/>
+                <w:kern w:val="0"/>
+                <w:sz w:val="24"/>
+                <w:szCs w:val="24"/>
+                <w14:ligatures w14:val="none"/>
+              </w:rPr>
+              <w:t>Pin</w:t>
+            </w:r>
+          </w:p>
+        </w:tc>
+        <w:tc>
+          <w:tcPr>
+            <w:tcW w:w="0" w:type="auto"/>
+            <w:tcBorders>
+              <w:top w:val="outset" w:sz="6" w:space="0" w:color="auto"/>
+              <w:left w:val="outset" w:sz="6" w:space="0" w:color="auto"/>
+              <w:bottom w:val="outset" w:sz="6" w:space="0" w:color="auto"/>
+              <w:right w:val="outset" w:sz="6" w:space="0" w:color="auto"/>
+            </w:tcBorders>
+            <w:vAlign w:val="center"/>
+            <w:hideMark/>
+          </w:tcPr>
+          <w:p>
+            <w:pPr>
+              <w:spacing w:after="0" w:line="240" w:lineRule="auto"/>
+              <w:jc w:val="center"/>
+              <w:rPr>
+                <w:rFonts w:ascii="Times New Roman" w:eastAsia="Times New Roman" w:hAnsi="Times New Roman" w:cs="Times New Roman"/>
+                <w:b/>
+                <w:bCs/>
+                <w:kern w:val="0"/>
+                <w:sz w:val="24"/>
+                <w:szCs w:val="24"/>
+                <w14:ligatures w14:val="none"/>
+              </w:rPr>
+            </w:pPr>
+            <w:r>
+              <w:rPr>
+                <w:rFonts w:ascii="Times New Roman" w:eastAsia="Times New Roman" w:hAnsi="Times New Roman" w:cs="Times New Roman"/>
+                <w:b/>
+                <w:bCs/>
+                <w:kern w:val="0"/>
+                <w:sz w:val="24"/>
+                <w:szCs w:val="24"/>
+                <w14:ligatures w14:val="none"/>
+              </w:rPr>
+              <w:t>Signal</w:t>
+            </w:r>
+          </w:p>
+        </w:tc>
+        <w:tc>
+          <w:tcPr>
+            <w:tcW w:w="0" w:type="auto"/>
+            <w:tcBorders>
+              <w:top w:val="outset" w:sz="6" w:space="0" w:color="auto"/>
+              <w:left w:val="outset" w:sz="6" w:space="0" w:color="auto"/>
+              <w:bottom w:val="outset" w:sz="6" w:space="0" w:color="auto"/>
+              <w:right w:val="outset" w:sz="6" w:space="0" w:color="auto"/>
+            </w:tcBorders>
+            <w:vAlign w:val="center"/>
+            <w:hideMark/>
+          </w:tcPr>
+          <w:p>
+            <w:pPr>
+              <w:spacing w:after="0" w:line="240" w:lineRule="auto"/>
+              <w:jc w:val="center"/>
+              <w:rPr>
+                <w:rFonts w:ascii="Times New Roman" w:eastAsia="Times New Roman" w:hAnsi="Times New Roman" w:cs="Times New Roman"/>
+                <w:b/>
+                <w:bCs/>
+                <w:kern w:val="0"/>
+                <w:sz w:val="24"/>
+                <w:szCs w:val="24"/>
+                <w14:ligatures w14:val="none"/>
+              </w:rPr>
+            </w:pPr>
+            <w:r>
+              <w:rPr>
+                <w:rFonts w:ascii="Times New Roman" w:eastAsia="Times New Roman" w:hAnsi="Times New Roman" w:cs="Times New Roman"/>
+                <w:b/>
+                <w:bCs/>
+                <w:kern w:val="0"/>
+                <w:sz w:val="24"/>
+                <w:szCs w:val="24"/>
+                <w14:ligatures w14:val="none"/>
+              </w:rPr>
+              <w:t>Volt</w:t>
+            </w:r>
+          </w:p>
+        </w:tc>
+      </w:tr>
+      <w:tr>
+        <w:trPr>
+          <w:tblCellSpacing w:w="15" w:type="dxa"/>
+        </w:trPr>
+        <w:tc>
+          <w:tcPr>
+            <w:tcW w:w="0" w:type="auto"/>
+            <w:tcBorders>
+              <w:top w:val="outset" w:sz="6" w:space="0" w:color="auto"/>
+              <w:left w:val="outset" w:sz="6" w:space="0" w:color="auto"/>
+              <w:bottom w:val="outset" w:sz="6" w:space="0" w:color="auto"/>
+              <w:right w:val="outset" w:sz="6" w:space="0" w:color="auto"/>
+            </w:tcBorders>
+            <w:vAlign w:val="center"/>
+            <w:hideMark/>
+          </w:tcPr>
+          <w:p>
+            <w:pPr>
+              <w:spacing w:after="0" w:line="240" w:lineRule="auto"/>
+              <w:rPr>
+                <w:rFonts w:ascii="Times New Roman" w:eastAsia="Times New Roman" w:hAnsi="Times New Roman" w:cs="Times New Roman"/>
+                <w:kern w:val="0"/>
+                <w:sz w:val="24"/>
+                <w:szCs w:val="24"/>
+                <w14:ligatures w14:val="none"/>
+              </w:rPr>
+            </w:pPr>
+            <w:r>
+              <w:rPr>
+                <w:rFonts w:ascii="Times New Roman" w:eastAsia="Times New Roman" w:hAnsi="Times New Roman" w:cs="Times New Roman"/>
+                <w:kern w:val="0"/>
+                <w:sz w:val="24"/>
+                <w:szCs w:val="24"/>
+                <w14:ligatures w14:val="none"/>
+              </w:rPr>
+              <w:t>1 (red)</w:t>
+            </w:r>
+          </w:p>
+        </w:tc>
+        <w:tc>
+          <w:tcPr>
+            <w:tcW w:w="0" w:type="auto"/>
+            <w:tcBorders>
+              <w:top w:val="outset" w:sz="6" w:space="0" w:color="auto"/>
+              <w:left w:val="outset" w:sz="6" w:space="0" w:color="auto"/>
+              <w:bottom w:val="outset" w:sz="6" w:space="0" w:color="auto"/>
+              <w:right w:val="outset" w:sz="6" w:space="0" w:color="auto"/>
+            </w:tcBorders>
+            <w:vAlign w:val="center"/>
+            <w:hideMark/>
+          </w:tcPr>
+          <w:p>
+            <w:pPr>
+              <w:spacing w:after="0" w:line="240" w:lineRule="auto"/>
+              <w:rPr>
+                <w:rFonts w:ascii="Times New Roman" w:eastAsia="Times New Roman" w:hAnsi="Times New Roman" w:cs="Times New Roman"/>
+                <w:kern w:val="0"/>
+                <w:sz w:val="24"/>
+                <w:szCs w:val="24"/>
+                <w14:ligatures w14:val="none"/>
+              </w:rPr>
+            </w:pPr>
+            <w:proofErr w:type="spellStart"/>
+            <w:r>
+              <w:rPr>
+                <w:rFonts w:ascii="Times New Roman" w:eastAsia="Times New Roman" w:hAnsi="Times New Roman" w:cs="Times New Roman"/>
+                <w:kern w:val="0"/>
+                <w:sz w:val="24"/>
+                <w:szCs w:val="24"/>
+                <w14:ligatures w14:val="none"/>
+              </w:rPr>
+              <w:t>VCC</w:t>
+            </w:r>
+            <w:proofErr w:type="spellEnd"/>
+          </w:p>
+        </w:tc>
+        <w:tc>
+          <w:tcPr>
+            <w:tcW w:w="0" w:type="auto"/>
+            <w:tcBorders>
+              <w:top w:val="outset" w:sz="6" w:space="0" w:color="auto"/>
+              <w:left w:val="outset" w:sz="6" w:space="0" w:color="auto"/>
+              <w:bottom w:val="outset" w:sz="6" w:space="0" w:color="auto"/>
+              <w:right w:val="outset" w:sz="6" w:space="0" w:color="auto"/>
+            </w:tcBorders>
+            <w:vAlign w:val="center"/>
+            <w:hideMark/>
+          </w:tcPr>
+          <w:p>
+            <w:pPr>
+              <w:spacing w:after="0" w:line="240" w:lineRule="auto"/>
+              <w:rPr>
+                <w:rFonts w:ascii="Times New Roman" w:eastAsia="Times New Roman" w:hAnsi="Times New Roman" w:cs="Times New Roman"/>
+                <w:kern w:val="0"/>
+                <w:sz w:val="24"/>
+                <w:szCs w:val="24"/>
+                <w14:ligatures w14:val="none"/>
+              </w:rPr>
+            </w:pPr>
+            <w:r>
+              <w:rPr>
+                <w:rFonts w:ascii="Times New Roman" w:eastAsia="Times New Roman" w:hAnsi="Times New Roman" w:cs="Times New Roman"/>
+                <w:kern w:val="0"/>
+                <w:sz w:val="24"/>
+                <w:szCs w:val="24"/>
+                <w14:ligatures w14:val="none"/>
+              </w:rPr>
+              <w:t>+</w:t>
+            </w:r>
+            <w:proofErr w:type="spellStart"/>
+            <w:r>
+              <w:rPr>
+                <w:rFonts w:ascii="Times New Roman" w:eastAsia="Times New Roman" w:hAnsi="Times New Roman" w:cs="Times New Roman"/>
+                <w:kern w:val="0"/>
+                <w:sz w:val="24"/>
+                <w:szCs w:val="24"/>
+                <w14:ligatures w14:val="none"/>
+              </w:rPr>
+              <w:t>5V</w:t>
+            </w:r>
+            <w:proofErr w:type="spellEnd"/>
+          </w:p>
+        </w:tc>
+      </w:tr>
+      <w:tr>
+        <w:trPr>
+          <w:tblCellSpacing w:w="15" w:type="dxa"/>
+        </w:trPr>
+        <w:tc>
+          <w:tcPr>
+            <w:tcW w:w="0" w:type="auto"/>
+            <w:tcBorders>
+              <w:top w:val="outset" w:sz="6" w:space="0" w:color="auto"/>
+              <w:left w:val="outset" w:sz="6" w:space="0" w:color="auto"/>
+              <w:bottom w:val="outset" w:sz="6" w:space="0" w:color="auto"/>
+              <w:right w:val="outset" w:sz="6" w:space="0" w:color="auto"/>
+            </w:tcBorders>
+            <w:vAlign w:val="center"/>
+            <w:hideMark/>
+          </w:tcPr>
+          <w:p>
+            <w:pPr>
+              <w:spacing w:after="0" w:line="240" w:lineRule="auto"/>
+              <w:rPr>
+                <w:rFonts w:ascii="Times New Roman" w:eastAsia="Times New Roman" w:hAnsi="Times New Roman" w:cs="Times New Roman"/>
+                <w:kern w:val="0"/>
+                <w:sz w:val="24"/>
+                <w:szCs w:val="24"/>
+                <w14:ligatures w14:val="none"/>
+              </w:rPr>
+            </w:pPr>
+            <w:r>
+              <w:rPr>
+                <w:rFonts w:ascii="Times New Roman" w:eastAsia="Times New Roman" w:hAnsi="Times New Roman" w:cs="Times New Roman"/>
+                <w:kern w:val="0"/>
+                <w:sz w:val="24"/>
+                <w:szCs w:val="24"/>
+                <w14:ligatures w14:val="none"/>
+              </w:rPr>
+              <w:t>2 (blk)</w:t>
+            </w:r>
+          </w:p>
+        </w:tc>
+        <w:tc>
+          <w:tcPr>
+            <w:tcW w:w="0" w:type="auto"/>
+            <w:tcBorders>
+              <w:top w:val="outset" w:sz="6" w:space="0" w:color="auto"/>
+              <w:left w:val="outset" w:sz="6" w:space="0" w:color="auto"/>
+              <w:bottom w:val="outset" w:sz="6" w:space="0" w:color="auto"/>
+              <w:right w:val="outset" w:sz="6" w:space="0" w:color="auto"/>
+            </w:tcBorders>
+            <w:vAlign w:val="center"/>
+            <w:hideMark/>
+          </w:tcPr>
+          <w:p>
+            <w:pPr>
+              <w:spacing w:after="0" w:line="240" w:lineRule="auto"/>
+              <w:rPr>
+                <w:rFonts w:ascii="Times New Roman" w:eastAsia="Times New Roman" w:hAnsi="Times New Roman" w:cs="Times New Roman"/>
+                <w:kern w:val="0"/>
+                <w:sz w:val="24"/>
+                <w:szCs w:val="24"/>
+                <w14:ligatures w14:val="none"/>
+              </w:rPr>
+            </w:pPr>
+            <w:proofErr w:type="spellStart"/>
+            <w:r>
+              <w:rPr>
+                <w:rFonts w:ascii="Times New Roman" w:eastAsia="Times New Roman" w:hAnsi="Times New Roman" w:cs="Times New Roman"/>
+                <w:kern w:val="0"/>
+                <w:sz w:val="24"/>
+                <w:szCs w:val="24"/>
+                <w14:ligatures w14:val="none"/>
+              </w:rPr>
+              <w:t>SCL</w:t>
+            </w:r>
+            <w:proofErr w:type="spellEnd"/>
+          </w:p>
+        </w:tc>
+        <w:tc>
+          <w:tcPr>
+            <w:tcW w:w="0" w:type="auto"/>
+            <w:tcBorders>
+              <w:top w:val="outset" w:sz="6" w:space="0" w:color="auto"/>
+              <w:left w:val="outset" w:sz="6" w:space="0" w:color="auto"/>
+              <w:bottom w:val="outset" w:sz="6" w:space="0" w:color="auto"/>
+              <w:right w:val="outset" w:sz="6" w:space="0" w:color="auto"/>
+            </w:tcBorders>
+            <w:vAlign w:val="center"/>
+            <w:hideMark/>
+          </w:tcPr>
+          <w:p>
+            <w:pPr>
+              <w:spacing w:after="0" w:line="240" w:lineRule="auto"/>
+              <w:rPr>
+                <w:rFonts w:ascii="Times New Roman" w:eastAsia="Times New Roman" w:hAnsi="Times New Roman" w:cs="Times New Roman"/>
+                <w:kern w:val="0"/>
+                <w:sz w:val="24"/>
+                <w:szCs w:val="24"/>
+                <w14:ligatures w14:val="none"/>
+              </w:rPr>
+            </w:pPr>
+            <w:r>
+              <w:rPr>
+                <w:rFonts w:ascii="Times New Roman" w:eastAsia="Times New Roman" w:hAnsi="Times New Roman" w:cs="Times New Roman"/>
+                <w:kern w:val="0"/>
+                <w:sz w:val="24"/>
+                <w:szCs w:val="24"/>
+                <w14:ligatures w14:val="none"/>
+              </w:rPr>
+              <w:t>+3.3 (pullups)</w:t>
+            </w:r>
+          </w:p>
+        </w:tc>
+      </w:tr>
+      <w:tr>
+        <w:trPr>
+          <w:tblCellSpacing w:w="15" w:type="dxa"/>
+        </w:trPr>
+        <w:tc>
+          <w:tcPr>
+            <w:tcW w:w="0" w:type="auto"/>
+            <w:tcBorders>
+              <w:top w:val="outset" w:sz="6" w:space="0" w:color="auto"/>
+              <w:left w:val="outset" w:sz="6" w:space="0" w:color="auto"/>
+              <w:bottom w:val="outset" w:sz="6" w:space="0" w:color="auto"/>
+              <w:right w:val="outset" w:sz="6" w:space="0" w:color="auto"/>
+            </w:tcBorders>
+            <w:vAlign w:val="center"/>
+            <w:hideMark/>
+          </w:tcPr>
+          <w:p>
+            <w:pPr>
+              <w:spacing w:after="0" w:line="240" w:lineRule="auto"/>
+              <w:rPr>
+                <w:rFonts w:ascii="Times New Roman" w:eastAsia="Times New Roman" w:hAnsi="Times New Roman" w:cs="Times New Roman"/>
+                <w:kern w:val="0"/>
+                <w:sz w:val="24"/>
+                <w:szCs w:val="24"/>
+                <w14:ligatures w14:val="none"/>
+              </w:rPr>
+            </w:pPr>
+            <w:r>
+              <w:rPr>
+                <w:rFonts w:ascii="Times New Roman" w:eastAsia="Times New Roman" w:hAnsi="Times New Roman" w:cs="Times New Roman"/>
+                <w:kern w:val="0"/>
+                <w:sz w:val="24"/>
+                <w:szCs w:val="24"/>
+                <w14:ligatures w14:val="none"/>
+              </w:rPr>
+              <w:t>3 (blk)</w:t>
+            </w:r>
+          </w:p>
+        </w:tc>
+        <w:tc>
+          <w:tcPr>
+            <w:tcW w:w="0" w:type="auto"/>
+            <w:tcBorders>
+              <w:top w:val="outset" w:sz="6" w:space="0" w:color="auto"/>
+              <w:left w:val="outset" w:sz="6" w:space="0" w:color="auto"/>
+              <w:bottom w:val="outset" w:sz="6" w:space="0" w:color="auto"/>
+              <w:right w:val="outset" w:sz="6" w:space="0" w:color="auto"/>
+            </w:tcBorders>
+            <w:vAlign w:val="center"/>
+            <w:hideMark/>
+          </w:tcPr>
+          <w:p>
+            <w:pPr>
+              <w:spacing w:after="0" w:line="240" w:lineRule="auto"/>
+              <w:rPr>
+                <w:rFonts w:ascii="Times New Roman" w:eastAsia="Times New Roman" w:hAnsi="Times New Roman" w:cs="Times New Roman"/>
+                <w:kern w:val="0"/>
+                <w:sz w:val="24"/>
+                <w:szCs w:val="24"/>
+                <w14:ligatures w14:val="none"/>
+              </w:rPr>
+            </w:pPr>
+            <w:r>
+              <w:rPr>
+                <w:rFonts w:ascii="Times New Roman" w:eastAsia="Times New Roman" w:hAnsi="Times New Roman" w:cs="Times New Roman"/>
+                <w:kern w:val="0"/>
+                <w:sz w:val="24"/>
+                <w:szCs w:val="24"/>
+                <w14:ligatures w14:val="none"/>
+              </w:rPr>
+              <w:t>SDA</w:t>
+            </w:r>
+          </w:p>
+        </w:tc>
+        <w:tc>
+          <w:tcPr>
+            <w:tcW w:w="0" w:type="auto"/>
+            <w:tcBorders>
+              <w:top w:val="outset" w:sz="6" w:space="0" w:color="auto"/>
+              <w:left w:val="outset" w:sz="6" w:space="0" w:color="auto"/>
+              <w:bottom w:val="outset" w:sz="6" w:space="0" w:color="auto"/>
+              <w:right w:val="outset" w:sz="6" w:space="0" w:color="auto"/>
+            </w:tcBorders>
+            <w:vAlign w:val="center"/>
+            <w:hideMark/>
+          </w:tcPr>
+          <w:p>
+            <w:pPr>
+              <w:spacing w:after="0" w:line="240" w:lineRule="auto"/>
+              <w:rPr>
+                <w:rFonts w:ascii="Times New Roman" w:eastAsia="Times New Roman" w:hAnsi="Times New Roman" w:cs="Times New Roman"/>
+                <w:kern w:val="0"/>
+                <w:sz w:val="24"/>
+                <w:szCs w:val="24"/>
+                <w14:ligatures w14:val="none"/>
+              </w:rPr>
+            </w:pPr>
+            <w:r>
+              <w:rPr>
+                <w:rFonts w:ascii="Times New Roman" w:eastAsia="Times New Roman" w:hAnsi="Times New Roman" w:cs="Times New Roman"/>
+                <w:kern w:val="0"/>
+                <w:sz w:val="24"/>
+                <w:szCs w:val="24"/>
+                <w14:ligatures w14:val="none"/>
+              </w:rPr>
+              <w:t>+3.3 (pullups)</w:t>
+            </w:r>
+          </w:p>
+        </w:tc>
+      </w:tr>
+      <w:tr>
+        <w:trPr>
+          <w:tblCellSpacing w:w="15" w:type="dxa"/>
+        </w:trPr>
+        <w:tc>
+          <w:tcPr>
+            <w:tcW w:w="0" w:type="auto"/>
+            <w:tcBorders>
+              <w:top w:val="outset" w:sz="6" w:space="0" w:color="auto"/>
+              <w:left w:val="outset" w:sz="6" w:space="0" w:color="auto"/>
+              <w:bottom w:val="outset" w:sz="6" w:space="0" w:color="auto"/>
+              <w:right w:val="outset" w:sz="6" w:space="0" w:color="auto"/>
+            </w:tcBorders>
+            <w:vAlign w:val="center"/>
+            <w:hideMark/>
+          </w:tcPr>
+          <w:p>
+            <w:pPr>
+              <w:spacing w:after="0" w:line="240" w:lineRule="auto"/>
+              <w:rPr>
+                <w:rFonts w:ascii="Times New Roman" w:eastAsia="Times New Roman" w:hAnsi="Times New Roman" w:cs="Times New Roman"/>
+                <w:kern w:val="0"/>
+                <w:sz w:val="24"/>
+                <w:szCs w:val="24"/>
+                <w14:ligatures w14:val="none"/>
+              </w:rPr>
+            </w:pPr>
+            <w:r>
+              <w:rPr>
+                <w:rFonts w:ascii="Times New Roman" w:eastAsia="Times New Roman" w:hAnsi="Times New Roman" w:cs="Times New Roman"/>
+                <w:kern w:val="0"/>
+                <w:sz w:val="24"/>
+                <w:szCs w:val="24"/>
+                <w14:ligatures w14:val="none"/>
+              </w:rPr>
+              <w:t>4 (blk)</w:t>
+            </w:r>
+          </w:p>
+        </w:tc>
+        <w:tc>
+          <w:tcPr>
+            <w:tcW w:w="0" w:type="auto"/>
+            <w:tcBorders>
+              <w:top w:val="outset" w:sz="6" w:space="0" w:color="auto"/>
+              <w:left w:val="outset" w:sz="6" w:space="0" w:color="auto"/>
+              <w:bottom w:val="outset" w:sz="6" w:space="0" w:color="auto"/>
+              <w:right w:val="outset" w:sz="6" w:space="0" w:color="auto"/>
+            </w:tcBorders>
+            <w:vAlign w:val="center"/>
+            <w:hideMark/>
+          </w:tcPr>
+          <w:p>
+            <w:pPr>
+              <w:spacing w:after="0" w:line="240" w:lineRule="auto"/>
+              <w:rPr>
+                <w:rFonts w:ascii="Times New Roman" w:eastAsia="Times New Roman" w:hAnsi="Times New Roman" w:cs="Times New Roman"/>
+                <w:kern w:val="0"/>
+                <w:sz w:val="24"/>
+                <w:szCs w:val="24"/>
+                <w14:ligatures w14:val="none"/>
+              </w:rPr>
+            </w:pPr>
+            <w:proofErr w:type="spellStart"/>
+            <w:r>
+              <w:rPr>
+                <w:rFonts w:ascii="Times New Roman" w:eastAsia="Times New Roman" w:hAnsi="Times New Roman" w:cs="Times New Roman"/>
+                <w:kern w:val="0"/>
+                <w:sz w:val="24"/>
+                <w:szCs w:val="24"/>
+                <w14:ligatures w14:val="none"/>
+              </w:rPr>
+              <w:t>GND</w:t>
+            </w:r>
+            <w:proofErr w:type="spellEnd"/>
+          </w:p>
+        </w:tc>
+        <w:tc>
+          <w:tcPr>
+            <w:tcW w:w="0" w:type="auto"/>
+            <w:tcBorders>
+              <w:top w:val="outset" w:sz="6" w:space="0" w:color="auto"/>
+              <w:left w:val="outset" w:sz="6" w:space="0" w:color="auto"/>
+              <w:bottom w:val="outset" w:sz="6" w:space="0" w:color="auto"/>
+              <w:right w:val="outset" w:sz="6" w:space="0" w:color="auto"/>
+            </w:tcBorders>
+            <w:vAlign w:val="center"/>
+            <w:hideMark/>
+          </w:tcPr>
+          <w:p>
+            <w:pPr>
+              <w:spacing w:after="0" w:line="240" w:lineRule="auto"/>
+              <w:rPr>
+                <w:rFonts w:ascii="Times New Roman" w:eastAsia="Times New Roman" w:hAnsi="Times New Roman" w:cs="Times New Roman"/>
+                <w:kern w:val="0"/>
+                <w:sz w:val="24"/>
+                <w:szCs w:val="24"/>
+                <w14:ligatures w14:val="none"/>
+              </w:rPr>
+            </w:pPr>
+            <w:proofErr w:type="spellStart"/>
+            <w:r>
+              <w:rPr>
+                <w:rFonts w:ascii="Times New Roman" w:eastAsia="Times New Roman" w:hAnsi="Times New Roman" w:cs="Times New Roman"/>
+                <w:kern w:val="0"/>
+                <w:sz w:val="24"/>
+                <w:szCs w:val="24"/>
+                <w14:ligatures w14:val="none"/>
+              </w:rPr>
+              <w:t>GND</w:t>
+            </w:r>
+            <w:proofErr w:type="spellEnd"/>
+          </w:p>
+        </w:tc>
+      </w:tr>
+    </w:tbl>
+    <w:p>
+      <w:pPr>
+        <w:spacing w:before="100" w:beforeAutospacing="1" w:after="100" w:afterAutospacing="1" w:line="240" w:lineRule="auto"/>
+        <w:rPr>
+          <w:rFonts w:ascii="Times New Roman" w:eastAsia="Times New Roman" w:hAnsi="Times New Roman" w:cs="Times New Roman"/>
+          <w:kern w:val="0"/>
+          <w:sz w:val="24"/>
+          <w:szCs w:val="24"/>
+          <w14:ligatures w14:val="none"/>
+        </w:rPr>
+      </w:pPr>
+      <w:proofErr w:type="spellStart"/>
+      <w:r>
+        <w:rPr>
+          <w:rFonts w:ascii="Times New Roman" w:eastAsia="Times New Roman" w:hAnsi="Times New Roman" w:cs="Times New Roman"/>
+          <w:b/>
+          <w:bCs/>
+          <w:kern w:val="0"/>
+          <w:sz w:val="24"/>
+          <w:szCs w:val="24"/>
+          <w14:ligatures w14:val="none"/>
+        </w:rPr>
+        <w:t>CAN1&amp;2</w:t>
+      </w:r>
+      <w:proofErr w:type="spellEnd"/>
+    </w:p>
+    <w:tbl>
+      <w:tblPr>
+        <w:tblW w:w="0" w:type="auto"/>
+        <w:tblCellSpacing w:w="15" w:type="dxa"/>
+        <w:tblBorders>
+          <w:top w:val="outset" w:sz="6" w:space="0" w:color="auto"/>
+          <w:left w:val="outset" w:sz="6" w:space="0" w:color="auto"/>
+          <w:bottom w:val="outset" w:sz="6" w:space="0" w:color="auto"/>
+          <w:right w:val="outset" w:sz="6" w:space="0" w:color="auto"/>
+        </w:tblBorders>
+        <w:tblCellMar>
+          <w:top w:w="15" w:type="dxa"/>
+          <w:left w:w="15" w:type="dxa"/>
+          <w:bottom w:w="15" w:type="dxa"/>
+          <w:right w:w="15" w:type="dxa"/>
+        </w:tblCellMar>
+        <w:tblLook w:val="04A0" w:firstRow="1" w:lastRow="0" w:firstColumn="1" w:lastColumn="0" w:noHBand="0" w:noVBand="1"/>
+      </w:tblPr>
+      <w:tblGrid>
+        <w:gridCol w:w="752"/>
+        <w:gridCol w:w="891"/>
+        <w:gridCol w:w="654"/>
+      </w:tblGrid>
+      <w:tr>
+        <w:trPr>
+          <w:tblCellSpacing w:w="15" w:type="dxa"/>
+        </w:trPr>
+        <w:tc>
+          <w:tcPr>
+            <w:tcW w:w="0" w:type="auto"/>
+            <w:tcBorders>
+              <w:top w:val="outset" w:sz="6" w:space="0" w:color="auto"/>
+              <w:left w:val="outset" w:sz="6" w:space="0" w:color="auto"/>
+              <w:bottom w:val="outset" w:sz="6" w:space="0" w:color="auto"/>
+              <w:right w:val="outset" w:sz="6" w:space="0" w:color="auto"/>
+            </w:tcBorders>
+            <w:vAlign w:val="center"/>
+            <w:hideMark/>
+          </w:tcPr>
+          <w:p>
+            <w:pPr>
+              <w:spacing w:after="0" w:line="240" w:lineRule="auto"/>
+              <w:jc w:val="center"/>
+              <w:rPr>
+                <w:rFonts w:ascii="Times New Roman" w:eastAsia="Times New Roman" w:hAnsi="Times New Roman" w:cs="Times New Roman"/>
+                <w:b/>
+                <w:bCs/>
+                <w:kern w:val="0"/>
+                <w:sz w:val="24"/>
+                <w:szCs w:val="24"/>
+                <w14:ligatures w14:val="none"/>
+              </w:rPr>
+            </w:pPr>
+            <w:r>
+              <w:rPr>
+                <w:rFonts w:ascii="Times New Roman" w:eastAsia="Times New Roman" w:hAnsi="Times New Roman" w:cs="Times New Roman"/>
+                <w:b/>
+                <w:bCs/>
+                <w:kern w:val="0"/>
+                <w:sz w:val="24"/>
+                <w:szCs w:val="24"/>
+                <w14:ligatures w14:val="none"/>
+              </w:rPr>
+              <w:t>Pin</w:t>
+            </w:r>
+          </w:p>
+        </w:tc>
+        <w:tc>
+          <w:tcPr>
+            <w:tcW w:w="0" w:type="auto"/>
+            <w:tcBorders>
+              <w:top w:val="outset" w:sz="6" w:space="0" w:color="auto"/>
+              <w:left w:val="outset" w:sz="6" w:space="0" w:color="auto"/>
+              <w:bottom w:val="outset" w:sz="6" w:space="0" w:color="auto"/>
+              <w:right w:val="outset" w:sz="6" w:space="0" w:color="auto"/>
+            </w:tcBorders>
+            <w:vAlign w:val="center"/>
+            <w:hideMark/>
+          </w:tcPr>
+          <w:p>
+            <w:pPr>
+              <w:spacing w:after="0" w:line="240" w:lineRule="auto"/>
+              <w:jc w:val="center"/>
+              <w:rPr>
+                <w:rFonts w:ascii="Times New Roman" w:eastAsia="Times New Roman" w:hAnsi="Times New Roman" w:cs="Times New Roman"/>
+                <w:b/>
+                <w:bCs/>
+                <w:kern w:val="0"/>
+                <w:sz w:val="24"/>
+                <w:szCs w:val="24"/>
+                <w14:ligatures w14:val="none"/>
+              </w:rPr>
+            </w:pPr>
+            <w:r>
+              <w:rPr>
+                <w:rFonts w:ascii="Times New Roman" w:eastAsia="Times New Roman" w:hAnsi="Times New Roman" w:cs="Times New Roman"/>
+                <w:b/>
+                <w:bCs/>
+                <w:kern w:val="0"/>
+                <w:sz w:val="24"/>
+                <w:szCs w:val="24"/>
+                <w14:ligatures w14:val="none"/>
+              </w:rPr>
+              <w:t>Signal</w:t>
+            </w:r>
+          </w:p>
+        </w:tc>
+        <w:tc>
+          <w:tcPr>
+            <w:tcW w:w="0" w:type="auto"/>
+            <w:tcBorders>
+              <w:top w:val="outset" w:sz="6" w:space="0" w:color="auto"/>
+              <w:left w:val="outset" w:sz="6" w:space="0" w:color="auto"/>
+              <w:bottom w:val="outset" w:sz="6" w:space="0" w:color="auto"/>
+              <w:right w:val="outset" w:sz="6" w:space="0" w:color="auto"/>
+            </w:tcBorders>
+            <w:vAlign w:val="center"/>
+            <w:hideMark/>
+          </w:tcPr>
+          <w:p>
+            <w:pPr>
+              <w:spacing w:after="0" w:line="240" w:lineRule="auto"/>
+              <w:jc w:val="center"/>
+              <w:rPr>
+                <w:rFonts w:ascii="Times New Roman" w:eastAsia="Times New Roman" w:hAnsi="Times New Roman" w:cs="Times New Roman"/>
+                <w:b/>
+                <w:bCs/>
+                <w:kern w:val="0"/>
+                <w:sz w:val="24"/>
+                <w:szCs w:val="24"/>
+                <w14:ligatures w14:val="none"/>
+              </w:rPr>
+            </w:pPr>
+            <w:r>
+              <w:rPr>
+                <w:rFonts w:ascii="Times New Roman" w:eastAsia="Times New Roman" w:hAnsi="Times New Roman" w:cs="Times New Roman"/>
+                <w:b/>
+                <w:bCs/>
+                <w:kern w:val="0"/>
+                <w:sz w:val="24"/>
+                <w:szCs w:val="24"/>
+                <w14:ligatures w14:val="none"/>
+              </w:rPr>
+              <w:t>Volt</w:t>
+            </w:r>
+          </w:p>
+        </w:tc>
+      </w:tr>
+      <w:tr>
+        <w:trPr>
+          <w:tblCellSpacing w:w="15" w:type="dxa"/>
+        </w:trPr>
+        <w:tc>
+          <w:tcPr>
+            <w:tcW w:w="0" w:type="auto"/>
+            <w:tcBorders>
+              <w:top w:val="outset" w:sz="6" w:space="0" w:color="auto"/>
+              <w:left w:val="outset" w:sz="6" w:space="0" w:color="auto"/>
+              <w:bottom w:val="outset" w:sz="6" w:space="0" w:color="auto"/>
+              <w:right w:val="outset" w:sz="6" w:space="0" w:color="auto"/>
+            </w:tcBorders>
+            <w:vAlign w:val="center"/>
+            <w:hideMark/>
+          </w:tcPr>
+          <w:p>
+            <w:pPr>
+              <w:spacing w:after="0" w:line="240" w:lineRule="auto"/>
+              <w:rPr>
+                <w:rFonts w:ascii="Times New Roman" w:eastAsia="Times New Roman" w:hAnsi="Times New Roman" w:cs="Times New Roman"/>
+                <w:kern w:val="0"/>
+                <w:sz w:val="24"/>
+                <w:szCs w:val="24"/>
+                <w14:ligatures w14:val="none"/>
+              </w:rPr>
+            </w:pPr>
+            <w:r>
+              <w:rPr>
+                <w:rFonts w:ascii="Times New Roman" w:eastAsia="Times New Roman" w:hAnsi="Times New Roman" w:cs="Times New Roman"/>
+                <w:kern w:val="0"/>
+                <w:sz w:val="24"/>
+                <w:szCs w:val="24"/>
+                <w14:ligatures w14:val="none"/>
+              </w:rPr>
+              <w:t>1 (red)</w:t>
+            </w:r>
+          </w:p>
+        </w:tc>
+        <w:tc>
+          <w:tcPr>
+            <w:tcW w:w="0" w:type="auto"/>
+            <w:tcBorders>
+              <w:top w:val="outset" w:sz="6" w:space="0" w:color="auto"/>
+              <w:left w:val="outset" w:sz="6" w:space="0" w:color="auto"/>
+              <w:bottom w:val="outset" w:sz="6" w:space="0" w:color="auto"/>
+              <w:right w:val="outset" w:sz="6" w:space="0" w:color="auto"/>
+            </w:tcBorders>
+            <w:vAlign w:val="center"/>
+            <w:hideMark/>
+          </w:tcPr>
+          <w:p>
+            <w:pPr>
+              <w:spacing w:after="0" w:line="240" w:lineRule="auto"/>
+              <w:rPr>
+                <w:rFonts w:ascii="Times New Roman" w:eastAsia="Times New Roman" w:hAnsi="Times New Roman" w:cs="Times New Roman"/>
+                <w:kern w:val="0"/>
+                <w:sz w:val="24"/>
+                <w:szCs w:val="24"/>
+                <w14:ligatures w14:val="none"/>
+              </w:rPr>
+            </w:pPr>
+            <w:proofErr w:type="spellStart"/>
+            <w:r>
+              <w:rPr>
+                <w:rFonts w:ascii="Times New Roman" w:eastAsia="Times New Roman" w:hAnsi="Times New Roman" w:cs="Times New Roman"/>
+                <w:kern w:val="0"/>
+                <w:sz w:val="24"/>
+                <w:szCs w:val="24"/>
+                <w14:ligatures w14:val="none"/>
+              </w:rPr>
+              <w:t>VCC</w:t>
+            </w:r>
+            <w:proofErr w:type="spellEnd"/>
+          </w:p>
+        </w:tc>
+        <w:tc>
+          <w:tcPr>
+            <w:tcW w:w="0" w:type="auto"/>
+            <w:tcBorders>
+              <w:top w:val="outset" w:sz="6" w:space="0" w:color="auto"/>
+              <w:left w:val="outset" w:sz="6" w:space="0" w:color="auto"/>
+              <w:bottom w:val="outset" w:sz="6" w:space="0" w:color="auto"/>
+              <w:right w:val="outset" w:sz="6" w:space="0" w:color="auto"/>
+            </w:tcBorders>
+            <w:vAlign w:val="center"/>
+            <w:hideMark/>
+          </w:tcPr>
+          <w:p>
+            <w:pPr>
+              <w:spacing w:after="0" w:line="240" w:lineRule="auto"/>
+              <w:rPr>
+                <w:rFonts w:ascii="Times New Roman" w:eastAsia="Times New Roman" w:hAnsi="Times New Roman" w:cs="Times New Roman"/>
+                <w:kern w:val="0"/>
+                <w:sz w:val="24"/>
+                <w:szCs w:val="24"/>
+                <w14:ligatures w14:val="none"/>
+              </w:rPr>
+            </w:pPr>
+            <w:r>
+              <w:rPr>
+                <w:rFonts w:ascii="Times New Roman" w:eastAsia="Times New Roman" w:hAnsi="Times New Roman" w:cs="Times New Roman"/>
+                <w:kern w:val="0"/>
+                <w:sz w:val="24"/>
+                <w:szCs w:val="24"/>
+                <w14:ligatures w14:val="none"/>
+              </w:rPr>
+              <w:t>+</w:t>
+            </w:r>
+            <w:proofErr w:type="spellStart"/>
+            <w:r>
+              <w:rPr>
+                <w:rFonts w:ascii="Times New Roman" w:eastAsia="Times New Roman" w:hAnsi="Times New Roman" w:cs="Times New Roman"/>
+                <w:kern w:val="0"/>
+                <w:sz w:val="24"/>
+                <w:szCs w:val="24"/>
+                <w14:ligatures w14:val="none"/>
+              </w:rPr>
+              <w:t>5V</w:t>
+            </w:r>
+            <w:proofErr w:type="spellEnd"/>
+          </w:p>
+        </w:tc>
+      </w:tr>
+      <w:tr>
+        <w:trPr>
+          <w:tblCellSpacing w:w="15" w:type="dxa"/>
+        </w:trPr>
+        <w:tc>
+          <w:tcPr>
+            <w:tcW w:w="0" w:type="auto"/>
+            <w:tcBorders>
+              <w:top w:val="outset" w:sz="6" w:space="0" w:color="auto"/>
+              <w:left w:val="outset" w:sz="6" w:space="0" w:color="auto"/>
+              <w:bottom w:val="outset" w:sz="6" w:space="0" w:color="auto"/>
+              <w:right w:val="outset" w:sz="6" w:space="0" w:color="auto"/>
+            </w:tcBorders>
+            <w:vAlign w:val="center"/>
+            <w:hideMark/>
+          </w:tcPr>
+          <w:p>
+            <w:pPr>
+              <w:spacing w:after="0" w:line="240" w:lineRule="auto"/>
+              <w:rPr>
+                <w:rFonts w:ascii="Times New Roman" w:eastAsia="Times New Roman" w:hAnsi="Times New Roman" w:cs="Times New Roman"/>
+                <w:kern w:val="0"/>
+                <w:sz w:val="24"/>
+                <w:szCs w:val="24"/>
+                <w14:ligatures w14:val="none"/>
+              </w:rPr>
+            </w:pPr>
+            <w:r>
+              <w:rPr>
+                <w:rFonts w:ascii="Times New Roman" w:eastAsia="Times New Roman" w:hAnsi="Times New Roman" w:cs="Times New Roman"/>
+                <w:kern w:val="0"/>
+                <w:sz w:val="24"/>
+                <w:szCs w:val="24"/>
+                <w14:ligatures w14:val="none"/>
+              </w:rPr>
+              <w:t>2 (blk)</w:t>
+            </w:r>
+          </w:p>
+        </w:tc>
+        <w:tc>
+          <w:tcPr>
+            <w:tcW w:w="0" w:type="auto"/>
+            <w:tcBorders>
+              <w:top w:val="outset" w:sz="6" w:space="0" w:color="auto"/>
+              <w:left w:val="outset" w:sz="6" w:space="0" w:color="auto"/>
+              <w:bottom w:val="outset" w:sz="6" w:space="0" w:color="auto"/>
+              <w:right w:val="outset" w:sz="6" w:space="0" w:color="auto"/>
+            </w:tcBorders>
+            <w:vAlign w:val="center"/>
+            <w:hideMark/>
+          </w:tcPr>
+          <w:p>
+            <w:pPr>
+              <w:spacing w:after="0" w:line="240" w:lineRule="auto"/>
+              <w:rPr>
+                <w:rFonts w:ascii="Times New Roman" w:eastAsia="Times New Roman" w:hAnsi="Times New Roman" w:cs="Times New Roman"/>
+                <w:kern w:val="0"/>
+                <w:sz w:val="24"/>
+                <w:szCs w:val="24"/>
+                <w14:ligatures w14:val="none"/>
+              </w:rPr>
+            </w:pPr>
+            <w:proofErr w:type="spellStart"/>
+            <w:r>
+              <w:rPr>
+                <w:rFonts w:ascii="Times New Roman" w:eastAsia="Times New Roman" w:hAnsi="Times New Roman" w:cs="Times New Roman"/>
+                <w:kern w:val="0"/>
+                <w:sz w:val="24"/>
+                <w:szCs w:val="24"/>
+                <w14:ligatures w14:val="none"/>
+              </w:rPr>
+              <w:t>CAN_H</w:t>
+            </w:r>
+            <w:proofErr w:type="spellEnd"/>
+          </w:p>
+        </w:tc>
+        <w:tc>
+          <w:tcPr>
+            <w:tcW w:w="0" w:type="auto"/>
+            <w:tcBorders>
+              <w:top w:val="outset" w:sz="6" w:space="0" w:color="auto"/>
+              <w:left w:val="outset" w:sz="6" w:space="0" w:color="auto"/>
+              <w:bottom w:val="outset" w:sz="6" w:space="0" w:color="auto"/>
+              <w:right w:val="outset" w:sz="6" w:space="0" w:color="auto"/>
+            </w:tcBorders>
+            <w:vAlign w:val="center"/>
+            <w:hideMark/>
+          </w:tcPr>
+          <w:p>
+            <w:pPr>
+              <w:spacing w:after="0" w:line="240" w:lineRule="auto"/>
+              <w:rPr>
+                <w:rFonts w:ascii="Times New Roman" w:eastAsia="Times New Roman" w:hAnsi="Times New Roman" w:cs="Times New Roman"/>
+                <w:kern w:val="0"/>
+                <w:sz w:val="24"/>
+                <w:szCs w:val="24"/>
+                <w14:ligatures w14:val="none"/>
+              </w:rPr>
+            </w:pPr>
+            <w:r>
+              <w:rPr>
+                <w:rFonts w:ascii="Times New Roman" w:eastAsia="Times New Roman" w:hAnsi="Times New Roman" w:cs="Times New Roman"/>
+                <w:kern w:val="0"/>
+                <w:sz w:val="24"/>
+                <w:szCs w:val="24"/>
+                <w14:ligatures w14:val="none"/>
+              </w:rPr>
+              <w:t>+</w:t>
+            </w:r>
+            <w:proofErr w:type="spellStart"/>
+            <w:r>
+              <w:rPr>
+                <w:rFonts w:ascii="Times New Roman" w:eastAsia="Times New Roman" w:hAnsi="Times New Roman" w:cs="Times New Roman"/>
+                <w:kern w:val="0"/>
+                <w:sz w:val="24"/>
+                <w:szCs w:val="24"/>
+                <w14:ligatures w14:val="none"/>
+              </w:rPr>
+              <w:t>12V</w:t>
+            </w:r>
+            <w:proofErr w:type="spellEnd"/>
+          </w:p>
+        </w:tc>
+      </w:tr>
+      <w:tr>
+        <w:trPr>
+          <w:tblCellSpacing w:w="15" w:type="dxa"/>
+        </w:trPr>
+        <w:tc>
+          <w:tcPr>
+            <w:tcW w:w="0" w:type="auto"/>
+            <w:tcBorders>
+              <w:top w:val="outset" w:sz="6" w:space="0" w:color="auto"/>
+              <w:left w:val="outset" w:sz="6" w:space="0" w:color="auto"/>
+              <w:bottom w:val="outset" w:sz="6" w:space="0" w:color="auto"/>
+              <w:right w:val="outset" w:sz="6" w:space="0" w:color="auto"/>
+            </w:tcBorders>
+            <w:vAlign w:val="center"/>
+            <w:hideMark/>
+          </w:tcPr>
+          <w:p>
+            <w:pPr>
+              <w:spacing w:after="0" w:line="240" w:lineRule="auto"/>
+              <w:rPr>
+                <w:rFonts w:ascii="Times New Roman" w:eastAsia="Times New Roman" w:hAnsi="Times New Roman" w:cs="Times New Roman"/>
+                <w:kern w:val="0"/>
+                <w:sz w:val="24"/>
+                <w:szCs w:val="24"/>
+                <w14:ligatures w14:val="none"/>
+              </w:rPr>
+            </w:pPr>
+            <w:r>
+              <w:rPr>
+                <w:rFonts w:ascii="Times New Roman" w:eastAsia="Times New Roman" w:hAnsi="Times New Roman" w:cs="Times New Roman"/>
+                <w:kern w:val="0"/>
+                <w:sz w:val="24"/>
+                <w:szCs w:val="24"/>
+                <w14:ligatures w14:val="none"/>
+              </w:rPr>
+              <w:t>3 (blk)</w:t>
+            </w:r>
+          </w:p>
+        </w:tc>
+        <w:tc>
+          <w:tcPr>
+            <w:tcW w:w="0" w:type="auto"/>
+            <w:tcBorders>
+              <w:top w:val="outset" w:sz="6" w:space="0" w:color="auto"/>
+              <w:left w:val="outset" w:sz="6" w:space="0" w:color="auto"/>
+              <w:bottom w:val="outset" w:sz="6" w:space="0" w:color="auto"/>
+              <w:right w:val="outset" w:sz="6" w:space="0" w:color="auto"/>
+            </w:tcBorders>
+            <w:vAlign w:val="center"/>
+            <w:hideMark/>
+          </w:tcPr>
+          <w:p>
+            <w:pPr>
+              <w:spacing w:after="0" w:line="240" w:lineRule="auto"/>
+              <w:rPr>
+                <w:rFonts w:ascii="Times New Roman" w:eastAsia="Times New Roman" w:hAnsi="Times New Roman" w:cs="Times New Roman"/>
+                <w:kern w:val="0"/>
+                <w:sz w:val="24"/>
+                <w:szCs w:val="24"/>
+                <w14:ligatures w14:val="none"/>
+              </w:rPr>
+            </w:pPr>
+            <w:proofErr w:type="spellStart"/>
+            <w:r>
+              <w:rPr>
+                <w:rFonts w:ascii="Times New Roman" w:eastAsia="Times New Roman" w:hAnsi="Times New Roman" w:cs="Times New Roman"/>
+                <w:kern w:val="0"/>
+                <w:sz w:val="24"/>
+                <w:szCs w:val="24"/>
+                <w14:ligatures w14:val="none"/>
+              </w:rPr>
+              <w:t>CAN_L</w:t>
+            </w:r>
+            <w:proofErr w:type="spellEnd"/>
+          </w:p>
+        </w:tc>
+        <w:tc>
+          <w:tcPr>
+            <w:tcW w:w="0" w:type="auto"/>
+            <w:tcBorders>
+              <w:top w:val="outset" w:sz="6" w:space="0" w:color="auto"/>
+              <w:left w:val="outset" w:sz="6" w:space="0" w:color="auto"/>
+              <w:bottom w:val="outset" w:sz="6" w:space="0" w:color="auto"/>
+              <w:right w:val="outset" w:sz="6" w:space="0" w:color="auto"/>
+            </w:tcBorders>
+            <w:vAlign w:val="center"/>
+            <w:hideMark/>
+          </w:tcPr>
+          <w:p>
+            <w:pPr>
+              <w:spacing w:after="0" w:line="240" w:lineRule="auto"/>
+              <w:rPr>
+                <w:rFonts w:ascii="Times New Roman" w:eastAsia="Times New Roman" w:hAnsi="Times New Roman" w:cs="Times New Roman"/>
+                <w:kern w:val="0"/>
+                <w:sz w:val="24"/>
+                <w:szCs w:val="24"/>
+                <w14:ligatures w14:val="none"/>
+              </w:rPr>
+            </w:pPr>
+            <w:r>
+              <w:rPr>
+                <w:rFonts w:ascii="Times New Roman" w:eastAsia="Times New Roman" w:hAnsi="Times New Roman" w:cs="Times New Roman"/>
+                <w:kern w:val="0"/>
+                <w:sz w:val="24"/>
+                <w:szCs w:val="24"/>
+                <w14:ligatures w14:val="none"/>
+              </w:rPr>
+              <w:t>+</w:t>
+            </w:r>
+            <w:proofErr w:type="spellStart"/>
+            <w:r>
+              <w:rPr>
+                <w:rFonts w:ascii="Times New Roman" w:eastAsia="Times New Roman" w:hAnsi="Times New Roman" w:cs="Times New Roman"/>
+                <w:kern w:val="0"/>
+                <w:sz w:val="24"/>
+                <w:szCs w:val="24"/>
+                <w14:ligatures w14:val="none"/>
+              </w:rPr>
+              <w:t>12V</w:t>
+            </w:r>
+            <w:proofErr w:type="spellEnd"/>
+          </w:p>
+        </w:tc>
+      </w:tr>
+      <w:tr>
+        <w:trPr>
+          <w:tblCellSpacing w:w="15" w:type="dxa"/>
+        </w:trPr>
+        <w:tc>
+          <w:tcPr>
+            <w:tcW w:w="0" w:type="auto"/>
+            <w:tcBorders>
+              <w:top w:val="outset" w:sz="6" w:space="0" w:color="auto"/>
+              <w:left w:val="outset" w:sz="6" w:space="0" w:color="auto"/>
+              <w:bottom w:val="outset" w:sz="6" w:space="0" w:color="auto"/>
+              <w:right w:val="outset" w:sz="6" w:space="0" w:color="auto"/>
+            </w:tcBorders>
+            <w:vAlign w:val="center"/>
+            <w:hideMark/>
+          </w:tcPr>
+          <w:p>
+            <w:pPr>
+              <w:spacing w:after="0" w:line="240" w:lineRule="auto"/>
+              <w:rPr>
+                <w:rFonts w:ascii="Times New Roman" w:eastAsia="Times New Roman" w:hAnsi="Times New Roman" w:cs="Times New Roman"/>
+                <w:kern w:val="0"/>
+                <w:sz w:val="24"/>
+                <w:szCs w:val="24"/>
+                <w14:ligatures w14:val="none"/>
+              </w:rPr>
+            </w:pPr>
+            <w:r>
+              <w:rPr>
+                <w:rFonts w:ascii="Times New Roman" w:eastAsia="Times New Roman" w:hAnsi="Times New Roman" w:cs="Times New Roman"/>
+                <w:kern w:val="0"/>
+                <w:sz w:val="24"/>
+                <w:szCs w:val="24"/>
+                <w14:ligatures w14:val="none"/>
+              </w:rPr>
+              <w:t>4 (blk)</w:t>
+            </w:r>
+          </w:p>
+        </w:tc>
+        <w:tc>
+          <w:tcPr>
+            <w:tcW w:w="0" w:type="auto"/>
+            <w:tcBorders>
+              <w:top w:val="outset" w:sz="6" w:space="0" w:color="auto"/>
+              <w:left w:val="outset" w:sz="6" w:space="0" w:color="auto"/>
+              <w:bottom w:val="outset" w:sz="6" w:space="0" w:color="auto"/>
+              <w:right w:val="outset" w:sz="6" w:space="0" w:color="auto"/>
+            </w:tcBorders>
+            <w:vAlign w:val="center"/>
+            <w:hideMark/>
+          </w:tcPr>
+          <w:p>
+            <w:pPr>
+              <w:spacing w:after="0" w:line="240" w:lineRule="auto"/>
+              <w:rPr>
+                <w:rFonts w:ascii="Times New Roman" w:eastAsia="Times New Roman" w:hAnsi="Times New Roman" w:cs="Times New Roman"/>
+                <w:kern w:val="0"/>
+                <w:sz w:val="24"/>
+                <w:szCs w:val="24"/>
+                <w14:ligatures w14:val="none"/>
+              </w:rPr>
+            </w:pPr>
+            <w:proofErr w:type="spellStart"/>
+            <w:r>
+              <w:rPr>
+                <w:rFonts w:ascii="Times New Roman" w:eastAsia="Times New Roman" w:hAnsi="Times New Roman" w:cs="Times New Roman"/>
+                <w:kern w:val="0"/>
+                <w:sz w:val="24"/>
+                <w:szCs w:val="24"/>
+                <w14:ligatures w14:val="none"/>
+              </w:rPr>
+              <w:t>GND</w:t>
+            </w:r>
+            <w:proofErr w:type="spellEnd"/>
+          </w:p>
+        </w:tc>
+        <w:tc>
+          <w:tcPr>
+            <w:tcW w:w="0" w:type="auto"/>
+            <w:tcBorders>
+              <w:top w:val="outset" w:sz="6" w:space="0" w:color="auto"/>
+              <w:left w:val="outset" w:sz="6" w:space="0" w:color="auto"/>
+              <w:bottom w:val="outset" w:sz="6" w:space="0" w:color="auto"/>
+              <w:right w:val="outset" w:sz="6" w:space="0" w:color="auto"/>
+            </w:tcBorders>
+            <w:vAlign w:val="center"/>
+            <w:hideMark/>
+          </w:tcPr>
+          <w:p>
+            <w:pPr>
+              <w:spacing w:after="0" w:line="240" w:lineRule="auto"/>
+              <w:rPr>
+                <w:rFonts w:ascii="Times New Roman" w:eastAsia="Times New Roman" w:hAnsi="Times New Roman" w:cs="Times New Roman"/>
+                <w:kern w:val="0"/>
+                <w:sz w:val="24"/>
+                <w:szCs w:val="24"/>
+                <w14:ligatures w14:val="none"/>
+              </w:rPr>
+            </w:pPr>
+            <w:proofErr w:type="spellStart"/>
+            <w:r>
+              <w:rPr>
+                <w:rFonts w:ascii="Times New Roman" w:eastAsia="Times New Roman" w:hAnsi="Times New Roman" w:cs="Times New Roman"/>
+                <w:kern w:val="0"/>
+                <w:sz w:val="24"/>
+                <w:szCs w:val="24"/>
+                <w14:ligatures w14:val="none"/>
+              </w:rPr>
+              <w:t>GND</w:t>
+            </w:r>
+            <w:proofErr w:type="spellEnd"/>
+          </w:p>
+        </w:tc>
+      </w:tr>
+    </w:tbl>
+    <w:p>
+      <w:pPr>
+        <w:spacing w:before="100" w:beforeAutospacing="1" w:after="100" w:afterAutospacing="1" w:line="240" w:lineRule="auto"/>
+        <w:rPr>
+          <w:rFonts w:ascii="Times New Roman" w:eastAsia="Times New Roman" w:hAnsi="Times New Roman" w:cs="Times New Roman"/>
+          <w:kern w:val="0"/>
+          <w:sz w:val="24"/>
+          <w:szCs w:val="24"/>
+          <w14:ligatures w14:val="none"/>
+        </w:rPr>
+      </w:pPr>
+      <w:proofErr w:type="spellStart"/>
+      <w:r>
+        <w:rPr>
+          <w:rFonts w:ascii="Times New Roman" w:eastAsia="Times New Roman" w:hAnsi="Times New Roman" w:cs="Times New Roman"/>
+          <w:b/>
+          <w:bCs/>
+          <w:kern w:val="0"/>
+          <w:sz w:val="24"/>
+          <w:szCs w:val="24"/>
+          <w14:ligatures w14:val="none"/>
+        </w:rPr>
+        <w:t>POWER1</w:t>
+      </w:r>
+      <w:proofErr w:type="spellEnd"/>
+    </w:p>
+    <w:tbl>
+      <w:tblPr>
+        <w:tblW w:w="0" w:type="auto"/>
+        <w:tblCellSpacing w:w="15" w:type="dxa"/>
+        <w:tblBorders>
+          <w:top w:val="outset" w:sz="6" w:space="0" w:color="auto"/>
+          <w:left w:val="outset" w:sz="6" w:space="0" w:color="auto"/>
+          <w:bottom w:val="outset" w:sz="6" w:space="0" w:color="auto"/>
+          <w:right w:val="outset" w:sz="6" w:space="0" w:color="auto"/>
+        </w:tblBorders>
+        <w:tblCellMar>
+          <w:top w:w="15" w:type="dxa"/>
+          <w:left w:w="15" w:type="dxa"/>
+          <w:bottom w:w="15" w:type="dxa"/>
+          <w:right w:w="15" w:type="dxa"/>
+        </w:tblCellMar>
+        <w:tblLook w:val="04A0" w:firstRow="1" w:lastRow="0" w:firstColumn="1" w:lastColumn="0" w:noHBand="0" w:noVBand="1"/>
+      </w:tblPr>
+      <w:tblGrid>
+        <w:gridCol w:w="752"/>
+        <w:gridCol w:w="1224"/>
+        <w:gridCol w:w="1928"/>
+      </w:tblGrid>
+      <w:tr>
+        <w:trPr>
+          <w:tblCellSpacing w:w="15" w:type="dxa"/>
+        </w:trPr>
+        <w:tc>
+          <w:tcPr>
+            <w:tcW w:w="0" w:type="auto"/>
+            <w:tcBorders>
+              <w:top w:val="outset" w:sz="6" w:space="0" w:color="auto"/>
+              <w:left w:val="outset" w:sz="6" w:space="0" w:color="auto"/>
+              <w:bottom w:val="outset" w:sz="6" w:space="0" w:color="auto"/>
+              <w:right w:val="outset" w:sz="6" w:space="0" w:color="auto"/>
+            </w:tcBorders>
+            <w:vAlign w:val="center"/>
+            <w:hideMark/>
+          </w:tcPr>
+          <w:p>
+            <w:pPr>
+              <w:spacing w:after="0" w:line="240" w:lineRule="auto"/>
+              <w:jc w:val="center"/>
+              <w:rPr>
+                <w:rFonts w:ascii="Times New Roman" w:eastAsia="Times New Roman" w:hAnsi="Times New Roman" w:cs="Times New Roman"/>
+                <w:b/>
+                <w:bCs/>
+                <w:kern w:val="0"/>
+                <w:sz w:val="24"/>
+                <w:szCs w:val="24"/>
+                <w14:ligatures w14:val="none"/>
+              </w:rPr>
+            </w:pPr>
+            <w:r>
+              <w:rPr>
+                <w:rFonts w:ascii="Times New Roman" w:eastAsia="Times New Roman" w:hAnsi="Times New Roman" w:cs="Times New Roman"/>
+                <w:b/>
+                <w:bCs/>
+                <w:kern w:val="0"/>
+                <w:sz w:val="24"/>
+                <w:szCs w:val="24"/>
+                <w14:ligatures w14:val="none"/>
+              </w:rPr>
+              <w:t>Pin</w:t>
+            </w:r>
+          </w:p>
+        </w:tc>
+        <w:tc>
+          <w:tcPr>
+            <w:tcW w:w="0" w:type="auto"/>
+            <w:tcBorders>
+              <w:top w:val="outset" w:sz="6" w:space="0" w:color="auto"/>
+              <w:left w:val="outset" w:sz="6" w:space="0" w:color="auto"/>
+              <w:bottom w:val="outset" w:sz="6" w:space="0" w:color="auto"/>
+              <w:right w:val="outset" w:sz="6" w:space="0" w:color="auto"/>
+            </w:tcBorders>
+            <w:vAlign w:val="center"/>
+            <w:hideMark/>
+          </w:tcPr>
+          <w:p>
+            <w:pPr>
+              <w:spacing w:after="0" w:line="240" w:lineRule="auto"/>
+              <w:jc w:val="center"/>
+              <w:rPr>
+                <w:rFonts w:ascii="Times New Roman" w:eastAsia="Times New Roman" w:hAnsi="Times New Roman" w:cs="Times New Roman"/>
+                <w:b/>
+                <w:bCs/>
+                <w:kern w:val="0"/>
+                <w:sz w:val="24"/>
+                <w:szCs w:val="24"/>
+                <w14:ligatures w14:val="none"/>
+              </w:rPr>
+            </w:pPr>
+            <w:r>
+              <w:rPr>
+                <w:rFonts w:ascii="Times New Roman" w:eastAsia="Times New Roman" w:hAnsi="Times New Roman" w:cs="Times New Roman"/>
+                <w:b/>
+                <w:bCs/>
+                <w:kern w:val="0"/>
+                <w:sz w:val="24"/>
+                <w:szCs w:val="24"/>
+                <w14:ligatures w14:val="none"/>
+              </w:rPr>
+              <w:t>Signal</w:t>
+            </w:r>
+          </w:p>
+        </w:tc>
+        <w:tc>
+          <w:tcPr>
+            <w:tcW w:w="0" w:type="auto"/>
+            <w:tcBorders>
+              <w:top w:val="outset" w:sz="6" w:space="0" w:color="auto"/>
+              <w:left w:val="outset" w:sz="6" w:space="0" w:color="auto"/>
+              <w:bottom w:val="outset" w:sz="6" w:space="0" w:color="auto"/>
+              <w:right w:val="outset" w:sz="6" w:space="0" w:color="auto"/>
+            </w:tcBorders>
+            <w:vAlign w:val="center"/>
+            <w:hideMark/>
+          </w:tcPr>
+          <w:p>
+            <w:pPr>
+              <w:spacing w:after="0" w:line="240" w:lineRule="auto"/>
+              <w:jc w:val="center"/>
+              <w:rPr>
+                <w:rFonts w:ascii="Times New Roman" w:eastAsia="Times New Roman" w:hAnsi="Times New Roman" w:cs="Times New Roman"/>
+                <w:b/>
+                <w:bCs/>
+                <w:kern w:val="0"/>
+                <w:sz w:val="24"/>
+                <w:szCs w:val="24"/>
+                <w14:ligatures w14:val="none"/>
+              </w:rPr>
+            </w:pPr>
+            <w:r>
+              <w:rPr>
+                <w:rFonts w:ascii="Times New Roman" w:eastAsia="Times New Roman" w:hAnsi="Times New Roman" w:cs="Times New Roman"/>
+                <w:b/>
+                <w:bCs/>
+                <w:kern w:val="0"/>
+                <w:sz w:val="24"/>
+                <w:szCs w:val="24"/>
+                <w14:ligatures w14:val="none"/>
+              </w:rPr>
+              <w:t>Volt</w:t>
+            </w:r>
+          </w:p>
+        </w:tc>
+      </w:tr>
+      <w:tr>
+        <w:trPr>
+          <w:tblCellSpacing w:w="15" w:type="dxa"/>
+        </w:trPr>
+        <w:tc>
+          <w:tcPr>
+            <w:tcW w:w="0" w:type="auto"/>
+            <w:tcBorders>
+              <w:top w:val="outset" w:sz="6" w:space="0" w:color="auto"/>
+              <w:left w:val="outset" w:sz="6" w:space="0" w:color="auto"/>
+              <w:bottom w:val="outset" w:sz="6" w:space="0" w:color="auto"/>
+              <w:right w:val="outset" w:sz="6" w:space="0" w:color="auto"/>
+            </w:tcBorders>
+            <w:vAlign w:val="center"/>
+            <w:hideMark/>
+          </w:tcPr>
+          <w:p>
+            <w:pPr>
+              <w:spacing w:after="0" w:line="240" w:lineRule="auto"/>
+              <w:rPr>
+                <w:rFonts w:ascii="Times New Roman" w:eastAsia="Times New Roman" w:hAnsi="Times New Roman" w:cs="Times New Roman"/>
+                <w:kern w:val="0"/>
+                <w:sz w:val="24"/>
+                <w:szCs w:val="24"/>
+                <w14:ligatures w14:val="none"/>
+              </w:rPr>
+            </w:pPr>
+            <w:r>
+              <w:rPr>
+                <w:rFonts w:ascii="Times New Roman" w:eastAsia="Times New Roman" w:hAnsi="Times New Roman" w:cs="Times New Roman"/>
+                <w:kern w:val="0"/>
+                <w:sz w:val="24"/>
+                <w:szCs w:val="24"/>
+                <w14:ligatures w14:val="none"/>
+              </w:rPr>
+              <w:t>1 (red)</w:t>
+            </w:r>
+          </w:p>
+        </w:tc>
+        <w:tc>
+          <w:tcPr>
+            <w:tcW w:w="0" w:type="auto"/>
+            <w:tcBorders>
+              <w:top w:val="outset" w:sz="6" w:space="0" w:color="auto"/>
+              <w:left w:val="outset" w:sz="6" w:space="0" w:color="auto"/>
+              <w:bottom w:val="outset" w:sz="6" w:space="0" w:color="auto"/>
+              <w:right w:val="outset" w:sz="6" w:space="0" w:color="auto"/>
+            </w:tcBorders>
+            <w:vAlign w:val="center"/>
+            <w:hideMark/>
+          </w:tcPr>
+          <w:p>
+            <w:pPr>
+              <w:spacing w:after="0" w:line="240" w:lineRule="auto"/>
+              <w:rPr>
+                <w:rFonts w:ascii="Times New Roman" w:eastAsia="Times New Roman" w:hAnsi="Times New Roman" w:cs="Times New Roman"/>
+                <w:kern w:val="0"/>
+                <w:sz w:val="24"/>
+                <w:szCs w:val="24"/>
+                <w14:ligatures w14:val="none"/>
+              </w:rPr>
+            </w:pPr>
+            <w:proofErr w:type="spellStart"/>
+            <w:r>
+              <w:rPr>
+                <w:rFonts w:ascii="Times New Roman" w:eastAsia="Times New Roman" w:hAnsi="Times New Roman" w:cs="Times New Roman"/>
+                <w:kern w:val="0"/>
+                <w:sz w:val="24"/>
+                <w:szCs w:val="24"/>
+                <w14:ligatures w14:val="none"/>
+              </w:rPr>
+              <w:t>VCC</w:t>
+            </w:r>
+            <w:proofErr w:type="spellEnd"/>
+          </w:p>
+        </w:tc>
+        <w:tc>
+          <w:tcPr>
+            <w:tcW w:w="0" w:type="auto"/>
+            <w:tcBorders>
+              <w:top w:val="outset" w:sz="6" w:space="0" w:color="auto"/>
+              <w:left w:val="outset" w:sz="6" w:space="0" w:color="auto"/>
+              <w:bottom w:val="outset" w:sz="6" w:space="0" w:color="auto"/>
+              <w:right w:val="outset" w:sz="6" w:space="0" w:color="auto"/>
+            </w:tcBorders>
+            <w:vAlign w:val="center"/>
+            <w:hideMark/>
+          </w:tcPr>
+          <w:p>
+            <w:pPr>
+              <w:spacing w:after="0" w:line="240" w:lineRule="auto"/>
+              <w:rPr>
+                <w:rFonts w:ascii="Times New Roman" w:eastAsia="Times New Roman" w:hAnsi="Times New Roman" w:cs="Times New Roman"/>
+                <w:kern w:val="0"/>
+                <w:sz w:val="24"/>
+                <w:szCs w:val="24"/>
+                <w14:ligatures w14:val="none"/>
+              </w:rPr>
+            </w:pPr>
+            <w:r>
+              <w:rPr>
+                <w:rFonts w:ascii="Times New Roman" w:eastAsia="Times New Roman" w:hAnsi="Times New Roman" w:cs="Times New Roman"/>
+                <w:kern w:val="0"/>
+                <w:sz w:val="24"/>
+                <w:szCs w:val="24"/>
+                <w14:ligatures w14:val="none"/>
+              </w:rPr>
+              <w:t>+</w:t>
+            </w:r>
+            <w:proofErr w:type="spellStart"/>
+            <w:r>
+              <w:rPr>
+                <w:rFonts w:ascii="Times New Roman" w:eastAsia="Times New Roman" w:hAnsi="Times New Roman" w:cs="Times New Roman"/>
+                <w:kern w:val="0"/>
+                <w:sz w:val="24"/>
+                <w:szCs w:val="24"/>
+                <w14:ligatures w14:val="none"/>
+              </w:rPr>
+              <w:t>5V</w:t>
+            </w:r>
+            <w:proofErr w:type="spellEnd"/>
+          </w:p>
+        </w:tc>
+      </w:tr>
+      <w:tr>
+        <w:trPr>
+          <w:tblCellSpacing w:w="15" w:type="dxa"/>
+        </w:trPr>
+        <w:tc>
+          <w:tcPr>
+            <w:tcW w:w="0" w:type="auto"/>
+            <w:tcBorders>
+              <w:top w:val="outset" w:sz="6" w:space="0" w:color="auto"/>
+              <w:left w:val="outset" w:sz="6" w:space="0" w:color="auto"/>
+              <w:bottom w:val="outset" w:sz="6" w:space="0" w:color="auto"/>
+              <w:right w:val="outset" w:sz="6" w:space="0" w:color="auto"/>
+            </w:tcBorders>
+            <w:vAlign w:val="center"/>
+            <w:hideMark/>
+          </w:tcPr>
+          <w:p>
+            <w:pPr>
+              <w:spacing w:after="0" w:line="240" w:lineRule="auto"/>
+              <w:rPr>
+                <w:rFonts w:ascii="Times New Roman" w:eastAsia="Times New Roman" w:hAnsi="Times New Roman" w:cs="Times New Roman"/>
+                <w:kern w:val="0"/>
+                <w:sz w:val="24"/>
+                <w:szCs w:val="24"/>
+                <w14:ligatures w14:val="none"/>
+              </w:rPr>
+            </w:pPr>
+            <w:r>
+              <w:rPr>
+                <w:rFonts w:ascii="Times New Roman" w:eastAsia="Times New Roman" w:hAnsi="Times New Roman" w:cs="Times New Roman"/>
+                <w:kern w:val="0"/>
+                <w:sz w:val="24"/>
+                <w:szCs w:val="24"/>
+                <w14:ligatures w14:val="none"/>
+              </w:rPr>
+              <w:lastRenderedPageBreak/>
+              <w:t>2 (red)</w:t>
+            </w:r>
+          </w:p>
+        </w:tc>
+        <w:tc>
+          <w:tcPr>
+            <w:tcW w:w="0" w:type="auto"/>
+            <w:tcBorders>
+              <w:top w:val="outset" w:sz="6" w:space="0" w:color="auto"/>
+              <w:left w:val="outset" w:sz="6" w:space="0" w:color="auto"/>
+              <w:bottom w:val="outset" w:sz="6" w:space="0" w:color="auto"/>
+              <w:right w:val="outset" w:sz="6" w:space="0" w:color="auto"/>
+            </w:tcBorders>
+            <w:vAlign w:val="center"/>
+            <w:hideMark/>
+          </w:tcPr>
+          <w:p>
+            <w:pPr>
+              <w:spacing w:after="0" w:line="240" w:lineRule="auto"/>
+              <w:rPr>
+                <w:rFonts w:ascii="Times New Roman" w:eastAsia="Times New Roman" w:hAnsi="Times New Roman" w:cs="Times New Roman"/>
+                <w:kern w:val="0"/>
+                <w:sz w:val="24"/>
+                <w:szCs w:val="24"/>
+                <w14:ligatures w14:val="none"/>
+              </w:rPr>
+            </w:pPr>
+            <w:proofErr w:type="spellStart"/>
+            <w:r>
+              <w:rPr>
+                <w:rFonts w:ascii="Times New Roman" w:eastAsia="Times New Roman" w:hAnsi="Times New Roman" w:cs="Times New Roman"/>
+                <w:kern w:val="0"/>
+                <w:sz w:val="24"/>
+                <w:szCs w:val="24"/>
+                <w14:ligatures w14:val="none"/>
+              </w:rPr>
+              <w:t>VCC</w:t>
+            </w:r>
+            <w:proofErr w:type="spellEnd"/>
+          </w:p>
+        </w:tc>
+        <w:tc>
+          <w:tcPr>
+            <w:tcW w:w="0" w:type="auto"/>
+            <w:tcBorders>
+              <w:top w:val="outset" w:sz="6" w:space="0" w:color="auto"/>
+              <w:left w:val="outset" w:sz="6" w:space="0" w:color="auto"/>
+              <w:bottom w:val="outset" w:sz="6" w:space="0" w:color="auto"/>
+              <w:right w:val="outset" w:sz="6" w:space="0" w:color="auto"/>
+            </w:tcBorders>
+            <w:vAlign w:val="center"/>
+            <w:hideMark/>
+          </w:tcPr>
+          <w:p>
+            <w:pPr>
+              <w:spacing w:after="0" w:line="240" w:lineRule="auto"/>
+              <w:rPr>
+                <w:rFonts w:ascii="Times New Roman" w:eastAsia="Times New Roman" w:hAnsi="Times New Roman" w:cs="Times New Roman"/>
+                <w:kern w:val="0"/>
+                <w:sz w:val="24"/>
+                <w:szCs w:val="24"/>
+                <w14:ligatures w14:val="none"/>
+              </w:rPr>
+            </w:pPr>
+            <w:r>
+              <w:rPr>
+                <w:rFonts w:ascii="Times New Roman" w:eastAsia="Times New Roman" w:hAnsi="Times New Roman" w:cs="Times New Roman"/>
+                <w:kern w:val="0"/>
+                <w:sz w:val="24"/>
+                <w:szCs w:val="24"/>
+                <w14:ligatures w14:val="none"/>
+              </w:rPr>
+              <w:t>+</w:t>
+            </w:r>
+            <w:proofErr w:type="spellStart"/>
+            <w:r>
+              <w:rPr>
+                <w:rFonts w:ascii="Times New Roman" w:eastAsia="Times New Roman" w:hAnsi="Times New Roman" w:cs="Times New Roman"/>
+                <w:kern w:val="0"/>
+                <w:sz w:val="24"/>
+                <w:szCs w:val="24"/>
+                <w14:ligatures w14:val="none"/>
+              </w:rPr>
+              <w:t>5V</w:t>
+            </w:r>
+            <w:proofErr w:type="spellEnd"/>
+          </w:p>
+        </w:tc>
+      </w:tr>
+      <w:tr>
+        <w:trPr>
+          <w:tblCellSpacing w:w="15" w:type="dxa"/>
+        </w:trPr>
+        <w:tc>
+          <w:tcPr>
+            <w:tcW w:w="0" w:type="auto"/>
+            <w:tcBorders>
+              <w:top w:val="outset" w:sz="6" w:space="0" w:color="auto"/>
+              <w:left w:val="outset" w:sz="6" w:space="0" w:color="auto"/>
+              <w:bottom w:val="outset" w:sz="6" w:space="0" w:color="auto"/>
+              <w:right w:val="outset" w:sz="6" w:space="0" w:color="auto"/>
+            </w:tcBorders>
+            <w:vAlign w:val="center"/>
+            <w:hideMark/>
+          </w:tcPr>
+          <w:p>
+            <w:pPr>
+              <w:spacing w:after="0" w:line="240" w:lineRule="auto"/>
+              <w:rPr>
+                <w:rFonts w:ascii="Times New Roman" w:eastAsia="Times New Roman" w:hAnsi="Times New Roman" w:cs="Times New Roman"/>
+                <w:kern w:val="0"/>
+                <w:sz w:val="24"/>
+                <w:szCs w:val="24"/>
+                <w14:ligatures w14:val="none"/>
+              </w:rPr>
+            </w:pPr>
+            <w:r>
+              <w:rPr>
+                <w:rFonts w:ascii="Times New Roman" w:eastAsia="Times New Roman" w:hAnsi="Times New Roman" w:cs="Times New Roman"/>
+                <w:kern w:val="0"/>
+                <w:sz w:val="24"/>
+                <w:szCs w:val="24"/>
+                <w14:ligatures w14:val="none"/>
+              </w:rPr>
+              <w:t>3 (blk)</w:t>
+            </w:r>
+          </w:p>
+        </w:tc>
+        <w:tc>
+          <w:tcPr>
+            <w:tcW w:w="0" w:type="auto"/>
+            <w:tcBorders>
+              <w:top w:val="outset" w:sz="6" w:space="0" w:color="auto"/>
+              <w:left w:val="outset" w:sz="6" w:space="0" w:color="auto"/>
+              <w:bottom w:val="outset" w:sz="6" w:space="0" w:color="auto"/>
+              <w:right w:val="outset" w:sz="6" w:space="0" w:color="auto"/>
+            </w:tcBorders>
+            <w:vAlign w:val="center"/>
+            <w:hideMark/>
+          </w:tcPr>
+          <w:p>
+            <w:pPr>
+              <w:spacing w:after="0" w:line="240" w:lineRule="auto"/>
+              <w:rPr>
+                <w:rFonts w:ascii="Times New Roman" w:eastAsia="Times New Roman" w:hAnsi="Times New Roman" w:cs="Times New Roman"/>
+                <w:kern w:val="0"/>
+                <w:sz w:val="24"/>
+                <w:szCs w:val="24"/>
+                <w14:ligatures w14:val="none"/>
+              </w:rPr>
+            </w:pPr>
+            <w:r>
+              <w:rPr>
+                <w:rFonts w:ascii="Times New Roman" w:eastAsia="Times New Roman" w:hAnsi="Times New Roman" w:cs="Times New Roman"/>
+                <w:kern w:val="0"/>
+                <w:sz w:val="24"/>
+                <w:szCs w:val="24"/>
+                <w14:ligatures w14:val="none"/>
+              </w:rPr>
+              <w:t>CURRENT</w:t>
+            </w:r>
+          </w:p>
+        </w:tc>
+        <w:tc>
+          <w:tcPr>
+            <w:tcW w:w="0" w:type="auto"/>
+            <w:tcBorders>
+              <w:top w:val="outset" w:sz="6" w:space="0" w:color="auto"/>
+              <w:left w:val="outset" w:sz="6" w:space="0" w:color="auto"/>
+              <w:bottom w:val="outset" w:sz="6" w:space="0" w:color="auto"/>
+              <w:right w:val="outset" w:sz="6" w:space="0" w:color="auto"/>
+            </w:tcBorders>
+            <w:vAlign w:val="center"/>
+            <w:hideMark/>
+          </w:tcPr>
+          <w:p>
+            <w:pPr>
+              <w:spacing w:after="0" w:line="240" w:lineRule="auto"/>
+              <w:rPr>
+                <w:rFonts w:ascii="Times New Roman" w:eastAsia="Times New Roman" w:hAnsi="Times New Roman" w:cs="Times New Roman"/>
+                <w:kern w:val="0"/>
+                <w:sz w:val="24"/>
+                <w:szCs w:val="24"/>
+                <w14:ligatures w14:val="none"/>
+              </w:rPr>
+            </w:pPr>
+            <w:r>
+              <w:rPr>
+                <w:rFonts w:ascii="Times New Roman" w:eastAsia="Times New Roman" w:hAnsi="Times New Roman" w:cs="Times New Roman"/>
+                <w:kern w:val="0"/>
+                <w:sz w:val="24"/>
+                <w:szCs w:val="24"/>
+                <w14:ligatures w14:val="none"/>
+              </w:rPr>
+              <w:t>up to +</w:t>
+            </w:r>
+            <w:proofErr w:type="spellStart"/>
+            <w:r>
+              <w:rPr>
+                <w:rFonts w:ascii="Times New Roman" w:eastAsia="Times New Roman" w:hAnsi="Times New Roman" w:cs="Times New Roman"/>
+                <w:kern w:val="0"/>
+                <w:sz w:val="24"/>
+                <w:szCs w:val="24"/>
+                <w14:ligatures w14:val="none"/>
+              </w:rPr>
+              <w:t>3.3</w:t>
+            </w:r>
+            <w:proofErr w:type="gramStart"/>
+            <w:r>
+              <w:rPr>
+                <w:rFonts w:ascii="Times New Roman" w:eastAsia="Times New Roman" w:hAnsi="Times New Roman" w:cs="Times New Roman"/>
+                <w:kern w:val="0"/>
+                <w:sz w:val="24"/>
+                <w:szCs w:val="24"/>
+                <w14:ligatures w14:val="none"/>
+              </w:rPr>
+              <w:t>V,pin</w:t>
+            </w:r>
+            <w:proofErr w:type="spellEnd"/>
+            <w:proofErr w:type="gramEnd"/>
+            <w:r>
+              <w:rPr>
+                <w:rFonts w:ascii="Times New Roman" w:eastAsia="Times New Roman" w:hAnsi="Times New Roman" w:cs="Times New Roman"/>
+                <w:kern w:val="0"/>
+                <w:sz w:val="24"/>
+                <w:szCs w:val="24"/>
+                <w14:ligatures w14:val="none"/>
+              </w:rPr>
+              <w:t xml:space="preserve"> 15</w:t>
+            </w:r>
+          </w:p>
+        </w:tc>
+      </w:tr>
+      <w:tr>
+        <w:trPr>
+          <w:tblCellSpacing w:w="15" w:type="dxa"/>
+        </w:trPr>
+        <w:tc>
+          <w:tcPr>
+            <w:tcW w:w="0" w:type="auto"/>
+            <w:tcBorders>
+              <w:top w:val="outset" w:sz="6" w:space="0" w:color="auto"/>
+              <w:left w:val="outset" w:sz="6" w:space="0" w:color="auto"/>
+              <w:bottom w:val="outset" w:sz="6" w:space="0" w:color="auto"/>
+              <w:right w:val="outset" w:sz="6" w:space="0" w:color="auto"/>
+            </w:tcBorders>
+            <w:vAlign w:val="center"/>
+            <w:hideMark/>
+          </w:tcPr>
+          <w:p>
+            <w:pPr>
+              <w:spacing w:after="0" w:line="240" w:lineRule="auto"/>
+              <w:rPr>
+                <w:rFonts w:ascii="Times New Roman" w:eastAsia="Times New Roman" w:hAnsi="Times New Roman" w:cs="Times New Roman"/>
+                <w:kern w:val="0"/>
+                <w:sz w:val="24"/>
+                <w:szCs w:val="24"/>
+                <w14:ligatures w14:val="none"/>
+              </w:rPr>
+            </w:pPr>
+            <w:r>
+              <w:rPr>
+                <w:rFonts w:ascii="Times New Roman" w:eastAsia="Times New Roman" w:hAnsi="Times New Roman" w:cs="Times New Roman"/>
+                <w:kern w:val="0"/>
+                <w:sz w:val="24"/>
+                <w:szCs w:val="24"/>
+                <w14:ligatures w14:val="none"/>
+              </w:rPr>
+              <w:t>4 (blk)</w:t>
+            </w:r>
+          </w:p>
+        </w:tc>
+        <w:tc>
+          <w:tcPr>
+            <w:tcW w:w="0" w:type="auto"/>
+            <w:tcBorders>
+              <w:top w:val="outset" w:sz="6" w:space="0" w:color="auto"/>
+              <w:left w:val="outset" w:sz="6" w:space="0" w:color="auto"/>
+              <w:bottom w:val="outset" w:sz="6" w:space="0" w:color="auto"/>
+              <w:right w:val="outset" w:sz="6" w:space="0" w:color="auto"/>
+            </w:tcBorders>
+            <w:vAlign w:val="center"/>
+            <w:hideMark/>
+          </w:tcPr>
+          <w:p>
+            <w:pPr>
+              <w:spacing w:after="0" w:line="240" w:lineRule="auto"/>
+              <w:rPr>
+                <w:rFonts w:ascii="Times New Roman" w:eastAsia="Times New Roman" w:hAnsi="Times New Roman" w:cs="Times New Roman"/>
+                <w:kern w:val="0"/>
+                <w:sz w:val="24"/>
+                <w:szCs w:val="24"/>
+                <w14:ligatures w14:val="none"/>
+              </w:rPr>
+            </w:pPr>
+            <w:r>
+              <w:rPr>
+                <w:rFonts w:ascii="Times New Roman" w:eastAsia="Times New Roman" w:hAnsi="Times New Roman" w:cs="Times New Roman"/>
+                <w:kern w:val="0"/>
+                <w:sz w:val="24"/>
+                <w:szCs w:val="24"/>
+                <w14:ligatures w14:val="none"/>
+              </w:rPr>
+              <w:t>VOLTAGE</w:t>
+            </w:r>
+          </w:p>
+        </w:tc>
+        <w:tc>
+          <w:tcPr>
+            <w:tcW w:w="0" w:type="auto"/>
+            <w:tcBorders>
+              <w:top w:val="outset" w:sz="6" w:space="0" w:color="auto"/>
+              <w:left w:val="outset" w:sz="6" w:space="0" w:color="auto"/>
+              <w:bottom w:val="outset" w:sz="6" w:space="0" w:color="auto"/>
+              <w:right w:val="outset" w:sz="6" w:space="0" w:color="auto"/>
+            </w:tcBorders>
+            <w:vAlign w:val="center"/>
+            <w:hideMark/>
+          </w:tcPr>
+          <w:p>
+            <w:pPr>
+              <w:spacing w:after="0" w:line="240" w:lineRule="auto"/>
+              <w:rPr>
+                <w:rFonts w:ascii="Times New Roman" w:eastAsia="Times New Roman" w:hAnsi="Times New Roman" w:cs="Times New Roman"/>
+                <w:kern w:val="0"/>
+                <w:sz w:val="24"/>
+                <w:szCs w:val="24"/>
+                <w14:ligatures w14:val="none"/>
+              </w:rPr>
+            </w:pPr>
+            <w:r>
+              <w:rPr>
+                <w:rFonts w:ascii="Times New Roman" w:eastAsia="Times New Roman" w:hAnsi="Times New Roman" w:cs="Times New Roman"/>
+                <w:kern w:val="0"/>
+                <w:sz w:val="24"/>
+                <w:szCs w:val="24"/>
+                <w14:ligatures w14:val="none"/>
+              </w:rPr>
+              <w:t>up to +</w:t>
+            </w:r>
+            <w:proofErr w:type="spellStart"/>
+            <w:r>
+              <w:rPr>
+                <w:rFonts w:ascii="Times New Roman" w:eastAsia="Times New Roman" w:hAnsi="Times New Roman" w:cs="Times New Roman"/>
+                <w:kern w:val="0"/>
+                <w:sz w:val="24"/>
+                <w:szCs w:val="24"/>
+                <w14:ligatures w14:val="none"/>
+              </w:rPr>
+              <w:t>3.3</w:t>
+            </w:r>
+            <w:proofErr w:type="gramStart"/>
+            <w:r>
+              <w:rPr>
+                <w:rFonts w:ascii="Times New Roman" w:eastAsia="Times New Roman" w:hAnsi="Times New Roman" w:cs="Times New Roman"/>
+                <w:kern w:val="0"/>
+                <w:sz w:val="24"/>
+                <w:szCs w:val="24"/>
+                <w14:ligatures w14:val="none"/>
+              </w:rPr>
+              <w:t>V,pin</w:t>
+            </w:r>
+            <w:proofErr w:type="spellEnd"/>
+            <w:proofErr w:type="gramEnd"/>
+            <w:r>
+              <w:rPr>
+                <w:rFonts w:ascii="Times New Roman" w:eastAsia="Times New Roman" w:hAnsi="Times New Roman" w:cs="Times New Roman"/>
+                <w:kern w:val="0"/>
+                <w:sz w:val="24"/>
+                <w:szCs w:val="24"/>
+                <w14:ligatures w14:val="none"/>
+              </w:rPr>
+              <w:t xml:space="preserve"> 14</w:t>
+            </w:r>
+          </w:p>
+        </w:tc>
+      </w:tr>
+      <w:tr>
+        <w:trPr>
+          <w:tblCellSpacing w:w="15" w:type="dxa"/>
+        </w:trPr>
+        <w:tc>
+          <w:tcPr>
+            <w:tcW w:w="0" w:type="auto"/>
+            <w:tcBorders>
+              <w:top w:val="outset" w:sz="6" w:space="0" w:color="auto"/>
+              <w:left w:val="outset" w:sz="6" w:space="0" w:color="auto"/>
+              <w:bottom w:val="outset" w:sz="6" w:space="0" w:color="auto"/>
+              <w:right w:val="outset" w:sz="6" w:space="0" w:color="auto"/>
+            </w:tcBorders>
+            <w:vAlign w:val="center"/>
+            <w:hideMark/>
+          </w:tcPr>
+          <w:p>
+            <w:pPr>
+              <w:spacing w:after="0" w:line="240" w:lineRule="auto"/>
+              <w:rPr>
+                <w:rFonts w:ascii="Times New Roman" w:eastAsia="Times New Roman" w:hAnsi="Times New Roman" w:cs="Times New Roman"/>
+                <w:kern w:val="0"/>
+                <w:sz w:val="24"/>
+                <w:szCs w:val="24"/>
+                <w14:ligatures w14:val="none"/>
+              </w:rPr>
+            </w:pPr>
+            <w:r>
+              <w:rPr>
+                <w:rFonts w:ascii="Times New Roman" w:eastAsia="Times New Roman" w:hAnsi="Times New Roman" w:cs="Times New Roman"/>
+                <w:kern w:val="0"/>
+                <w:sz w:val="24"/>
+                <w:szCs w:val="24"/>
+                <w14:ligatures w14:val="none"/>
+              </w:rPr>
+              <w:t>5 (blk)</w:t>
+            </w:r>
+          </w:p>
+        </w:tc>
+        <w:tc>
+          <w:tcPr>
+            <w:tcW w:w="0" w:type="auto"/>
+            <w:tcBorders>
+              <w:top w:val="outset" w:sz="6" w:space="0" w:color="auto"/>
+              <w:left w:val="outset" w:sz="6" w:space="0" w:color="auto"/>
+              <w:bottom w:val="outset" w:sz="6" w:space="0" w:color="auto"/>
+              <w:right w:val="outset" w:sz="6" w:space="0" w:color="auto"/>
+            </w:tcBorders>
+            <w:vAlign w:val="center"/>
+            <w:hideMark/>
+          </w:tcPr>
+          <w:p>
+            <w:pPr>
+              <w:spacing w:after="0" w:line="240" w:lineRule="auto"/>
+              <w:rPr>
+                <w:rFonts w:ascii="Times New Roman" w:eastAsia="Times New Roman" w:hAnsi="Times New Roman" w:cs="Times New Roman"/>
+                <w:kern w:val="0"/>
+                <w:sz w:val="24"/>
+                <w:szCs w:val="24"/>
+                <w14:ligatures w14:val="none"/>
+              </w:rPr>
+            </w:pPr>
+            <w:proofErr w:type="spellStart"/>
+            <w:r>
+              <w:rPr>
+                <w:rFonts w:ascii="Times New Roman" w:eastAsia="Times New Roman" w:hAnsi="Times New Roman" w:cs="Times New Roman"/>
+                <w:kern w:val="0"/>
+                <w:sz w:val="24"/>
+                <w:szCs w:val="24"/>
+                <w14:ligatures w14:val="none"/>
+              </w:rPr>
+              <w:t>GND</w:t>
+            </w:r>
+            <w:proofErr w:type="spellEnd"/>
+          </w:p>
+        </w:tc>
+        <w:tc>
+          <w:tcPr>
+            <w:tcW w:w="0" w:type="auto"/>
+            <w:tcBorders>
+              <w:top w:val="outset" w:sz="6" w:space="0" w:color="auto"/>
+              <w:left w:val="outset" w:sz="6" w:space="0" w:color="auto"/>
+              <w:bottom w:val="outset" w:sz="6" w:space="0" w:color="auto"/>
+              <w:right w:val="outset" w:sz="6" w:space="0" w:color="auto"/>
+            </w:tcBorders>
+            <w:vAlign w:val="center"/>
+            <w:hideMark/>
+          </w:tcPr>
+          <w:p>
+            <w:pPr>
+              <w:spacing w:after="0" w:line="240" w:lineRule="auto"/>
+              <w:rPr>
+                <w:rFonts w:ascii="Times New Roman" w:eastAsia="Times New Roman" w:hAnsi="Times New Roman" w:cs="Times New Roman"/>
+                <w:kern w:val="0"/>
+                <w:sz w:val="24"/>
+                <w:szCs w:val="24"/>
+                <w14:ligatures w14:val="none"/>
+              </w:rPr>
+            </w:pPr>
+            <w:proofErr w:type="spellStart"/>
+            <w:r>
+              <w:rPr>
+                <w:rFonts w:ascii="Times New Roman" w:eastAsia="Times New Roman" w:hAnsi="Times New Roman" w:cs="Times New Roman"/>
+                <w:kern w:val="0"/>
+                <w:sz w:val="24"/>
+                <w:szCs w:val="24"/>
+                <w14:ligatures w14:val="none"/>
+              </w:rPr>
+              <w:t>GND</w:t>
+            </w:r>
+            <w:proofErr w:type="spellEnd"/>
+          </w:p>
+        </w:tc>
+      </w:tr>
+      <w:tr>
+        <w:trPr>
+          <w:tblCellSpacing w:w="15" w:type="dxa"/>
+        </w:trPr>
+        <w:tc>
+          <w:tcPr>
+            <w:tcW w:w="0" w:type="auto"/>
+            <w:tcBorders>
+              <w:top w:val="outset" w:sz="6" w:space="0" w:color="auto"/>
+              <w:left w:val="outset" w:sz="6" w:space="0" w:color="auto"/>
+              <w:bottom w:val="outset" w:sz="6" w:space="0" w:color="auto"/>
+              <w:right w:val="outset" w:sz="6" w:space="0" w:color="auto"/>
+            </w:tcBorders>
+            <w:vAlign w:val="center"/>
+            <w:hideMark/>
+          </w:tcPr>
+          <w:p>
+            <w:pPr>
+              <w:spacing w:after="0" w:line="240" w:lineRule="auto"/>
+              <w:rPr>
+                <w:rFonts w:ascii="Times New Roman" w:eastAsia="Times New Roman" w:hAnsi="Times New Roman" w:cs="Times New Roman"/>
+                <w:kern w:val="0"/>
+                <w:sz w:val="24"/>
+                <w:szCs w:val="24"/>
+                <w14:ligatures w14:val="none"/>
+              </w:rPr>
+            </w:pPr>
+            <w:r>
+              <w:rPr>
+                <w:rFonts w:ascii="Times New Roman" w:eastAsia="Times New Roman" w:hAnsi="Times New Roman" w:cs="Times New Roman"/>
+                <w:kern w:val="0"/>
+                <w:sz w:val="24"/>
+                <w:szCs w:val="24"/>
+                <w14:ligatures w14:val="none"/>
+              </w:rPr>
+              <w:t>6 (blk)</w:t>
+            </w:r>
+          </w:p>
+        </w:tc>
+        <w:tc>
+          <w:tcPr>
+            <w:tcW w:w="0" w:type="auto"/>
+            <w:tcBorders>
+              <w:top w:val="outset" w:sz="6" w:space="0" w:color="auto"/>
+              <w:left w:val="outset" w:sz="6" w:space="0" w:color="auto"/>
+              <w:bottom w:val="outset" w:sz="6" w:space="0" w:color="auto"/>
+              <w:right w:val="outset" w:sz="6" w:space="0" w:color="auto"/>
+            </w:tcBorders>
+            <w:vAlign w:val="center"/>
+            <w:hideMark/>
+          </w:tcPr>
+          <w:p>
+            <w:pPr>
+              <w:spacing w:after="0" w:line="240" w:lineRule="auto"/>
+              <w:rPr>
+                <w:rFonts w:ascii="Times New Roman" w:eastAsia="Times New Roman" w:hAnsi="Times New Roman" w:cs="Times New Roman"/>
+                <w:kern w:val="0"/>
+                <w:sz w:val="24"/>
+                <w:szCs w:val="24"/>
+                <w14:ligatures w14:val="none"/>
+              </w:rPr>
+            </w:pPr>
+            <w:proofErr w:type="spellStart"/>
+            <w:r>
+              <w:rPr>
+                <w:rFonts w:ascii="Times New Roman" w:eastAsia="Times New Roman" w:hAnsi="Times New Roman" w:cs="Times New Roman"/>
+                <w:kern w:val="0"/>
+                <w:sz w:val="24"/>
+                <w:szCs w:val="24"/>
+                <w14:ligatures w14:val="none"/>
+              </w:rPr>
+              <w:t>GND</w:t>
+            </w:r>
+            <w:proofErr w:type="spellEnd"/>
+          </w:p>
+        </w:tc>
+        <w:tc>
+          <w:tcPr>
+            <w:tcW w:w="0" w:type="auto"/>
+            <w:tcBorders>
+              <w:top w:val="outset" w:sz="6" w:space="0" w:color="auto"/>
+              <w:left w:val="outset" w:sz="6" w:space="0" w:color="auto"/>
+              <w:bottom w:val="outset" w:sz="6" w:space="0" w:color="auto"/>
+              <w:right w:val="outset" w:sz="6" w:space="0" w:color="auto"/>
+            </w:tcBorders>
+            <w:vAlign w:val="center"/>
+            <w:hideMark/>
+          </w:tcPr>
+          <w:p>
+            <w:pPr>
+              <w:spacing w:after="0" w:line="240" w:lineRule="auto"/>
+              <w:rPr>
+                <w:rFonts w:ascii="Times New Roman" w:eastAsia="Times New Roman" w:hAnsi="Times New Roman" w:cs="Times New Roman"/>
+                <w:kern w:val="0"/>
+                <w:sz w:val="24"/>
+                <w:szCs w:val="24"/>
+                <w14:ligatures w14:val="none"/>
+              </w:rPr>
+            </w:pPr>
+            <w:proofErr w:type="spellStart"/>
+            <w:r>
+              <w:rPr>
+                <w:rFonts w:ascii="Times New Roman" w:eastAsia="Times New Roman" w:hAnsi="Times New Roman" w:cs="Times New Roman"/>
+                <w:kern w:val="0"/>
+                <w:sz w:val="24"/>
+                <w:szCs w:val="24"/>
+                <w14:ligatures w14:val="none"/>
+              </w:rPr>
+              <w:t>GND</w:t>
+            </w:r>
+            <w:proofErr w:type="spellEnd"/>
+          </w:p>
+        </w:tc>
+      </w:tr>
+    </w:tbl>
+    <w:p>
+      <w:pPr>
+        <w:spacing w:before="100" w:beforeAutospacing="1" w:after="100" w:afterAutospacing="1" w:line="240" w:lineRule="auto"/>
+        <w:rPr>
+          <w:rFonts w:ascii="Times New Roman" w:eastAsia="Times New Roman" w:hAnsi="Times New Roman" w:cs="Times New Roman"/>
+          <w:kern w:val="0"/>
+          <w:sz w:val="24"/>
+          <w:szCs w:val="24"/>
+          <w14:ligatures w14:val="none"/>
+        </w:rPr>
+      </w:pPr>
+      <w:proofErr w:type="spellStart"/>
+      <w:r>
+        <w:rPr>
+          <w:rFonts w:ascii="Times New Roman" w:eastAsia="Times New Roman" w:hAnsi="Times New Roman" w:cs="Times New Roman"/>
+          <w:b/>
+          <w:bCs/>
+          <w:kern w:val="0"/>
+          <w:sz w:val="24"/>
+          <w:szCs w:val="24"/>
+          <w14:ligatures w14:val="none"/>
+        </w:rPr>
+        <w:t>POWER2</w:t>
+      </w:r>
+      <w:proofErr w:type="spellEnd"/>
+    </w:p>
+    <w:tbl>
+      <w:tblPr>
+        <w:tblW w:w="0" w:type="auto"/>
+        <w:tblCellSpacing w:w="15" w:type="dxa"/>
+        <w:tblBorders>
+          <w:top w:val="outset" w:sz="6" w:space="0" w:color="auto"/>
+          <w:left w:val="outset" w:sz="6" w:space="0" w:color="auto"/>
+          <w:bottom w:val="outset" w:sz="6" w:space="0" w:color="auto"/>
+          <w:right w:val="outset" w:sz="6" w:space="0" w:color="auto"/>
+        </w:tblBorders>
+        <w:tblCellMar>
+          <w:top w:w="15" w:type="dxa"/>
+          <w:left w:w="15" w:type="dxa"/>
+          <w:bottom w:w="15" w:type="dxa"/>
+          <w:right w:w="15" w:type="dxa"/>
+        </w:tblCellMar>
+        <w:tblLook w:val="04A0" w:firstRow="1" w:lastRow="0" w:firstColumn="1" w:lastColumn="0" w:noHBand="0" w:noVBand="1"/>
+      </w:tblPr>
+      <w:tblGrid>
+        <w:gridCol w:w="752"/>
+        <w:gridCol w:w="1224"/>
+        <w:gridCol w:w="1928"/>
+      </w:tblGrid>
+      <w:tr>
+        <w:trPr>
+          <w:tblCellSpacing w:w="15" w:type="dxa"/>
+        </w:trPr>
+        <w:tc>
+          <w:tcPr>
+            <w:tcW w:w="0" w:type="auto"/>
+            <w:tcBorders>
+              <w:top w:val="outset" w:sz="6" w:space="0" w:color="auto"/>
+              <w:left w:val="outset" w:sz="6" w:space="0" w:color="auto"/>
+              <w:bottom w:val="outset" w:sz="6" w:space="0" w:color="auto"/>
+              <w:right w:val="outset" w:sz="6" w:space="0" w:color="auto"/>
+            </w:tcBorders>
+            <w:vAlign w:val="center"/>
+            <w:hideMark/>
+          </w:tcPr>
+          <w:p>
+            <w:pPr>
+              <w:spacing w:after="0" w:line="240" w:lineRule="auto"/>
+              <w:jc w:val="center"/>
+              <w:rPr>
+                <w:rFonts w:ascii="Times New Roman" w:eastAsia="Times New Roman" w:hAnsi="Times New Roman" w:cs="Times New Roman"/>
+                <w:b/>
+                <w:bCs/>
+                <w:kern w:val="0"/>
+                <w:sz w:val="24"/>
+                <w:szCs w:val="24"/>
+                <w14:ligatures w14:val="none"/>
+              </w:rPr>
+            </w:pPr>
+            <w:r>
+              <w:rPr>
+                <w:rFonts w:ascii="Times New Roman" w:eastAsia="Times New Roman" w:hAnsi="Times New Roman" w:cs="Times New Roman"/>
+                <w:b/>
+                <w:bCs/>
+                <w:kern w:val="0"/>
+                <w:sz w:val="24"/>
+                <w:szCs w:val="24"/>
+                <w14:ligatures w14:val="none"/>
+              </w:rPr>
+              <w:t>Pin</w:t>
+            </w:r>
+          </w:p>
+        </w:tc>
+        <w:tc>
+          <w:tcPr>
+            <w:tcW w:w="0" w:type="auto"/>
+            <w:tcBorders>
+              <w:top w:val="outset" w:sz="6" w:space="0" w:color="auto"/>
+              <w:left w:val="outset" w:sz="6" w:space="0" w:color="auto"/>
+              <w:bottom w:val="outset" w:sz="6" w:space="0" w:color="auto"/>
+              <w:right w:val="outset" w:sz="6" w:space="0" w:color="auto"/>
+            </w:tcBorders>
+            <w:vAlign w:val="center"/>
+            <w:hideMark/>
+          </w:tcPr>
+          <w:p>
+            <w:pPr>
+              <w:spacing w:after="0" w:line="240" w:lineRule="auto"/>
+              <w:jc w:val="center"/>
+              <w:rPr>
+                <w:rFonts w:ascii="Times New Roman" w:eastAsia="Times New Roman" w:hAnsi="Times New Roman" w:cs="Times New Roman"/>
+                <w:b/>
+                <w:bCs/>
+                <w:kern w:val="0"/>
+                <w:sz w:val="24"/>
+                <w:szCs w:val="24"/>
+                <w14:ligatures w14:val="none"/>
+              </w:rPr>
+            </w:pPr>
+            <w:r>
+              <w:rPr>
+                <w:rFonts w:ascii="Times New Roman" w:eastAsia="Times New Roman" w:hAnsi="Times New Roman" w:cs="Times New Roman"/>
+                <w:b/>
+                <w:bCs/>
+                <w:kern w:val="0"/>
+                <w:sz w:val="24"/>
+                <w:szCs w:val="24"/>
+                <w14:ligatures w14:val="none"/>
+              </w:rPr>
+              <w:t>Signal</w:t>
+            </w:r>
+          </w:p>
+        </w:tc>
+        <w:tc>
+          <w:tcPr>
+            <w:tcW w:w="0" w:type="auto"/>
+            <w:tcBorders>
+              <w:top w:val="outset" w:sz="6" w:space="0" w:color="auto"/>
+              <w:left w:val="outset" w:sz="6" w:space="0" w:color="auto"/>
+              <w:bottom w:val="outset" w:sz="6" w:space="0" w:color="auto"/>
+              <w:right w:val="outset" w:sz="6" w:space="0" w:color="auto"/>
+            </w:tcBorders>
+            <w:vAlign w:val="center"/>
+            <w:hideMark/>
+          </w:tcPr>
+          <w:p>
+            <w:pPr>
+              <w:spacing w:after="0" w:line="240" w:lineRule="auto"/>
+              <w:jc w:val="center"/>
+              <w:rPr>
+                <w:rFonts w:ascii="Times New Roman" w:eastAsia="Times New Roman" w:hAnsi="Times New Roman" w:cs="Times New Roman"/>
+                <w:b/>
+                <w:bCs/>
+                <w:kern w:val="0"/>
+                <w:sz w:val="24"/>
+                <w:szCs w:val="24"/>
+                <w14:ligatures w14:val="none"/>
+              </w:rPr>
+            </w:pPr>
+            <w:r>
+              <w:rPr>
+                <w:rFonts w:ascii="Times New Roman" w:eastAsia="Times New Roman" w:hAnsi="Times New Roman" w:cs="Times New Roman"/>
+                <w:b/>
+                <w:bCs/>
+                <w:kern w:val="0"/>
+                <w:sz w:val="24"/>
+                <w:szCs w:val="24"/>
+                <w14:ligatures w14:val="none"/>
+              </w:rPr>
+              <w:t>Volt</w:t>
+            </w:r>
+          </w:p>
+        </w:tc>
+      </w:tr>
+      <w:tr>
+        <w:trPr>
+          <w:tblCellSpacing w:w="15" w:type="dxa"/>
+        </w:trPr>
+        <w:tc>
+          <w:tcPr>
+            <w:tcW w:w="0" w:type="auto"/>
+            <w:tcBorders>
+              <w:top w:val="outset" w:sz="6" w:space="0" w:color="auto"/>
+              <w:left w:val="outset" w:sz="6" w:space="0" w:color="auto"/>
+              <w:bottom w:val="outset" w:sz="6" w:space="0" w:color="auto"/>
+              <w:right w:val="outset" w:sz="6" w:space="0" w:color="auto"/>
+            </w:tcBorders>
+            <w:vAlign w:val="center"/>
+            <w:hideMark/>
+          </w:tcPr>
+          <w:p>
+            <w:pPr>
+              <w:spacing w:after="0" w:line="240" w:lineRule="auto"/>
+              <w:rPr>
+                <w:rFonts w:ascii="Times New Roman" w:eastAsia="Times New Roman" w:hAnsi="Times New Roman" w:cs="Times New Roman"/>
+                <w:kern w:val="0"/>
+                <w:sz w:val="24"/>
+                <w:szCs w:val="24"/>
+                <w14:ligatures w14:val="none"/>
+              </w:rPr>
+            </w:pPr>
+            <w:r>
+              <w:rPr>
+                <w:rFonts w:ascii="Times New Roman" w:eastAsia="Times New Roman" w:hAnsi="Times New Roman" w:cs="Times New Roman"/>
+                <w:kern w:val="0"/>
+                <w:sz w:val="24"/>
+                <w:szCs w:val="24"/>
+                <w14:ligatures w14:val="none"/>
+              </w:rPr>
+              <w:t>1 (red)</w:t>
+            </w:r>
+          </w:p>
+        </w:tc>
+        <w:tc>
+          <w:tcPr>
+            <w:tcW w:w="0" w:type="auto"/>
+            <w:tcBorders>
+              <w:top w:val="outset" w:sz="6" w:space="0" w:color="auto"/>
+              <w:left w:val="outset" w:sz="6" w:space="0" w:color="auto"/>
+              <w:bottom w:val="outset" w:sz="6" w:space="0" w:color="auto"/>
+              <w:right w:val="outset" w:sz="6" w:space="0" w:color="auto"/>
+            </w:tcBorders>
+            <w:vAlign w:val="center"/>
+            <w:hideMark/>
+          </w:tcPr>
+          <w:p>
+            <w:pPr>
+              <w:spacing w:after="0" w:line="240" w:lineRule="auto"/>
+              <w:rPr>
+                <w:rFonts w:ascii="Times New Roman" w:eastAsia="Times New Roman" w:hAnsi="Times New Roman" w:cs="Times New Roman"/>
+                <w:kern w:val="0"/>
+                <w:sz w:val="24"/>
+                <w:szCs w:val="24"/>
+                <w14:ligatures w14:val="none"/>
+              </w:rPr>
+            </w:pPr>
+            <w:proofErr w:type="spellStart"/>
+            <w:r>
+              <w:rPr>
+                <w:rFonts w:ascii="Times New Roman" w:eastAsia="Times New Roman" w:hAnsi="Times New Roman" w:cs="Times New Roman"/>
+                <w:kern w:val="0"/>
+                <w:sz w:val="24"/>
+                <w:szCs w:val="24"/>
+                <w14:ligatures w14:val="none"/>
+              </w:rPr>
+              <w:t>VCC</w:t>
+            </w:r>
+            <w:proofErr w:type="spellEnd"/>
+          </w:p>
+        </w:tc>
+        <w:tc>
+          <w:tcPr>
+            <w:tcW w:w="0" w:type="auto"/>
+            <w:tcBorders>
+              <w:top w:val="outset" w:sz="6" w:space="0" w:color="auto"/>
+              <w:left w:val="outset" w:sz="6" w:space="0" w:color="auto"/>
+              <w:bottom w:val="outset" w:sz="6" w:space="0" w:color="auto"/>
+              <w:right w:val="outset" w:sz="6" w:space="0" w:color="auto"/>
+            </w:tcBorders>
+            <w:vAlign w:val="center"/>
+            <w:hideMark/>
+          </w:tcPr>
+          <w:p>
+            <w:pPr>
+              <w:spacing w:after="0" w:line="240" w:lineRule="auto"/>
+              <w:rPr>
+                <w:rFonts w:ascii="Times New Roman" w:eastAsia="Times New Roman" w:hAnsi="Times New Roman" w:cs="Times New Roman"/>
+                <w:kern w:val="0"/>
+                <w:sz w:val="24"/>
+                <w:szCs w:val="24"/>
+                <w14:ligatures w14:val="none"/>
+              </w:rPr>
+            </w:pPr>
+            <w:r>
+              <w:rPr>
+                <w:rFonts w:ascii="Times New Roman" w:eastAsia="Times New Roman" w:hAnsi="Times New Roman" w:cs="Times New Roman"/>
+                <w:kern w:val="0"/>
+                <w:sz w:val="24"/>
+                <w:szCs w:val="24"/>
+                <w14:ligatures w14:val="none"/>
+              </w:rPr>
+              <w:t>+</w:t>
+            </w:r>
+            <w:proofErr w:type="spellStart"/>
+            <w:r>
+              <w:rPr>
+                <w:rFonts w:ascii="Times New Roman" w:eastAsia="Times New Roman" w:hAnsi="Times New Roman" w:cs="Times New Roman"/>
+                <w:kern w:val="0"/>
+                <w:sz w:val="24"/>
+                <w:szCs w:val="24"/>
+                <w14:ligatures w14:val="none"/>
+              </w:rPr>
+              <w:t>5V</w:t>
+            </w:r>
+            <w:proofErr w:type="spellEnd"/>
+          </w:p>
+        </w:tc>
+      </w:tr>
+      <w:tr>
+        <w:trPr>
+          <w:tblCellSpacing w:w="15" w:type="dxa"/>
+        </w:trPr>
+        <w:tc>
+          <w:tcPr>
+            <w:tcW w:w="0" w:type="auto"/>
+            <w:tcBorders>
+              <w:top w:val="outset" w:sz="6" w:space="0" w:color="auto"/>
+              <w:left w:val="outset" w:sz="6" w:space="0" w:color="auto"/>
+              <w:bottom w:val="outset" w:sz="6" w:space="0" w:color="auto"/>
+              <w:right w:val="outset" w:sz="6" w:space="0" w:color="auto"/>
+            </w:tcBorders>
+            <w:vAlign w:val="center"/>
+            <w:hideMark/>
+          </w:tcPr>
+          <w:p>
+            <w:pPr>
+              <w:spacing w:after="0" w:line="240" w:lineRule="auto"/>
+              <w:rPr>
+                <w:rFonts w:ascii="Times New Roman" w:eastAsia="Times New Roman" w:hAnsi="Times New Roman" w:cs="Times New Roman"/>
+                <w:kern w:val="0"/>
+                <w:sz w:val="24"/>
+                <w:szCs w:val="24"/>
+                <w14:ligatures w14:val="none"/>
+              </w:rPr>
+            </w:pPr>
+            <w:r>
+              <w:rPr>
+                <w:rFonts w:ascii="Times New Roman" w:eastAsia="Times New Roman" w:hAnsi="Times New Roman" w:cs="Times New Roman"/>
+                <w:kern w:val="0"/>
+                <w:sz w:val="24"/>
+                <w:szCs w:val="24"/>
+                <w14:ligatures w14:val="none"/>
+              </w:rPr>
+              <w:t>2 (red)</w:t>
+            </w:r>
+          </w:p>
+        </w:tc>
+        <w:tc>
+          <w:tcPr>
+            <w:tcW w:w="0" w:type="auto"/>
+            <w:tcBorders>
+              <w:top w:val="outset" w:sz="6" w:space="0" w:color="auto"/>
+              <w:left w:val="outset" w:sz="6" w:space="0" w:color="auto"/>
+              <w:bottom w:val="outset" w:sz="6" w:space="0" w:color="auto"/>
+              <w:right w:val="outset" w:sz="6" w:space="0" w:color="auto"/>
+            </w:tcBorders>
+            <w:vAlign w:val="center"/>
+            <w:hideMark/>
+          </w:tcPr>
+          <w:p>
+            <w:pPr>
+              <w:spacing w:after="0" w:line="240" w:lineRule="auto"/>
+              <w:rPr>
+                <w:rFonts w:ascii="Times New Roman" w:eastAsia="Times New Roman" w:hAnsi="Times New Roman" w:cs="Times New Roman"/>
+                <w:kern w:val="0"/>
+                <w:sz w:val="24"/>
+                <w:szCs w:val="24"/>
+                <w14:ligatures w14:val="none"/>
+              </w:rPr>
+            </w:pPr>
+            <w:proofErr w:type="spellStart"/>
+            <w:r>
+              <w:rPr>
+                <w:rFonts w:ascii="Times New Roman" w:eastAsia="Times New Roman" w:hAnsi="Times New Roman" w:cs="Times New Roman"/>
+                <w:kern w:val="0"/>
+                <w:sz w:val="24"/>
+                <w:szCs w:val="24"/>
+                <w14:ligatures w14:val="none"/>
+              </w:rPr>
+              <w:t>VCC</w:t>
+            </w:r>
+            <w:proofErr w:type="spellEnd"/>
+          </w:p>
+        </w:tc>
+        <w:tc>
+          <w:tcPr>
+            <w:tcW w:w="0" w:type="auto"/>
+            <w:tcBorders>
+              <w:top w:val="outset" w:sz="6" w:space="0" w:color="auto"/>
+              <w:left w:val="outset" w:sz="6" w:space="0" w:color="auto"/>
+              <w:bottom w:val="outset" w:sz="6" w:space="0" w:color="auto"/>
+              <w:right w:val="outset" w:sz="6" w:space="0" w:color="auto"/>
+            </w:tcBorders>
+            <w:vAlign w:val="center"/>
+            <w:hideMark/>
+          </w:tcPr>
+          <w:p>
+            <w:pPr>
+              <w:spacing w:after="0" w:line="240" w:lineRule="auto"/>
+              <w:rPr>
+                <w:rFonts w:ascii="Times New Roman" w:eastAsia="Times New Roman" w:hAnsi="Times New Roman" w:cs="Times New Roman"/>
+                <w:kern w:val="0"/>
+                <w:sz w:val="24"/>
+                <w:szCs w:val="24"/>
+                <w14:ligatures w14:val="none"/>
+              </w:rPr>
+            </w:pPr>
+            <w:r>
+              <w:rPr>
+                <w:rFonts w:ascii="Times New Roman" w:eastAsia="Times New Roman" w:hAnsi="Times New Roman" w:cs="Times New Roman"/>
+                <w:kern w:val="0"/>
+                <w:sz w:val="24"/>
+                <w:szCs w:val="24"/>
+                <w14:ligatures w14:val="none"/>
+              </w:rPr>
+              <w:t>+</w:t>
+            </w:r>
+            <w:proofErr w:type="spellStart"/>
+            <w:r>
+              <w:rPr>
+                <w:rFonts w:ascii="Times New Roman" w:eastAsia="Times New Roman" w:hAnsi="Times New Roman" w:cs="Times New Roman"/>
+                <w:kern w:val="0"/>
+                <w:sz w:val="24"/>
+                <w:szCs w:val="24"/>
+                <w14:ligatures w14:val="none"/>
+              </w:rPr>
+              <w:t>5V</w:t>
+            </w:r>
+            <w:proofErr w:type="spellEnd"/>
+          </w:p>
+        </w:tc>
+      </w:tr>
+      <w:tr>
+        <w:trPr>
+          <w:tblCellSpacing w:w="15" w:type="dxa"/>
+        </w:trPr>
+        <w:tc>
+          <w:tcPr>
+            <w:tcW w:w="0" w:type="auto"/>
+            <w:tcBorders>
+              <w:top w:val="outset" w:sz="6" w:space="0" w:color="auto"/>
+              <w:left w:val="outset" w:sz="6" w:space="0" w:color="auto"/>
+              <w:bottom w:val="outset" w:sz="6" w:space="0" w:color="auto"/>
+              <w:right w:val="outset" w:sz="6" w:space="0" w:color="auto"/>
+            </w:tcBorders>
+            <w:vAlign w:val="center"/>
+            <w:hideMark/>
+          </w:tcPr>
+          <w:p>
+            <w:pPr>
+              <w:spacing w:after="0" w:line="240" w:lineRule="auto"/>
+              <w:rPr>
+                <w:rFonts w:ascii="Times New Roman" w:eastAsia="Times New Roman" w:hAnsi="Times New Roman" w:cs="Times New Roman"/>
+                <w:kern w:val="0"/>
+                <w:sz w:val="24"/>
+                <w:szCs w:val="24"/>
+                <w14:ligatures w14:val="none"/>
+              </w:rPr>
+            </w:pPr>
+            <w:r>
+              <w:rPr>
+                <w:rFonts w:ascii="Times New Roman" w:eastAsia="Times New Roman" w:hAnsi="Times New Roman" w:cs="Times New Roman"/>
+                <w:kern w:val="0"/>
+                <w:sz w:val="24"/>
+                <w:szCs w:val="24"/>
+                <w14:ligatures w14:val="none"/>
+              </w:rPr>
+              <w:t>3 (blk)</w:t>
+            </w:r>
+          </w:p>
+        </w:tc>
+        <w:tc>
+          <w:tcPr>
+            <w:tcW w:w="0" w:type="auto"/>
+            <w:tcBorders>
+              <w:top w:val="outset" w:sz="6" w:space="0" w:color="auto"/>
+              <w:left w:val="outset" w:sz="6" w:space="0" w:color="auto"/>
+              <w:bottom w:val="outset" w:sz="6" w:space="0" w:color="auto"/>
+              <w:right w:val="outset" w:sz="6" w:space="0" w:color="auto"/>
+            </w:tcBorders>
+            <w:vAlign w:val="center"/>
+            <w:hideMark/>
+          </w:tcPr>
+          <w:p>
+            <w:pPr>
+              <w:spacing w:after="0" w:line="240" w:lineRule="auto"/>
+              <w:rPr>
+                <w:rFonts w:ascii="Times New Roman" w:eastAsia="Times New Roman" w:hAnsi="Times New Roman" w:cs="Times New Roman"/>
+                <w:kern w:val="0"/>
+                <w:sz w:val="24"/>
+                <w:szCs w:val="24"/>
+                <w14:ligatures w14:val="none"/>
+              </w:rPr>
+            </w:pPr>
+            <w:r>
+              <w:rPr>
+                <w:rFonts w:ascii="Times New Roman" w:eastAsia="Times New Roman" w:hAnsi="Times New Roman" w:cs="Times New Roman"/>
+                <w:kern w:val="0"/>
+                <w:sz w:val="24"/>
+                <w:szCs w:val="24"/>
+                <w14:ligatures w14:val="none"/>
+              </w:rPr>
+              <w:t>CURRENT</w:t>
+            </w:r>
+          </w:p>
+        </w:tc>
+        <w:tc>
+          <w:tcPr>
+            <w:tcW w:w="0" w:type="auto"/>
+            <w:tcBorders>
+              <w:top w:val="outset" w:sz="6" w:space="0" w:color="auto"/>
+              <w:left w:val="outset" w:sz="6" w:space="0" w:color="auto"/>
+              <w:bottom w:val="outset" w:sz="6" w:space="0" w:color="auto"/>
+              <w:right w:val="outset" w:sz="6" w:space="0" w:color="auto"/>
+            </w:tcBorders>
+            <w:vAlign w:val="center"/>
+            <w:hideMark/>
+          </w:tcPr>
+          <w:p>
+            <w:pPr>
+              <w:spacing w:after="0" w:line="240" w:lineRule="auto"/>
+              <w:rPr>
+                <w:rFonts w:ascii="Times New Roman" w:eastAsia="Times New Roman" w:hAnsi="Times New Roman" w:cs="Times New Roman"/>
+                <w:kern w:val="0"/>
+                <w:sz w:val="24"/>
+                <w:szCs w:val="24"/>
+                <w14:ligatures w14:val="none"/>
+              </w:rPr>
+            </w:pPr>
+            <w:r>
+              <w:rPr>
+                <w:rFonts w:ascii="Times New Roman" w:eastAsia="Times New Roman" w:hAnsi="Times New Roman" w:cs="Times New Roman"/>
+                <w:kern w:val="0"/>
+                <w:sz w:val="24"/>
+                <w:szCs w:val="24"/>
+                <w14:ligatures w14:val="none"/>
+              </w:rPr>
+              <w:t>up to +</w:t>
+            </w:r>
+            <w:proofErr w:type="spellStart"/>
+            <w:r>
+              <w:rPr>
+                <w:rFonts w:ascii="Times New Roman" w:eastAsia="Times New Roman" w:hAnsi="Times New Roman" w:cs="Times New Roman"/>
+                <w:kern w:val="0"/>
+                <w:sz w:val="24"/>
+                <w:szCs w:val="24"/>
+                <w14:ligatures w14:val="none"/>
+              </w:rPr>
+              <w:t>3.3</w:t>
+            </w:r>
+            <w:proofErr w:type="gramStart"/>
+            <w:r>
+              <w:rPr>
+                <w:rFonts w:ascii="Times New Roman" w:eastAsia="Times New Roman" w:hAnsi="Times New Roman" w:cs="Times New Roman"/>
+                <w:kern w:val="0"/>
+                <w:sz w:val="24"/>
+                <w:szCs w:val="24"/>
+                <w14:ligatures w14:val="none"/>
+              </w:rPr>
+              <w:t>V,pin</w:t>
+            </w:r>
+            <w:proofErr w:type="spellEnd"/>
+            <w:proofErr w:type="gramEnd"/>
+            <w:r>
+              <w:rPr>
+                <w:rFonts w:ascii="Times New Roman" w:eastAsia="Times New Roman" w:hAnsi="Times New Roman" w:cs="Times New Roman"/>
+                <w:kern w:val="0"/>
+                <w:sz w:val="24"/>
+                <w:szCs w:val="24"/>
+                <w14:ligatures w14:val="none"/>
+              </w:rPr>
+              <w:t xml:space="preserve"> 4</w:t>
+            </w:r>
+          </w:p>
+        </w:tc>
+      </w:tr>
+      <w:tr>
+        <w:trPr>
+          <w:tblCellSpacing w:w="15" w:type="dxa"/>
+        </w:trPr>
+        <w:tc>
+          <w:tcPr>
+            <w:tcW w:w="0" w:type="auto"/>
+            <w:tcBorders>
+              <w:top w:val="outset" w:sz="6" w:space="0" w:color="auto"/>
+              <w:left w:val="outset" w:sz="6" w:space="0" w:color="auto"/>
+              <w:bottom w:val="outset" w:sz="6" w:space="0" w:color="auto"/>
+              <w:right w:val="outset" w:sz="6" w:space="0" w:color="auto"/>
+            </w:tcBorders>
+            <w:vAlign w:val="center"/>
+            <w:hideMark/>
+          </w:tcPr>
+          <w:p>
+            <w:pPr>
+              <w:spacing w:after="0" w:line="240" w:lineRule="auto"/>
+              <w:rPr>
+                <w:rFonts w:ascii="Times New Roman" w:eastAsia="Times New Roman" w:hAnsi="Times New Roman" w:cs="Times New Roman"/>
+                <w:kern w:val="0"/>
+                <w:sz w:val="24"/>
+                <w:szCs w:val="24"/>
+                <w14:ligatures w14:val="none"/>
+              </w:rPr>
+            </w:pPr>
+            <w:r>
+              <w:rPr>
+                <w:rFonts w:ascii="Times New Roman" w:eastAsia="Times New Roman" w:hAnsi="Times New Roman" w:cs="Times New Roman"/>
+                <w:kern w:val="0"/>
+                <w:sz w:val="24"/>
+                <w:szCs w:val="24"/>
+                <w14:ligatures w14:val="none"/>
+              </w:rPr>
+              <w:t>4 (blk)</w:t>
+            </w:r>
+          </w:p>
+        </w:tc>
+        <w:tc>
+          <w:tcPr>
+            <w:tcW w:w="0" w:type="auto"/>
+            <w:tcBorders>
+              <w:top w:val="outset" w:sz="6" w:space="0" w:color="auto"/>
+              <w:left w:val="outset" w:sz="6" w:space="0" w:color="auto"/>
+              <w:bottom w:val="outset" w:sz="6" w:space="0" w:color="auto"/>
+              <w:right w:val="outset" w:sz="6" w:space="0" w:color="auto"/>
+            </w:tcBorders>
+            <w:vAlign w:val="center"/>
+            <w:hideMark/>
+          </w:tcPr>
+          <w:p>
+            <w:pPr>
+              <w:spacing w:after="0" w:line="240" w:lineRule="auto"/>
+              <w:rPr>
+                <w:rFonts w:ascii="Times New Roman" w:eastAsia="Times New Roman" w:hAnsi="Times New Roman" w:cs="Times New Roman"/>
+                <w:kern w:val="0"/>
+                <w:sz w:val="24"/>
+                <w:szCs w:val="24"/>
+                <w14:ligatures w14:val="none"/>
+              </w:rPr>
+            </w:pPr>
+            <w:r>
+              <w:rPr>
+                <w:rFonts w:ascii="Times New Roman" w:eastAsia="Times New Roman" w:hAnsi="Times New Roman" w:cs="Times New Roman"/>
+                <w:kern w:val="0"/>
+                <w:sz w:val="24"/>
+                <w:szCs w:val="24"/>
+                <w14:ligatures w14:val="none"/>
+              </w:rPr>
+              <w:t>VOLTAGE</w:t>
+            </w:r>
+          </w:p>
+        </w:tc>
+        <w:tc>
+          <w:tcPr>
+            <w:tcW w:w="0" w:type="auto"/>
+            <w:tcBorders>
+              <w:top w:val="outset" w:sz="6" w:space="0" w:color="auto"/>
+              <w:left w:val="outset" w:sz="6" w:space="0" w:color="auto"/>
+              <w:bottom w:val="outset" w:sz="6" w:space="0" w:color="auto"/>
+              <w:right w:val="outset" w:sz="6" w:space="0" w:color="auto"/>
+            </w:tcBorders>
+            <w:vAlign w:val="center"/>
+            <w:hideMark/>
+          </w:tcPr>
+          <w:p>
+            <w:pPr>
+              <w:spacing w:after="0" w:line="240" w:lineRule="auto"/>
+              <w:rPr>
+                <w:rFonts w:ascii="Times New Roman" w:eastAsia="Times New Roman" w:hAnsi="Times New Roman" w:cs="Times New Roman"/>
+                <w:kern w:val="0"/>
+                <w:sz w:val="24"/>
+                <w:szCs w:val="24"/>
+                <w14:ligatures w14:val="none"/>
+              </w:rPr>
+            </w:pPr>
+            <w:r>
+              <w:rPr>
+                <w:rFonts w:ascii="Times New Roman" w:eastAsia="Times New Roman" w:hAnsi="Times New Roman" w:cs="Times New Roman"/>
+                <w:kern w:val="0"/>
+                <w:sz w:val="24"/>
+                <w:szCs w:val="24"/>
+                <w14:ligatures w14:val="none"/>
+              </w:rPr>
+              <w:t>up to +</w:t>
+            </w:r>
+            <w:proofErr w:type="spellStart"/>
+            <w:r>
+              <w:rPr>
+                <w:rFonts w:ascii="Times New Roman" w:eastAsia="Times New Roman" w:hAnsi="Times New Roman" w:cs="Times New Roman"/>
+                <w:kern w:val="0"/>
+                <w:sz w:val="24"/>
+                <w:szCs w:val="24"/>
+                <w14:ligatures w14:val="none"/>
+              </w:rPr>
+              <w:t>3.3</w:t>
+            </w:r>
+            <w:proofErr w:type="gramStart"/>
+            <w:r>
+              <w:rPr>
+                <w:rFonts w:ascii="Times New Roman" w:eastAsia="Times New Roman" w:hAnsi="Times New Roman" w:cs="Times New Roman"/>
+                <w:kern w:val="0"/>
+                <w:sz w:val="24"/>
+                <w:szCs w:val="24"/>
+                <w14:ligatures w14:val="none"/>
+              </w:rPr>
+              <w:t>V,pin</w:t>
+            </w:r>
+            <w:proofErr w:type="spellEnd"/>
+            <w:proofErr w:type="gramEnd"/>
+            <w:r>
+              <w:rPr>
+                <w:rFonts w:ascii="Times New Roman" w:eastAsia="Times New Roman" w:hAnsi="Times New Roman" w:cs="Times New Roman"/>
+                <w:kern w:val="0"/>
+                <w:sz w:val="24"/>
+                <w:szCs w:val="24"/>
+                <w14:ligatures w14:val="none"/>
+              </w:rPr>
+              <w:t xml:space="preserve"> 13</w:t>
+            </w:r>
+          </w:p>
+        </w:tc>
+      </w:tr>
+      <w:tr>
+        <w:trPr>
+          <w:tblCellSpacing w:w="15" w:type="dxa"/>
+        </w:trPr>
+        <w:tc>
+          <w:tcPr>
+            <w:tcW w:w="0" w:type="auto"/>
+            <w:tcBorders>
+              <w:top w:val="outset" w:sz="6" w:space="0" w:color="auto"/>
+              <w:left w:val="outset" w:sz="6" w:space="0" w:color="auto"/>
+              <w:bottom w:val="outset" w:sz="6" w:space="0" w:color="auto"/>
+              <w:right w:val="outset" w:sz="6" w:space="0" w:color="auto"/>
+            </w:tcBorders>
+            <w:vAlign w:val="center"/>
+            <w:hideMark/>
+          </w:tcPr>
+          <w:p>
+            <w:pPr>
+              <w:spacing w:after="0" w:line="240" w:lineRule="auto"/>
+              <w:rPr>
+                <w:rFonts w:ascii="Times New Roman" w:eastAsia="Times New Roman" w:hAnsi="Times New Roman" w:cs="Times New Roman"/>
+                <w:kern w:val="0"/>
+                <w:sz w:val="24"/>
+                <w:szCs w:val="24"/>
+                <w14:ligatures w14:val="none"/>
+              </w:rPr>
+            </w:pPr>
+            <w:r>
+              <w:rPr>
+                <w:rFonts w:ascii="Times New Roman" w:eastAsia="Times New Roman" w:hAnsi="Times New Roman" w:cs="Times New Roman"/>
+                <w:kern w:val="0"/>
+                <w:sz w:val="24"/>
+                <w:szCs w:val="24"/>
+                <w14:ligatures w14:val="none"/>
+              </w:rPr>
+              <w:t>5 (blk)</w:t>
+            </w:r>
+          </w:p>
+        </w:tc>
+        <w:tc>
+          <w:tcPr>
+            <w:tcW w:w="0" w:type="auto"/>
+            <w:tcBorders>
+              <w:top w:val="outset" w:sz="6" w:space="0" w:color="auto"/>
+              <w:left w:val="outset" w:sz="6" w:space="0" w:color="auto"/>
+              <w:bottom w:val="outset" w:sz="6" w:space="0" w:color="auto"/>
+              <w:right w:val="outset" w:sz="6" w:space="0" w:color="auto"/>
+            </w:tcBorders>
+            <w:vAlign w:val="center"/>
+            <w:hideMark/>
+          </w:tcPr>
+          <w:p>
+            <w:pPr>
+              <w:spacing w:after="0" w:line="240" w:lineRule="auto"/>
+              <w:rPr>
+                <w:rFonts w:ascii="Times New Roman" w:eastAsia="Times New Roman" w:hAnsi="Times New Roman" w:cs="Times New Roman"/>
+                <w:kern w:val="0"/>
+                <w:sz w:val="24"/>
+                <w:szCs w:val="24"/>
+                <w14:ligatures w14:val="none"/>
+              </w:rPr>
+            </w:pPr>
+            <w:proofErr w:type="spellStart"/>
+            <w:r>
+              <w:rPr>
+                <w:rFonts w:ascii="Times New Roman" w:eastAsia="Times New Roman" w:hAnsi="Times New Roman" w:cs="Times New Roman"/>
+                <w:kern w:val="0"/>
+                <w:sz w:val="24"/>
+                <w:szCs w:val="24"/>
+                <w14:ligatures w14:val="none"/>
+              </w:rPr>
+              <w:t>GND</w:t>
+            </w:r>
+            <w:proofErr w:type="spellEnd"/>
+          </w:p>
+        </w:tc>
+        <w:tc>
+          <w:tcPr>
+            <w:tcW w:w="0" w:type="auto"/>
+            <w:tcBorders>
+              <w:top w:val="outset" w:sz="6" w:space="0" w:color="auto"/>
+              <w:left w:val="outset" w:sz="6" w:space="0" w:color="auto"/>
+              <w:bottom w:val="outset" w:sz="6" w:space="0" w:color="auto"/>
+              <w:right w:val="outset" w:sz="6" w:space="0" w:color="auto"/>
+            </w:tcBorders>
+            <w:vAlign w:val="center"/>
+            <w:hideMark/>
+          </w:tcPr>
+          <w:p>
+            <w:pPr>
+              <w:spacing w:after="0" w:line="240" w:lineRule="auto"/>
+              <w:rPr>
+                <w:rFonts w:ascii="Times New Roman" w:eastAsia="Times New Roman" w:hAnsi="Times New Roman" w:cs="Times New Roman"/>
+                <w:kern w:val="0"/>
+                <w:sz w:val="24"/>
+                <w:szCs w:val="24"/>
+                <w14:ligatures w14:val="none"/>
+              </w:rPr>
+            </w:pPr>
+            <w:proofErr w:type="spellStart"/>
+            <w:r>
+              <w:rPr>
+                <w:rFonts w:ascii="Times New Roman" w:eastAsia="Times New Roman" w:hAnsi="Times New Roman" w:cs="Times New Roman"/>
+                <w:kern w:val="0"/>
+                <w:sz w:val="24"/>
+                <w:szCs w:val="24"/>
+                <w14:ligatures w14:val="none"/>
+              </w:rPr>
+              <w:t>GND</w:t>
+            </w:r>
+            <w:proofErr w:type="spellEnd"/>
+          </w:p>
+        </w:tc>
+      </w:tr>
+      <w:tr>
+        <w:trPr>
+          <w:tblCellSpacing w:w="15" w:type="dxa"/>
+        </w:trPr>
+        <w:tc>
+          <w:tcPr>
+            <w:tcW w:w="0" w:type="auto"/>
+            <w:tcBorders>
+              <w:top w:val="outset" w:sz="6" w:space="0" w:color="auto"/>
+              <w:left w:val="outset" w:sz="6" w:space="0" w:color="auto"/>
+              <w:bottom w:val="outset" w:sz="6" w:space="0" w:color="auto"/>
+              <w:right w:val="outset" w:sz="6" w:space="0" w:color="auto"/>
+            </w:tcBorders>
+            <w:vAlign w:val="center"/>
+            <w:hideMark/>
+          </w:tcPr>
+          <w:p>
+            <w:pPr>
+              <w:spacing w:after="0" w:line="240" w:lineRule="auto"/>
+              <w:rPr>
+                <w:rFonts w:ascii="Times New Roman" w:eastAsia="Times New Roman" w:hAnsi="Times New Roman" w:cs="Times New Roman"/>
+                <w:kern w:val="0"/>
+                <w:sz w:val="24"/>
+                <w:szCs w:val="24"/>
+                <w14:ligatures w14:val="none"/>
+              </w:rPr>
+            </w:pPr>
+            <w:r>
+              <w:rPr>
+                <w:rFonts w:ascii="Times New Roman" w:eastAsia="Times New Roman" w:hAnsi="Times New Roman" w:cs="Times New Roman"/>
+                <w:kern w:val="0"/>
+                <w:sz w:val="24"/>
+                <w:szCs w:val="24"/>
+                <w14:ligatures w14:val="none"/>
+              </w:rPr>
+              <w:t>6 (blk)</w:t>
+            </w:r>
+          </w:p>
+        </w:tc>
+        <w:tc>
+          <w:tcPr>
+            <w:tcW w:w="0" w:type="auto"/>
+            <w:tcBorders>
+              <w:top w:val="outset" w:sz="6" w:space="0" w:color="auto"/>
+              <w:left w:val="outset" w:sz="6" w:space="0" w:color="auto"/>
+              <w:bottom w:val="outset" w:sz="6" w:space="0" w:color="auto"/>
+              <w:right w:val="outset" w:sz="6" w:space="0" w:color="auto"/>
+            </w:tcBorders>
+            <w:vAlign w:val="center"/>
+            <w:hideMark/>
+          </w:tcPr>
+          <w:p>
+            <w:pPr>
+              <w:spacing w:after="0" w:line="240" w:lineRule="auto"/>
+              <w:rPr>
+                <w:rFonts w:ascii="Times New Roman" w:eastAsia="Times New Roman" w:hAnsi="Times New Roman" w:cs="Times New Roman"/>
+                <w:kern w:val="0"/>
+                <w:sz w:val="24"/>
+                <w:szCs w:val="24"/>
+                <w14:ligatures w14:val="none"/>
+              </w:rPr>
+            </w:pPr>
+            <w:proofErr w:type="spellStart"/>
+            <w:r>
+              <w:rPr>
+                <w:rFonts w:ascii="Times New Roman" w:eastAsia="Times New Roman" w:hAnsi="Times New Roman" w:cs="Times New Roman"/>
+                <w:kern w:val="0"/>
+                <w:sz w:val="24"/>
+                <w:szCs w:val="24"/>
+                <w14:ligatures w14:val="none"/>
+              </w:rPr>
+              <w:t>GND</w:t>
+            </w:r>
+            <w:proofErr w:type="spellEnd"/>
+          </w:p>
+        </w:tc>
+        <w:tc>
+          <w:tcPr>
+            <w:tcW w:w="0" w:type="auto"/>
+            <w:tcBorders>
+              <w:top w:val="outset" w:sz="6" w:space="0" w:color="auto"/>
+              <w:left w:val="outset" w:sz="6" w:space="0" w:color="auto"/>
+              <w:bottom w:val="outset" w:sz="6" w:space="0" w:color="auto"/>
+              <w:right w:val="outset" w:sz="6" w:space="0" w:color="auto"/>
+            </w:tcBorders>
+            <w:vAlign w:val="center"/>
+            <w:hideMark/>
+          </w:tcPr>
+          <w:p>
+            <w:pPr>
+              <w:spacing w:after="0" w:line="240" w:lineRule="auto"/>
+              <w:rPr>
+                <w:rFonts w:ascii="Times New Roman" w:eastAsia="Times New Roman" w:hAnsi="Times New Roman" w:cs="Times New Roman"/>
+                <w:kern w:val="0"/>
+                <w:sz w:val="24"/>
+                <w:szCs w:val="24"/>
+                <w14:ligatures w14:val="none"/>
+              </w:rPr>
+            </w:pPr>
+            <w:proofErr w:type="spellStart"/>
+            <w:r>
+              <w:rPr>
+                <w:rFonts w:ascii="Times New Roman" w:eastAsia="Times New Roman" w:hAnsi="Times New Roman" w:cs="Times New Roman"/>
+                <w:kern w:val="0"/>
+                <w:sz w:val="24"/>
+                <w:szCs w:val="24"/>
+                <w14:ligatures w14:val="none"/>
+              </w:rPr>
+              <w:t>GND</w:t>
+            </w:r>
+            <w:proofErr w:type="spellEnd"/>
+          </w:p>
+        </w:tc>
+      </w:tr>
+    </w:tbl>
+    <w:p>
+      <w:pPr>
+        <w:spacing w:before="100" w:beforeAutospacing="1" w:after="100" w:afterAutospacing="1" w:line="240" w:lineRule="auto"/>
+        <w:rPr>
+          <w:rFonts w:ascii="Times New Roman" w:eastAsia="Times New Roman" w:hAnsi="Times New Roman" w:cs="Times New Roman"/>
+          <w:kern w:val="0"/>
+          <w:sz w:val="24"/>
+          <w:szCs w:val="24"/>
+          <w14:ligatures w14:val="none"/>
+        </w:rPr>
+      </w:pPr>
+      <w:r>
+        <w:rPr>
+          <w:rFonts w:ascii="Times New Roman" w:eastAsia="Times New Roman" w:hAnsi="Times New Roman" w:cs="Times New Roman"/>
+          <w:b/>
+          <w:bCs/>
+          <w:kern w:val="0"/>
+          <w:sz w:val="24"/>
+          <w:szCs w:val="24"/>
+          <w14:ligatures w14:val="none"/>
+        </w:rPr>
+        <w:t>USB</w:t>
+      </w:r>
+    </w:p>
+    <w:tbl>
+      <w:tblPr>
+        <w:tblW w:w="0" w:type="auto"/>
+        <w:tblCellSpacing w:w="15" w:type="dxa"/>
+        <w:tblBorders>
+          <w:top w:val="outset" w:sz="6" w:space="0" w:color="auto"/>
+          <w:left w:val="outset" w:sz="6" w:space="0" w:color="auto"/>
+          <w:bottom w:val="outset" w:sz="6" w:space="0" w:color="auto"/>
+          <w:right w:val="outset" w:sz="6" w:space="0" w:color="auto"/>
+        </w:tblBorders>
+        <w:tblCellMar>
+          <w:top w:w="15" w:type="dxa"/>
+          <w:left w:w="15" w:type="dxa"/>
+          <w:bottom w:w="15" w:type="dxa"/>
+          <w:right w:w="15" w:type="dxa"/>
+        </w:tblCellMar>
+        <w:tblLook w:val="04A0" w:firstRow="1" w:lastRow="0" w:firstColumn="1" w:lastColumn="0" w:noHBand="0" w:noVBand="1"/>
+      </w:tblPr>
+      <w:tblGrid>
+        <w:gridCol w:w="752"/>
+        <w:gridCol w:w="1657"/>
+        <w:gridCol w:w="1538"/>
+      </w:tblGrid>
+      <w:tr>
+        <w:trPr>
+          <w:tblCellSpacing w:w="15" w:type="dxa"/>
+        </w:trPr>
+        <w:tc>
+          <w:tcPr>
+            <w:tcW w:w="0" w:type="auto"/>
+            <w:tcBorders>
+              <w:top w:val="outset" w:sz="6" w:space="0" w:color="auto"/>
+              <w:left w:val="outset" w:sz="6" w:space="0" w:color="auto"/>
+              <w:bottom w:val="outset" w:sz="6" w:space="0" w:color="auto"/>
+              <w:right w:val="outset" w:sz="6" w:space="0" w:color="auto"/>
+            </w:tcBorders>
+            <w:vAlign w:val="center"/>
+            <w:hideMark/>
+          </w:tcPr>
+          <w:p>
+            <w:pPr>
+              <w:spacing w:after="0" w:line="240" w:lineRule="auto"/>
+              <w:jc w:val="center"/>
+              <w:rPr>
+                <w:rFonts w:ascii="Times New Roman" w:eastAsia="Times New Roman" w:hAnsi="Times New Roman" w:cs="Times New Roman"/>
+                <w:b/>
+                <w:bCs/>
+                <w:kern w:val="0"/>
+                <w:sz w:val="24"/>
+                <w:szCs w:val="24"/>
+                <w14:ligatures w14:val="none"/>
+              </w:rPr>
+            </w:pPr>
+            <w:r>
+              <w:rPr>
+                <w:rFonts w:ascii="Times New Roman" w:eastAsia="Times New Roman" w:hAnsi="Times New Roman" w:cs="Times New Roman"/>
+                <w:b/>
+                <w:bCs/>
+                <w:kern w:val="0"/>
+                <w:sz w:val="24"/>
+                <w:szCs w:val="24"/>
+                <w14:ligatures w14:val="none"/>
+              </w:rPr>
+              <w:t xml:space="preserve">Pin </w:t>
+            </w:r>
+          </w:p>
+        </w:tc>
+        <w:tc>
+          <w:tcPr>
+            <w:tcW w:w="0" w:type="auto"/>
+            <w:tcBorders>
+              <w:top w:val="outset" w:sz="6" w:space="0" w:color="auto"/>
+              <w:left w:val="outset" w:sz="6" w:space="0" w:color="auto"/>
+              <w:bottom w:val="outset" w:sz="6" w:space="0" w:color="auto"/>
+              <w:right w:val="outset" w:sz="6" w:space="0" w:color="auto"/>
+            </w:tcBorders>
+            <w:vAlign w:val="center"/>
+            <w:hideMark/>
+          </w:tcPr>
+          <w:p>
+            <w:pPr>
+              <w:spacing w:after="0" w:line="240" w:lineRule="auto"/>
+              <w:jc w:val="center"/>
+              <w:rPr>
+                <w:rFonts w:ascii="Times New Roman" w:eastAsia="Times New Roman" w:hAnsi="Times New Roman" w:cs="Times New Roman"/>
+                <w:b/>
+                <w:bCs/>
+                <w:kern w:val="0"/>
+                <w:sz w:val="24"/>
+                <w:szCs w:val="24"/>
+                <w14:ligatures w14:val="none"/>
+              </w:rPr>
+            </w:pPr>
+            <w:r>
+              <w:rPr>
+                <w:rFonts w:ascii="Times New Roman" w:eastAsia="Times New Roman" w:hAnsi="Times New Roman" w:cs="Times New Roman"/>
+                <w:b/>
+                <w:bCs/>
+                <w:kern w:val="0"/>
+                <w:sz w:val="24"/>
+                <w:szCs w:val="24"/>
+                <w14:ligatures w14:val="none"/>
+              </w:rPr>
+              <w:t xml:space="preserve">Signal </w:t>
+            </w:r>
+          </w:p>
+        </w:tc>
+        <w:tc>
+          <w:tcPr>
+            <w:tcW w:w="0" w:type="auto"/>
+            <w:tcBorders>
+              <w:top w:val="outset" w:sz="6" w:space="0" w:color="auto"/>
+              <w:left w:val="outset" w:sz="6" w:space="0" w:color="auto"/>
+              <w:bottom w:val="outset" w:sz="6" w:space="0" w:color="auto"/>
+              <w:right w:val="outset" w:sz="6" w:space="0" w:color="auto"/>
+            </w:tcBorders>
+            <w:vAlign w:val="center"/>
+            <w:hideMark/>
+          </w:tcPr>
+          <w:p>
+            <w:pPr>
+              <w:spacing w:after="0" w:line="240" w:lineRule="auto"/>
+              <w:jc w:val="center"/>
+              <w:rPr>
+                <w:rFonts w:ascii="Times New Roman" w:eastAsia="Times New Roman" w:hAnsi="Times New Roman" w:cs="Times New Roman"/>
+                <w:b/>
+                <w:bCs/>
+                <w:kern w:val="0"/>
+                <w:sz w:val="24"/>
+                <w:szCs w:val="24"/>
+                <w14:ligatures w14:val="none"/>
+              </w:rPr>
+            </w:pPr>
+            <w:r>
+              <w:rPr>
+                <w:rFonts w:ascii="Times New Roman" w:eastAsia="Times New Roman" w:hAnsi="Times New Roman" w:cs="Times New Roman"/>
+                <w:b/>
+                <w:bCs/>
+                <w:kern w:val="0"/>
+                <w:sz w:val="24"/>
+                <w:szCs w:val="24"/>
+                <w14:ligatures w14:val="none"/>
+              </w:rPr>
+              <w:t xml:space="preserve">Volt </w:t>
+            </w:r>
+          </w:p>
+        </w:tc>
+      </w:tr>
+      <w:tr>
+        <w:trPr>
+          <w:tblCellSpacing w:w="15" w:type="dxa"/>
+        </w:trPr>
+        <w:tc>
+          <w:tcPr>
+            <w:tcW w:w="0" w:type="auto"/>
+            <w:tcBorders>
+              <w:top w:val="outset" w:sz="6" w:space="0" w:color="auto"/>
+              <w:left w:val="outset" w:sz="6" w:space="0" w:color="auto"/>
+              <w:bottom w:val="outset" w:sz="6" w:space="0" w:color="auto"/>
+              <w:right w:val="outset" w:sz="6" w:space="0" w:color="auto"/>
+            </w:tcBorders>
+            <w:vAlign w:val="center"/>
+            <w:hideMark/>
+          </w:tcPr>
+          <w:p>
+            <w:pPr>
+              <w:spacing w:after="0" w:line="240" w:lineRule="auto"/>
+              <w:rPr>
+                <w:rFonts w:ascii="Times New Roman" w:eastAsia="Times New Roman" w:hAnsi="Times New Roman" w:cs="Times New Roman"/>
+                <w:kern w:val="0"/>
+                <w:sz w:val="24"/>
+                <w:szCs w:val="24"/>
+                <w14:ligatures w14:val="none"/>
+              </w:rPr>
+            </w:pPr>
+            <w:r>
+              <w:rPr>
+                <w:rFonts w:ascii="Times New Roman" w:eastAsia="Times New Roman" w:hAnsi="Times New Roman" w:cs="Times New Roman"/>
+                <w:kern w:val="0"/>
+                <w:sz w:val="24"/>
+                <w:szCs w:val="24"/>
+                <w14:ligatures w14:val="none"/>
+              </w:rPr>
+              <w:t>1 (red)</w:t>
+            </w:r>
+          </w:p>
+        </w:tc>
+        <w:tc>
+          <w:tcPr>
+            <w:tcW w:w="0" w:type="auto"/>
+            <w:tcBorders>
+              <w:top w:val="outset" w:sz="6" w:space="0" w:color="auto"/>
+              <w:left w:val="outset" w:sz="6" w:space="0" w:color="auto"/>
+              <w:bottom w:val="outset" w:sz="6" w:space="0" w:color="auto"/>
+              <w:right w:val="outset" w:sz="6" w:space="0" w:color="auto"/>
+            </w:tcBorders>
+            <w:vAlign w:val="center"/>
+            <w:hideMark/>
+          </w:tcPr>
+          <w:p>
+            <w:pPr>
+              <w:spacing w:after="0" w:line="240" w:lineRule="auto"/>
+              <w:rPr>
+                <w:rFonts w:ascii="Times New Roman" w:eastAsia="Times New Roman" w:hAnsi="Times New Roman" w:cs="Times New Roman"/>
+                <w:kern w:val="0"/>
+                <w:sz w:val="24"/>
+                <w:szCs w:val="24"/>
+                <w14:ligatures w14:val="none"/>
+              </w:rPr>
+            </w:pPr>
+            <w:proofErr w:type="spellStart"/>
+            <w:r>
+              <w:rPr>
+                <w:rFonts w:ascii="Times New Roman" w:eastAsia="Times New Roman" w:hAnsi="Times New Roman" w:cs="Times New Roman"/>
+                <w:kern w:val="0"/>
+                <w:sz w:val="24"/>
+                <w:szCs w:val="24"/>
+                <w14:ligatures w14:val="none"/>
+              </w:rPr>
+              <w:t>VCC</w:t>
+            </w:r>
+            <w:proofErr w:type="spellEnd"/>
+          </w:p>
+        </w:tc>
+        <w:tc>
+          <w:tcPr>
+            <w:tcW w:w="0" w:type="auto"/>
+            <w:tcBorders>
+              <w:top w:val="outset" w:sz="6" w:space="0" w:color="auto"/>
+              <w:left w:val="outset" w:sz="6" w:space="0" w:color="auto"/>
+              <w:bottom w:val="outset" w:sz="6" w:space="0" w:color="auto"/>
+              <w:right w:val="outset" w:sz="6" w:space="0" w:color="auto"/>
+            </w:tcBorders>
+            <w:vAlign w:val="center"/>
+            <w:hideMark/>
+          </w:tcPr>
+          <w:p>
+            <w:pPr>
+              <w:spacing w:after="0" w:line="240" w:lineRule="auto"/>
+              <w:rPr>
+                <w:rFonts w:ascii="Times New Roman" w:eastAsia="Times New Roman" w:hAnsi="Times New Roman" w:cs="Times New Roman"/>
+                <w:kern w:val="0"/>
+                <w:sz w:val="24"/>
+                <w:szCs w:val="24"/>
+                <w14:ligatures w14:val="none"/>
+              </w:rPr>
+            </w:pPr>
+            <w:r>
+              <w:rPr>
+                <w:rFonts w:ascii="Times New Roman" w:eastAsia="Times New Roman" w:hAnsi="Times New Roman" w:cs="Times New Roman"/>
+                <w:kern w:val="0"/>
+                <w:sz w:val="24"/>
+                <w:szCs w:val="24"/>
+                <w14:ligatures w14:val="none"/>
+              </w:rPr>
+              <w:t>+</w:t>
+            </w:r>
+            <w:proofErr w:type="spellStart"/>
+            <w:r>
+              <w:rPr>
+                <w:rFonts w:ascii="Times New Roman" w:eastAsia="Times New Roman" w:hAnsi="Times New Roman" w:cs="Times New Roman"/>
+                <w:kern w:val="0"/>
+                <w:sz w:val="24"/>
+                <w:szCs w:val="24"/>
+                <w14:ligatures w14:val="none"/>
+              </w:rPr>
+              <w:t>5V</w:t>
+            </w:r>
+            <w:proofErr w:type="spellEnd"/>
+          </w:p>
+        </w:tc>
+      </w:tr>
+      <w:tr>
+        <w:trPr>
+          <w:tblCellSpacing w:w="15" w:type="dxa"/>
+        </w:trPr>
+        <w:tc>
+          <w:tcPr>
+            <w:tcW w:w="0" w:type="auto"/>
+            <w:tcBorders>
+              <w:top w:val="outset" w:sz="6" w:space="0" w:color="auto"/>
+              <w:left w:val="outset" w:sz="6" w:space="0" w:color="auto"/>
+              <w:bottom w:val="outset" w:sz="6" w:space="0" w:color="auto"/>
+              <w:right w:val="outset" w:sz="6" w:space="0" w:color="auto"/>
+            </w:tcBorders>
+            <w:vAlign w:val="center"/>
+            <w:hideMark/>
+          </w:tcPr>
+          <w:p>
+            <w:pPr>
+              <w:spacing w:after="0" w:line="240" w:lineRule="auto"/>
+              <w:rPr>
+                <w:rFonts w:ascii="Times New Roman" w:eastAsia="Times New Roman" w:hAnsi="Times New Roman" w:cs="Times New Roman"/>
+                <w:kern w:val="0"/>
+                <w:sz w:val="24"/>
+                <w:szCs w:val="24"/>
+                <w14:ligatures w14:val="none"/>
+              </w:rPr>
+            </w:pPr>
+            <w:r>
+              <w:rPr>
+                <w:rFonts w:ascii="Times New Roman" w:eastAsia="Times New Roman" w:hAnsi="Times New Roman" w:cs="Times New Roman"/>
+                <w:kern w:val="0"/>
+                <w:sz w:val="24"/>
+                <w:szCs w:val="24"/>
+                <w14:ligatures w14:val="none"/>
+              </w:rPr>
+              <w:t>2 (blk)</w:t>
+            </w:r>
+          </w:p>
+        </w:tc>
+        <w:tc>
+          <w:tcPr>
+            <w:tcW w:w="0" w:type="auto"/>
+            <w:tcBorders>
+              <w:top w:val="outset" w:sz="6" w:space="0" w:color="auto"/>
+              <w:left w:val="outset" w:sz="6" w:space="0" w:color="auto"/>
+              <w:bottom w:val="outset" w:sz="6" w:space="0" w:color="auto"/>
+              <w:right w:val="outset" w:sz="6" w:space="0" w:color="auto"/>
+            </w:tcBorders>
+            <w:vAlign w:val="center"/>
+            <w:hideMark/>
+          </w:tcPr>
+          <w:p>
+            <w:pPr>
+              <w:spacing w:after="0" w:line="240" w:lineRule="auto"/>
+              <w:rPr>
+                <w:rFonts w:ascii="Times New Roman" w:eastAsia="Times New Roman" w:hAnsi="Times New Roman" w:cs="Times New Roman"/>
+                <w:kern w:val="0"/>
+                <w:sz w:val="24"/>
+                <w:szCs w:val="24"/>
+                <w14:ligatures w14:val="none"/>
+              </w:rPr>
+            </w:pPr>
+            <w:proofErr w:type="spellStart"/>
+            <w:r>
+              <w:rPr>
+                <w:rFonts w:ascii="Times New Roman" w:eastAsia="Times New Roman" w:hAnsi="Times New Roman" w:cs="Times New Roman"/>
+                <w:kern w:val="0"/>
+                <w:sz w:val="24"/>
+                <w:szCs w:val="24"/>
+                <w14:ligatures w14:val="none"/>
+              </w:rPr>
+              <w:t>D_plus</w:t>
+            </w:r>
+            <w:proofErr w:type="spellEnd"/>
+          </w:p>
+        </w:tc>
+        <w:tc>
+          <w:tcPr>
+            <w:tcW w:w="0" w:type="auto"/>
+            <w:tcBorders>
+              <w:top w:val="outset" w:sz="6" w:space="0" w:color="auto"/>
+              <w:left w:val="outset" w:sz="6" w:space="0" w:color="auto"/>
+              <w:bottom w:val="outset" w:sz="6" w:space="0" w:color="auto"/>
+              <w:right w:val="outset" w:sz="6" w:space="0" w:color="auto"/>
+            </w:tcBorders>
+            <w:vAlign w:val="center"/>
+            <w:hideMark/>
+          </w:tcPr>
+          <w:p>
+            <w:pPr>
+              <w:spacing w:after="0" w:line="240" w:lineRule="auto"/>
+              <w:rPr>
+                <w:rFonts w:ascii="Times New Roman" w:eastAsia="Times New Roman" w:hAnsi="Times New Roman" w:cs="Times New Roman"/>
+                <w:kern w:val="0"/>
+                <w:sz w:val="24"/>
+                <w:szCs w:val="24"/>
+                <w14:ligatures w14:val="none"/>
+              </w:rPr>
+            </w:pPr>
+            <w:r>
+              <w:rPr>
+                <w:rFonts w:ascii="Times New Roman" w:eastAsia="Times New Roman" w:hAnsi="Times New Roman" w:cs="Times New Roman"/>
+                <w:kern w:val="0"/>
+                <w:sz w:val="24"/>
+                <w:szCs w:val="24"/>
+                <w14:ligatures w14:val="none"/>
+              </w:rPr>
+              <w:t>+</w:t>
+            </w:r>
+            <w:proofErr w:type="spellStart"/>
+            <w:r>
+              <w:rPr>
+                <w:rFonts w:ascii="Times New Roman" w:eastAsia="Times New Roman" w:hAnsi="Times New Roman" w:cs="Times New Roman"/>
+                <w:kern w:val="0"/>
+                <w:sz w:val="24"/>
+                <w:szCs w:val="24"/>
+                <w14:ligatures w14:val="none"/>
+              </w:rPr>
+              <w:t>3.3V</w:t>
+            </w:r>
+            <w:proofErr w:type="spellEnd"/>
+          </w:p>
+        </w:tc>
+      </w:tr>
+      <w:tr>
+        <w:trPr>
+          <w:tblCellSpacing w:w="15" w:type="dxa"/>
+        </w:trPr>
+        <w:tc>
+          <w:tcPr>
+            <w:tcW w:w="0" w:type="auto"/>
+            <w:tcBorders>
+              <w:top w:val="outset" w:sz="6" w:space="0" w:color="auto"/>
+              <w:left w:val="outset" w:sz="6" w:space="0" w:color="auto"/>
+              <w:bottom w:val="outset" w:sz="6" w:space="0" w:color="auto"/>
+              <w:right w:val="outset" w:sz="6" w:space="0" w:color="auto"/>
+            </w:tcBorders>
+            <w:vAlign w:val="center"/>
+            <w:hideMark/>
+          </w:tcPr>
+          <w:p>
+            <w:pPr>
+              <w:spacing w:after="0" w:line="240" w:lineRule="auto"/>
+              <w:rPr>
+                <w:rFonts w:ascii="Times New Roman" w:eastAsia="Times New Roman" w:hAnsi="Times New Roman" w:cs="Times New Roman"/>
+                <w:kern w:val="0"/>
+                <w:sz w:val="24"/>
+                <w:szCs w:val="24"/>
+                <w14:ligatures w14:val="none"/>
+              </w:rPr>
+            </w:pPr>
+            <w:r>
+              <w:rPr>
+                <w:rFonts w:ascii="Times New Roman" w:eastAsia="Times New Roman" w:hAnsi="Times New Roman" w:cs="Times New Roman"/>
+                <w:kern w:val="0"/>
+                <w:sz w:val="24"/>
+                <w:szCs w:val="24"/>
+                <w14:ligatures w14:val="none"/>
+              </w:rPr>
+              <w:t>3 (blk)</w:t>
+            </w:r>
+          </w:p>
+        </w:tc>
+        <w:tc>
+          <w:tcPr>
+            <w:tcW w:w="0" w:type="auto"/>
+            <w:tcBorders>
+              <w:top w:val="outset" w:sz="6" w:space="0" w:color="auto"/>
+              <w:left w:val="outset" w:sz="6" w:space="0" w:color="auto"/>
+              <w:bottom w:val="outset" w:sz="6" w:space="0" w:color="auto"/>
+              <w:right w:val="outset" w:sz="6" w:space="0" w:color="auto"/>
+            </w:tcBorders>
+            <w:vAlign w:val="center"/>
+            <w:hideMark/>
+          </w:tcPr>
+          <w:p>
+            <w:pPr>
+              <w:spacing w:after="0" w:line="240" w:lineRule="auto"/>
+              <w:rPr>
+                <w:rFonts w:ascii="Times New Roman" w:eastAsia="Times New Roman" w:hAnsi="Times New Roman" w:cs="Times New Roman"/>
+                <w:kern w:val="0"/>
+                <w:sz w:val="24"/>
+                <w:szCs w:val="24"/>
+                <w14:ligatures w14:val="none"/>
+              </w:rPr>
+            </w:pPr>
+            <w:proofErr w:type="spellStart"/>
+            <w:r>
+              <w:rPr>
+                <w:rFonts w:ascii="Times New Roman" w:eastAsia="Times New Roman" w:hAnsi="Times New Roman" w:cs="Times New Roman"/>
+                <w:kern w:val="0"/>
+                <w:sz w:val="24"/>
+                <w:szCs w:val="24"/>
+                <w14:ligatures w14:val="none"/>
+              </w:rPr>
+              <w:t>D_minus</w:t>
+            </w:r>
+            <w:proofErr w:type="spellEnd"/>
+          </w:p>
+        </w:tc>
+        <w:tc>
+          <w:tcPr>
+            <w:tcW w:w="0" w:type="auto"/>
+            <w:tcBorders>
+              <w:top w:val="outset" w:sz="6" w:space="0" w:color="auto"/>
+              <w:left w:val="outset" w:sz="6" w:space="0" w:color="auto"/>
+              <w:bottom w:val="outset" w:sz="6" w:space="0" w:color="auto"/>
+              <w:right w:val="outset" w:sz="6" w:space="0" w:color="auto"/>
+            </w:tcBorders>
+            <w:vAlign w:val="center"/>
+            <w:hideMark/>
+          </w:tcPr>
+          <w:p>
+            <w:pPr>
+              <w:spacing w:after="0" w:line="240" w:lineRule="auto"/>
+              <w:rPr>
+                <w:rFonts w:ascii="Times New Roman" w:eastAsia="Times New Roman" w:hAnsi="Times New Roman" w:cs="Times New Roman"/>
+                <w:kern w:val="0"/>
+                <w:sz w:val="24"/>
+                <w:szCs w:val="24"/>
+                <w14:ligatures w14:val="none"/>
+              </w:rPr>
+            </w:pPr>
+            <w:r>
+              <w:rPr>
+                <w:rFonts w:ascii="Times New Roman" w:eastAsia="Times New Roman" w:hAnsi="Times New Roman" w:cs="Times New Roman"/>
+                <w:kern w:val="0"/>
+                <w:sz w:val="24"/>
+                <w:szCs w:val="24"/>
+                <w14:ligatures w14:val="none"/>
+              </w:rPr>
+              <w:t>+</w:t>
+            </w:r>
+            <w:proofErr w:type="spellStart"/>
+            <w:r>
+              <w:rPr>
+                <w:rFonts w:ascii="Times New Roman" w:eastAsia="Times New Roman" w:hAnsi="Times New Roman" w:cs="Times New Roman"/>
+                <w:kern w:val="0"/>
+                <w:sz w:val="24"/>
+                <w:szCs w:val="24"/>
+                <w14:ligatures w14:val="none"/>
+              </w:rPr>
+              <w:t>3.3V</w:t>
+            </w:r>
+            <w:proofErr w:type="spellEnd"/>
+          </w:p>
+        </w:tc>
+      </w:tr>
+      <w:tr>
+        <w:trPr>
+          <w:tblCellSpacing w:w="15" w:type="dxa"/>
+        </w:trPr>
+        <w:tc>
+          <w:tcPr>
+            <w:tcW w:w="0" w:type="auto"/>
+            <w:tcBorders>
+              <w:top w:val="outset" w:sz="6" w:space="0" w:color="auto"/>
+              <w:left w:val="outset" w:sz="6" w:space="0" w:color="auto"/>
+              <w:bottom w:val="outset" w:sz="6" w:space="0" w:color="auto"/>
+              <w:right w:val="outset" w:sz="6" w:space="0" w:color="auto"/>
+            </w:tcBorders>
+            <w:vAlign w:val="center"/>
+            <w:hideMark/>
+          </w:tcPr>
+          <w:p>
+            <w:pPr>
+              <w:spacing w:after="0" w:line="240" w:lineRule="auto"/>
+              <w:rPr>
+                <w:rFonts w:ascii="Times New Roman" w:eastAsia="Times New Roman" w:hAnsi="Times New Roman" w:cs="Times New Roman"/>
+                <w:kern w:val="0"/>
+                <w:sz w:val="24"/>
+                <w:szCs w:val="24"/>
+                <w14:ligatures w14:val="none"/>
+              </w:rPr>
+            </w:pPr>
+            <w:r>
+              <w:rPr>
+                <w:rFonts w:ascii="Times New Roman" w:eastAsia="Times New Roman" w:hAnsi="Times New Roman" w:cs="Times New Roman"/>
+                <w:kern w:val="0"/>
+                <w:sz w:val="24"/>
+                <w:szCs w:val="24"/>
+                <w14:ligatures w14:val="none"/>
+              </w:rPr>
+              <w:t>4 (blk)</w:t>
+            </w:r>
+          </w:p>
+        </w:tc>
+        <w:tc>
+          <w:tcPr>
+            <w:tcW w:w="0" w:type="auto"/>
+            <w:tcBorders>
+              <w:top w:val="outset" w:sz="6" w:space="0" w:color="auto"/>
+              <w:left w:val="outset" w:sz="6" w:space="0" w:color="auto"/>
+              <w:bottom w:val="outset" w:sz="6" w:space="0" w:color="auto"/>
+              <w:right w:val="outset" w:sz="6" w:space="0" w:color="auto"/>
+            </w:tcBorders>
+            <w:vAlign w:val="center"/>
+            <w:hideMark/>
+          </w:tcPr>
+          <w:p>
+            <w:pPr>
+              <w:spacing w:after="0" w:line="240" w:lineRule="auto"/>
+              <w:rPr>
+                <w:rFonts w:ascii="Times New Roman" w:eastAsia="Times New Roman" w:hAnsi="Times New Roman" w:cs="Times New Roman"/>
+                <w:kern w:val="0"/>
+                <w:sz w:val="24"/>
+                <w:szCs w:val="24"/>
+                <w14:ligatures w14:val="none"/>
+              </w:rPr>
+            </w:pPr>
+            <w:proofErr w:type="spellStart"/>
+            <w:r>
+              <w:rPr>
+                <w:rFonts w:ascii="Times New Roman" w:eastAsia="Times New Roman" w:hAnsi="Times New Roman" w:cs="Times New Roman"/>
+                <w:kern w:val="0"/>
+                <w:sz w:val="24"/>
+                <w:szCs w:val="24"/>
+                <w14:ligatures w14:val="none"/>
+              </w:rPr>
+              <w:t>GND</w:t>
+            </w:r>
+            <w:proofErr w:type="spellEnd"/>
+          </w:p>
+        </w:tc>
+        <w:tc>
+          <w:tcPr>
+            <w:tcW w:w="0" w:type="auto"/>
+            <w:tcBorders>
+              <w:top w:val="outset" w:sz="6" w:space="0" w:color="auto"/>
+              <w:left w:val="outset" w:sz="6" w:space="0" w:color="auto"/>
+              <w:bottom w:val="outset" w:sz="6" w:space="0" w:color="auto"/>
+              <w:right w:val="outset" w:sz="6" w:space="0" w:color="auto"/>
+            </w:tcBorders>
+            <w:vAlign w:val="center"/>
+            <w:hideMark/>
+          </w:tcPr>
+          <w:p>
+            <w:pPr>
+              <w:spacing w:after="0" w:line="240" w:lineRule="auto"/>
+              <w:rPr>
+                <w:rFonts w:ascii="Times New Roman" w:eastAsia="Times New Roman" w:hAnsi="Times New Roman" w:cs="Times New Roman"/>
+                <w:kern w:val="0"/>
+                <w:sz w:val="24"/>
+                <w:szCs w:val="24"/>
+                <w14:ligatures w14:val="none"/>
+              </w:rPr>
+            </w:pPr>
+            <w:proofErr w:type="spellStart"/>
+            <w:r>
+              <w:rPr>
+                <w:rFonts w:ascii="Times New Roman" w:eastAsia="Times New Roman" w:hAnsi="Times New Roman" w:cs="Times New Roman"/>
+                <w:kern w:val="0"/>
+                <w:sz w:val="24"/>
+                <w:szCs w:val="24"/>
+                <w14:ligatures w14:val="none"/>
+              </w:rPr>
+              <w:t>GND</w:t>
+            </w:r>
+            <w:proofErr w:type="spellEnd"/>
+          </w:p>
+        </w:tc>
+      </w:tr>
+      <w:tr>
+        <w:trPr>
+          <w:tblCellSpacing w:w="15" w:type="dxa"/>
+        </w:trPr>
+        <w:tc>
+          <w:tcPr>
+            <w:tcW w:w="0" w:type="auto"/>
+            <w:tcBorders>
+              <w:top w:val="outset" w:sz="6" w:space="0" w:color="auto"/>
+              <w:left w:val="outset" w:sz="6" w:space="0" w:color="auto"/>
+              <w:bottom w:val="outset" w:sz="6" w:space="0" w:color="auto"/>
+              <w:right w:val="outset" w:sz="6" w:space="0" w:color="auto"/>
+            </w:tcBorders>
+            <w:vAlign w:val="center"/>
+            <w:hideMark/>
+          </w:tcPr>
+          <w:p>
+            <w:pPr>
+              <w:spacing w:after="0" w:line="240" w:lineRule="auto"/>
+              <w:rPr>
+                <w:rFonts w:ascii="Times New Roman" w:eastAsia="Times New Roman" w:hAnsi="Times New Roman" w:cs="Times New Roman"/>
+                <w:kern w:val="0"/>
+                <w:sz w:val="24"/>
+                <w:szCs w:val="24"/>
+                <w14:ligatures w14:val="none"/>
+              </w:rPr>
+            </w:pPr>
+            <w:r>
+              <w:rPr>
+                <w:rFonts w:ascii="Times New Roman" w:eastAsia="Times New Roman" w:hAnsi="Times New Roman" w:cs="Times New Roman"/>
+                <w:kern w:val="0"/>
+                <w:sz w:val="24"/>
+                <w:szCs w:val="24"/>
+                <w14:ligatures w14:val="none"/>
+              </w:rPr>
+              <w:t>5 (blk)</w:t>
+            </w:r>
+          </w:p>
+        </w:tc>
+        <w:tc>
+          <w:tcPr>
+            <w:tcW w:w="0" w:type="auto"/>
+            <w:tcBorders>
+              <w:top w:val="outset" w:sz="6" w:space="0" w:color="auto"/>
+              <w:left w:val="outset" w:sz="6" w:space="0" w:color="auto"/>
+              <w:bottom w:val="outset" w:sz="6" w:space="0" w:color="auto"/>
+              <w:right w:val="outset" w:sz="6" w:space="0" w:color="auto"/>
+            </w:tcBorders>
+            <w:vAlign w:val="center"/>
+            <w:hideMark/>
+          </w:tcPr>
+          <w:p>
+            <w:pPr>
+              <w:spacing w:after="0" w:line="240" w:lineRule="auto"/>
+              <w:rPr>
+                <w:rFonts w:ascii="Times New Roman" w:eastAsia="Times New Roman" w:hAnsi="Times New Roman" w:cs="Times New Roman"/>
+                <w:kern w:val="0"/>
+                <w:sz w:val="24"/>
+                <w:szCs w:val="24"/>
+                <w14:ligatures w14:val="none"/>
+              </w:rPr>
+            </w:pPr>
+            <w:r>
+              <w:rPr>
+                <w:rFonts w:ascii="Times New Roman" w:eastAsia="Times New Roman" w:hAnsi="Times New Roman" w:cs="Times New Roman"/>
+                <w:kern w:val="0"/>
+                <w:sz w:val="24"/>
+                <w:szCs w:val="24"/>
+                <w14:ligatures w14:val="none"/>
+              </w:rPr>
+              <w:t>BUZZER</w:t>
+            </w:r>
+          </w:p>
+        </w:tc>
+        <w:tc>
+          <w:tcPr>
+            <w:tcW w:w="0" w:type="auto"/>
+            <w:tcBorders>
+              <w:top w:val="outset" w:sz="6" w:space="0" w:color="auto"/>
+              <w:left w:val="outset" w:sz="6" w:space="0" w:color="auto"/>
+              <w:bottom w:val="outset" w:sz="6" w:space="0" w:color="auto"/>
+              <w:right w:val="outset" w:sz="6" w:space="0" w:color="auto"/>
+            </w:tcBorders>
+            <w:vAlign w:val="center"/>
+            <w:hideMark/>
+          </w:tcPr>
+          <w:p>
+            <w:pPr>
+              <w:spacing w:after="0" w:line="240" w:lineRule="auto"/>
+              <w:rPr>
+                <w:rFonts w:ascii="Times New Roman" w:eastAsia="Times New Roman" w:hAnsi="Times New Roman" w:cs="Times New Roman"/>
+                <w:kern w:val="0"/>
+                <w:sz w:val="24"/>
+                <w:szCs w:val="24"/>
+                <w14:ligatures w14:val="none"/>
+              </w:rPr>
+            </w:pPr>
+            <w:r>
+              <w:rPr>
+                <w:rFonts w:ascii="Times New Roman" w:eastAsia="Times New Roman" w:hAnsi="Times New Roman" w:cs="Times New Roman"/>
+                <w:kern w:val="0"/>
+                <w:sz w:val="24"/>
+                <w:szCs w:val="24"/>
+                <w14:ligatures w14:val="none"/>
+              </w:rPr>
+              <w:t>battery voltage</w:t>
+            </w:r>
+          </w:p>
+        </w:tc>
+      </w:tr>
+      <w:tr>
+        <w:trPr>
+          <w:tblCellSpacing w:w="15" w:type="dxa"/>
+        </w:trPr>
+        <w:tc>
+          <w:tcPr>
+            <w:tcW w:w="0" w:type="auto"/>
+            <w:tcBorders>
+              <w:top w:val="outset" w:sz="6" w:space="0" w:color="auto"/>
+              <w:left w:val="outset" w:sz="6" w:space="0" w:color="auto"/>
+              <w:bottom w:val="outset" w:sz="6" w:space="0" w:color="auto"/>
+              <w:right w:val="outset" w:sz="6" w:space="0" w:color="auto"/>
+            </w:tcBorders>
+            <w:vAlign w:val="center"/>
+            <w:hideMark/>
+          </w:tcPr>
+          <w:p>
+            <w:pPr>
+              <w:spacing w:after="0" w:line="240" w:lineRule="auto"/>
+              <w:rPr>
+                <w:rFonts w:ascii="Times New Roman" w:eastAsia="Times New Roman" w:hAnsi="Times New Roman" w:cs="Times New Roman"/>
+                <w:kern w:val="0"/>
+                <w:sz w:val="24"/>
+                <w:szCs w:val="24"/>
+                <w14:ligatures w14:val="none"/>
+              </w:rPr>
+            </w:pPr>
+            <w:r>
+              <w:rPr>
+                <w:rFonts w:ascii="Times New Roman" w:eastAsia="Times New Roman" w:hAnsi="Times New Roman" w:cs="Times New Roman"/>
+                <w:kern w:val="0"/>
+                <w:sz w:val="24"/>
+                <w:szCs w:val="24"/>
+                <w14:ligatures w14:val="none"/>
+              </w:rPr>
+              <w:t>6 (blk)</w:t>
+            </w:r>
+          </w:p>
+        </w:tc>
+        <w:tc>
+          <w:tcPr>
+            <w:tcW w:w="0" w:type="auto"/>
+            <w:tcBorders>
+              <w:top w:val="outset" w:sz="6" w:space="0" w:color="auto"/>
+              <w:left w:val="outset" w:sz="6" w:space="0" w:color="auto"/>
+              <w:bottom w:val="outset" w:sz="6" w:space="0" w:color="auto"/>
+              <w:right w:val="outset" w:sz="6" w:space="0" w:color="auto"/>
+            </w:tcBorders>
+            <w:vAlign w:val="center"/>
+            <w:hideMark/>
+          </w:tcPr>
+          <w:p>
+            <w:pPr>
+              <w:spacing w:after="0" w:line="240" w:lineRule="auto"/>
+              <w:rPr>
+                <w:rFonts w:ascii="Times New Roman" w:eastAsia="Times New Roman" w:hAnsi="Times New Roman" w:cs="Times New Roman"/>
+                <w:kern w:val="0"/>
+                <w:sz w:val="24"/>
+                <w:szCs w:val="24"/>
+                <w14:ligatures w14:val="none"/>
+              </w:rPr>
+            </w:pPr>
+            <w:r>
+              <w:rPr>
+                <w:rFonts w:ascii="Times New Roman" w:eastAsia="Times New Roman" w:hAnsi="Times New Roman" w:cs="Times New Roman"/>
+                <w:kern w:val="0"/>
+                <w:sz w:val="24"/>
+                <w:szCs w:val="24"/>
+                <w14:ligatures w14:val="none"/>
+              </w:rPr>
+              <w:t>Boot/Error LED</w:t>
+            </w:r>
+          </w:p>
+        </w:tc>
+        <w:tc>
+          <w:tcPr>
+            <w:tcW w:w="0" w:type="auto"/>
+            <w:tcBorders>
+              <w:top w:val="outset" w:sz="6" w:space="0" w:color="auto"/>
+              <w:left w:val="outset" w:sz="6" w:space="0" w:color="auto"/>
+              <w:bottom w:val="outset" w:sz="6" w:space="0" w:color="auto"/>
+              <w:right w:val="outset" w:sz="6" w:space="0" w:color="auto"/>
+            </w:tcBorders>
+            <w:vAlign w:val="center"/>
+            <w:hideMark/>
+          </w:tcPr>
+          <w:p>
+            <w:pPr>
+              <w:spacing w:after="0" w:line="240" w:lineRule="auto"/>
+              <w:rPr>
+                <w:rFonts w:ascii="Times New Roman" w:eastAsia="Times New Roman" w:hAnsi="Times New Roman" w:cs="Times New Roman"/>
+                <w:kern w:val="0"/>
+                <w:sz w:val="24"/>
+                <w:szCs w:val="24"/>
+                <w14:ligatures w14:val="none"/>
+              </w:rPr>
+            </w:pPr>
+          </w:p>
+        </w:tc>
+      </w:tr>
+    </w:tbl>
+    <w:p/>
+    <w:p/>
+    <w:p/>
+    <w:p/>
+    <w:p/>
+    <w:p>
+      <w:pPr>
+        <w:pStyle w:val="Heading2"/>
+      </w:pPr>
       <w:bookmarkStart w:id="5" w:name="_Toc176259988"/>
       <w:r>
+        <w:lastRenderedPageBreak/>
         <w:t>UAV Parameters</w:t>
       </w:r>
       <w:bookmarkEnd w:id="5"/>
@@ -1573,7 +10424,7 @@
           <w:noProof/>
         </w:rPr>
         <w:drawing>
-          <wp:inline distT="0" distB="0" distL="0" distR="0" wp14:anchorId="00874B45" wp14:editId="4DCC7311">
+          <wp:inline distT="0" distB="0" distL="0" distR="0" wp14:anchorId="00874B45" wp14:editId="42DFACE1">
             <wp:extent cx="6308163" cy="2933700"/>
             <wp:effectExtent l="0" t="0" r="0" b="0"/>
             <wp:docPr id="1978449963" name="Picture 1" descr="A screenshot of a computer program&#10;&#10;Description automatically generated"/>
@@ -1590,7 +10441,7 @@
                     </pic:cNvPicPr>
                   </pic:nvPicPr>
                   <pic:blipFill>
-                    <a:blip r:embed="rId10" cstate="print">
+                    <a:blip r:embed="rId13" cstate="print">
                       <a:extLst>
                         <a:ext uri="{28A0092B-C50C-407E-A947-70E740481C1C}">
                           <a14:useLocalDpi xmlns:a14="http://schemas.microsoft.com/office/drawing/2010/main" val="0"/>
@@ -1659,13 +10510,94 @@
     <w:p/>
     <w:p/>
     <w:p/>
+    <w:p/>
+    <w:p/>
+    <w:p>
+      <w:pPr>
+        <w:pStyle w:val="Heading2"/>
+      </w:pPr>
+      <w:bookmarkStart w:id="6" w:name="_Toc176259989"/>
+      <w:r>
+        <w:t>Pid tunning</w:t>
+      </w:r>
+    </w:p>
+    <w:p>
+      <w:r>
+        <w:t xml:space="preserve">If you Have bought new car and in the drive test the </w:t>
+      </w:r>
+      <w:proofErr w:type="gramStart"/>
+      <w:r>
+        <w:t>instructor</w:t>
+      </w:r>
+      <w:proofErr w:type="gramEnd"/>
+      <w:r>
+        <w:t xml:space="preserve"> ask you to drive for 500 meter </w:t>
+      </w:r>
+    </w:p>
+    <w:p>
+      <w:r>
+        <w:t xml:space="preserve">You will drive but of course you are not going to drive the 500 </w:t>
+      </w:r>
+    </w:p>
+    <w:p>
+      <w:r>
+        <w:t>You maybe drive 600 or 700 or maybe 300 or 400 but of course as you don’t drive a lot you are not going to do it exactly</w:t>
+      </w:r>
+    </w:p>
+    <w:p>
+      <w:proofErr w:type="gramStart"/>
+      <w:r>
+        <w:t>So</w:t>
+      </w:r>
+      <w:proofErr w:type="gramEnd"/>
+      <w:r>
+        <w:t xml:space="preserve"> you will repeat the test many times until you can correctly identify the distance you drive and you have </w:t>
+      </w:r>
+      <w:proofErr w:type="spellStart"/>
+      <w:r>
+        <w:t>achievd</w:t>
+      </w:r>
+      <w:proofErr w:type="spellEnd"/>
+    </w:p>
+    <w:p>
+      <w:r>
+        <w:t xml:space="preserve"> </w:t>
+      </w:r>
+    </w:p>
     <w:p>
       <w:pPr>
         <w:pStyle w:val="Heading1"/>
       </w:pPr>
-      <w:bookmarkStart w:id="6" w:name="_Toc176259989"/>
-      <w:r>
-        <w:lastRenderedPageBreak/>
+    </w:p>
+    <w:p/>
+    <w:p/>
+    <w:p/>
+    <w:p/>
+    <w:p/>
+    <w:p/>
+    <w:p/>
+    <w:p/>
+    <w:p/>
+    <w:p/>
+    <w:p/>
+    <w:p/>
+    <w:p/>
+    <w:p/>
+    <w:p/>
+    <w:p/>
+    <w:p>
+      <w:pPr>
+        <w:pStyle w:val="Heading1"/>
+      </w:pPr>
+      <w:r>
+        <w:t>communication</w:t>
+      </w:r>
+    </w:p>
+    <w:p>
+      <w:pPr>
+        <w:pStyle w:val="Heading2"/>
+      </w:pPr>
+      <w:r>
         <w:t>Ground control station</w:t>
       </w:r>
       <w:bookmarkEnd w:id="6"/>
@@ -1757,6 +10689,7 @@
         </w:numPr>
       </w:pPr>
       <w:r>
+        <w:lastRenderedPageBreak/>
         <w:t>In the software, you’ll find a dropdown menu listing possible connection ports.</w:t>
       </w:r>
     </w:p>
@@ -1822,7 +10755,7 @@
                     </pic:cNvPicPr>
                   </pic:nvPicPr>
                   <pic:blipFill>
-                    <a:blip r:embed="rId11">
+                    <a:blip r:embed="rId14">
                       <a:extLst>
                         <a:ext uri="{28A0092B-C50C-407E-A947-70E740481C1C}">
                           <a14:useLocalDpi xmlns:a14="http://schemas.microsoft.com/office/drawing/2010/main" val="0"/>
@@ -1875,7 +10808,7 @@
                     </pic:cNvPicPr>
                   </pic:nvPicPr>
                   <pic:blipFill>
-                    <a:blip r:embed="rId12">
+                    <a:blip r:embed="rId15">
                       <a:extLst>
                         <a:ext uri="{28A0092B-C50C-407E-A947-70E740481C1C}">
                           <a14:useLocalDpi xmlns:a14="http://schemas.microsoft.com/office/drawing/2010/main" val="0"/>
@@ -2048,7 +10981,6 @@
           <w:b/>
           <w:bCs/>
         </w:rPr>
-        <w:lastRenderedPageBreak/>
         <w:t xml:space="preserve">Install and Run </w:t>
       </w:r>
       <w:proofErr w:type="spellStart"/>
@@ -2146,62 +11078,72 @@
       </w:r>
     </w:p>
     <w:p/>
-    <w:p/>
-    <w:p/>
-    <w:p>
-      <w:r>
-        <w:t>Pid tunning</w:t>
-      </w:r>
-    </w:p>
-    <w:p>
-      <w:r>
-        <w:t xml:space="preserve">If you Have bought new car and in the drive test the </w:t>
-      </w:r>
+    <w:p>
+      <w:pPr>
+        <w:pStyle w:val="Heading2"/>
+      </w:pPr>
+      <w:proofErr w:type="spellStart"/>
+      <w:r>
+        <w:t>M</w:t>
+      </w:r>
+      <w:r>
+        <w:t>avlink</w:t>
+      </w:r>
+      <w:proofErr w:type="spellEnd"/>
+    </w:p>
+    <w:p>
       <w:proofErr w:type="gramStart"/>
       <w:r>
-        <w:t>instructor</w:t>
+        <w:t>So</w:t>
       </w:r>
       <w:proofErr w:type="gramEnd"/>
       <w:r>
-        <w:t xml:space="preserve"> ask you to drive for 500 meter </w:t>
-      </w:r>
-    </w:p>
-    <w:p>
-      <w:r>
-        <w:t xml:space="preserve">You will drive but of course you are not going to drive the 500 </w:t>
-      </w:r>
-    </w:p>
-    <w:p>
-      <w:r>
-        <w:t>You maybe drive 600 or 700 or maybe 300 or 400 but of course as you don’t drive a lot you are not going to do it exactly</w:t>
-      </w:r>
-    </w:p>
-    <w:p>
+        <w:t xml:space="preserve"> what is </w:t>
+      </w:r>
+      <w:proofErr w:type="spellStart"/>
+      <w:r>
+        <w:t>mavlink</w:t>
+      </w:r>
+      <w:proofErr w:type="spellEnd"/>
+      <w:r>
+        <w:t>?</w:t>
+      </w:r>
+    </w:p>
+    <w:p>
+      <w:proofErr w:type="spellStart"/>
+      <w:r>
+        <w:t>MAVlink</w:t>
+      </w:r>
+      <w:proofErr w:type="spellEnd"/>
+      <w:r>
+        <w:t xml:space="preserve"> stands for micro a</w:t>
+      </w:r>
+      <w:r>
+        <w:t xml:space="preserve">ir vehicle </w:t>
+      </w:r>
       <w:proofErr w:type="gramStart"/>
       <w:r>
-        <w:t>So</w:t>
+        <w:t>link .</w:t>
       </w:r>
       <w:proofErr w:type="gramEnd"/>
       <w:r>
-        <w:t xml:space="preserve"> you will repeat the test</w:t>
-      </w:r>
-      <w:r>
-        <w:t xml:space="preserve"> many times until you can correctly identify the distance you drive and you have </w:t>
-      </w:r>
-      <w:proofErr w:type="spellStart"/>
-      <w:r>
-        <w:t>achievd</w:t>
-      </w:r>
-      <w:proofErr w:type="spellEnd"/>
-    </w:p>
-    <w:p>
-      <w:r>
-        <w:t xml:space="preserve"> </w:t>
+        <w:t xml:space="preserve"> is </w:t>
+      </w:r>
+      <w:proofErr w:type="gramStart"/>
+      <w:r>
+        <w:t>is</w:t>
+      </w:r>
+      <w:proofErr w:type="gramEnd"/>
+      <w:r>
+        <w:t xml:space="preserve"> spec</w:t>
+      </w:r>
+      <w:r>
+        <w:t>ific messages set to communicate with the unmanned systems and ground station</w:t>
       </w:r>
     </w:p>
     <w:sectPr>
-      <w:headerReference w:type="default" r:id="rId13"/>
-      <w:footerReference w:type="default" r:id="rId14"/>
+      <w:headerReference w:type="default" r:id="rId16"/>
+      <w:footerReference w:type="default" r:id="rId17"/>
       <w:pgSz w:w="12240" w:h="15840"/>
       <w:pgMar w:top="1440" w:right="1440" w:bottom="1440" w:left="1440" w:header="720" w:footer="720" w:gutter="0"/>
       <w:cols w:space="720"/>
@@ -3466,6 +12408,155 @@
     </w:lvl>
   </w:abstractNum>
   <w:abstractNum w:abstractNumId="8" w15:restartNumberingAfterBreak="0">
+    <w:nsid w:val="1C9D7407"/>
+    <w:multiLevelType w:val="multilevel"/>
+    <w:tmpl w:val="F0F2305A"/>
+    <w:lvl w:ilvl="0">
+      <w:start w:val="1"/>
+      <w:numFmt w:val="bullet"/>
+      <w:lvlText w:val=""/>
+      <w:lvlJc w:val="left"/>
+      <w:pPr>
+        <w:tabs>
+          <w:tab w:val="num" w:pos="720"/>
+        </w:tabs>
+        <w:ind w:left="720" w:hanging="360"/>
+      </w:pPr>
+      <w:rPr>
+        <w:rFonts w:ascii="Symbol" w:hAnsi="Symbol" w:hint="default"/>
+        <w:sz w:val="20"/>
+      </w:rPr>
+    </w:lvl>
+    <w:lvl w:ilvl="1" w:tentative="1">
+      <w:start w:val="1"/>
+      <w:numFmt w:val="bullet"/>
+      <w:lvlText w:val="o"/>
+      <w:lvlJc w:val="left"/>
+      <w:pPr>
+        <w:tabs>
+          <w:tab w:val="num" w:pos="1440"/>
+        </w:tabs>
+        <w:ind w:left="1440" w:hanging="360"/>
+      </w:pPr>
+      <w:rPr>
+        <w:rFonts w:ascii="Courier New" w:hAnsi="Courier New" w:hint="default"/>
+        <w:sz w:val="20"/>
+      </w:rPr>
+    </w:lvl>
+    <w:lvl w:ilvl="2" w:tentative="1">
+      <w:start w:val="1"/>
+      <w:numFmt w:val="bullet"/>
+      <w:lvlText w:val=""/>
+      <w:lvlJc w:val="left"/>
+      <w:pPr>
+        <w:tabs>
+          <w:tab w:val="num" w:pos="2160"/>
+        </w:tabs>
+        <w:ind w:left="2160" w:hanging="360"/>
+      </w:pPr>
+      <w:rPr>
+        <w:rFonts w:ascii="Wingdings" w:hAnsi="Wingdings" w:hint="default"/>
+        <w:sz w:val="20"/>
+      </w:rPr>
+    </w:lvl>
+    <w:lvl w:ilvl="3" w:tentative="1">
+      <w:start w:val="1"/>
+      <w:numFmt w:val="bullet"/>
+      <w:lvlText w:val=""/>
+      <w:lvlJc w:val="left"/>
+      <w:pPr>
+        <w:tabs>
+          <w:tab w:val="num" w:pos="2880"/>
+        </w:tabs>
+        <w:ind w:left="2880" w:hanging="360"/>
+      </w:pPr>
+      <w:rPr>
+        <w:rFonts w:ascii="Wingdings" w:hAnsi="Wingdings" w:hint="default"/>
+        <w:sz w:val="20"/>
+      </w:rPr>
+    </w:lvl>
+    <w:lvl w:ilvl="4" w:tentative="1">
+      <w:start w:val="1"/>
+      <w:numFmt w:val="bullet"/>
+      <w:lvlText w:val=""/>
+      <w:lvlJc w:val="left"/>
+      <w:pPr>
+        <w:tabs>
+          <w:tab w:val="num" w:pos="3600"/>
+        </w:tabs>
+        <w:ind w:left="3600" w:hanging="360"/>
+      </w:pPr>
+      <w:rPr>
+        <w:rFonts w:ascii="Wingdings" w:hAnsi="Wingdings" w:hint="default"/>
+        <w:sz w:val="20"/>
+      </w:rPr>
+    </w:lvl>
+    <w:lvl w:ilvl="5" w:tentative="1">
+      <w:start w:val="1"/>
+      <w:numFmt w:val="bullet"/>
+      <w:lvlText w:val=""/>
+      <w:lvlJc w:val="left"/>
+      <w:pPr>
+        <w:tabs>
+          <w:tab w:val="num" w:pos="4320"/>
+        </w:tabs>
+        <w:ind w:left="4320" w:hanging="360"/>
+      </w:pPr>
+      <w:rPr>
+        <w:rFonts w:ascii="Wingdings" w:hAnsi="Wingdings" w:hint="default"/>
+        <w:sz w:val="20"/>
+      </w:rPr>
+    </w:lvl>
+    <w:lvl w:ilvl="6" w:tentative="1">
+      <w:start w:val="1"/>
+      <w:numFmt w:val="bullet"/>
+      <w:lvlText w:val=""/>
+      <w:lvlJc w:val="left"/>
+      <w:pPr>
+        <w:tabs>
+          <w:tab w:val="num" w:pos="5040"/>
+        </w:tabs>
+        <w:ind w:left="5040" w:hanging="360"/>
+      </w:pPr>
+      <w:rPr>
+        <w:rFonts w:ascii="Wingdings" w:hAnsi="Wingdings" w:hint="default"/>
+        <w:sz w:val="20"/>
+      </w:rPr>
+    </w:lvl>
+    <w:lvl w:ilvl="7" w:tentative="1">
+      <w:start w:val="1"/>
+      <w:numFmt w:val="bullet"/>
+      <w:lvlText w:val=""/>
+      <w:lvlJc w:val="left"/>
+      <w:pPr>
+        <w:tabs>
+          <w:tab w:val="num" w:pos="5760"/>
+        </w:tabs>
+        <w:ind w:left="5760" w:hanging="360"/>
+      </w:pPr>
+      <w:rPr>
+        <w:rFonts w:ascii="Wingdings" w:hAnsi="Wingdings" w:hint="default"/>
+        <w:sz w:val="20"/>
+      </w:rPr>
+    </w:lvl>
+    <w:lvl w:ilvl="8" w:tentative="1">
+      <w:start w:val="1"/>
+      <w:numFmt w:val="bullet"/>
+      <w:lvlText w:val=""/>
+      <w:lvlJc w:val="left"/>
+      <w:pPr>
+        <w:tabs>
+          <w:tab w:val="num" w:pos="6480"/>
+        </w:tabs>
+        <w:ind w:left="6480" w:hanging="360"/>
+      </w:pPr>
+      <w:rPr>
+        <w:rFonts w:ascii="Wingdings" w:hAnsi="Wingdings" w:hint="default"/>
+        <w:sz w:val="20"/>
+      </w:rPr>
+    </w:lvl>
+  </w:abstractNum>
+  <w:abstractNum w:abstractNumId="9" w15:restartNumberingAfterBreak="0">
     <w:nsid w:val="207139EB"/>
     <w:multiLevelType w:val="multilevel"/>
     <w:tmpl w:val="475CFD42"/>
@@ -3614,7 +12705,7 @@
       </w:rPr>
     </w:lvl>
   </w:abstractNum>
-  <w:abstractNum w:abstractNumId="9" w15:restartNumberingAfterBreak="0">
+  <w:abstractNum w:abstractNumId="10" w15:restartNumberingAfterBreak="0">
     <w:nsid w:val="23A518F9"/>
     <w:multiLevelType w:val="multilevel"/>
     <w:tmpl w:val="6832ACE6"/>
@@ -3763,7 +12854,7 @@
       </w:rPr>
     </w:lvl>
   </w:abstractNum>
-  <w:abstractNum w:abstractNumId="10" w15:restartNumberingAfterBreak="0">
+  <w:abstractNum w:abstractNumId="11" w15:restartNumberingAfterBreak="0">
     <w:nsid w:val="2AEA03A7"/>
     <w:multiLevelType w:val="multilevel"/>
     <w:tmpl w:val="A72A9DAC"/>
@@ -3912,7 +13003,7 @@
       </w:rPr>
     </w:lvl>
   </w:abstractNum>
-  <w:abstractNum w:abstractNumId="11" w15:restartNumberingAfterBreak="0">
+  <w:abstractNum w:abstractNumId="12" w15:restartNumberingAfterBreak="0">
     <w:nsid w:val="2BD842AE"/>
     <w:multiLevelType w:val="multilevel"/>
     <w:tmpl w:val="B30ED138"/>
@@ -4061,7 +13152,7 @@
       </w:rPr>
     </w:lvl>
   </w:abstractNum>
-  <w:abstractNum w:abstractNumId="12" w15:restartNumberingAfterBreak="0">
+  <w:abstractNum w:abstractNumId="13" w15:restartNumberingAfterBreak="0">
     <w:nsid w:val="2DB23A35"/>
     <w:multiLevelType w:val="multilevel"/>
     <w:tmpl w:val="86D666D0"/>
@@ -4210,7 +13301,7 @@
       </w:rPr>
     </w:lvl>
   </w:abstractNum>
-  <w:abstractNum w:abstractNumId="13" w15:restartNumberingAfterBreak="0">
+  <w:abstractNum w:abstractNumId="14" w15:restartNumberingAfterBreak="0">
     <w:nsid w:val="35CE6671"/>
     <w:multiLevelType w:val="multilevel"/>
     <w:tmpl w:val="8970F452"/>
@@ -4359,7 +13450,128 @@
       </w:rPr>
     </w:lvl>
   </w:abstractNum>
-  <w:abstractNum w:abstractNumId="14" w15:restartNumberingAfterBreak="0">
+  <w:abstractNum w:abstractNumId="15" w15:restartNumberingAfterBreak="0">
+    <w:nsid w:val="36DA0A0C"/>
+    <w:multiLevelType w:val="multilevel"/>
+    <w:tmpl w:val="2752E034"/>
+    <w:lvl w:ilvl="0">
+      <w:start w:val="1"/>
+      <w:numFmt w:val="decimal"/>
+      <w:lvlText w:val="%1."/>
+      <w:lvlJc w:val="left"/>
+      <w:pPr>
+        <w:tabs>
+          <w:tab w:val="num" w:pos="720"/>
+        </w:tabs>
+        <w:ind w:left="720" w:hanging="360"/>
+      </w:pPr>
+    </w:lvl>
+    <w:lvl w:ilvl="1">
+      <w:start w:val="1"/>
+      <w:numFmt w:val="bullet"/>
+      <w:lvlText w:val="o"/>
+      <w:lvlJc w:val="left"/>
+      <w:pPr>
+        <w:tabs>
+          <w:tab w:val="num" w:pos="1440"/>
+        </w:tabs>
+        <w:ind w:left="1440" w:hanging="360"/>
+      </w:pPr>
+      <w:rPr>
+        <w:rFonts w:ascii="Courier New" w:hAnsi="Courier New" w:hint="default"/>
+        <w:sz w:val="20"/>
+      </w:rPr>
+    </w:lvl>
+    <w:lvl w:ilvl="2">
+      <w:start w:val="1"/>
+      <w:numFmt w:val="bullet"/>
+      <w:lvlText w:val=""/>
+      <w:lvlJc w:val="left"/>
+      <w:pPr>
+        <w:tabs>
+          <w:tab w:val="num" w:pos="2160"/>
+        </w:tabs>
+        <w:ind w:left="2160" w:hanging="360"/>
+      </w:pPr>
+      <w:rPr>
+        <w:rFonts w:ascii="Wingdings" w:hAnsi="Wingdings" w:hint="default"/>
+        <w:sz w:val="20"/>
+      </w:rPr>
+    </w:lvl>
+    <w:lvl w:ilvl="3" w:tentative="1">
+      <w:start w:val="1"/>
+      <w:numFmt w:val="decimal"/>
+      <w:lvlText w:val="%4."/>
+      <w:lvlJc w:val="left"/>
+      <w:pPr>
+        <w:tabs>
+          <w:tab w:val="num" w:pos="2880"/>
+        </w:tabs>
+        <w:ind w:left="2880" w:hanging="360"/>
+      </w:pPr>
+    </w:lvl>
+    <w:lvl w:ilvl="4" w:tentative="1">
+      <w:start w:val="1"/>
+      <w:numFmt w:val="decimal"/>
+      <w:lvlText w:val="%5."/>
+      <w:lvlJc w:val="left"/>
+      <w:pPr>
+        <w:tabs>
+          <w:tab w:val="num" w:pos="3600"/>
+        </w:tabs>
+        <w:ind w:left="3600" w:hanging="360"/>
+      </w:pPr>
+    </w:lvl>
+    <w:lvl w:ilvl="5" w:tentative="1">
+      <w:start w:val="1"/>
+      <w:numFmt w:val="decimal"/>
+      <w:lvlText w:val="%6."/>
+      <w:lvlJc w:val="left"/>
+      <w:pPr>
+        <w:tabs>
+          <w:tab w:val="num" w:pos="4320"/>
+        </w:tabs>
+        <w:ind w:left="4320" w:hanging="360"/>
+      </w:pPr>
+    </w:lvl>
+    <w:lvl w:ilvl="6" w:tentative="1">
+      <w:start w:val="1"/>
+      <w:numFmt w:val="decimal"/>
+      <w:lvlText w:val="%7."/>
+      <w:lvlJc w:val="left"/>
+      <w:pPr>
+        <w:tabs>
+          <w:tab w:val="num" w:pos="5040"/>
+        </w:tabs>
+        <w:ind w:left="5040" w:hanging="360"/>
+      </w:pPr>
+    </w:lvl>
+    <w:lvl w:ilvl="7" w:tentative="1">
+      <w:start w:val="1"/>
+      <w:numFmt w:val="decimal"/>
+      <w:lvlText w:val="%8."/>
+      <w:lvlJc w:val="left"/>
+      <w:pPr>
+        <w:tabs>
+          <w:tab w:val="num" w:pos="5760"/>
+        </w:tabs>
+        <w:ind w:left="5760" w:hanging="360"/>
+      </w:pPr>
+    </w:lvl>
+    <w:lvl w:ilvl="8" w:tentative="1">
+      <w:start w:val="1"/>
+      <w:numFmt w:val="decimal"/>
+      <w:lvlText w:val="%9."/>
+      <w:lvlJc w:val="left"/>
+      <w:pPr>
+        <w:tabs>
+          <w:tab w:val="num" w:pos="6480"/>
+        </w:tabs>
+        <w:ind w:left="6480" w:hanging="360"/>
+      </w:pPr>
+    </w:lvl>
+  </w:abstractNum>
+  <w:abstractNum w:abstractNumId="16" w15:restartNumberingAfterBreak="0">
     <w:nsid w:val="3FF7279B"/>
     <w:multiLevelType w:val="multilevel"/>
     <w:tmpl w:val="34AAEAAA"/>
@@ -4472,7 +13684,7 @@
       </w:pPr>
     </w:lvl>
   </w:abstractNum>
-  <w:abstractNum w:abstractNumId="15" w15:restartNumberingAfterBreak="0">
+  <w:abstractNum w:abstractNumId="17" w15:restartNumberingAfterBreak="0">
     <w:nsid w:val="469B6CC2"/>
     <w:multiLevelType w:val="multilevel"/>
     <w:tmpl w:val="2A9E3284"/>
@@ -4621,7 +13833,7 @@
       </w:rPr>
     </w:lvl>
   </w:abstractNum>
-  <w:abstractNum w:abstractNumId="16" w15:restartNumberingAfterBreak="0">
+  <w:abstractNum w:abstractNumId="18" w15:restartNumberingAfterBreak="0">
     <w:nsid w:val="4B931078"/>
     <w:multiLevelType w:val="multilevel"/>
     <w:tmpl w:val="F88CD3D0"/>
@@ -4770,7 +13982,124 @@
       </w:rPr>
     </w:lvl>
   </w:abstractNum>
-  <w:abstractNum w:abstractNumId="17" w15:restartNumberingAfterBreak="0">
+  <w:abstractNum w:abstractNumId="19" w15:restartNumberingAfterBreak="0">
+    <w:nsid w:val="50AD309A"/>
+    <w:multiLevelType w:val="multilevel"/>
+    <w:tmpl w:val="9A763DA2"/>
+    <w:lvl w:ilvl="0">
+      <w:start w:val="1"/>
+      <w:numFmt w:val="decimal"/>
+      <w:lvlText w:val="%1."/>
+      <w:lvlJc w:val="left"/>
+      <w:pPr>
+        <w:tabs>
+          <w:tab w:val="num" w:pos="720"/>
+        </w:tabs>
+        <w:ind w:left="720" w:hanging="360"/>
+      </w:pPr>
+    </w:lvl>
+    <w:lvl w:ilvl="1">
+      <w:start w:val="1"/>
+      <w:numFmt w:val="bullet"/>
+      <w:lvlText w:val="o"/>
+      <w:lvlJc w:val="left"/>
+      <w:pPr>
+        <w:tabs>
+          <w:tab w:val="num" w:pos="1440"/>
+        </w:tabs>
+        <w:ind w:left="1440" w:hanging="360"/>
+      </w:pPr>
+      <w:rPr>
+        <w:rFonts w:ascii="Courier New" w:hAnsi="Courier New" w:hint="default"/>
+        <w:sz w:val="20"/>
+      </w:rPr>
+    </w:lvl>
+    <w:lvl w:ilvl="2" w:tentative="1">
+      <w:start w:val="1"/>
+      <w:numFmt w:val="decimal"/>
+      <w:lvlText w:val="%3."/>
+      <w:lvlJc w:val="left"/>
+      <w:pPr>
+        <w:tabs>
+          <w:tab w:val="num" w:pos="2160"/>
+        </w:tabs>
+        <w:ind w:left="2160" w:hanging="360"/>
+      </w:pPr>
+    </w:lvl>
+    <w:lvl w:ilvl="3" w:tentative="1">
+      <w:start w:val="1"/>
+      <w:numFmt w:val="decimal"/>
+      <w:lvlText w:val="%4."/>
+      <w:lvlJc w:val="left"/>
+      <w:pPr>
+        <w:tabs>
+          <w:tab w:val="num" w:pos="2880"/>
+        </w:tabs>
+        <w:ind w:left="2880" w:hanging="360"/>
+      </w:pPr>
+    </w:lvl>
+    <w:lvl w:ilvl="4" w:tentative="1">
+      <w:start w:val="1"/>
+      <w:numFmt w:val="decimal"/>
+      <w:lvlText w:val="%5."/>
+      <w:lvlJc w:val="left"/>
+      <w:pPr>
+        <w:tabs>
+          <w:tab w:val="num" w:pos="3600"/>
+        </w:tabs>
+        <w:ind w:left="3600" w:hanging="360"/>
+      </w:pPr>
+    </w:lvl>
+    <w:lvl w:ilvl="5" w:tentative="1">
+      <w:start w:val="1"/>
+      <w:numFmt w:val="decimal"/>
+      <w:lvlText w:val="%6."/>
+      <w:lvlJc w:val="left"/>
+      <w:pPr>
+        <w:tabs>
+          <w:tab w:val="num" w:pos="4320"/>
+        </w:tabs>
+        <w:ind w:left="4320" w:hanging="360"/>
+      </w:pPr>
+    </w:lvl>
+    <w:lvl w:ilvl="6" w:tentative="1">
+      <w:start w:val="1"/>
+      <w:numFmt w:val="decimal"/>
+      <w:lvlText w:val="%7."/>
+      <w:lvlJc w:val="left"/>
+      <w:pPr>
+        <w:tabs>
+          <w:tab w:val="num" w:pos="5040"/>
+        </w:tabs>
+        <w:ind w:left="5040" w:hanging="360"/>
+      </w:pPr>
+    </w:lvl>
+    <w:lvl w:ilvl="7" w:tentative="1">
+      <w:start w:val="1"/>
+      <w:numFmt w:val="decimal"/>
+      <w:lvlText w:val="%8."/>
+      <w:lvlJc w:val="left"/>
+      <w:pPr>
+        <w:tabs>
+          <w:tab w:val="num" w:pos="5760"/>
+        </w:tabs>
+        <w:ind w:left="5760" w:hanging="360"/>
+      </w:pPr>
+    </w:lvl>
+    <w:lvl w:ilvl="8" w:tentative="1">
+      <w:start w:val="1"/>
+      <w:numFmt w:val="decimal"/>
+      <w:lvlText w:val="%9."/>
+      <w:lvlJc w:val="left"/>
+      <w:pPr>
+        <w:tabs>
+          <w:tab w:val="num" w:pos="6480"/>
+        </w:tabs>
+        <w:ind w:left="6480" w:hanging="360"/>
+      </w:pPr>
+    </w:lvl>
+  </w:abstractNum>
+  <w:abstractNum w:abstractNumId="20" w15:restartNumberingAfterBreak="0">
     <w:nsid w:val="52B47BEB"/>
     <w:multiLevelType w:val="multilevel"/>
     <w:tmpl w:val="620AAE86"/>
@@ -4883,7 +14212,7 @@
       </w:pPr>
     </w:lvl>
   </w:abstractNum>
-  <w:abstractNum w:abstractNumId="18" w15:restartNumberingAfterBreak="0">
+  <w:abstractNum w:abstractNumId="21" w15:restartNumberingAfterBreak="0">
     <w:nsid w:val="5FC3175C"/>
     <w:multiLevelType w:val="multilevel"/>
     <w:tmpl w:val="AB485BC4"/>
@@ -5032,7 +14361,7 @@
       </w:rPr>
     </w:lvl>
   </w:abstractNum>
-  <w:abstractNum w:abstractNumId="19" w15:restartNumberingAfterBreak="0">
+  <w:abstractNum w:abstractNumId="22" w15:restartNumberingAfterBreak="0">
     <w:nsid w:val="61DC70FE"/>
     <w:multiLevelType w:val="multilevel"/>
     <w:tmpl w:val="FBE413A2"/>
@@ -5145,7 +14474,7 @@
       </w:pPr>
     </w:lvl>
   </w:abstractNum>
-  <w:abstractNum w:abstractNumId="20" w15:restartNumberingAfterBreak="0">
+  <w:abstractNum w:abstractNumId="23" w15:restartNumberingAfterBreak="0">
     <w:nsid w:val="62E402E4"/>
     <w:multiLevelType w:val="multilevel"/>
     <w:tmpl w:val="47A84CC6"/>
@@ -5294,7 +14623,7 @@
       </w:rPr>
     </w:lvl>
   </w:abstractNum>
-  <w:abstractNum w:abstractNumId="21" w15:restartNumberingAfterBreak="0">
+  <w:abstractNum w:abstractNumId="24" w15:restartNumberingAfterBreak="0">
     <w:nsid w:val="696C19BF"/>
     <w:multiLevelType w:val="multilevel"/>
     <w:tmpl w:val="F0BE31C0"/>
@@ -5407,7 +14736,7 @@
       </w:pPr>
     </w:lvl>
   </w:abstractNum>
-  <w:abstractNum w:abstractNumId="22" w15:restartNumberingAfterBreak="0">
+  <w:abstractNum w:abstractNumId="25" w15:restartNumberingAfterBreak="0">
     <w:nsid w:val="6A6024CA"/>
     <w:multiLevelType w:val="multilevel"/>
     <w:tmpl w:val="4028A8E8"/>
@@ -5556,7 +14885,7 @@
       </w:rPr>
     </w:lvl>
   </w:abstractNum>
-  <w:abstractNum w:abstractNumId="23" w15:restartNumberingAfterBreak="0">
+  <w:abstractNum w:abstractNumId="26" w15:restartNumberingAfterBreak="0">
     <w:nsid w:val="6D8D00BC"/>
     <w:multiLevelType w:val="multilevel"/>
     <w:tmpl w:val="A3CC7920"/>
@@ -5705,7 +15034,7 @@
       </w:rPr>
     </w:lvl>
   </w:abstractNum>
-  <w:abstractNum w:abstractNumId="24" w15:restartNumberingAfterBreak="0">
+  <w:abstractNum w:abstractNumId="27" w15:restartNumberingAfterBreak="0">
     <w:nsid w:val="708B5A6A"/>
     <w:multiLevelType w:val="multilevel"/>
     <w:tmpl w:val="966E85F0"/>
@@ -5854,7 +15183,7 @@
       </w:rPr>
     </w:lvl>
   </w:abstractNum>
-  <w:abstractNum w:abstractNumId="25" w15:restartNumberingAfterBreak="0">
+  <w:abstractNum w:abstractNumId="28" w15:restartNumberingAfterBreak="0">
     <w:nsid w:val="72FE40C5"/>
     <w:multiLevelType w:val="multilevel"/>
     <w:tmpl w:val="F96C5D0C"/>
@@ -6003,7 +15332,7 @@
       </w:rPr>
     </w:lvl>
   </w:abstractNum>
-  <w:abstractNum w:abstractNumId="26" w15:restartNumberingAfterBreak="0">
+  <w:abstractNum w:abstractNumId="29" w15:restartNumberingAfterBreak="0">
     <w:nsid w:val="7C632327"/>
     <w:multiLevelType w:val="multilevel"/>
     <w:tmpl w:val="74FC4324"/>
@@ -6153,31 +15482,31 @@
     </w:lvl>
   </w:abstractNum>
   <w:num w:numId="1" w16cid:durableId="1927374161">
-    <w:abstractNumId w:val="18"/>
+    <w:abstractNumId w:val="21"/>
   </w:num>
   <w:num w:numId="2" w16cid:durableId="622224846">
-    <w:abstractNumId w:val="10"/>
+    <w:abstractNumId w:val="11"/>
   </w:num>
   <w:num w:numId="3" w16cid:durableId="1509444705">
-    <w:abstractNumId w:val="12"/>
+    <w:abstractNumId w:val="13"/>
   </w:num>
   <w:num w:numId="4" w16cid:durableId="513109589">
-    <w:abstractNumId w:val="22"/>
+    <w:abstractNumId w:val="25"/>
   </w:num>
   <w:num w:numId="5" w16cid:durableId="2016305010">
     <w:abstractNumId w:val="6"/>
   </w:num>
   <w:num w:numId="6" w16cid:durableId="59718511">
-    <w:abstractNumId w:val="26"/>
+    <w:abstractNumId w:val="29"/>
   </w:num>
   <w:num w:numId="7" w16cid:durableId="2031295297">
+    <w:abstractNumId w:val="20"/>
+  </w:num>
+  <w:num w:numId="8" w16cid:durableId="1053390580">
     <w:abstractNumId w:val="17"/>
   </w:num>
-  <w:num w:numId="8" w16cid:durableId="1053390580">
-    <w:abstractNumId w:val="15"/>
-  </w:num>
   <w:num w:numId="9" w16cid:durableId="1069228973">
-    <w:abstractNumId w:val="8"/>
+    <w:abstractNumId w:val="9"/>
   </w:num>
   <w:num w:numId="10" w16cid:durableId="736821571">
     <w:abstractNumId w:val="0"/>
@@ -6186,13 +15515,13 @@
     <w:abstractNumId w:val="3"/>
   </w:num>
   <w:num w:numId="12" w16cid:durableId="1056123995">
-    <w:abstractNumId w:val="16"/>
+    <w:abstractNumId w:val="18"/>
   </w:num>
   <w:num w:numId="13" w16cid:durableId="538083271">
-    <w:abstractNumId w:val="23"/>
+    <w:abstractNumId w:val="26"/>
   </w:num>
   <w:num w:numId="14" w16cid:durableId="401368771">
-    <w:abstractNumId w:val="14"/>
+    <w:abstractNumId w:val="16"/>
   </w:num>
   <w:num w:numId="15" w16cid:durableId="953712440">
     <w:abstractNumId w:val="7"/>
@@ -6201,37 +15530,46 @@
     <w:abstractNumId w:val="4"/>
   </w:num>
   <w:num w:numId="17" w16cid:durableId="1051929111">
-    <w:abstractNumId w:val="9"/>
+    <w:abstractNumId w:val="10"/>
   </w:num>
   <w:num w:numId="18" w16cid:durableId="1467504669">
-    <w:abstractNumId w:val="24"/>
+    <w:abstractNumId w:val="27"/>
   </w:num>
   <w:num w:numId="19" w16cid:durableId="1401978770">
     <w:abstractNumId w:val="5"/>
   </w:num>
   <w:num w:numId="20" w16cid:durableId="1516459897">
-    <w:abstractNumId w:val="20"/>
+    <w:abstractNumId w:val="23"/>
   </w:num>
   <w:num w:numId="21" w16cid:durableId="404954860">
-    <w:abstractNumId w:val="25"/>
+    <w:abstractNumId w:val="28"/>
   </w:num>
   <w:num w:numId="22" w16cid:durableId="212617495">
-    <w:abstractNumId w:val="21"/>
+    <w:abstractNumId w:val="24"/>
   </w:num>
   <w:num w:numId="23" w16cid:durableId="13385970">
-    <w:abstractNumId w:val="11"/>
+    <w:abstractNumId w:val="12"/>
   </w:num>
   <w:num w:numId="24" w16cid:durableId="1018122900">
-    <w:abstractNumId w:val="19"/>
+    <w:abstractNumId w:val="22"/>
   </w:num>
   <w:num w:numId="25" w16cid:durableId="1074937517">
-    <w:abstractNumId w:val="13"/>
+    <w:abstractNumId w:val="14"/>
   </w:num>
   <w:num w:numId="26" w16cid:durableId="1420370638">
     <w:abstractNumId w:val="2"/>
   </w:num>
   <w:num w:numId="27" w16cid:durableId="2096828371">
     <w:abstractNumId w:val="1"/>
+  </w:num>
+  <w:num w:numId="28" w16cid:durableId="939067539">
+    <w:abstractNumId w:val="8"/>
+  </w:num>
+  <w:num w:numId="29" w16cid:durableId="2066367812">
+    <w:abstractNumId w:val="19"/>
+  </w:num>
+  <w:num w:numId="30" w16cid:durableId="1474372466">
+    <w:abstractNumId w:val="15"/>
   </w:num>
 </w:numbering>
 </file>
